--- a/docs/thejohn-file-inventory.docx
+++ b/docs/thejohn-file-inventory.docx
@@ -56,7 +56,7 @@
       <w:tr>
         <w:tc>
           <w:tcPr>
-            <w:tcW w:type="dxa" w:w="510"/>
+            <w:tcW w:type="dxa" w:w="255"/>
           </w:tcPr>
           <w:p>
             <w:pPr>
@@ -72,7 +72,7 @@
         </w:tc>
         <w:tc>
           <w:tcPr>
-            <w:tcW w:type="dxa" w:w="5783"/>
+            <w:tcW w:type="dxa" w:w="6038"/>
             <w:noWrap/>
           </w:tcPr>
           <w:p>
@@ -101,7 +101,7 @@
       <w:tr>
         <w:tc>
           <w:tcPr>
-            <w:tcW w:type="dxa" w:w="510"/>
+            <w:tcW w:type="dxa" w:w="255"/>
           </w:tcPr>
           <w:p>
             <w:pPr>
@@ -117,7 +117,7 @@
         </w:tc>
         <w:tc>
           <w:tcPr>
-            <w:tcW w:type="dxa" w:w="5783"/>
+            <w:tcW w:type="dxa" w:w="6038"/>
             <w:noWrap/>
           </w:tcPr>
           <w:p>
@@ -147,7 +147,7 @@
       <w:tr>
         <w:tc>
           <w:tcPr>
-            <w:tcW w:type="dxa" w:w="510"/>
+            <w:tcW w:type="dxa" w:w="255"/>
           </w:tcPr>
           <w:p>
             <w:pPr>
@@ -163,7 +163,7 @@
         </w:tc>
         <w:tc>
           <w:tcPr>
-            <w:tcW w:type="dxa" w:w="5783"/>
+            <w:tcW w:type="dxa" w:w="6038"/>
             <w:noWrap/>
           </w:tcPr>
           <w:p>
@@ -193,7 +193,7 @@
       <w:tr>
         <w:tc>
           <w:tcPr>
-            <w:tcW w:type="dxa" w:w="510"/>
+            <w:tcW w:type="dxa" w:w="255"/>
           </w:tcPr>
           <w:p>
             <w:pPr>
@@ -209,7 +209,7 @@
         </w:tc>
         <w:tc>
           <w:tcPr>
-            <w:tcW w:type="dxa" w:w="5783"/>
+            <w:tcW w:type="dxa" w:w="6038"/>
             <w:noWrap/>
           </w:tcPr>
           <w:p>
@@ -239,7 +239,7 @@
       <w:tr>
         <w:tc>
           <w:tcPr>
-            <w:tcW w:type="dxa" w:w="510"/>
+            <w:tcW w:type="dxa" w:w="255"/>
           </w:tcPr>
           <w:p>
             <w:pPr>
@@ -255,7 +255,7 @@
         </w:tc>
         <w:tc>
           <w:tcPr>
-            <w:tcW w:type="dxa" w:w="5783"/>
+            <w:tcW w:type="dxa" w:w="6038"/>
             <w:noWrap/>
           </w:tcPr>
           <w:p>
@@ -285,7 +285,7 @@
       <w:tr>
         <w:tc>
           <w:tcPr>
-            <w:tcW w:type="dxa" w:w="510"/>
+            <w:tcW w:type="dxa" w:w="255"/>
           </w:tcPr>
           <w:p>
             <w:pPr>
@@ -301,7 +301,7 @@
         </w:tc>
         <w:tc>
           <w:tcPr>
-            <w:tcW w:type="dxa" w:w="5783"/>
+            <w:tcW w:type="dxa" w:w="6038"/>
             <w:noWrap/>
           </w:tcPr>
           <w:p>
@@ -331,7 +331,7 @@
       <w:tr>
         <w:tc>
           <w:tcPr>
-            <w:tcW w:type="dxa" w:w="510"/>
+            <w:tcW w:type="dxa" w:w="255"/>
           </w:tcPr>
           <w:p>
             <w:pPr>
@@ -347,7 +347,7 @@
         </w:tc>
         <w:tc>
           <w:tcPr>
-            <w:tcW w:type="dxa" w:w="5783"/>
+            <w:tcW w:type="dxa" w:w="6038"/>
             <w:noWrap/>
           </w:tcPr>
           <w:p>
@@ -377,7 +377,7 @@
       <w:tr>
         <w:tc>
           <w:tcPr>
-            <w:tcW w:type="dxa" w:w="510"/>
+            <w:tcW w:type="dxa" w:w="255"/>
           </w:tcPr>
           <w:p>
             <w:pPr>
@@ -393,7 +393,7 @@
         </w:tc>
         <w:tc>
           <w:tcPr>
-            <w:tcW w:type="dxa" w:w="5783"/>
+            <w:tcW w:type="dxa" w:w="6038"/>
             <w:noWrap/>
           </w:tcPr>
           <w:p>
@@ -423,7 +423,7 @@
       <w:tr>
         <w:tc>
           <w:tcPr>
-            <w:tcW w:type="dxa" w:w="510"/>
+            <w:tcW w:type="dxa" w:w="255"/>
           </w:tcPr>
           <w:p>
             <w:pPr>
@@ -439,7 +439,7 @@
         </w:tc>
         <w:tc>
           <w:tcPr>
-            <w:tcW w:type="dxa" w:w="5783"/>
+            <w:tcW w:type="dxa" w:w="6038"/>
             <w:noWrap/>
           </w:tcPr>
           <w:p>
@@ -469,7 +469,7 @@
       <w:tr>
         <w:tc>
           <w:tcPr>
-            <w:tcW w:type="dxa" w:w="510"/>
+            <w:tcW w:type="dxa" w:w="255"/>
           </w:tcPr>
           <w:p>
             <w:pPr>
@@ -485,7 +485,7 @@
         </w:tc>
         <w:tc>
           <w:tcPr>
-            <w:tcW w:type="dxa" w:w="5783"/>
+            <w:tcW w:type="dxa" w:w="6038"/>
             <w:noWrap/>
           </w:tcPr>
           <w:p>
@@ -515,7 +515,7 @@
       <w:tr>
         <w:tc>
           <w:tcPr>
-            <w:tcW w:type="dxa" w:w="510"/>
+            <w:tcW w:type="dxa" w:w="255"/>
           </w:tcPr>
           <w:p>
             <w:pPr>
@@ -531,7 +531,7 @@
         </w:tc>
         <w:tc>
           <w:tcPr>
-            <w:tcW w:type="dxa" w:w="5783"/>
+            <w:tcW w:type="dxa" w:w="6038"/>
             <w:noWrap/>
           </w:tcPr>
           <w:p>
@@ -561,7 +561,7 @@
       <w:tr>
         <w:tc>
           <w:tcPr>
-            <w:tcW w:type="dxa" w:w="510"/>
+            <w:tcW w:type="dxa" w:w="255"/>
           </w:tcPr>
           <w:p>
             <w:pPr>
@@ -577,7 +577,7 @@
         </w:tc>
         <w:tc>
           <w:tcPr>
-            <w:tcW w:type="dxa" w:w="5783"/>
+            <w:tcW w:type="dxa" w:w="6038"/>
             <w:noWrap/>
           </w:tcPr>
           <w:p>
@@ -607,7 +607,7 @@
       <w:tr>
         <w:tc>
           <w:tcPr>
-            <w:tcW w:type="dxa" w:w="510"/>
+            <w:tcW w:type="dxa" w:w="255"/>
           </w:tcPr>
           <w:p>
             <w:pPr>
@@ -623,7 +623,7 @@
         </w:tc>
         <w:tc>
           <w:tcPr>
-            <w:tcW w:type="dxa" w:w="5783"/>
+            <w:tcW w:type="dxa" w:w="6038"/>
             <w:noWrap/>
           </w:tcPr>
           <w:p>
@@ -653,7 +653,7 @@
       <w:tr>
         <w:tc>
           <w:tcPr>
-            <w:tcW w:type="dxa" w:w="510"/>
+            <w:tcW w:type="dxa" w:w="255"/>
           </w:tcPr>
           <w:p>
             <w:pPr>
@@ -669,7 +669,7 @@
         </w:tc>
         <w:tc>
           <w:tcPr>
-            <w:tcW w:type="dxa" w:w="5783"/>
+            <w:tcW w:type="dxa" w:w="6038"/>
             <w:noWrap/>
           </w:tcPr>
           <w:p>
@@ -699,7 +699,7 @@
       <w:tr>
         <w:tc>
           <w:tcPr>
-            <w:tcW w:type="dxa" w:w="510"/>
+            <w:tcW w:type="dxa" w:w="255"/>
           </w:tcPr>
           <w:p>
             <w:pPr>
@@ -715,7 +715,7 @@
         </w:tc>
         <w:tc>
           <w:tcPr>
-            <w:tcW w:type="dxa" w:w="5783"/>
+            <w:tcW w:type="dxa" w:w="6038"/>
             <w:noWrap/>
           </w:tcPr>
           <w:p>
@@ -745,7 +745,7 @@
       <w:tr>
         <w:tc>
           <w:tcPr>
-            <w:tcW w:type="dxa" w:w="510"/>
+            <w:tcW w:type="dxa" w:w="255"/>
           </w:tcPr>
           <w:p>
             <w:pPr>
@@ -761,7 +761,7 @@
         </w:tc>
         <w:tc>
           <w:tcPr>
-            <w:tcW w:type="dxa" w:w="5783"/>
+            <w:tcW w:type="dxa" w:w="6038"/>
             <w:noWrap/>
           </w:tcPr>
           <w:p>
@@ -791,7 +791,7 @@
       <w:tr>
         <w:tc>
           <w:tcPr>
-            <w:tcW w:type="dxa" w:w="510"/>
+            <w:tcW w:type="dxa" w:w="255"/>
           </w:tcPr>
           <w:p>
             <w:pPr>
@@ -807,7 +807,7 @@
         </w:tc>
         <w:tc>
           <w:tcPr>
-            <w:tcW w:type="dxa" w:w="5783"/>
+            <w:tcW w:type="dxa" w:w="6038"/>
             <w:noWrap/>
           </w:tcPr>
           <w:p>
@@ -837,7 +837,7 @@
       <w:tr>
         <w:tc>
           <w:tcPr>
-            <w:tcW w:type="dxa" w:w="510"/>
+            <w:tcW w:type="dxa" w:w="255"/>
           </w:tcPr>
           <w:p>
             <w:pPr>
@@ -853,7 +853,7 @@
         </w:tc>
         <w:tc>
           <w:tcPr>
-            <w:tcW w:type="dxa" w:w="5783"/>
+            <w:tcW w:type="dxa" w:w="6038"/>
             <w:noWrap/>
           </w:tcPr>
           <w:p>
@@ -883,7 +883,7 @@
       <w:tr>
         <w:tc>
           <w:tcPr>
-            <w:tcW w:type="dxa" w:w="510"/>
+            <w:tcW w:type="dxa" w:w="255"/>
           </w:tcPr>
           <w:p>
             <w:pPr>
@@ -899,7 +899,7 @@
         </w:tc>
         <w:tc>
           <w:tcPr>
-            <w:tcW w:type="dxa" w:w="5783"/>
+            <w:tcW w:type="dxa" w:w="6038"/>
             <w:noWrap/>
           </w:tcPr>
           <w:p>
@@ -929,7 +929,7 @@
       <w:tr>
         <w:tc>
           <w:tcPr>
-            <w:tcW w:type="dxa" w:w="510"/>
+            <w:tcW w:type="dxa" w:w="255"/>
           </w:tcPr>
           <w:p>
             <w:pPr>
@@ -945,7 +945,7 @@
         </w:tc>
         <w:tc>
           <w:tcPr>
-            <w:tcW w:type="dxa" w:w="5783"/>
+            <w:tcW w:type="dxa" w:w="6038"/>
             <w:noWrap/>
           </w:tcPr>
           <w:p>
@@ -975,7 +975,7 @@
       <w:tr>
         <w:tc>
           <w:tcPr>
-            <w:tcW w:type="dxa" w:w="510"/>
+            <w:tcW w:type="dxa" w:w="255"/>
           </w:tcPr>
           <w:p>
             <w:pPr>
@@ -991,7 +991,7 @@
         </w:tc>
         <w:tc>
           <w:tcPr>
-            <w:tcW w:type="dxa" w:w="5783"/>
+            <w:tcW w:type="dxa" w:w="6038"/>
             <w:noWrap/>
           </w:tcPr>
           <w:p>
@@ -1021,7 +1021,7 @@
       <w:tr>
         <w:tc>
           <w:tcPr>
-            <w:tcW w:type="dxa" w:w="510"/>
+            <w:tcW w:type="dxa" w:w="255"/>
           </w:tcPr>
           <w:p>
             <w:pPr>
@@ -1037,7 +1037,7 @@
         </w:tc>
         <w:tc>
           <w:tcPr>
-            <w:tcW w:type="dxa" w:w="5783"/>
+            <w:tcW w:type="dxa" w:w="6038"/>
             <w:noWrap/>
           </w:tcPr>
           <w:p>
@@ -1067,7 +1067,7 @@
       <w:tr>
         <w:tc>
           <w:tcPr>
-            <w:tcW w:type="dxa" w:w="510"/>
+            <w:tcW w:type="dxa" w:w="255"/>
           </w:tcPr>
           <w:p>
             <w:pPr>
@@ -1083,7 +1083,7 @@
         </w:tc>
         <w:tc>
           <w:tcPr>
-            <w:tcW w:type="dxa" w:w="5783"/>
+            <w:tcW w:type="dxa" w:w="6038"/>
             <w:noWrap/>
           </w:tcPr>
           <w:p>
@@ -1113,7 +1113,7 @@
       <w:tr>
         <w:tc>
           <w:tcPr>
-            <w:tcW w:type="dxa" w:w="510"/>
+            <w:tcW w:type="dxa" w:w="255"/>
           </w:tcPr>
           <w:p>
             <w:pPr>
@@ -1129,7 +1129,7 @@
         </w:tc>
         <w:tc>
           <w:tcPr>
-            <w:tcW w:type="dxa" w:w="5783"/>
+            <w:tcW w:type="dxa" w:w="6038"/>
             <w:noWrap/>
           </w:tcPr>
           <w:p>
@@ -1159,7 +1159,7 @@
       <w:tr>
         <w:tc>
           <w:tcPr>
-            <w:tcW w:type="dxa" w:w="510"/>
+            <w:tcW w:type="dxa" w:w="255"/>
           </w:tcPr>
           <w:p>
             <w:pPr>
@@ -1175,7 +1175,7 @@
         </w:tc>
         <w:tc>
           <w:tcPr>
-            <w:tcW w:type="dxa" w:w="5783"/>
+            <w:tcW w:type="dxa" w:w="6038"/>
             <w:noWrap/>
           </w:tcPr>
           <w:p>
@@ -1205,7 +1205,7 @@
       <w:tr>
         <w:tc>
           <w:tcPr>
-            <w:tcW w:type="dxa" w:w="510"/>
+            <w:tcW w:type="dxa" w:w="255"/>
           </w:tcPr>
           <w:p>
             <w:pPr>
@@ -1221,7 +1221,7 @@
         </w:tc>
         <w:tc>
           <w:tcPr>
-            <w:tcW w:type="dxa" w:w="5783"/>
+            <w:tcW w:type="dxa" w:w="6038"/>
             <w:noWrap/>
           </w:tcPr>
           <w:p>
@@ -1251,7 +1251,7 @@
       <w:tr>
         <w:tc>
           <w:tcPr>
-            <w:tcW w:type="dxa" w:w="510"/>
+            <w:tcW w:type="dxa" w:w="255"/>
           </w:tcPr>
           <w:p>
             <w:pPr>
@@ -1267,7 +1267,7 @@
         </w:tc>
         <w:tc>
           <w:tcPr>
-            <w:tcW w:type="dxa" w:w="5783"/>
+            <w:tcW w:type="dxa" w:w="6038"/>
             <w:noWrap/>
           </w:tcPr>
           <w:p>
@@ -1297,7 +1297,7 @@
       <w:tr>
         <w:tc>
           <w:tcPr>
-            <w:tcW w:type="dxa" w:w="510"/>
+            <w:tcW w:type="dxa" w:w="255"/>
           </w:tcPr>
           <w:p>
             <w:pPr>
@@ -1313,7 +1313,7 @@
         </w:tc>
         <w:tc>
           <w:tcPr>
-            <w:tcW w:type="dxa" w:w="5783"/>
+            <w:tcW w:type="dxa" w:w="6038"/>
             <w:noWrap/>
           </w:tcPr>
           <w:p>
@@ -1343,7 +1343,7 @@
       <w:tr>
         <w:tc>
           <w:tcPr>
-            <w:tcW w:type="dxa" w:w="510"/>
+            <w:tcW w:type="dxa" w:w="255"/>
           </w:tcPr>
           <w:p>
             <w:pPr>
@@ -1359,7 +1359,7 @@
         </w:tc>
         <w:tc>
           <w:tcPr>
-            <w:tcW w:type="dxa" w:w="5783"/>
+            <w:tcW w:type="dxa" w:w="6038"/>
             <w:noWrap/>
           </w:tcPr>
           <w:p>
@@ -1389,7 +1389,7 @@
       <w:tr>
         <w:tc>
           <w:tcPr>
-            <w:tcW w:type="dxa" w:w="510"/>
+            <w:tcW w:type="dxa" w:w="255"/>
           </w:tcPr>
           <w:p>
             <w:pPr>
@@ -1405,7 +1405,7 @@
         </w:tc>
         <w:tc>
           <w:tcPr>
-            <w:tcW w:type="dxa" w:w="5783"/>
+            <w:tcW w:type="dxa" w:w="6038"/>
             <w:noWrap/>
           </w:tcPr>
           <w:p>
@@ -1435,7 +1435,7 @@
       <w:tr>
         <w:tc>
           <w:tcPr>
-            <w:tcW w:type="dxa" w:w="510"/>
+            <w:tcW w:type="dxa" w:w="255"/>
           </w:tcPr>
           <w:p>
             <w:pPr>
@@ -1451,7 +1451,7 @@
         </w:tc>
         <w:tc>
           <w:tcPr>
-            <w:tcW w:type="dxa" w:w="5783"/>
+            <w:tcW w:type="dxa" w:w="6038"/>
             <w:noWrap/>
           </w:tcPr>
           <w:p>
@@ -1481,7 +1481,7 @@
       <w:tr>
         <w:tc>
           <w:tcPr>
-            <w:tcW w:type="dxa" w:w="510"/>
+            <w:tcW w:type="dxa" w:w="255"/>
           </w:tcPr>
           <w:p>
             <w:pPr>
@@ -1497,7 +1497,7 @@
         </w:tc>
         <w:tc>
           <w:tcPr>
-            <w:tcW w:type="dxa" w:w="5783"/>
+            <w:tcW w:type="dxa" w:w="6038"/>
             <w:noWrap/>
           </w:tcPr>
           <w:p>
@@ -1527,7 +1527,7 @@
       <w:tr>
         <w:tc>
           <w:tcPr>
-            <w:tcW w:type="dxa" w:w="510"/>
+            <w:tcW w:type="dxa" w:w="255"/>
           </w:tcPr>
           <w:p>
             <w:pPr>
@@ -1543,7 +1543,7 @@
         </w:tc>
         <w:tc>
           <w:tcPr>
-            <w:tcW w:type="dxa" w:w="5783"/>
+            <w:tcW w:type="dxa" w:w="6038"/>
             <w:noWrap/>
           </w:tcPr>
           <w:p>
@@ -1573,7 +1573,7 @@
       <w:tr>
         <w:tc>
           <w:tcPr>
-            <w:tcW w:type="dxa" w:w="510"/>
+            <w:tcW w:type="dxa" w:w="255"/>
           </w:tcPr>
           <w:p>
             <w:pPr>
@@ -1589,7 +1589,7 @@
         </w:tc>
         <w:tc>
           <w:tcPr>
-            <w:tcW w:type="dxa" w:w="5783"/>
+            <w:tcW w:type="dxa" w:w="6038"/>
             <w:noWrap/>
           </w:tcPr>
           <w:p>
@@ -1619,7 +1619,7 @@
       <w:tr>
         <w:tc>
           <w:tcPr>
-            <w:tcW w:type="dxa" w:w="510"/>
+            <w:tcW w:type="dxa" w:w="255"/>
           </w:tcPr>
           <w:p>
             <w:pPr>
@@ -1635,7 +1635,7 @@
         </w:tc>
         <w:tc>
           <w:tcPr>
-            <w:tcW w:type="dxa" w:w="5783"/>
+            <w:tcW w:type="dxa" w:w="6038"/>
             <w:noWrap/>
           </w:tcPr>
           <w:p>
@@ -1665,7 +1665,7 @@
       <w:tr>
         <w:tc>
           <w:tcPr>
-            <w:tcW w:type="dxa" w:w="510"/>
+            <w:tcW w:type="dxa" w:w="255"/>
           </w:tcPr>
           <w:p>
             <w:pPr>
@@ -1681,7 +1681,7 @@
         </w:tc>
         <w:tc>
           <w:tcPr>
-            <w:tcW w:type="dxa" w:w="5783"/>
+            <w:tcW w:type="dxa" w:w="6038"/>
             <w:noWrap/>
           </w:tcPr>
           <w:p>
@@ -1711,7 +1711,7 @@
       <w:tr>
         <w:tc>
           <w:tcPr>
-            <w:tcW w:type="dxa" w:w="510"/>
+            <w:tcW w:type="dxa" w:w="255"/>
           </w:tcPr>
           <w:p>
             <w:pPr>
@@ -1727,7 +1727,7 @@
         </w:tc>
         <w:tc>
           <w:tcPr>
-            <w:tcW w:type="dxa" w:w="5783"/>
+            <w:tcW w:type="dxa" w:w="6038"/>
             <w:noWrap/>
           </w:tcPr>
           <w:p>
@@ -1757,7 +1757,7 @@
       <w:tr>
         <w:tc>
           <w:tcPr>
-            <w:tcW w:type="dxa" w:w="510"/>
+            <w:tcW w:type="dxa" w:w="255"/>
           </w:tcPr>
           <w:p>
             <w:pPr>
@@ -1773,7 +1773,7 @@
         </w:tc>
         <w:tc>
           <w:tcPr>
-            <w:tcW w:type="dxa" w:w="5783"/>
+            <w:tcW w:type="dxa" w:w="6038"/>
             <w:noWrap/>
           </w:tcPr>
           <w:p>
@@ -1803,7 +1803,7 @@
       <w:tr>
         <w:tc>
           <w:tcPr>
-            <w:tcW w:type="dxa" w:w="510"/>
+            <w:tcW w:type="dxa" w:w="255"/>
           </w:tcPr>
           <w:p>
             <w:pPr>
@@ -1819,7 +1819,7 @@
         </w:tc>
         <w:tc>
           <w:tcPr>
-            <w:tcW w:type="dxa" w:w="5783"/>
+            <w:tcW w:type="dxa" w:w="6038"/>
             <w:noWrap/>
           </w:tcPr>
           <w:p>
@@ -1849,7 +1849,7 @@
       <w:tr>
         <w:tc>
           <w:tcPr>
-            <w:tcW w:type="dxa" w:w="510"/>
+            <w:tcW w:type="dxa" w:w="255"/>
           </w:tcPr>
           <w:p>
             <w:pPr>
@@ -1865,7 +1865,7 @@
         </w:tc>
         <w:tc>
           <w:tcPr>
-            <w:tcW w:type="dxa" w:w="5783"/>
+            <w:tcW w:type="dxa" w:w="6038"/>
             <w:noWrap/>
           </w:tcPr>
           <w:p>
@@ -1895,7 +1895,7 @@
       <w:tr>
         <w:tc>
           <w:tcPr>
-            <w:tcW w:type="dxa" w:w="510"/>
+            <w:tcW w:type="dxa" w:w="255"/>
           </w:tcPr>
           <w:p>
             <w:pPr>
@@ -1911,7 +1911,7 @@
         </w:tc>
         <w:tc>
           <w:tcPr>
-            <w:tcW w:type="dxa" w:w="5783"/>
+            <w:tcW w:type="dxa" w:w="6038"/>
             <w:noWrap/>
           </w:tcPr>
           <w:p>
@@ -1941,7 +1941,7 @@
       <w:tr>
         <w:tc>
           <w:tcPr>
-            <w:tcW w:type="dxa" w:w="510"/>
+            <w:tcW w:type="dxa" w:w="255"/>
           </w:tcPr>
           <w:p>
             <w:pPr>
@@ -1957,7 +1957,7 @@
         </w:tc>
         <w:tc>
           <w:tcPr>
-            <w:tcW w:type="dxa" w:w="5783"/>
+            <w:tcW w:type="dxa" w:w="6038"/>
             <w:noWrap/>
           </w:tcPr>
           <w:p>
@@ -1987,7 +1987,7 @@
       <w:tr>
         <w:tc>
           <w:tcPr>
-            <w:tcW w:type="dxa" w:w="510"/>
+            <w:tcW w:type="dxa" w:w="255"/>
           </w:tcPr>
           <w:p>
             <w:pPr>
@@ -2003,7 +2003,7 @@
         </w:tc>
         <w:tc>
           <w:tcPr>
-            <w:tcW w:type="dxa" w:w="5783"/>
+            <w:tcW w:type="dxa" w:w="6038"/>
             <w:noWrap/>
           </w:tcPr>
           <w:p>
@@ -2033,7 +2033,7 @@
       <w:tr>
         <w:tc>
           <w:tcPr>
-            <w:tcW w:type="dxa" w:w="510"/>
+            <w:tcW w:type="dxa" w:w="255"/>
           </w:tcPr>
           <w:p>
             <w:pPr>
@@ -2049,7 +2049,7 @@
         </w:tc>
         <w:tc>
           <w:tcPr>
-            <w:tcW w:type="dxa" w:w="5783"/>
+            <w:tcW w:type="dxa" w:w="6038"/>
             <w:noWrap/>
           </w:tcPr>
           <w:p>
@@ -2079,7 +2079,7 @@
       <w:tr>
         <w:tc>
           <w:tcPr>
-            <w:tcW w:type="dxa" w:w="510"/>
+            <w:tcW w:type="dxa" w:w="255"/>
           </w:tcPr>
           <w:p>
             <w:pPr>
@@ -2095,7 +2095,7 @@
         </w:tc>
         <w:tc>
           <w:tcPr>
-            <w:tcW w:type="dxa" w:w="5783"/>
+            <w:tcW w:type="dxa" w:w="6038"/>
             <w:noWrap/>
           </w:tcPr>
           <w:p>
@@ -2125,7 +2125,7 @@
       <w:tr>
         <w:tc>
           <w:tcPr>
-            <w:tcW w:type="dxa" w:w="510"/>
+            <w:tcW w:type="dxa" w:w="255"/>
           </w:tcPr>
           <w:p>
             <w:pPr>
@@ -2141,7 +2141,7 @@
         </w:tc>
         <w:tc>
           <w:tcPr>
-            <w:tcW w:type="dxa" w:w="5783"/>
+            <w:tcW w:type="dxa" w:w="6038"/>
             <w:noWrap/>
           </w:tcPr>
           <w:p>
@@ -2171,7 +2171,7 @@
       <w:tr>
         <w:tc>
           <w:tcPr>
-            <w:tcW w:type="dxa" w:w="510"/>
+            <w:tcW w:type="dxa" w:w="255"/>
           </w:tcPr>
           <w:p>
             <w:pPr>
@@ -2187,7 +2187,7 @@
         </w:tc>
         <w:tc>
           <w:tcPr>
-            <w:tcW w:type="dxa" w:w="5783"/>
+            <w:tcW w:type="dxa" w:w="6038"/>
             <w:noWrap/>
           </w:tcPr>
           <w:p>
@@ -2217,7 +2217,7 @@
       <w:tr>
         <w:tc>
           <w:tcPr>
-            <w:tcW w:type="dxa" w:w="510"/>
+            <w:tcW w:type="dxa" w:w="255"/>
           </w:tcPr>
           <w:p>
             <w:pPr>
@@ -2233,7 +2233,7 @@
         </w:tc>
         <w:tc>
           <w:tcPr>
-            <w:tcW w:type="dxa" w:w="5783"/>
+            <w:tcW w:type="dxa" w:w="6038"/>
             <w:noWrap/>
           </w:tcPr>
           <w:p>
@@ -2263,7 +2263,7 @@
       <w:tr>
         <w:tc>
           <w:tcPr>
-            <w:tcW w:type="dxa" w:w="510"/>
+            <w:tcW w:type="dxa" w:w="255"/>
           </w:tcPr>
           <w:p>
             <w:pPr>
@@ -2279,7 +2279,7 @@
         </w:tc>
         <w:tc>
           <w:tcPr>
-            <w:tcW w:type="dxa" w:w="5783"/>
+            <w:tcW w:type="dxa" w:w="6038"/>
             <w:noWrap/>
           </w:tcPr>
           <w:p>
@@ -2309,7 +2309,7 @@
       <w:tr>
         <w:tc>
           <w:tcPr>
-            <w:tcW w:type="dxa" w:w="510"/>
+            <w:tcW w:type="dxa" w:w="255"/>
           </w:tcPr>
           <w:p>
             <w:pPr>
@@ -2325,7 +2325,7 @@
         </w:tc>
         <w:tc>
           <w:tcPr>
-            <w:tcW w:type="dxa" w:w="5783"/>
+            <w:tcW w:type="dxa" w:w="6038"/>
             <w:noWrap/>
           </w:tcPr>
           <w:p>
@@ -2355,7 +2355,7 @@
       <w:tr>
         <w:tc>
           <w:tcPr>
-            <w:tcW w:type="dxa" w:w="510"/>
+            <w:tcW w:type="dxa" w:w="255"/>
           </w:tcPr>
           <w:p>
             <w:pPr>
@@ -2371,7 +2371,7 @@
         </w:tc>
         <w:tc>
           <w:tcPr>
-            <w:tcW w:type="dxa" w:w="5783"/>
+            <w:tcW w:type="dxa" w:w="6038"/>
             <w:noWrap/>
           </w:tcPr>
           <w:p>
@@ -2401,7 +2401,7 @@
       <w:tr>
         <w:tc>
           <w:tcPr>
-            <w:tcW w:type="dxa" w:w="510"/>
+            <w:tcW w:type="dxa" w:w="255"/>
           </w:tcPr>
           <w:p>
             <w:pPr>
@@ -2417,7 +2417,7 @@
         </w:tc>
         <w:tc>
           <w:tcPr>
-            <w:tcW w:type="dxa" w:w="5783"/>
+            <w:tcW w:type="dxa" w:w="6038"/>
             <w:noWrap/>
           </w:tcPr>
           <w:p>
@@ -2447,7 +2447,7 @@
       <w:tr>
         <w:tc>
           <w:tcPr>
-            <w:tcW w:type="dxa" w:w="510"/>
+            <w:tcW w:type="dxa" w:w="255"/>
           </w:tcPr>
           <w:p>
             <w:pPr>
@@ -2463,7 +2463,7 @@
         </w:tc>
         <w:tc>
           <w:tcPr>
-            <w:tcW w:type="dxa" w:w="5783"/>
+            <w:tcW w:type="dxa" w:w="6038"/>
             <w:noWrap/>
           </w:tcPr>
           <w:p>
@@ -2493,7 +2493,7 @@
       <w:tr>
         <w:tc>
           <w:tcPr>
-            <w:tcW w:type="dxa" w:w="510"/>
+            <w:tcW w:type="dxa" w:w="255"/>
           </w:tcPr>
           <w:p>
             <w:pPr>
@@ -2509,7 +2509,7 @@
         </w:tc>
         <w:tc>
           <w:tcPr>
-            <w:tcW w:type="dxa" w:w="5783"/>
+            <w:tcW w:type="dxa" w:w="6038"/>
             <w:noWrap/>
           </w:tcPr>
           <w:p>
@@ -2539,7 +2539,7 @@
       <w:tr>
         <w:tc>
           <w:tcPr>
-            <w:tcW w:type="dxa" w:w="510"/>
+            <w:tcW w:type="dxa" w:w="255"/>
           </w:tcPr>
           <w:p>
             <w:pPr>
@@ -2555,7 +2555,7 @@
         </w:tc>
         <w:tc>
           <w:tcPr>
-            <w:tcW w:type="dxa" w:w="5783"/>
+            <w:tcW w:type="dxa" w:w="6038"/>
             <w:noWrap/>
           </w:tcPr>
           <w:p>
@@ -2585,7 +2585,7 @@
       <w:tr>
         <w:tc>
           <w:tcPr>
-            <w:tcW w:type="dxa" w:w="510"/>
+            <w:tcW w:type="dxa" w:w="255"/>
           </w:tcPr>
           <w:p>
             <w:pPr>
@@ -2601,7 +2601,7 @@
         </w:tc>
         <w:tc>
           <w:tcPr>
-            <w:tcW w:type="dxa" w:w="5783"/>
+            <w:tcW w:type="dxa" w:w="6038"/>
             <w:noWrap/>
           </w:tcPr>
           <w:p>
@@ -2631,7 +2631,7 @@
       <w:tr>
         <w:tc>
           <w:tcPr>
-            <w:tcW w:type="dxa" w:w="510"/>
+            <w:tcW w:type="dxa" w:w="255"/>
           </w:tcPr>
           <w:p>
             <w:pPr>
@@ -2647,7 +2647,7 @@
         </w:tc>
         <w:tc>
           <w:tcPr>
-            <w:tcW w:type="dxa" w:w="5783"/>
+            <w:tcW w:type="dxa" w:w="6038"/>
             <w:noWrap/>
           </w:tcPr>
           <w:p>
@@ -2677,7 +2677,7 @@
       <w:tr>
         <w:tc>
           <w:tcPr>
-            <w:tcW w:type="dxa" w:w="510"/>
+            <w:tcW w:type="dxa" w:w="255"/>
           </w:tcPr>
           <w:p>
             <w:pPr>
@@ -2693,7 +2693,7 @@
         </w:tc>
         <w:tc>
           <w:tcPr>
-            <w:tcW w:type="dxa" w:w="5783"/>
+            <w:tcW w:type="dxa" w:w="6038"/>
             <w:noWrap/>
           </w:tcPr>
           <w:p>
@@ -2723,7 +2723,7 @@
       <w:tr>
         <w:tc>
           <w:tcPr>
-            <w:tcW w:type="dxa" w:w="510"/>
+            <w:tcW w:type="dxa" w:w="255"/>
           </w:tcPr>
           <w:p>
             <w:pPr>
@@ -2739,7 +2739,7 @@
         </w:tc>
         <w:tc>
           <w:tcPr>
-            <w:tcW w:type="dxa" w:w="5783"/>
+            <w:tcW w:type="dxa" w:w="6038"/>
             <w:noWrap/>
           </w:tcPr>
           <w:p>
@@ -2769,7 +2769,7 @@
       <w:tr>
         <w:tc>
           <w:tcPr>
-            <w:tcW w:type="dxa" w:w="510"/>
+            <w:tcW w:type="dxa" w:w="255"/>
           </w:tcPr>
           <w:p>
             <w:pPr>
@@ -2785,7 +2785,7 @@
         </w:tc>
         <w:tc>
           <w:tcPr>
-            <w:tcW w:type="dxa" w:w="5783"/>
+            <w:tcW w:type="dxa" w:w="6038"/>
             <w:noWrap/>
           </w:tcPr>
           <w:p>
@@ -2838,7 +2838,7 @@
       <w:tr>
         <w:tc>
           <w:tcPr>
-            <w:tcW w:type="dxa" w:w="510"/>
+            <w:tcW w:type="dxa" w:w="255"/>
           </w:tcPr>
           <w:p>
             <w:pPr>
@@ -2854,7 +2854,7 @@
         </w:tc>
         <w:tc>
           <w:tcPr>
-            <w:tcW w:type="dxa" w:w="5783"/>
+            <w:tcW w:type="dxa" w:w="6038"/>
             <w:noWrap/>
           </w:tcPr>
           <w:p>
@@ -2883,7 +2883,7 @@
       <w:tr>
         <w:tc>
           <w:tcPr>
-            <w:tcW w:type="dxa" w:w="510"/>
+            <w:tcW w:type="dxa" w:w="255"/>
           </w:tcPr>
           <w:p>
             <w:pPr>
@@ -2899,7 +2899,7 @@
         </w:tc>
         <w:tc>
           <w:tcPr>
-            <w:tcW w:type="dxa" w:w="5783"/>
+            <w:tcW w:type="dxa" w:w="6038"/>
             <w:noWrap/>
           </w:tcPr>
           <w:p>
@@ -2929,7 +2929,7 @@
       <w:tr>
         <w:tc>
           <w:tcPr>
-            <w:tcW w:type="dxa" w:w="510"/>
+            <w:tcW w:type="dxa" w:w="255"/>
           </w:tcPr>
           <w:p>
             <w:pPr>
@@ -2945,7 +2945,7 @@
         </w:tc>
         <w:tc>
           <w:tcPr>
-            <w:tcW w:type="dxa" w:w="5783"/>
+            <w:tcW w:type="dxa" w:w="6038"/>
             <w:noWrap/>
           </w:tcPr>
           <w:p>
@@ -2975,7 +2975,7 @@
       <w:tr>
         <w:tc>
           <w:tcPr>
-            <w:tcW w:type="dxa" w:w="510"/>
+            <w:tcW w:type="dxa" w:w="255"/>
           </w:tcPr>
           <w:p>
             <w:pPr>
@@ -2991,7 +2991,7 @@
         </w:tc>
         <w:tc>
           <w:tcPr>
-            <w:tcW w:type="dxa" w:w="5783"/>
+            <w:tcW w:type="dxa" w:w="6038"/>
             <w:noWrap/>
           </w:tcPr>
           <w:p>
@@ -3021,7 +3021,7 @@
       <w:tr>
         <w:tc>
           <w:tcPr>
-            <w:tcW w:type="dxa" w:w="510"/>
+            <w:tcW w:type="dxa" w:w="255"/>
           </w:tcPr>
           <w:p>
             <w:pPr>
@@ -3037,7 +3037,7 @@
         </w:tc>
         <w:tc>
           <w:tcPr>
-            <w:tcW w:type="dxa" w:w="5783"/>
+            <w:tcW w:type="dxa" w:w="6038"/>
             <w:noWrap/>
           </w:tcPr>
           <w:p>
@@ -3067,7 +3067,7 @@
       <w:tr>
         <w:tc>
           <w:tcPr>
-            <w:tcW w:type="dxa" w:w="510"/>
+            <w:tcW w:type="dxa" w:w="255"/>
           </w:tcPr>
           <w:p>
             <w:pPr>
@@ -3083,7 +3083,7 @@
         </w:tc>
         <w:tc>
           <w:tcPr>
-            <w:tcW w:type="dxa" w:w="5783"/>
+            <w:tcW w:type="dxa" w:w="6038"/>
             <w:noWrap/>
           </w:tcPr>
           <w:p>
@@ -3113,7 +3113,7 @@
       <w:tr>
         <w:tc>
           <w:tcPr>
-            <w:tcW w:type="dxa" w:w="510"/>
+            <w:tcW w:type="dxa" w:w="255"/>
           </w:tcPr>
           <w:p>
             <w:pPr>
@@ -3129,7 +3129,7 @@
         </w:tc>
         <w:tc>
           <w:tcPr>
-            <w:tcW w:type="dxa" w:w="5783"/>
+            <w:tcW w:type="dxa" w:w="6038"/>
             <w:noWrap/>
           </w:tcPr>
           <w:p>
@@ -3159,7 +3159,7 @@
       <w:tr>
         <w:tc>
           <w:tcPr>
-            <w:tcW w:type="dxa" w:w="510"/>
+            <w:tcW w:type="dxa" w:w="255"/>
           </w:tcPr>
           <w:p>
             <w:pPr>
@@ -3175,7 +3175,7 @@
         </w:tc>
         <w:tc>
           <w:tcPr>
-            <w:tcW w:type="dxa" w:w="5783"/>
+            <w:tcW w:type="dxa" w:w="6038"/>
             <w:noWrap/>
           </w:tcPr>
           <w:p>
@@ -3205,7 +3205,7 @@
       <w:tr>
         <w:tc>
           <w:tcPr>
-            <w:tcW w:type="dxa" w:w="510"/>
+            <w:tcW w:type="dxa" w:w="255"/>
           </w:tcPr>
           <w:p>
             <w:pPr>
@@ -3221,7 +3221,7 @@
         </w:tc>
         <w:tc>
           <w:tcPr>
-            <w:tcW w:type="dxa" w:w="5783"/>
+            <w:tcW w:type="dxa" w:w="6038"/>
             <w:noWrap/>
           </w:tcPr>
           <w:p>
@@ -3251,7 +3251,7 @@
       <w:tr>
         <w:tc>
           <w:tcPr>
-            <w:tcW w:type="dxa" w:w="510"/>
+            <w:tcW w:type="dxa" w:w="255"/>
           </w:tcPr>
           <w:p>
             <w:pPr>
@@ -3267,7 +3267,7 @@
         </w:tc>
         <w:tc>
           <w:tcPr>
-            <w:tcW w:type="dxa" w:w="5783"/>
+            <w:tcW w:type="dxa" w:w="6038"/>
             <w:noWrap/>
           </w:tcPr>
           <w:p>
@@ -3297,7 +3297,7 @@
       <w:tr>
         <w:tc>
           <w:tcPr>
-            <w:tcW w:type="dxa" w:w="510"/>
+            <w:tcW w:type="dxa" w:w="255"/>
           </w:tcPr>
           <w:p>
             <w:pPr>
@@ -3313,7 +3313,7 @@
         </w:tc>
         <w:tc>
           <w:tcPr>
-            <w:tcW w:type="dxa" w:w="5783"/>
+            <w:tcW w:type="dxa" w:w="6038"/>
             <w:noWrap/>
           </w:tcPr>
           <w:p>
@@ -3343,7 +3343,7 @@
       <w:tr>
         <w:tc>
           <w:tcPr>
-            <w:tcW w:type="dxa" w:w="510"/>
+            <w:tcW w:type="dxa" w:w="255"/>
           </w:tcPr>
           <w:p>
             <w:pPr>
@@ -3359,7 +3359,7 @@
         </w:tc>
         <w:tc>
           <w:tcPr>
-            <w:tcW w:type="dxa" w:w="5783"/>
+            <w:tcW w:type="dxa" w:w="6038"/>
             <w:noWrap/>
           </w:tcPr>
           <w:p>
@@ -3389,7 +3389,7 @@
       <w:tr>
         <w:tc>
           <w:tcPr>
-            <w:tcW w:type="dxa" w:w="510"/>
+            <w:tcW w:type="dxa" w:w="255"/>
           </w:tcPr>
           <w:p>
             <w:pPr>
@@ -3405,7 +3405,7 @@
         </w:tc>
         <w:tc>
           <w:tcPr>
-            <w:tcW w:type="dxa" w:w="5783"/>
+            <w:tcW w:type="dxa" w:w="6038"/>
             <w:noWrap/>
           </w:tcPr>
           <w:p>
@@ -3435,7 +3435,7 @@
       <w:tr>
         <w:tc>
           <w:tcPr>
-            <w:tcW w:type="dxa" w:w="510"/>
+            <w:tcW w:type="dxa" w:w="255"/>
           </w:tcPr>
           <w:p>
             <w:pPr>
@@ -3451,7 +3451,7 @@
         </w:tc>
         <w:tc>
           <w:tcPr>
-            <w:tcW w:type="dxa" w:w="5783"/>
+            <w:tcW w:type="dxa" w:w="6038"/>
             <w:noWrap/>
           </w:tcPr>
           <w:p>
@@ -3481,7 +3481,7 @@
       <w:tr>
         <w:tc>
           <w:tcPr>
-            <w:tcW w:type="dxa" w:w="510"/>
+            <w:tcW w:type="dxa" w:w="255"/>
           </w:tcPr>
           <w:p>
             <w:pPr>
@@ -3497,7 +3497,7 @@
         </w:tc>
         <w:tc>
           <w:tcPr>
-            <w:tcW w:type="dxa" w:w="5783"/>
+            <w:tcW w:type="dxa" w:w="6038"/>
             <w:noWrap/>
           </w:tcPr>
           <w:p>
@@ -3527,7 +3527,7 @@
       <w:tr>
         <w:tc>
           <w:tcPr>
-            <w:tcW w:type="dxa" w:w="510"/>
+            <w:tcW w:type="dxa" w:w="255"/>
           </w:tcPr>
           <w:p>
             <w:pPr>
@@ -3543,7 +3543,7 @@
         </w:tc>
         <w:tc>
           <w:tcPr>
-            <w:tcW w:type="dxa" w:w="5783"/>
+            <w:tcW w:type="dxa" w:w="6038"/>
             <w:noWrap/>
           </w:tcPr>
           <w:p>
@@ -3573,7 +3573,7 @@
       <w:tr>
         <w:tc>
           <w:tcPr>
-            <w:tcW w:type="dxa" w:w="510"/>
+            <w:tcW w:type="dxa" w:w="255"/>
           </w:tcPr>
           <w:p>
             <w:pPr>
@@ -3589,7 +3589,7 @@
         </w:tc>
         <w:tc>
           <w:tcPr>
-            <w:tcW w:type="dxa" w:w="5783"/>
+            <w:tcW w:type="dxa" w:w="6038"/>
             <w:noWrap/>
           </w:tcPr>
           <w:p>
@@ -3619,7 +3619,7 @@
       <w:tr>
         <w:tc>
           <w:tcPr>
-            <w:tcW w:type="dxa" w:w="510"/>
+            <w:tcW w:type="dxa" w:w="255"/>
           </w:tcPr>
           <w:p>
             <w:pPr>
@@ -3635,7 +3635,7 @@
         </w:tc>
         <w:tc>
           <w:tcPr>
-            <w:tcW w:type="dxa" w:w="5783"/>
+            <w:tcW w:type="dxa" w:w="6038"/>
             <w:noWrap/>
           </w:tcPr>
           <w:p>
@@ -3665,7 +3665,7 @@
       <w:tr>
         <w:tc>
           <w:tcPr>
-            <w:tcW w:type="dxa" w:w="510"/>
+            <w:tcW w:type="dxa" w:w="255"/>
           </w:tcPr>
           <w:p>
             <w:pPr>
@@ -3681,7 +3681,7 @@
         </w:tc>
         <w:tc>
           <w:tcPr>
-            <w:tcW w:type="dxa" w:w="5783"/>
+            <w:tcW w:type="dxa" w:w="6038"/>
             <w:noWrap/>
           </w:tcPr>
           <w:p>
@@ -3711,7 +3711,7 @@
       <w:tr>
         <w:tc>
           <w:tcPr>
-            <w:tcW w:type="dxa" w:w="510"/>
+            <w:tcW w:type="dxa" w:w="255"/>
           </w:tcPr>
           <w:p>
             <w:pPr>
@@ -3727,7 +3727,7 @@
         </w:tc>
         <w:tc>
           <w:tcPr>
-            <w:tcW w:type="dxa" w:w="5783"/>
+            <w:tcW w:type="dxa" w:w="6038"/>
             <w:noWrap/>
           </w:tcPr>
           <w:p>
@@ -3757,7 +3757,7 @@
       <w:tr>
         <w:tc>
           <w:tcPr>
-            <w:tcW w:type="dxa" w:w="510"/>
+            <w:tcW w:type="dxa" w:w="255"/>
           </w:tcPr>
           <w:p>
             <w:pPr>
@@ -3773,7 +3773,7 @@
         </w:tc>
         <w:tc>
           <w:tcPr>
-            <w:tcW w:type="dxa" w:w="5783"/>
+            <w:tcW w:type="dxa" w:w="6038"/>
             <w:noWrap/>
           </w:tcPr>
           <w:p>
@@ -3803,7 +3803,7 @@
       <w:tr>
         <w:tc>
           <w:tcPr>
-            <w:tcW w:type="dxa" w:w="510"/>
+            <w:tcW w:type="dxa" w:w="255"/>
           </w:tcPr>
           <w:p>
             <w:pPr>
@@ -3819,7 +3819,7 @@
         </w:tc>
         <w:tc>
           <w:tcPr>
-            <w:tcW w:type="dxa" w:w="5783"/>
+            <w:tcW w:type="dxa" w:w="6038"/>
             <w:noWrap/>
           </w:tcPr>
           <w:p>
@@ -3849,7 +3849,7 @@
       <w:tr>
         <w:tc>
           <w:tcPr>
-            <w:tcW w:type="dxa" w:w="510"/>
+            <w:tcW w:type="dxa" w:w="255"/>
           </w:tcPr>
           <w:p>
             <w:pPr>
@@ -3865,7 +3865,7 @@
         </w:tc>
         <w:tc>
           <w:tcPr>
-            <w:tcW w:type="dxa" w:w="5783"/>
+            <w:tcW w:type="dxa" w:w="6038"/>
             <w:noWrap/>
           </w:tcPr>
           <w:p>
@@ -3895,7 +3895,7 @@
       <w:tr>
         <w:tc>
           <w:tcPr>
-            <w:tcW w:type="dxa" w:w="510"/>
+            <w:tcW w:type="dxa" w:w="255"/>
           </w:tcPr>
           <w:p>
             <w:pPr>
@@ -3911,7 +3911,7 @@
         </w:tc>
         <w:tc>
           <w:tcPr>
-            <w:tcW w:type="dxa" w:w="5783"/>
+            <w:tcW w:type="dxa" w:w="6038"/>
             <w:noWrap/>
           </w:tcPr>
           <w:p>
@@ -3941,7 +3941,7 @@
       <w:tr>
         <w:tc>
           <w:tcPr>
-            <w:tcW w:type="dxa" w:w="510"/>
+            <w:tcW w:type="dxa" w:w="255"/>
           </w:tcPr>
           <w:p>
             <w:pPr>
@@ -3957,7 +3957,7 @@
         </w:tc>
         <w:tc>
           <w:tcPr>
-            <w:tcW w:type="dxa" w:w="5783"/>
+            <w:tcW w:type="dxa" w:w="6038"/>
             <w:noWrap/>
           </w:tcPr>
           <w:p>
@@ -3987,7 +3987,7 @@
       <w:tr>
         <w:tc>
           <w:tcPr>
-            <w:tcW w:type="dxa" w:w="510"/>
+            <w:tcW w:type="dxa" w:w="255"/>
           </w:tcPr>
           <w:p>
             <w:pPr>
@@ -4003,7 +4003,7 @@
         </w:tc>
         <w:tc>
           <w:tcPr>
-            <w:tcW w:type="dxa" w:w="5783"/>
+            <w:tcW w:type="dxa" w:w="6038"/>
             <w:noWrap/>
           </w:tcPr>
           <w:p>
@@ -4033,7 +4033,7 @@
       <w:tr>
         <w:tc>
           <w:tcPr>
-            <w:tcW w:type="dxa" w:w="510"/>
+            <w:tcW w:type="dxa" w:w="255"/>
           </w:tcPr>
           <w:p>
             <w:pPr>
@@ -4049,7 +4049,7 @@
         </w:tc>
         <w:tc>
           <w:tcPr>
-            <w:tcW w:type="dxa" w:w="5783"/>
+            <w:tcW w:type="dxa" w:w="6038"/>
             <w:noWrap/>
           </w:tcPr>
           <w:p>
@@ -4079,7 +4079,7 @@
       <w:tr>
         <w:tc>
           <w:tcPr>
-            <w:tcW w:type="dxa" w:w="510"/>
+            <w:tcW w:type="dxa" w:w="255"/>
           </w:tcPr>
           <w:p>
             <w:pPr>
@@ -4095,7 +4095,7 @@
         </w:tc>
         <w:tc>
           <w:tcPr>
-            <w:tcW w:type="dxa" w:w="5783"/>
+            <w:tcW w:type="dxa" w:w="6038"/>
             <w:noWrap/>
           </w:tcPr>
           <w:p>
@@ -4125,7 +4125,7 @@
       <w:tr>
         <w:tc>
           <w:tcPr>
-            <w:tcW w:type="dxa" w:w="510"/>
+            <w:tcW w:type="dxa" w:w="255"/>
           </w:tcPr>
           <w:p>
             <w:pPr>
@@ -4141,7 +4141,7 @@
         </w:tc>
         <w:tc>
           <w:tcPr>
-            <w:tcW w:type="dxa" w:w="5783"/>
+            <w:tcW w:type="dxa" w:w="6038"/>
             <w:noWrap/>
           </w:tcPr>
           <w:p>
@@ -4171,7 +4171,7 @@
       <w:tr>
         <w:tc>
           <w:tcPr>
-            <w:tcW w:type="dxa" w:w="510"/>
+            <w:tcW w:type="dxa" w:w="255"/>
           </w:tcPr>
           <w:p>
             <w:pPr>
@@ -4187,7 +4187,7 @@
         </w:tc>
         <w:tc>
           <w:tcPr>
-            <w:tcW w:type="dxa" w:w="5783"/>
+            <w:tcW w:type="dxa" w:w="6038"/>
             <w:noWrap/>
           </w:tcPr>
           <w:p>
@@ -4217,7 +4217,7 @@
       <w:tr>
         <w:tc>
           <w:tcPr>
-            <w:tcW w:type="dxa" w:w="510"/>
+            <w:tcW w:type="dxa" w:w="255"/>
           </w:tcPr>
           <w:p>
             <w:pPr>
@@ -4233,7 +4233,7 @@
         </w:tc>
         <w:tc>
           <w:tcPr>
-            <w:tcW w:type="dxa" w:w="5783"/>
+            <w:tcW w:type="dxa" w:w="6038"/>
             <w:noWrap/>
           </w:tcPr>
           <w:p>
@@ -4263,7 +4263,7 @@
       <w:tr>
         <w:tc>
           <w:tcPr>
-            <w:tcW w:type="dxa" w:w="510"/>
+            <w:tcW w:type="dxa" w:w="255"/>
           </w:tcPr>
           <w:p>
             <w:pPr>
@@ -4279,7 +4279,7 @@
         </w:tc>
         <w:tc>
           <w:tcPr>
-            <w:tcW w:type="dxa" w:w="5783"/>
+            <w:tcW w:type="dxa" w:w="6038"/>
             <w:noWrap/>
           </w:tcPr>
           <w:p>
@@ -4309,7 +4309,7 @@
       <w:tr>
         <w:tc>
           <w:tcPr>
-            <w:tcW w:type="dxa" w:w="510"/>
+            <w:tcW w:type="dxa" w:w="255"/>
           </w:tcPr>
           <w:p>
             <w:pPr>
@@ -4325,7 +4325,7 @@
         </w:tc>
         <w:tc>
           <w:tcPr>
-            <w:tcW w:type="dxa" w:w="5783"/>
+            <w:tcW w:type="dxa" w:w="6038"/>
             <w:noWrap/>
           </w:tcPr>
           <w:p>
@@ -4355,7 +4355,7 @@
       <w:tr>
         <w:tc>
           <w:tcPr>
-            <w:tcW w:type="dxa" w:w="510"/>
+            <w:tcW w:type="dxa" w:w="255"/>
           </w:tcPr>
           <w:p>
             <w:pPr>
@@ -4371,7 +4371,7 @@
         </w:tc>
         <w:tc>
           <w:tcPr>
-            <w:tcW w:type="dxa" w:w="5783"/>
+            <w:tcW w:type="dxa" w:w="6038"/>
             <w:noWrap/>
           </w:tcPr>
           <w:p>
@@ -4401,7 +4401,7 @@
       <w:tr>
         <w:tc>
           <w:tcPr>
-            <w:tcW w:type="dxa" w:w="510"/>
+            <w:tcW w:type="dxa" w:w="255"/>
           </w:tcPr>
           <w:p>
             <w:pPr>
@@ -4417,7 +4417,7 @@
         </w:tc>
         <w:tc>
           <w:tcPr>
-            <w:tcW w:type="dxa" w:w="5783"/>
+            <w:tcW w:type="dxa" w:w="6038"/>
             <w:noWrap/>
           </w:tcPr>
           <w:p>
@@ -4447,7 +4447,7 @@
       <w:tr>
         <w:tc>
           <w:tcPr>
-            <w:tcW w:type="dxa" w:w="510"/>
+            <w:tcW w:type="dxa" w:w="255"/>
           </w:tcPr>
           <w:p>
             <w:pPr>
@@ -4463,7 +4463,7 @@
         </w:tc>
         <w:tc>
           <w:tcPr>
-            <w:tcW w:type="dxa" w:w="5783"/>
+            <w:tcW w:type="dxa" w:w="6038"/>
             <w:noWrap/>
           </w:tcPr>
           <w:p>
@@ -4493,7 +4493,7 @@
       <w:tr>
         <w:tc>
           <w:tcPr>
-            <w:tcW w:type="dxa" w:w="510"/>
+            <w:tcW w:type="dxa" w:w="255"/>
           </w:tcPr>
           <w:p>
             <w:pPr>
@@ -4509,7 +4509,7 @@
         </w:tc>
         <w:tc>
           <w:tcPr>
-            <w:tcW w:type="dxa" w:w="5783"/>
+            <w:tcW w:type="dxa" w:w="6038"/>
             <w:noWrap/>
           </w:tcPr>
           <w:p>
@@ -4539,7 +4539,7 @@
       <w:tr>
         <w:tc>
           <w:tcPr>
-            <w:tcW w:type="dxa" w:w="510"/>
+            <w:tcW w:type="dxa" w:w="255"/>
           </w:tcPr>
           <w:p>
             <w:pPr>
@@ -4555,7 +4555,7 @@
         </w:tc>
         <w:tc>
           <w:tcPr>
-            <w:tcW w:type="dxa" w:w="5783"/>
+            <w:tcW w:type="dxa" w:w="6038"/>
             <w:noWrap/>
           </w:tcPr>
           <w:p>
@@ -4585,7 +4585,7 @@
       <w:tr>
         <w:tc>
           <w:tcPr>
-            <w:tcW w:type="dxa" w:w="510"/>
+            <w:tcW w:type="dxa" w:w="255"/>
           </w:tcPr>
           <w:p>
             <w:pPr>
@@ -4601,7 +4601,7 @@
         </w:tc>
         <w:tc>
           <w:tcPr>
-            <w:tcW w:type="dxa" w:w="5783"/>
+            <w:tcW w:type="dxa" w:w="6038"/>
             <w:noWrap/>
           </w:tcPr>
           <w:p>
@@ -4631,7 +4631,7 @@
       <w:tr>
         <w:tc>
           <w:tcPr>
-            <w:tcW w:type="dxa" w:w="510"/>
+            <w:tcW w:type="dxa" w:w="255"/>
           </w:tcPr>
           <w:p>
             <w:pPr>
@@ -4647,7 +4647,7 @@
         </w:tc>
         <w:tc>
           <w:tcPr>
-            <w:tcW w:type="dxa" w:w="5783"/>
+            <w:tcW w:type="dxa" w:w="6038"/>
             <w:noWrap/>
           </w:tcPr>
           <w:p>
@@ -4677,7 +4677,7 @@
       <w:tr>
         <w:tc>
           <w:tcPr>
-            <w:tcW w:type="dxa" w:w="510"/>
+            <w:tcW w:type="dxa" w:w="255"/>
           </w:tcPr>
           <w:p>
             <w:pPr>
@@ -4693,7 +4693,7 @@
         </w:tc>
         <w:tc>
           <w:tcPr>
-            <w:tcW w:type="dxa" w:w="5783"/>
+            <w:tcW w:type="dxa" w:w="6038"/>
             <w:noWrap/>
           </w:tcPr>
           <w:p>
@@ -4723,7 +4723,7 @@
       <w:tr>
         <w:tc>
           <w:tcPr>
-            <w:tcW w:type="dxa" w:w="510"/>
+            <w:tcW w:type="dxa" w:w="255"/>
           </w:tcPr>
           <w:p>
             <w:pPr>
@@ -4739,7 +4739,7 @@
         </w:tc>
         <w:tc>
           <w:tcPr>
-            <w:tcW w:type="dxa" w:w="5783"/>
+            <w:tcW w:type="dxa" w:w="6038"/>
             <w:noWrap/>
           </w:tcPr>
           <w:p>
@@ -4769,7 +4769,7 @@
       <w:tr>
         <w:tc>
           <w:tcPr>
-            <w:tcW w:type="dxa" w:w="510"/>
+            <w:tcW w:type="dxa" w:w="255"/>
           </w:tcPr>
           <w:p>
             <w:pPr>
@@ -4785,7 +4785,7 @@
         </w:tc>
         <w:tc>
           <w:tcPr>
-            <w:tcW w:type="dxa" w:w="5783"/>
+            <w:tcW w:type="dxa" w:w="6038"/>
             <w:noWrap/>
           </w:tcPr>
           <w:p>
@@ -4815,7 +4815,7 @@
       <w:tr>
         <w:tc>
           <w:tcPr>
-            <w:tcW w:type="dxa" w:w="510"/>
+            <w:tcW w:type="dxa" w:w="255"/>
           </w:tcPr>
           <w:p>
             <w:pPr>
@@ -4831,7 +4831,7 @@
         </w:tc>
         <w:tc>
           <w:tcPr>
-            <w:tcW w:type="dxa" w:w="5783"/>
+            <w:tcW w:type="dxa" w:w="6038"/>
             <w:noWrap/>
           </w:tcPr>
           <w:p>
@@ -4861,7 +4861,7 @@
       <w:tr>
         <w:tc>
           <w:tcPr>
-            <w:tcW w:type="dxa" w:w="510"/>
+            <w:tcW w:type="dxa" w:w="255"/>
           </w:tcPr>
           <w:p>
             <w:pPr>
@@ -4877,7 +4877,7 @@
         </w:tc>
         <w:tc>
           <w:tcPr>
-            <w:tcW w:type="dxa" w:w="5783"/>
+            <w:tcW w:type="dxa" w:w="6038"/>
             <w:noWrap/>
           </w:tcPr>
           <w:p>
@@ -4907,7 +4907,7 @@
       <w:tr>
         <w:tc>
           <w:tcPr>
-            <w:tcW w:type="dxa" w:w="510"/>
+            <w:tcW w:type="dxa" w:w="255"/>
           </w:tcPr>
           <w:p>
             <w:pPr>
@@ -4923,7 +4923,7 @@
         </w:tc>
         <w:tc>
           <w:tcPr>
-            <w:tcW w:type="dxa" w:w="5783"/>
+            <w:tcW w:type="dxa" w:w="6038"/>
             <w:noWrap/>
           </w:tcPr>
           <w:p>
@@ -4953,7 +4953,7 @@
       <w:tr>
         <w:tc>
           <w:tcPr>
-            <w:tcW w:type="dxa" w:w="510"/>
+            <w:tcW w:type="dxa" w:w="255"/>
           </w:tcPr>
           <w:p>
             <w:pPr>
@@ -4969,7 +4969,7 @@
         </w:tc>
         <w:tc>
           <w:tcPr>
-            <w:tcW w:type="dxa" w:w="5783"/>
+            <w:tcW w:type="dxa" w:w="6038"/>
             <w:noWrap/>
           </w:tcPr>
           <w:p>
@@ -4999,7 +4999,7 @@
       <w:tr>
         <w:tc>
           <w:tcPr>
-            <w:tcW w:type="dxa" w:w="510"/>
+            <w:tcW w:type="dxa" w:w="255"/>
           </w:tcPr>
           <w:p>
             <w:pPr>
@@ -5015,7 +5015,7 @@
         </w:tc>
         <w:tc>
           <w:tcPr>
-            <w:tcW w:type="dxa" w:w="5783"/>
+            <w:tcW w:type="dxa" w:w="6038"/>
             <w:noWrap/>
           </w:tcPr>
           <w:p>
@@ -5045,7 +5045,7 @@
       <w:tr>
         <w:tc>
           <w:tcPr>
-            <w:tcW w:type="dxa" w:w="510"/>
+            <w:tcW w:type="dxa" w:w="255"/>
           </w:tcPr>
           <w:p>
             <w:pPr>
@@ -5061,7 +5061,7 @@
         </w:tc>
         <w:tc>
           <w:tcPr>
-            <w:tcW w:type="dxa" w:w="5783"/>
+            <w:tcW w:type="dxa" w:w="6038"/>
             <w:noWrap/>
           </w:tcPr>
           <w:p>
@@ -5091,7 +5091,7 @@
       <w:tr>
         <w:tc>
           <w:tcPr>
-            <w:tcW w:type="dxa" w:w="510"/>
+            <w:tcW w:type="dxa" w:w="255"/>
           </w:tcPr>
           <w:p>
             <w:pPr>
@@ -5107,7 +5107,7 @@
         </w:tc>
         <w:tc>
           <w:tcPr>
-            <w:tcW w:type="dxa" w:w="5783"/>
+            <w:tcW w:type="dxa" w:w="6038"/>
             <w:noWrap/>
           </w:tcPr>
           <w:p>
@@ -5137,7 +5137,7 @@
       <w:tr>
         <w:tc>
           <w:tcPr>
-            <w:tcW w:type="dxa" w:w="510"/>
+            <w:tcW w:type="dxa" w:w="255"/>
           </w:tcPr>
           <w:p>
             <w:pPr>
@@ -5153,7 +5153,7 @@
         </w:tc>
         <w:tc>
           <w:tcPr>
-            <w:tcW w:type="dxa" w:w="5783"/>
+            <w:tcW w:type="dxa" w:w="6038"/>
             <w:noWrap/>
           </w:tcPr>
           <w:p>
@@ -5183,7 +5183,7 @@
       <w:tr>
         <w:tc>
           <w:tcPr>
-            <w:tcW w:type="dxa" w:w="510"/>
+            <w:tcW w:type="dxa" w:w="255"/>
           </w:tcPr>
           <w:p>
             <w:pPr>
@@ -5199,7 +5199,7 @@
         </w:tc>
         <w:tc>
           <w:tcPr>
-            <w:tcW w:type="dxa" w:w="5783"/>
+            <w:tcW w:type="dxa" w:w="6038"/>
             <w:noWrap/>
           </w:tcPr>
           <w:p>
@@ -5229,7 +5229,7 @@
       <w:tr>
         <w:tc>
           <w:tcPr>
-            <w:tcW w:type="dxa" w:w="510"/>
+            <w:tcW w:type="dxa" w:w="255"/>
           </w:tcPr>
           <w:p>
             <w:pPr>
@@ -5245,7 +5245,7 @@
         </w:tc>
         <w:tc>
           <w:tcPr>
-            <w:tcW w:type="dxa" w:w="5783"/>
+            <w:tcW w:type="dxa" w:w="6038"/>
             <w:noWrap/>
           </w:tcPr>
           <w:p>
@@ -5275,7 +5275,7 @@
       <w:tr>
         <w:tc>
           <w:tcPr>
-            <w:tcW w:type="dxa" w:w="510"/>
+            <w:tcW w:type="dxa" w:w="255"/>
           </w:tcPr>
           <w:p>
             <w:pPr>
@@ -5291,7 +5291,7 @@
         </w:tc>
         <w:tc>
           <w:tcPr>
-            <w:tcW w:type="dxa" w:w="5783"/>
+            <w:tcW w:type="dxa" w:w="6038"/>
             <w:noWrap/>
           </w:tcPr>
           <w:p>
@@ -5321,7 +5321,7 @@
       <w:tr>
         <w:tc>
           <w:tcPr>
-            <w:tcW w:type="dxa" w:w="510"/>
+            <w:tcW w:type="dxa" w:w="255"/>
           </w:tcPr>
           <w:p>
             <w:pPr>
@@ -5337,7 +5337,7 @@
         </w:tc>
         <w:tc>
           <w:tcPr>
-            <w:tcW w:type="dxa" w:w="5783"/>
+            <w:tcW w:type="dxa" w:w="6038"/>
             <w:noWrap/>
           </w:tcPr>
           <w:p>
@@ -5367,7 +5367,7 @@
       <w:tr>
         <w:tc>
           <w:tcPr>
-            <w:tcW w:type="dxa" w:w="510"/>
+            <w:tcW w:type="dxa" w:w="255"/>
           </w:tcPr>
           <w:p>
             <w:pPr>
@@ -5383,7 +5383,7 @@
         </w:tc>
         <w:tc>
           <w:tcPr>
-            <w:tcW w:type="dxa" w:w="5783"/>
+            <w:tcW w:type="dxa" w:w="6038"/>
             <w:noWrap/>
           </w:tcPr>
           <w:p>
@@ -5413,7 +5413,7 @@
       <w:tr>
         <w:tc>
           <w:tcPr>
-            <w:tcW w:type="dxa" w:w="510"/>
+            <w:tcW w:type="dxa" w:w="255"/>
           </w:tcPr>
           <w:p>
             <w:pPr>
@@ -5429,7 +5429,7 @@
         </w:tc>
         <w:tc>
           <w:tcPr>
-            <w:tcW w:type="dxa" w:w="5783"/>
+            <w:tcW w:type="dxa" w:w="6038"/>
             <w:noWrap/>
           </w:tcPr>
           <w:p>
@@ -5459,7 +5459,7 @@
       <w:tr>
         <w:tc>
           <w:tcPr>
-            <w:tcW w:type="dxa" w:w="510"/>
+            <w:tcW w:type="dxa" w:w="255"/>
           </w:tcPr>
           <w:p>
             <w:pPr>
@@ -5475,7 +5475,7 @@
         </w:tc>
         <w:tc>
           <w:tcPr>
-            <w:tcW w:type="dxa" w:w="5783"/>
+            <w:tcW w:type="dxa" w:w="6038"/>
             <w:noWrap/>
           </w:tcPr>
           <w:p>
@@ -5505,7 +5505,7 @@
       <w:tr>
         <w:tc>
           <w:tcPr>
-            <w:tcW w:type="dxa" w:w="510"/>
+            <w:tcW w:type="dxa" w:w="255"/>
           </w:tcPr>
           <w:p>
             <w:pPr>
@@ -5521,7 +5521,7 @@
         </w:tc>
         <w:tc>
           <w:tcPr>
-            <w:tcW w:type="dxa" w:w="5783"/>
+            <w:tcW w:type="dxa" w:w="6038"/>
             <w:noWrap/>
           </w:tcPr>
           <w:p>
@@ -5551,7 +5551,7 @@
       <w:tr>
         <w:tc>
           <w:tcPr>
-            <w:tcW w:type="dxa" w:w="510"/>
+            <w:tcW w:type="dxa" w:w="255"/>
           </w:tcPr>
           <w:p>
             <w:pPr>
@@ -5567,7 +5567,7 @@
         </w:tc>
         <w:tc>
           <w:tcPr>
-            <w:tcW w:type="dxa" w:w="5783"/>
+            <w:tcW w:type="dxa" w:w="6038"/>
             <w:noWrap/>
           </w:tcPr>
           <w:p>
@@ -5597,7 +5597,7 @@
       <w:tr>
         <w:tc>
           <w:tcPr>
-            <w:tcW w:type="dxa" w:w="510"/>
+            <w:tcW w:type="dxa" w:w="255"/>
           </w:tcPr>
           <w:p>
             <w:pPr>
@@ -5613,7 +5613,7 @@
         </w:tc>
         <w:tc>
           <w:tcPr>
-            <w:tcW w:type="dxa" w:w="5783"/>
+            <w:tcW w:type="dxa" w:w="6038"/>
             <w:noWrap/>
           </w:tcPr>
           <w:p>
@@ -5643,7 +5643,7 @@
       <w:tr>
         <w:tc>
           <w:tcPr>
-            <w:tcW w:type="dxa" w:w="510"/>
+            <w:tcW w:type="dxa" w:w="255"/>
           </w:tcPr>
           <w:p>
             <w:pPr>
@@ -5659,7 +5659,7 @@
         </w:tc>
         <w:tc>
           <w:tcPr>
-            <w:tcW w:type="dxa" w:w="5783"/>
+            <w:tcW w:type="dxa" w:w="6038"/>
             <w:noWrap/>
           </w:tcPr>
           <w:p>
@@ -5689,7 +5689,7 @@
       <w:tr>
         <w:tc>
           <w:tcPr>
-            <w:tcW w:type="dxa" w:w="510"/>
+            <w:tcW w:type="dxa" w:w="255"/>
           </w:tcPr>
           <w:p>
             <w:pPr>
@@ -5705,7 +5705,7 @@
         </w:tc>
         <w:tc>
           <w:tcPr>
-            <w:tcW w:type="dxa" w:w="5783"/>
+            <w:tcW w:type="dxa" w:w="6038"/>
             <w:noWrap/>
           </w:tcPr>
           <w:p>
@@ -5735,7 +5735,7 @@
       <w:tr>
         <w:tc>
           <w:tcPr>
-            <w:tcW w:type="dxa" w:w="510"/>
+            <w:tcW w:type="dxa" w:w="255"/>
           </w:tcPr>
           <w:p>
             <w:pPr>
@@ -5751,7 +5751,7 @@
         </w:tc>
         <w:tc>
           <w:tcPr>
-            <w:tcW w:type="dxa" w:w="5783"/>
+            <w:tcW w:type="dxa" w:w="6038"/>
             <w:noWrap/>
           </w:tcPr>
           <w:p>
@@ -5781,7 +5781,7 @@
       <w:tr>
         <w:tc>
           <w:tcPr>
-            <w:tcW w:type="dxa" w:w="510"/>
+            <w:tcW w:type="dxa" w:w="255"/>
           </w:tcPr>
           <w:p>
             <w:pPr>
@@ -5797,7 +5797,7 @@
         </w:tc>
         <w:tc>
           <w:tcPr>
-            <w:tcW w:type="dxa" w:w="5783"/>
+            <w:tcW w:type="dxa" w:w="6038"/>
             <w:noWrap/>
           </w:tcPr>
           <w:p>
@@ -5827,7 +5827,7 @@
       <w:tr>
         <w:tc>
           <w:tcPr>
-            <w:tcW w:type="dxa" w:w="510"/>
+            <w:tcW w:type="dxa" w:w="255"/>
           </w:tcPr>
           <w:p>
             <w:pPr>
@@ -5843,7 +5843,7 @@
         </w:tc>
         <w:tc>
           <w:tcPr>
-            <w:tcW w:type="dxa" w:w="5783"/>
+            <w:tcW w:type="dxa" w:w="6038"/>
             <w:noWrap/>
           </w:tcPr>
           <w:p>
@@ -5873,7 +5873,7 @@
       <w:tr>
         <w:tc>
           <w:tcPr>
-            <w:tcW w:type="dxa" w:w="510"/>
+            <w:tcW w:type="dxa" w:w="255"/>
           </w:tcPr>
           <w:p>
             <w:pPr>
@@ -5889,7 +5889,7 @@
         </w:tc>
         <w:tc>
           <w:tcPr>
-            <w:tcW w:type="dxa" w:w="5783"/>
+            <w:tcW w:type="dxa" w:w="6038"/>
             <w:noWrap/>
           </w:tcPr>
           <w:p>
@@ -5919,7 +5919,7 @@
       <w:tr>
         <w:tc>
           <w:tcPr>
-            <w:tcW w:type="dxa" w:w="510"/>
+            <w:tcW w:type="dxa" w:w="255"/>
           </w:tcPr>
           <w:p>
             <w:pPr>
@@ -5935,7 +5935,7 @@
         </w:tc>
         <w:tc>
           <w:tcPr>
-            <w:tcW w:type="dxa" w:w="5783"/>
+            <w:tcW w:type="dxa" w:w="6038"/>
             <w:noWrap/>
           </w:tcPr>
           <w:p>
@@ -5965,7 +5965,7 @@
       <w:tr>
         <w:tc>
           <w:tcPr>
-            <w:tcW w:type="dxa" w:w="510"/>
+            <w:tcW w:type="dxa" w:w="255"/>
           </w:tcPr>
           <w:p>
             <w:pPr>
@@ -5981,7 +5981,7 @@
         </w:tc>
         <w:tc>
           <w:tcPr>
-            <w:tcW w:type="dxa" w:w="5783"/>
+            <w:tcW w:type="dxa" w:w="6038"/>
             <w:noWrap/>
           </w:tcPr>
           <w:p>
@@ -6011,7 +6011,7 @@
       <w:tr>
         <w:tc>
           <w:tcPr>
-            <w:tcW w:type="dxa" w:w="510"/>
+            <w:tcW w:type="dxa" w:w="255"/>
           </w:tcPr>
           <w:p>
             <w:pPr>
@@ -6027,7 +6027,7 @@
         </w:tc>
         <w:tc>
           <w:tcPr>
-            <w:tcW w:type="dxa" w:w="5783"/>
+            <w:tcW w:type="dxa" w:w="6038"/>
             <w:noWrap/>
           </w:tcPr>
           <w:p>
@@ -6057,7 +6057,7 @@
       <w:tr>
         <w:tc>
           <w:tcPr>
-            <w:tcW w:type="dxa" w:w="510"/>
+            <w:tcW w:type="dxa" w:w="255"/>
           </w:tcPr>
           <w:p>
             <w:pPr>
@@ -6073,7 +6073,7 @@
         </w:tc>
         <w:tc>
           <w:tcPr>
-            <w:tcW w:type="dxa" w:w="5783"/>
+            <w:tcW w:type="dxa" w:w="6038"/>
             <w:noWrap/>
           </w:tcPr>
           <w:p>
@@ -6103,7 +6103,7 @@
       <w:tr>
         <w:tc>
           <w:tcPr>
-            <w:tcW w:type="dxa" w:w="510"/>
+            <w:tcW w:type="dxa" w:w="255"/>
           </w:tcPr>
           <w:p>
             <w:pPr>
@@ -6119,7 +6119,7 @@
         </w:tc>
         <w:tc>
           <w:tcPr>
-            <w:tcW w:type="dxa" w:w="5783"/>
+            <w:tcW w:type="dxa" w:w="6038"/>
             <w:noWrap/>
           </w:tcPr>
           <w:p>
@@ -6149,7 +6149,7 @@
       <w:tr>
         <w:tc>
           <w:tcPr>
-            <w:tcW w:type="dxa" w:w="510"/>
+            <w:tcW w:type="dxa" w:w="255"/>
           </w:tcPr>
           <w:p>
             <w:pPr>
@@ -6165,7 +6165,7 @@
         </w:tc>
         <w:tc>
           <w:tcPr>
-            <w:tcW w:type="dxa" w:w="5783"/>
+            <w:tcW w:type="dxa" w:w="6038"/>
             <w:noWrap/>
           </w:tcPr>
           <w:p>
@@ -6195,7 +6195,7 @@
       <w:tr>
         <w:tc>
           <w:tcPr>
-            <w:tcW w:type="dxa" w:w="510"/>
+            <w:tcW w:type="dxa" w:w="255"/>
           </w:tcPr>
           <w:p>
             <w:pPr>
@@ -6211,7 +6211,7 @@
         </w:tc>
         <w:tc>
           <w:tcPr>
-            <w:tcW w:type="dxa" w:w="5783"/>
+            <w:tcW w:type="dxa" w:w="6038"/>
             <w:noWrap/>
           </w:tcPr>
           <w:p>
@@ -6241,7 +6241,7 @@
       <w:tr>
         <w:tc>
           <w:tcPr>
-            <w:tcW w:type="dxa" w:w="510"/>
+            <w:tcW w:type="dxa" w:w="255"/>
           </w:tcPr>
           <w:p>
             <w:pPr>
@@ -6257,7 +6257,7 @@
         </w:tc>
         <w:tc>
           <w:tcPr>
-            <w:tcW w:type="dxa" w:w="5783"/>
+            <w:tcW w:type="dxa" w:w="6038"/>
             <w:noWrap/>
           </w:tcPr>
           <w:p>
@@ -6287,7 +6287,7 @@
       <w:tr>
         <w:tc>
           <w:tcPr>
-            <w:tcW w:type="dxa" w:w="510"/>
+            <w:tcW w:type="dxa" w:w="255"/>
           </w:tcPr>
           <w:p>
             <w:pPr>
@@ -6303,7 +6303,7 @@
         </w:tc>
         <w:tc>
           <w:tcPr>
-            <w:tcW w:type="dxa" w:w="5783"/>
+            <w:tcW w:type="dxa" w:w="6038"/>
             <w:noWrap/>
           </w:tcPr>
           <w:p>
@@ -6333,7 +6333,7 @@
       <w:tr>
         <w:tc>
           <w:tcPr>
-            <w:tcW w:type="dxa" w:w="510"/>
+            <w:tcW w:type="dxa" w:w="255"/>
           </w:tcPr>
           <w:p>
             <w:pPr>
@@ -6349,7 +6349,7 @@
         </w:tc>
         <w:tc>
           <w:tcPr>
-            <w:tcW w:type="dxa" w:w="5783"/>
+            <w:tcW w:type="dxa" w:w="6038"/>
             <w:noWrap/>
           </w:tcPr>
           <w:p>
@@ -6379,7 +6379,7 @@
       <w:tr>
         <w:tc>
           <w:tcPr>
-            <w:tcW w:type="dxa" w:w="510"/>
+            <w:tcW w:type="dxa" w:w="255"/>
           </w:tcPr>
           <w:p>
             <w:pPr>
@@ -6395,7 +6395,7 @@
         </w:tc>
         <w:tc>
           <w:tcPr>
-            <w:tcW w:type="dxa" w:w="5783"/>
+            <w:tcW w:type="dxa" w:w="6038"/>
             <w:noWrap/>
           </w:tcPr>
           <w:p>
@@ -6425,7 +6425,7 @@
       <w:tr>
         <w:tc>
           <w:tcPr>
-            <w:tcW w:type="dxa" w:w="510"/>
+            <w:tcW w:type="dxa" w:w="255"/>
           </w:tcPr>
           <w:p>
             <w:pPr>
@@ -6441,7 +6441,7 @@
         </w:tc>
         <w:tc>
           <w:tcPr>
-            <w:tcW w:type="dxa" w:w="5783"/>
+            <w:tcW w:type="dxa" w:w="6038"/>
             <w:noWrap/>
           </w:tcPr>
           <w:p>
@@ -6471,7 +6471,7 @@
       <w:tr>
         <w:tc>
           <w:tcPr>
-            <w:tcW w:type="dxa" w:w="510"/>
+            <w:tcW w:type="dxa" w:w="255"/>
           </w:tcPr>
           <w:p>
             <w:pPr>
@@ -6487,7 +6487,7 @@
         </w:tc>
         <w:tc>
           <w:tcPr>
-            <w:tcW w:type="dxa" w:w="5783"/>
+            <w:tcW w:type="dxa" w:w="6038"/>
             <w:noWrap/>
           </w:tcPr>
           <w:p>
@@ -6517,7 +6517,7 @@
       <w:tr>
         <w:tc>
           <w:tcPr>
-            <w:tcW w:type="dxa" w:w="510"/>
+            <w:tcW w:type="dxa" w:w="255"/>
           </w:tcPr>
           <w:p>
             <w:pPr>
@@ -6533,7 +6533,7 @@
         </w:tc>
         <w:tc>
           <w:tcPr>
-            <w:tcW w:type="dxa" w:w="5783"/>
+            <w:tcW w:type="dxa" w:w="6038"/>
             <w:noWrap/>
           </w:tcPr>
           <w:p>
@@ -6586,7 +6586,7 @@
       <w:tr>
         <w:tc>
           <w:tcPr>
-            <w:tcW w:type="dxa" w:w="510"/>
+            <w:tcW w:type="dxa" w:w="255"/>
           </w:tcPr>
           <w:p>
             <w:pPr>
@@ -6602,7 +6602,7 @@
         </w:tc>
         <w:tc>
           <w:tcPr>
-            <w:tcW w:type="dxa" w:w="5783"/>
+            <w:tcW w:type="dxa" w:w="6038"/>
             <w:noWrap/>
           </w:tcPr>
           <w:p>
@@ -6631,7 +6631,7 @@
       <w:tr>
         <w:tc>
           <w:tcPr>
-            <w:tcW w:type="dxa" w:w="510"/>
+            <w:tcW w:type="dxa" w:w="255"/>
           </w:tcPr>
           <w:p>
             <w:pPr>
@@ -6647,7 +6647,7 @@
         </w:tc>
         <w:tc>
           <w:tcPr>
-            <w:tcW w:type="dxa" w:w="5783"/>
+            <w:tcW w:type="dxa" w:w="6038"/>
             <w:noWrap/>
           </w:tcPr>
           <w:p>
@@ -6677,7 +6677,7 @@
       <w:tr>
         <w:tc>
           <w:tcPr>
-            <w:tcW w:type="dxa" w:w="510"/>
+            <w:tcW w:type="dxa" w:w="255"/>
           </w:tcPr>
           <w:p>
             <w:pPr>
@@ -6693,7 +6693,7 @@
         </w:tc>
         <w:tc>
           <w:tcPr>
-            <w:tcW w:type="dxa" w:w="5783"/>
+            <w:tcW w:type="dxa" w:w="6038"/>
             <w:noWrap/>
           </w:tcPr>
           <w:p>
@@ -6723,7 +6723,7 @@
       <w:tr>
         <w:tc>
           <w:tcPr>
-            <w:tcW w:type="dxa" w:w="510"/>
+            <w:tcW w:type="dxa" w:w="255"/>
           </w:tcPr>
           <w:p>
             <w:pPr>
@@ -6739,7 +6739,7 @@
         </w:tc>
         <w:tc>
           <w:tcPr>
-            <w:tcW w:type="dxa" w:w="5783"/>
+            <w:tcW w:type="dxa" w:w="6038"/>
             <w:noWrap/>
           </w:tcPr>
           <w:p>
@@ -6769,7 +6769,7 @@
       <w:tr>
         <w:tc>
           <w:tcPr>
-            <w:tcW w:type="dxa" w:w="510"/>
+            <w:tcW w:type="dxa" w:w="255"/>
           </w:tcPr>
           <w:p>
             <w:pPr>
@@ -6785,7 +6785,7 @@
         </w:tc>
         <w:tc>
           <w:tcPr>
-            <w:tcW w:type="dxa" w:w="5783"/>
+            <w:tcW w:type="dxa" w:w="6038"/>
             <w:noWrap/>
           </w:tcPr>
           <w:p>
@@ -6815,7 +6815,7 @@
       <w:tr>
         <w:tc>
           <w:tcPr>
-            <w:tcW w:type="dxa" w:w="510"/>
+            <w:tcW w:type="dxa" w:w="255"/>
           </w:tcPr>
           <w:p>
             <w:pPr>
@@ -6831,7 +6831,7 @@
         </w:tc>
         <w:tc>
           <w:tcPr>
-            <w:tcW w:type="dxa" w:w="5783"/>
+            <w:tcW w:type="dxa" w:w="6038"/>
             <w:noWrap/>
           </w:tcPr>
           <w:p>
@@ -6861,7 +6861,7 @@
       <w:tr>
         <w:tc>
           <w:tcPr>
-            <w:tcW w:type="dxa" w:w="510"/>
+            <w:tcW w:type="dxa" w:w="255"/>
           </w:tcPr>
           <w:p>
             <w:pPr>
@@ -6877,7 +6877,7 @@
         </w:tc>
         <w:tc>
           <w:tcPr>
-            <w:tcW w:type="dxa" w:w="5783"/>
+            <w:tcW w:type="dxa" w:w="6038"/>
             <w:noWrap/>
           </w:tcPr>
           <w:p>
@@ -6907,7 +6907,7 @@
       <w:tr>
         <w:tc>
           <w:tcPr>
-            <w:tcW w:type="dxa" w:w="510"/>
+            <w:tcW w:type="dxa" w:w="255"/>
           </w:tcPr>
           <w:p>
             <w:pPr>
@@ -6923,7 +6923,7 @@
         </w:tc>
         <w:tc>
           <w:tcPr>
-            <w:tcW w:type="dxa" w:w="5783"/>
+            <w:tcW w:type="dxa" w:w="6038"/>
             <w:noWrap/>
           </w:tcPr>
           <w:p>
@@ -6953,7 +6953,7 @@
       <w:tr>
         <w:tc>
           <w:tcPr>
-            <w:tcW w:type="dxa" w:w="510"/>
+            <w:tcW w:type="dxa" w:w="255"/>
           </w:tcPr>
           <w:p>
             <w:pPr>
@@ -6969,7 +6969,7 @@
         </w:tc>
         <w:tc>
           <w:tcPr>
-            <w:tcW w:type="dxa" w:w="5783"/>
+            <w:tcW w:type="dxa" w:w="6038"/>
             <w:noWrap/>
           </w:tcPr>
           <w:p>
@@ -6999,7 +6999,7 @@
       <w:tr>
         <w:tc>
           <w:tcPr>
-            <w:tcW w:type="dxa" w:w="510"/>
+            <w:tcW w:type="dxa" w:w="255"/>
           </w:tcPr>
           <w:p>
             <w:pPr>
@@ -7015,7 +7015,7 @@
         </w:tc>
         <w:tc>
           <w:tcPr>
-            <w:tcW w:type="dxa" w:w="5783"/>
+            <w:tcW w:type="dxa" w:w="6038"/>
             <w:noWrap/>
           </w:tcPr>
           <w:p>
@@ -7045,7 +7045,7 @@
       <w:tr>
         <w:tc>
           <w:tcPr>
-            <w:tcW w:type="dxa" w:w="510"/>
+            <w:tcW w:type="dxa" w:w="255"/>
           </w:tcPr>
           <w:p>
             <w:pPr>
@@ -7061,7 +7061,7 @@
         </w:tc>
         <w:tc>
           <w:tcPr>
-            <w:tcW w:type="dxa" w:w="5783"/>
+            <w:tcW w:type="dxa" w:w="6038"/>
             <w:noWrap/>
           </w:tcPr>
           <w:p>
@@ -7091,7 +7091,7 @@
       <w:tr>
         <w:tc>
           <w:tcPr>
-            <w:tcW w:type="dxa" w:w="510"/>
+            <w:tcW w:type="dxa" w:w="255"/>
           </w:tcPr>
           <w:p>
             <w:pPr>
@@ -7107,7 +7107,7 @@
         </w:tc>
         <w:tc>
           <w:tcPr>
-            <w:tcW w:type="dxa" w:w="5783"/>
+            <w:tcW w:type="dxa" w:w="6038"/>
             <w:noWrap/>
           </w:tcPr>
           <w:p>
@@ -7137,7 +7137,7 @@
       <w:tr>
         <w:tc>
           <w:tcPr>
-            <w:tcW w:type="dxa" w:w="510"/>
+            <w:tcW w:type="dxa" w:w="255"/>
           </w:tcPr>
           <w:p>
             <w:pPr>
@@ -7153,7 +7153,7 @@
         </w:tc>
         <w:tc>
           <w:tcPr>
-            <w:tcW w:type="dxa" w:w="5783"/>
+            <w:tcW w:type="dxa" w:w="6038"/>
             <w:noWrap/>
           </w:tcPr>
           <w:p>
@@ -7183,7 +7183,7 @@
       <w:tr>
         <w:tc>
           <w:tcPr>
-            <w:tcW w:type="dxa" w:w="510"/>
+            <w:tcW w:type="dxa" w:w="255"/>
           </w:tcPr>
           <w:p>
             <w:pPr>
@@ -7199,7 +7199,7 @@
         </w:tc>
         <w:tc>
           <w:tcPr>
-            <w:tcW w:type="dxa" w:w="5783"/>
+            <w:tcW w:type="dxa" w:w="6038"/>
             <w:noWrap/>
           </w:tcPr>
           <w:p>
@@ -7229,7 +7229,7 @@
       <w:tr>
         <w:tc>
           <w:tcPr>
-            <w:tcW w:type="dxa" w:w="510"/>
+            <w:tcW w:type="dxa" w:w="255"/>
           </w:tcPr>
           <w:p>
             <w:pPr>
@@ -7245,7 +7245,7 @@
         </w:tc>
         <w:tc>
           <w:tcPr>
-            <w:tcW w:type="dxa" w:w="5783"/>
+            <w:tcW w:type="dxa" w:w="6038"/>
             <w:noWrap/>
           </w:tcPr>
           <w:p>
@@ -7275,7 +7275,7 @@
       <w:tr>
         <w:tc>
           <w:tcPr>
-            <w:tcW w:type="dxa" w:w="510"/>
+            <w:tcW w:type="dxa" w:w="255"/>
           </w:tcPr>
           <w:p>
             <w:pPr>
@@ -7291,7 +7291,7 @@
         </w:tc>
         <w:tc>
           <w:tcPr>
-            <w:tcW w:type="dxa" w:w="5783"/>
+            <w:tcW w:type="dxa" w:w="6038"/>
             <w:noWrap/>
           </w:tcPr>
           <w:p>
@@ -7321,7 +7321,7 @@
       <w:tr>
         <w:tc>
           <w:tcPr>
-            <w:tcW w:type="dxa" w:w="510"/>
+            <w:tcW w:type="dxa" w:w="255"/>
           </w:tcPr>
           <w:p>
             <w:pPr>
@@ -7337,7 +7337,7 @@
         </w:tc>
         <w:tc>
           <w:tcPr>
-            <w:tcW w:type="dxa" w:w="5783"/>
+            <w:tcW w:type="dxa" w:w="6038"/>
             <w:noWrap/>
           </w:tcPr>
           <w:p>
@@ -7367,7 +7367,7 @@
       <w:tr>
         <w:tc>
           <w:tcPr>
-            <w:tcW w:type="dxa" w:w="510"/>
+            <w:tcW w:type="dxa" w:w="255"/>
           </w:tcPr>
           <w:p>
             <w:pPr>
@@ -7383,7 +7383,7 @@
         </w:tc>
         <w:tc>
           <w:tcPr>
-            <w:tcW w:type="dxa" w:w="5783"/>
+            <w:tcW w:type="dxa" w:w="6038"/>
             <w:noWrap/>
           </w:tcPr>
           <w:p>
@@ -7413,7 +7413,7 @@
       <w:tr>
         <w:tc>
           <w:tcPr>
-            <w:tcW w:type="dxa" w:w="510"/>
+            <w:tcW w:type="dxa" w:w="255"/>
           </w:tcPr>
           <w:p>
             <w:pPr>
@@ -7429,7 +7429,7 @@
         </w:tc>
         <w:tc>
           <w:tcPr>
-            <w:tcW w:type="dxa" w:w="5783"/>
+            <w:tcW w:type="dxa" w:w="6038"/>
             <w:noWrap/>
           </w:tcPr>
           <w:p>
@@ -7459,7 +7459,7 @@
       <w:tr>
         <w:tc>
           <w:tcPr>
-            <w:tcW w:type="dxa" w:w="510"/>
+            <w:tcW w:type="dxa" w:w="255"/>
           </w:tcPr>
           <w:p>
             <w:pPr>
@@ -7475,7 +7475,7 @@
         </w:tc>
         <w:tc>
           <w:tcPr>
-            <w:tcW w:type="dxa" w:w="5783"/>
+            <w:tcW w:type="dxa" w:w="6038"/>
             <w:noWrap/>
           </w:tcPr>
           <w:p>
@@ -7505,7 +7505,7 @@
       <w:tr>
         <w:tc>
           <w:tcPr>
-            <w:tcW w:type="dxa" w:w="510"/>
+            <w:tcW w:type="dxa" w:w="255"/>
           </w:tcPr>
           <w:p>
             <w:pPr>
@@ -7521,7 +7521,7 @@
         </w:tc>
         <w:tc>
           <w:tcPr>
-            <w:tcW w:type="dxa" w:w="5783"/>
+            <w:tcW w:type="dxa" w:w="6038"/>
             <w:noWrap/>
           </w:tcPr>
           <w:p>
@@ -7551,7 +7551,7 @@
       <w:tr>
         <w:tc>
           <w:tcPr>
-            <w:tcW w:type="dxa" w:w="510"/>
+            <w:tcW w:type="dxa" w:w="255"/>
           </w:tcPr>
           <w:p>
             <w:pPr>
@@ -7567,7 +7567,7 @@
         </w:tc>
         <w:tc>
           <w:tcPr>
-            <w:tcW w:type="dxa" w:w="5783"/>
+            <w:tcW w:type="dxa" w:w="6038"/>
             <w:noWrap/>
           </w:tcPr>
           <w:p>
@@ -7597,7 +7597,7 @@
       <w:tr>
         <w:tc>
           <w:tcPr>
-            <w:tcW w:type="dxa" w:w="510"/>
+            <w:tcW w:type="dxa" w:w="255"/>
           </w:tcPr>
           <w:p>
             <w:pPr>
@@ -7613,7 +7613,7 @@
         </w:tc>
         <w:tc>
           <w:tcPr>
-            <w:tcW w:type="dxa" w:w="5783"/>
+            <w:tcW w:type="dxa" w:w="6038"/>
             <w:noWrap/>
           </w:tcPr>
           <w:p>
@@ -7643,7 +7643,7 @@
       <w:tr>
         <w:tc>
           <w:tcPr>
-            <w:tcW w:type="dxa" w:w="510"/>
+            <w:tcW w:type="dxa" w:w="255"/>
           </w:tcPr>
           <w:p>
             <w:pPr>
@@ -7659,7 +7659,7 @@
         </w:tc>
         <w:tc>
           <w:tcPr>
-            <w:tcW w:type="dxa" w:w="5783"/>
+            <w:tcW w:type="dxa" w:w="6038"/>
             <w:noWrap/>
           </w:tcPr>
           <w:p>
@@ -7689,7 +7689,7 @@
       <w:tr>
         <w:tc>
           <w:tcPr>
-            <w:tcW w:type="dxa" w:w="510"/>
+            <w:tcW w:type="dxa" w:w="255"/>
           </w:tcPr>
           <w:p>
             <w:pPr>
@@ -7705,7 +7705,7 @@
         </w:tc>
         <w:tc>
           <w:tcPr>
-            <w:tcW w:type="dxa" w:w="5783"/>
+            <w:tcW w:type="dxa" w:w="6038"/>
             <w:noWrap/>
           </w:tcPr>
           <w:p>
@@ -7735,7 +7735,7 @@
       <w:tr>
         <w:tc>
           <w:tcPr>
-            <w:tcW w:type="dxa" w:w="510"/>
+            <w:tcW w:type="dxa" w:w="255"/>
           </w:tcPr>
           <w:p>
             <w:pPr>
@@ -7751,7 +7751,7 @@
         </w:tc>
         <w:tc>
           <w:tcPr>
-            <w:tcW w:type="dxa" w:w="5783"/>
+            <w:tcW w:type="dxa" w:w="6038"/>
             <w:noWrap/>
           </w:tcPr>
           <w:p>
@@ -7781,7 +7781,7 @@
       <w:tr>
         <w:tc>
           <w:tcPr>
-            <w:tcW w:type="dxa" w:w="510"/>
+            <w:tcW w:type="dxa" w:w="255"/>
           </w:tcPr>
           <w:p>
             <w:pPr>
@@ -7797,7 +7797,7 @@
         </w:tc>
         <w:tc>
           <w:tcPr>
-            <w:tcW w:type="dxa" w:w="5783"/>
+            <w:tcW w:type="dxa" w:w="6038"/>
             <w:noWrap/>
           </w:tcPr>
           <w:p>
@@ -7827,7 +7827,7 @@
       <w:tr>
         <w:tc>
           <w:tcPr>
-            <w:tcW w:type="dxa" w:w="510"/>
+            <w:tcW w:type="dxa" w:w="255"/>
           </w:tcPr>
           <w:p>
             <w:pPr>
@@ -7843,7 +7843,7 @@
         </w:tc>
         <w:tc>
           <w:tcPr>
-            <w:tcW w:type="dxa" w:w="5783"/>
+            <w:tcW w:type="dxa" w:w="6038"/>
             <w:noWrap/>
           </w:tcPr>
           <w:p>
@@ -7896,7 +7896,7 @@
       <w:tr>
         <w:tc>
           <w:tcPr>
-            <w:tcW w:type="dxa" w:w="510"/>
+            <w:tcW w:type="dxa" w:w="255"/>
           </w:tcPr>
           <w:p>
             <w:pPr>
@@ -7912,7 +7912,7 @@
         </w:tc>
         <w:tc>
           <w:tcPr>
-            <w:tcW w:type="dxa" w:w="5783"/>
+            <w:tcW w:type="dxa" w:w="6038"/>
             <w:noWrap/>
           </w:tcPr>
           <w:p>
@@ -7941,7 +7941,7 @@
       <w:tr>
         <w:tc>
           <w:tcPr>
-            <w:tcW w:type="dxa" w:w="510"/>
+            <w:tcW w:type="dxa" w:w="255"/>
           </w:tcPr>
           <w:p>
             <w:pPr>
@@ -7957,7 +7957,7 @@
         </w:tc>
         <w:tc>
           <w:tcPr>
-            <w:tcW w:type="dxa" w:w="5783"/>
+            <w:tcW w:type="dxa" w:w="6038"/>
             <w:noWrap/>
           </w:tcPr>
           <w:p>
@@ -7987,7 +7987,7 @@
       <w:tr>
         <w:tc>
           <w:tcPr>
-            <w:tcW w:type="dxa" w:w="510"/>
+            <w:tcW w:type="dxa" w:w="255"/>
           </w:tcPr>
           <w:p>
             <w:pPr>
@@ -8003,7 +8003,7 @@
         </w:tc>
         <w:tc>
           <w:tcPr>
-            <w:tcW w:type="dxa" w:w="5783"/>
+            <w:tcW w:type="dxa" w:w="6038"/>
             <w:noWrap/>
           </w:tcPr>
           <w:p>
@@ -8033,7 +8033,7 @@
       <w:tr>
         <w:tc>
           <w:tcPr>
-            <w:tcW w:type="dxa" w:w="510"/>
+            <w:tcW w:type="dxa" w:w="255"/>
           </w:tcPr>
           <w:p>
             <w:pPr>
@@ -8049,7 +8049,7 @@
         </w:tc>
         <w:tc>
           <w:tcPr>
-            <w:tcW w:type="dxa" w:w="5783"/>
+            <w:tcW w:type="dxa" w:w="6038"/>
             <w:noWrap/>
           </w:tcPr>
           <w:p>
@@ -8102,7 +8102,7 @@
       <w:tr>
         <w:tc>
           <w:tcPr>
-            <w:tcW w:type="dxa" w:w="510"/>
+            <w:tcW w:type="dxa" w:w="255"/>
           </w:tcPr>
           <w:p>
             <w:pPr>
@@ -8118,7 +8118,7 @@
         </w:tc>
         <w:tc>
           <w:tcPr>
-            <w:tcW w:type="dxa" w:w="5783"/>
+            <w:tcW w:type="dxa" w:w="6038"/>
             <w:noWrap/>
           </w:tcPr>
           <w:p>
@@ -8147,7 +8147,7 @@
       <w:tr>
         <w:tc>
           <w:tcPr>
-            <w:tcW w:type="dxa" w:w="510"/>
+            <w:tcW w:type="dxa" w:w="255"/>
           </w:tcPr>
           <w:p>
             <w:pPr>
@@ -8163,7 +8163,7 @@
         </w:tc>
         <w:tc>
           <w:tcPr>
-            <w:tcW w:type="dxa" w:w="5783"/>
+            <w:tcW w:type="dxa" w:w="6038"/>
             <w:noWrap/>
           </w:tcPr>
           <w:p>
@@ -8193,7 +8193,7 @@
       <w:tr>
         <w:tc>
           <w:tcPr>
-            <w:tcW w:type="dxa" w:w="510"/>
+            <w:tcW w:type="dxa" w:w="255"/>
           </w:tcPr>
           <w:p>
             <w:pPr>
@@ -8209,7 +8209,7 @@
         </w:tc>
         <w:tc>
           <w:tcPr>
-            <w:tcW w:type="dxa" w:w="5783"/>
+            <w:tcW w:type="dxa" w:w="6038"/>
             <w:noWrap/>
           </w:tcPr>
           <w:p>
@@ -8239,7 +8239,7 @@
       <w:tr>
         <w:tc>
           <w:tcPr>
-            <w:tcW w:type="dxa" w:w="510"/>
+            <w:tcW w:type="dxa" w:w="255"/>
           </w:tcPr>
           <w:p>
             <w:pPr>
@@ -8255,7 +8255,7 @@
         </w:tc>
         <w:tc>
           <w:tcPr>
-            <w:tcW w:type="dxa" w:w="5783"/>
+            <w:tcW w:type="dxa" w:w="6038"/>
             <w:noWrap/>
           </w:tcPr>
           <w:p>
@@ -8285,7 +8285,7 @@
       <w:tr>
         <w:tc>
           <w:tcPr>
-            <w:tcW w:type="dxa" w:w="510"/>
+            <w:tcW w:type="dxa" w:w="255"/>
           </w:tcPr>
           <w:p>
             <w:pPr>
@@ -8301,7 +8301,7 @@
         </w:tc>
         <w:tc>
           <w:tcPr>
-            <w:tcW w:type="dxa" w:w="5783"/>
+            <w:tcW w:type="dxa" w:w="6038"/>
             <w:noWrap/>
           </w:tcPr>
           <w:p>
@@ -8331,7 +8331,7 @@
       <w:tr>
         <w:tc>
           <w:tcPr>
-            <w:tcW w:type="dxa" w:w="510"/>
+            <w:tcW w:type="dxa" w:w="255"/>
           </w:tcPr>
           <w:p>
             <w:pPr>
@@ -8347,7 +8347,7 @@
         </w:tc>
         <w:tc>
           <w:tcPr>
-            <w:tcW w:type="dxa" w:w="5783"/>
+            <w:tcW w:type="dxa" w:w="6038"/>
             <w:noWrap/>
           </w:tcPr>
           <w:p>
@@ -8377,7 +8377,7 @@
       <w:tr>
         <w:tc>
           <w:tcPr>
-            <w:tcW w:type="dxa" w:w="510"/>
+            <w:tcW w:type="dxa" w:w="255"/>
           </w:tcPr>
           <w:p>
             <w:pPr>
@@ -8393,7 +8393,7 @@
         </w:tc>
         <w:tc>
           <w:tcPr>
-            <w:tcW w:type="dxa" w:w="5783"/>
+            <w:tcW w:type="dxa" w:w="6038"/>
             <w:noWrap/>
           </w:tcPr>
           <w:p>
@@ -8423,7 +8423,7 @@
       <w:tr>
         <w:tc>
           <w:tcPr>
-            <w:tcW w:type="dxa" w:w="510"/>
+            <w:tcW w:type="dxa" w:w="255"/>
           </w:tcPr>
           <w:p>
             <w:pPr>
@@ -8439,7 +8439,7 @@
         </w:tc>
         <w:tc>
           <w:tcPr>
-            <w:tcW w:type="dxa" w:w="5783"/>
+            <w:tcW w:type="dxa" w:w="6038"/>
             <w:noWrap/>
           </w:tcPr>
           <w:p>
@@ -8469,7 +8469,7 @@
       <w:tr>
         <w:tc>
           <w:tcPr>
-            <w:tcW w:type="dxa" w:w="510"/>
+            <w:tcW w:type="dxa" w:w="255"/>
           </w:tcPr>
           <w:p>
             <w:pPr>
@@ -8485,7 +8485,7 @@
         </w:tc>
         <w:tc>
           <w:tcPr>
-            <w:tcW w:type="dxa" w:w="5783"/>
+            <w:tcW w:type="dxa" w:w="6038"/>
             <w:noWrap/>
           </w:tcPr>
           <w:p>
@@ -8515,7 +8515,7 @@
       <w:tr>
         <w:tc>
           <w:tcPr>
-            <w:tcW w:type="dxa" w:w="510"/>
+            <w:tcW w:type="dxa" w:w="255"/>
           </w:tcPr>
           <w:p>
             <w:pPr>
@@ -8531,7 +8531,7 @@
         </w:tc>
         <w:tc>
           <w:tcPr>
-            <w:tcW w:type="dxa" w:w="5783"/>
+            <w:tcW w:type="dxa" w:w="6038"/>
             <w:noWrap/>
           </w:tcPr>
           <w:p>
@@ -8561,7 +8561,7 @@
       <w:tr>
         <w:tc>
           <w:tcPr>
-            <w:tcW w:type="dxa" w:w="510"/>
+            <w:tcW w:type="dxa" w:w="255"/>
           </w:tcPr>
           <w:p>
             <w:pPr>
@@ -8577,7 +8577,7 @@
         </w:tc>
         <w:tc>
           <w:tcPr>
-            <w:tcW w:type="dxa" w:w="5783"/>
+            <w:tcW w:type="dxa" w:w="6038"/>
             <w:noWrap/>
           </w:tcPr>
           <w:p>
@@ -8607,7 +8607,7 @@
       <w:tr>
         <w:tc>
           <w:tcPr>
-            <w:tcW w:type="dxa" w:w="510"/>
+            <w:tcW w:type="dxa" w:w="255"/>
           </w:tcPr>
           <w:p>
             <w:pPr>
@@ -8623,7 +8623,7 @@
         </w:tc>
         <w:tc>
           <w:tcPr>
-            <w:tcW w:type="dxa" w:w="5783"/>
+            <w:tcW w:type="dxa" w:w="6038"/>
             <w:noWrap/>
           </w:tcPr>
           <w:p>
@@ -8653,7 +8653,7 @@
       <w:tr>
         <w:tc>
           <w:tcPr>
-            <w:tcW w:type="dxa" w:w="510"/>
+            <w:tcW w:type="dxa" w:w="255"/>
           </w:tcPr>
           <w:p>
             <w:pPr>
@@ -8669,7 +8669,7 @@
         </w:tc>
         <w:tc>
           <w:tcPr>
-            <w:tcW w:type="dxa" w:w="5783"/>
+            <w:tcW w:type="dxa" w:w="6038"/>
             <w:noWrap/>
           </w:tcPr>
           <w:p>
@@ -8699,7 +8699,7 @@
       <w:tr>
         <w:tc>
           <w:tcPr>
-            <w:tcW w:type="dxa" w:w="510"/>
+            <w:tcW w:type="dxa" w:w="255"/>
           </w:tcPr>
           <w:p>
             <w:pPr>
@@ -8715,7 +8715,7 @@
         </w:tc>
         <w:tc>
           <w:tcPr>
-            <w:tcW w:type="dxa" w:w="5783"/>
+            <w:tcW w:type="dxa" w:w="6038"/>
             <w:noWrap/>
           </w:tcPr>
           <w:p>
@@ -8745,7 +8745,7 @@
       <w:tr>
         <w:tc>
           <w:tcPr>
-            <w:tcW w:type="dxa" w:w="510"/>
+            <w:tcW w:type="dxa" w:w="255"/>
           </w:tcPr>
           <w:p>
             <w:pPr>
@@ -8761,7 +8761,7 @@
         </w:tc>
         <w:tc>
           <w:tcPr>
-            <w:tcW w:type="dxa" w:w="5783"/>
+            <w:tcW w:type="dxa" w:w="6038"/>
             <w:noWrap/>
           </w:tcPr>
           <w:p>
@@ -8814,7 +8814,7 @@
       <w:tr>
         <w:tc>
           <w:tcPr>
-            <w:tcW w:type="dxa" w:w="510"/>
+            <w:tcW w:type="dxa" w:w="255"/>
           </w:tcPr>
           <w:p>
             <w:pPr>
@@ -8830,7 +8830,7 @@
         </w:tc>
         <w:tc>
           <w:tcPr>
-            <w:tcW w:type="dxa" w:w="5783"/>
+            <w:tcW w:type="dxa" w:w="6038"/>
             <w:noWrap/>
           </w:tcPr>
           <w:p>
@@ -8859,7 +8859,7 @@
       <w:tr>
         <w:tc>
           <w:tcPr>
-            <w:tcW w:type="dxa" w:w="510"/>
+            <w:tcW w:type="dxa" w:w="255"/>
           </w:tcPr>
           <w:p>
             <w:pPr>
@@ -8875,7 +8875,7 @@
         </w:tc>
         <w:tc>
           <w:tcPr>
-            <w:tcW w:type="dxa" w:w="5783"/>
+            <w:tcW w:type="dxa" w:w="6038"/>
             <w:noWrap/>
           </w:tcPr>
           <w:p>
@@ -8905,7 +8905,7 @@
       <w:tr>
         <w:tc>
           <w:tcPr>
-            <w:tcW w:type="dxa" w:w="510"/>
+            <w:tcW w:type="dxa" w:w="255"/>
           </w:tcPr>
           <w:p>
             <w:pPr>
@@ -8921,7 +8921,7 @@
         </w:tc>
         <w:tc>
           <w:tcPr>
-            <w:tcW w:type="dxa" w:w="5783"/>
+            <w:tcW w:type="dxa" w:w="6038"/>
             <w:noWrap/>
           </w:tcPr>
           <w:p>
@@ -8951,7 +8951,7 @@
       <w:tr>
         <w:tc>
           <w:tcPr>
-            <w:tcW w:type="dxa" w:w="510"/>
+            <w:tcW w:type="dxa" w:w="255"/>
           </w:tcPr>
           <w:p>
             <w:pPr>
@@ -8967,7 +8967,7 @@
         </w:tc>
         <w:tc>
           <w:tcPr>
-            <w:tcW w:type="dxa" w:w="5783"/>
+            <w:tcW w:type="dxa" w:w="6038"/>
             <w:noWrap/>
           </w:tcPr>
           <w:p>
@@ -8997,7 +8997,7 @@
       <w:tr>
         <w:tc>
           <w:tcPr>
-            <w:tcW w:type="dxa" w:w="510"/>
+            <w:tcW w:type="dxa" w:w="255"/>
           </w:tcPr>
           <w:p>
             <w:pPr>
@@ -9013,7 +9013,7 @@
         </w:tc>
         <w:tc>
           <w:tcPr>
-            <w:tcW w:type="dxa" w:w="5783"/>
+            <w:tcW w:type="dxa" w:w="6038"/>
             <w:noWrap/>
           </w:tcPr>
           <w:p>
@@ -9043,7 +9043,7 @@
       <w:tr>
         <w:tc>
           <w:tcPr>
-            <w:tcW w:type="dxa" w:w="510"/>
+            <w:tcW w:type="dxa" w:w="255"/>
           </w:tcPr>
           <w:p>
             <w:pPr>
@@ -9059,7 +9059,7 @@
         </w:tc>
         <w:tc>
           <w:tcPr>
-            <w:tcW w:type="dxa" w:w="5783"/>
+            <w:tcW w:type="dxa" w:w="6038"/>
             <w:noWrap/>
           </w:tcPr>
           <w:p>
@@ -9089,7 +9089,7 @@
       <w:tr>
         <w:tc>
           <w:tcPr>
-            <w:tcW w:type="dxa" w:w="510"/>
+            <w:tcW w:type="dxa" w:w="255"/>
           </w:tcPr>
           <w:p>
             <w:pPr>
@@ -9105,7 +9105,7 @@
         </w:tc>
         <w:tc>
           <w:tcPr>
-            <w:tcW w:type="dxa" w:w="5783"/>
+            <w:tcW w:type="dxa" w:w="6038"/>
             <w:noWrap/>
           </w:tcPr>
           <w:p>
@@ -9135,7 +9135,7 @@
       <w:tr>
         <w:tc>
           <w:tcPr>
-            <w:tcW w:type="dxa" w:w="510"/>
+            <w:tcW w:type="dxa" w:w="255"/>
           </w:tcPr>
           <w:p>
             <w:pPr>
@@ -9151,7 +9151,7 @@
         </w:tc>
         <w:tc>
           <w:tcPr>
-            <w:tcW w:type="dxa" w:w="5783"/>
+            <w:tcW w:type="dxa" w:w="6038"/>
             <w:noWrap/>
           </w:tcPr>
           <w:p>
@@ -9181,7 +9181,7 @@
       <w:tr>
         <w:tc>
           <w:tcPr>
-            <w:tcW w:type="dxa" w:w="510"/>
+            <w:tcW w:type="dxa" w:w="255"/>
           </w:tcPr>
           <w:p>
             <w:pPr>
@@ -9197,7 +9197,7 @@
         </w:tc>
         <w:tc>
           <w:tcPr>
-            <w:tcW w:type="dxa" w:w="5783"/>
+            <w:tcW w:type="dxa" w:w="6038"/>
             <w:noWrap/>
           </w:tcPr>
           <w:p>
@@ -9227,7 +9227,7 @@
       <w:tr>
         <w:tc>
           <w:tcPr>
-            <w:tcW w:type="dxa" w:w="510"/>
+            <w:tcW w:type="dxa" w:w="255"/>
           </w:tcPr>
           <w:p>
             <w:pPr>
@@ -9243,7 +9243,7 @@
         </w:tc>
         <w:tc>
           <w:tcPr>
-            <w:tcW w:type="dxa" w:w="5783"/>
+            <w:tcW w:type="dxa" w:w="6038"/>
             <w:noWrap/>
           </w:tcPr>
           <w:p>
@@ -9273,7 +9273,7 @@
       <w:tr>
         <w:tc>
           <w:tcPr>
-            <w:tcW w:type="dxa" w:w="510"/>
+            <w:tcW w:type="dxa" w:w="255"/>
           </w:tcPr>
           <w:p>
             <w:pPr>
@@ -9289,7 +9289,7 @@
         </w:tc>
         <w:tc>
           <w:tcPr>
-            <w:tcW w:type="dxa" w:w="5783"/>
+            <w:tcW w:type="dxa" w:w="6038"/>
             <w:noWrap/>
           </w:tcPr>
           <w:p>
@@ -9319,7 +9319,7 @@
       <w:tr>
         <w:tc>
           <w:tcPr>
-            <w:tcW w:type="dxa" w:w="510"/>
+            <w:tcW w:type="dxa" w:w="255"/>
           </w:tcPr>
           <w:p>
             <w:pPr>
@@ -9335,7 +9335,7 @@
         </w:tc>
         <w:tc>
           <w:tcPr>
-            <w:tcW w:type="dxa" w:w="5783"/>
+            <w:tcW w:type="dxa" w:w="6038"/>
             <w:noWrap/>
           </w:tcPr>
           <w:p>
@@ -9365,7 +9365,7 @@
       <w:tr>
         <w:tc>
           <w:tcPr>
-            <w:tcW w:type="dxa" w:w="510"/>
+            <w:tcW w:type="dxa" w:w="255"/>
           </w:tcPr>
           <w:p>
             <w:pPr>
@@ -9381,7 +9381,7 @@
         </w:tc>
         <w:tc>
           <w:tcPr>
-            <w:tcW w:type="dxa" w:w="5783"/>
+            <w:tcW w:type="dxa" w:w="6038"/>
             <w:noWrap/>
           </w:tcPr>
           <w:p>
@@ -9411,7 +9411,7 @@
       <w:tr>
         <w:tc>
           <w:tcPr>
-            <w:tcW w:type="dxa" w:w="510"/>
+            <w:tcW w:type="dxa" w:w="255"/>
           </w:tcPr>
           <w:p>
             <w:pPr>
@@ -9427,7 +9427,7 @@
         </w:tc>
         <w:tc>
           <w:tcPr>
-            <w:tcW w:type="dxa" w:w="5783"/>
+            <w:tcW w:type="dxa" w:w="6038"/>
             <w:noWrap/>
           </w:tcPr>
           <w:p>
@@ -9457,7 +9457,7 @@
       <w:tr>
         <w:tc>
           <w:tcPr>
-            <w:tcW w:type="dxa" w:w="510"/>
+            <w:tcW w:type="dxa" w:w="255"/>
           </w:tcPr>
           <w:p>
             <w:pPr>
@@ -9473,7 +9473,7 @@
         </w:tc>
         <w:tc>
           <w:tcPr>
-            <w:tcW w:type="dxa" w:w="5783"/>
+            <w:tcW w:type="dxa" w:w="6038"/>
             <w:noWrap/>
           </w:tcPr>
           <w:p>
@@ -9503,7 +9503,7 @@
       <w:tr>
         <w:tc>
           <w:tcPr>
-            <w:tcW w:type="dxa" w:w="510"/>
+            <w:tcW w:type="dxa" w:w="255"/>
           </w:tcPr>
           <w:p>
             <w:pPr>
@@ -9519,7 +9519,7 @@
         </w:tc>
         <w:tc>
           <w:tcPr>
-            <w:tcW w:type="dxa" w:w="5783"/>
+            <w:tcW w:type="dxa" w:w="6038"/>
             <w:noWrap/>
           </w:tcPr>
           <w:p>
@@ -9549,7 +9549,7 @@
       <w:tr>
         <w:tc>
           <w:tcPr>
-            <w:tcW w:type="dxa" w:w="510"/>
+            <w:tcW w:type="dxa" w:w="255"/>
           </w:tcPr>
           <w:p>
             <w:pPr>
@@ -9565,7 +9565,7 @@
         </w:tc>
         <w:tc>
           <w:tcPr>
-            <w:tcW w:type="dxa" w:w="5783"/>
+            <w:tcW w:type="dxa" w:w="6038"/>
             <w:noWrap/>
           </w:tcPr>
           <w:p>
@@ -9595,7 +9595,7 @@
       <w:tr>
         <w:tc>
           <w:tcPr>
-            <w:tcW w:type="dxa" w:w="510"/>
+            <w:tcW w:type="dxa" w:w="255"/>
           </w:tcPr>
           <w:p>
             <w:pPr>
@@ -9611,7 +9611,7 @@
         </w:tc>
         <w:tc>
           <w:tcPr>
-            <w:tcW w:type="dxa" w:w="5783"/>
+            <w:tcW w:type="dxa" w:w="6038"/>
             <w:noWrap/>
           </w:tcPr>
           <w:p>
@@ -9641,7 +9641,7 @@
       <w:tr>
         <w:tc>
           <w:tcPr>
-            <w:tcW w:type="dxa" w:w="510"/>
+            <w:tcW w:type="dxa" w:w="255"/>
           </w:tcPr>
           <w:p>
             <w:pPr>
@@ -9657,7 +9657,7 @@
         </w:tc>
         <w:tc>
           <w:tcPr>
-            <w:tcW w:type="dxa" w:w="5783"/>
+            <w:tcW w:type="dxa" w:w="6038"/>
             <w:noWrap/>
           </w:tcPr>
           <w:p>
@@ -9687,7 +9687,7 @@
       <w:tr>
         <w:tc>
           <w:tcPr>
-            <w:tcW w:type="dxa" w:w="510"/>
+            <w:tcW w:type="dxa" w:w="255"/>
           </w:tcPr>
           <w:p>
             <w:pPr>
@@ -9703,7 +9703,7 @@
         </w:tc>
         <w:tc>
           <w:tcPr>
-            <w:tcW w:type="dxa" w:w="5783"/>
+            <w:tcW w:type="dxa" w:w="6038"/>
             <w:noWrap/>
           </w:tcPr>
           <w:p>
@@ -9733,7 +9733,7 @@
       <w:tr>
         <w:tc>
           <w:tcPr>
-            <w:tcW w:type="dxa" w:w="510"/>
+            <w:tcW w:type="dxa" w:w="255"/>
           </w:tcPr>
           <w:p>
             <w:pPr>
@@ -9749,7 +9749,7 @@
         </w:tc>
         <w:tc>
           <w:tcPr>
-            <w:tcW w:type="dxa" w:w="5783"/>
+            <w:tcW w:type="dxa" w:w="6038"/>
             <w:noWrap/>
           </w:tcPr>
           <w:p>
@@ -9779,7 +9779,7 @@
       <w:tr>
         <w:tc>
           <w:tcPr>
-            <w:tcW w:type="dxa" w:w="510"/>
+            <w:tcW w:type="dxa" w:w="255"/>
           </w:tcPr>
           <w:p>
             <w:pPr>
@@ -9795,7 +9795,7 @@
         </w:tc>
         <w:tc>
           <w:tcPr>
-            <w:tcW w:type="dxa" w:w="5783"/>
+            <w:tcW w:type="dxa" w:w="6038"/>
             <w:noWrap/>
           </w:tcPr>
           <w:p>
@@ -9825,7 +9825,7 @@
       <w:tr>
         <w:tc>
           <w:tcPr>
-            <w:tcW w:type="dxa" w:w="510"/>
+            <w:tcW w:type="dxa" w:w="255"/>
           </w:tcPr>
           <w:p>
             <w:pPr>
@@ -9841,7 +9841,7 @@
         </w:tc>
         <w:tc>
           <w:tcPr>
-            <w:tcW w:type="dxa" w:w="5783"/>
+            <w:tcW w:type="dxa" w:w="6038"/>
             <w:noWrap/>
           </w:tcPr>
           <w:p>
@@ -9871,7 +9871,7 @@
       <w:tr>
         <w:tc>
           <w:tcPr>
-            <w:tcW w:type="dxa" w:w="510"/>
+            <w:tcW w:type="dxa" w:w="255"/>
           </w:tcPr>
           <w:p>
             <w:pPr>
@@ -9887,7 +9887,7 @@
         </w:tc>
         <w:tc>
           <w:tcPr>
-            <w:tcW w:type="dxa" w:w="5783"/>
+            <w:tcW w:type="dxa" w:w="6038"/>
             <w:noWrap/>
           </w:tcPr>
           <w:p>
@@ -9917,7 +9917,7 @@
       <w:tr>
         <w:tc>
           <w:tcPr>
-            <w:tcW w:type="dxa" w:w="510"/>
+            <w:tcW w:type="dxa" w:w="255"/>
           </w:tcPr>
           <w:p>
             <w:pPr>
@@ -9933,7 +9933,7 @@
         </w:tc>
         <w:tc>
           <w:tcPr>
-            <w:tcW w:type="dxa" w:w="5783"/>
+            <w:tcW w:type="dxa" w:w="6038"/>
             <w:noWrap/>
           </w:tcPr>
           <w:p>
@@ -9963,7 +9963,7 @@
       <w:tr>
         <w:tc>
           <w:tcPr>
-            <w:tcW w:type="dxa" w:w="510"/>
+            <w:tcW w:type="dxa" w:w="255"/>
           </w:tcPr>
           <w:p>
             <w:pPr>
@@ -9979,7 +9979,7 @@
         </w:tc>
         <w:tc>
           <w:tcPr>
-            <w:tcW w:type="dxa" w:w="5783"/>
+            <w:tcW w:type="dxa" w:w="6038"/>
             <w:noWrap/>
           </w:tcPr>
           <w:p>
@@ -10009,7 +10009,7 @@
       <w:tr>
         <w:tc>
           <w:tcPr>
-            <w:tcW w:type="dxa" w:w="510"/>
+            <w:tcW w:type="dxa" w:w="255"/>
           </w:tcPr>
           <w:p>
             <w:pPr>
@@ -10025,7 +10025,7 @@
         </w:tc>
         <w:tc>
           <w:tcPr>
-            <w:tcW w:type="dxa" w:w="5783"/>
+            <w:tcW w:type="dxa" w:w="6038"/>
             <w:noWrap/>
           </w:tcPr>
           <w:p>
@@ -10055,7 +10055,7 @@
       <w:tr>
         <w:tc>
           <w:tcPr>
-            <w:tcW w:type="dxa" w:w="510"/>
+            <w:tcW w:type="dxa" w:w="255"/>
           </w:tcPr>
           <w:p>
             <w:pPr>
@@ -10071,7 +10071,7 @@
         </w:tc>
         <w:tc>
           <w:tcPr>
-            <w:tcW w:type="dxa" w:w="5783"/>
+            <w:tcW w:type="dxa" w:w="6038"/>
             <w:noWrap/>
           </w:tcPr>
           <w:p>
@@ -10101,7 +10101,7 @@
       <w:tr>
         <w:tc>
           <w:tcPr>
-            <w:tcW w:type="dxa" w:w="510"/>
+            <w:tcW w:type="dxa" w:w="255"/>
           </w:tcPr>
           <w:p>
             <w:pPr>
@@ -10117,7 +10117,7 @@
         </w:tc>
         <w:tc>
           <w:tcPr>
-            <w:tcW w:type="dxa" w:w="5783"/>
+            <w:tcW w:type="dxa" w:w="6038"/>
             <w:noWrap/>
           </w:tcPr>
           <w:p>
@@ -10147,7 +10147,7 @@
       <w:tr>
         <w:tc>
           <w:tcPr>
-            <w:tcW w:type="dxa" w:w="510"/>
+            <w:tcW w:type="dxa" w:w="255"/>
           </w:tcPr>
           <w:p>
             <w:pPr>
@@ -10163,7 +10163,7 @@
         </w:tc>
         <w:tc>
           <w:tcPr>
-            <w:tcW w:type="dxa" w:w="5783"/>
+            <w:tcW w:type="dxa" w:w="6038"/>
             <w:noWrap/>
           </w:tcPr>
           <w:p>
@@ -10193,7 +10193,7 @@
       <w:tr>
         <w:tc>
           <w:tcPr>
-            <w:tcW w:type="dxa" w:w="510"/>
+            <w:tcW w:type="dxa" w:w="255"/>
           </w:tcPr>
           <w:p>
             <w:pPr>
@@ -10209,7 +10209,7 @@
         </w:tc>
         <w:tc>
           <w:tcPr>
-            <w:tcW w:type="dxa" w:w="5783"/>
+            <w:tcW w:type="dxa" w:w="6038"/>
             <w:noWrap/>
           </w:tcPr>
           <w:p>
@@ -10239,7 +10239,7 @@
       <w:tr>
         <w:tc>
           <w:tcPr>
-            <w:tcW w:type="dxa" w:w="510"/>
+            <w:tcW w:type="dxa" w:w="255"/>
           </w:tcPr>
           <w:p>
             <w:pPr>
@@ -10255,7 +10255,7 @@
         </w:tc>
         <w:tc>
           <w:tcPr>
-            <w:tcW w:type="dxa" w:w="5783"/>
+            <w:tcW w:type="dxa" w:w="6038"/>
             <w:noWrap/>
           </w:tcPr>
           <w:p>
@@ -10285,7 +10285,7 @@
       <w:tr>
         <w:tc>
           <w:tcPr>
-            <w:tcW w:type="dxa" w:w="510"/>
+            <w:tcW w:type="dxa" w:w="255"/>
           </w:tcPr>
           <w:p>
             <w:pPr>
@@ -10301,7 +10301,7 @@
         </w:tc>
         <w:tc>
           <w:tcPr>
-            <w:tcW w:type="dxa" w:w="5783"/>
+            <w:tcW w:type="dxa" w:w="6038"/>
             <w:noWrap/>
           </w:tcPr>
           <w:p>
@@ -10331,7 +10331,7 @@
       <w:tr>
         <w:tc>
           <w:tcPr>
-            <w:tcW w:type="dxa" w:w="510"/>
+            <w:tcW w:type="dxa" w:w="255"/>
           </w:tcPr>
           <w:p>
             <w:pPr>
@@ -10347,7 +10347,7 @@
         </w:tc>
         <w:tc>
           <w:tcPr>
-            <w:tcW w:type="dxa" w:w="5783"/>
+            <w:tcW w:type="dxa" w:w="6038"/>
             <w:noWrap/>
           </w:tcPr>
           <w:p>
@@ -10377,7 +10377,7 @@
       <w:tr>
         <w:tc>
           <w:tcPr>
-            <w:tcW w:type="dxa" w:w="510"/>
+            <w:tcW w:type="dxa" w:w="255"/>
           </w:tcPr>
           <w:p>
             <w:pPr>
@@ -10393,7 +10393,7 @@
         </w:tc>
         <w:tc>
           <w:tcPr>
-            <w:tcW w:type="dxa" w:w="5783"/>
+            <w:tcW w:type="dxa" w:w="6038"/>
             <w:noWrap/>
           </w:tcPr>
           <w:p>
@@ -10423,7 +10423,7 @@
       <w:tr>
         <w:tc>
           <w:tcPr>
-            <w:tcW w:type="dxa" w:w="510"/>
+            <w:tcW w:type="dxa" w:w="255"/>
           </w:tcPr>
           <w:p>
             <w:pPr>
@@ -10439,7 +10439,7 @@
         </w:tc>
         <w:tc>
           <w:tcPr>
-            <w:tcW w:type="dxa" w:w="5783"/>
+            <w:tcW w:type="dxa" w:w="6038"/>
             <w:noWrap/>
           </w:tcPr>
           <w:p>
@@ -10469,7 +10469,7 @@
       <w:tr>
         <w:tc>
           <w:tcPr>
-            <w:tcW w:type="dxa" w:w="510"/>
+            <w:tcW w:type="dxa" w:w="255"/>
           </w:tcPr>
           <w:p>
             <w:pPr>
@@ -10485,7 +10485,7 @@
         </w:tc>
         <w:tc>
           <w:tcPr>
-            <w:tcW w:type="dxa" w:w="5783"/>
+            <w:tcW w:type="dxa" w:w="6038"/>
             <w:noWrap/>
           </w:tcPr>
           <w:p>
@@ -10515,7 +10515,7 @@
       <w:tr>
         <w:tc>
           <w:tcPr>
-            <w:tcW w:type="dxa" w:w="510"/>
+            <w:tcW w:type="dxa" w:w="255"/>
           </w:tcPr>
           <w:p>
             <w:pPr>
@@ -10531,7 +10531,7 @@
         </w:tc>
         <w:tc>
           <w:tcPr>
-            <w:tcW w:type="dxa" w:w="5783"/>
+            <w:tcW w:type="dxa" w:w="6038"/>
             <w:noWrap/>
           </w:tcPr>
           <w:p>
@@ -10561,7 +10561,7 @@
       <w:tr>
         <w:tc>
           <w:tcPr>
-            <w:tcW w:type="dxa" w:w="510"/>
+            <w:tcW w:type="dxa" w:w="255"/>
           </w:tcPr>
           <w:p>
             <w:pPr>
@@ -10577,7 +10577,7 @@
         </w:tc>
         <w:tc>
           <w:tcPr>
-            <w:tcW w:type="dxa" w:w="5783"/>
+            <w:tcW w:type="dxa" w:w="6038"/>
             <w:noWrap/>
           </w:tcPr>
           <w:p>
@@ -10607,7 +10607,7 @@
       <w:tr>
         <w:tc>
           <w:tcPr>
-            <w:tcW w:type="dxa" w:w="510"/>
+            <w:tcW w:type="dxa" w:w="255"/>
           </w:tcPr>
           <w:p>
             <w:pPr>
@@ -10623,7 +10623,7 @@
         </w:tc>
         <w:tc>
           <w:tcPr>
-            <w:tcW w:type="dxa" w:w="5783"/>
+            <w:tcW w:type="dxa" w:w="6038"/>
             <w:noWrap/>
           </w:tcPr>
           <w:p>
@@ -10653,7 +10653,7 @@
       <w:tr>
         <w:tc>
           <w:tcPr>
-            <w:tcW w:type="dxa" w:w="510"/>
+            <w:tcW w:type="dxa" w:w="255"/>
           </w:tcPr>
           <w:p>
             <w:pPr>
@@ -10669,7 +10669,7 @@
         </w:tc>
         <w:tc>
           <w:tcPr>
-            <w:tcW w:type="dxa" w:w="5783"/>
+            <w:tcW w:type="dxa" w:w="6038"/>
             <w:noWrap/>
           </w:tcPr>
           <w:p>
@@ -10699,7 +10699,7 @@
       <w:tr>
         <w:tc>
           <w:tcPr>
-            <w:tcW w:type="dxa" w:w="510"/>
+            <w:tcW w:type="dxa" w:w="255"/>
           </w:tcPr>
           <w:p>
             <w:pPr>
@@ -10715,7 +10715,7 @@
         </w:tc>
         <w:tc>
           <w:tcPr>
-            <w:tcW w:type="dxa" w:w="5783"/>
+            <w:tcW w:type="dxa" w:w="6038"/>
             <w:noWrap/>
           </w:tcPr>
           <w:p>
@@ -10745,7 +10745,7 @@
       <w:tr>
         <w:tc>
           <w:tcPr>
-            <w:tcW w:type="dxa" w:w="510"/>
+            <w:tcW w:type="dxa" w:w="255"/>
           </w:tcPr>
           <w:p>
             <w:pPr>
@@ -10761,7 +10761,7 @@
         </w:tc>
         <w:tc>
           <w:tcPr>
-            <w:tcW w:type="dxa" w:w="5783"/>
+            <w:tcW w:type="dxa" w:w="6038"/>
             <w:noWrap/>
           </w:tcPr>
           <w:p>
@@ -10791,7 +10791,7 @@
       <w:tr>
         <w:tc>
           <w:tcPr>
-            <w:tcW w:type="dxa" w:w="510"/>
+            <w:tcW w:type="dxa" w:w="255"/>
           </w:tcPr>
           <w:p>
             <w:pPr>
@@ -10807,7 +10807,7 @@
         </w:tc>
         <w:tc>
           <w:tcPr>
-            <w:tcW w:type="dxa" w:w="5783"/>
+            <w:tcW w:type="dxa" w:w="6038"/>
             <w:noWrap/>
           </w:tcPr>
           <w:p>
@@ -10837,7 +10837,7 @@
       <w:tr>
         <w:tc>
           <w:tcPr>
-            <w:tcW w:type="dxa" w:w="510"/>
+            <w:tcW w:type="dxa" w:w="255"/>
           </w:tcPr>
           <w:p>
             <w:pPr>
@@ -10853,7 +10853,7 @@
         </w:tc>
         <w:tc>
           <w:tcPr>
-            <w:tcW w:type="dxa" w:w="5783"/>
+            <w:tcW w:type="dxa" w:w="6038"/>
             <w:noWrap/>
           </w:tcPr>
           <w:p>
@@ -10906,7 +10906,7 @@
       <w:tr>
         <w:tc>
           <w:tcPr>
-            <w:tcW w:type="dxa" w:w="510"/>
+            <w:tcW w:type="dxa" w:w="255"/>
           </w:tcPr>
           <w:p>
             <w:pPr>
@@ -10922,7 +10922,7 @@
         </w:tc>
         <w:tc>
           <w:tcPr>
-            <w:tcW w:type="dxa" w:w="5783"/>
+            <w:tcW w:type="dxa" w:w="6038"/>
             <w:noWrap/>
           </w:tcPr>
           <w:p>
@@ -10951,7 +10951,7 @@
       <w:tr>
         <w:tc>
           <w:tcPr>
-            <w:tcW w:type="dxa" w:w="510"/>
+            <w:tcW w:type="dxa" w:w="255"/>
           </w:tcPr>
           <w:p>
             <w:pPr>
@@ -10967,7 +10967,7 @@
         </w:tc>
         <w:tc>
           <w:tcPr>
-            <w:tcW w:type="dxa" w:w="5783"/>
+            <w:tcW w:type="dxa" w:w="6038"/>
             <w:noWrap/>
           </w:tcPr>
           <w:p>
@@ -10997,7 +10997,7 @@
       <w:tr>
         <w:tc>
           <w:tcPr>
-            <w:tcW w:type="dxa" w:w="510"/>
+            <w:tcW w:type="dxa" w:w="255"/>
           </w:tcPr>
           <w:p>
             <w:pPr>
@@ -11013,7 +11013,7 @@
         </w:tc>
         <w:tc>
           <w:tcPr>
-            <w:tcW w:type="dxa" w:w="5783"/>
+            <w:tcW w:type="dxa" w:w="6038"/>
             <w:noWrap/>
           </w:tcPr>
           <w:p>
@@ -11066,7 +11066,7 @@
       <w:tr>
         <w:tc>
           <w:tcPr>
-            <w:tcW w:type="dxa" w:w="510"/>
+            <w:tcW w:type="dxa" w:w="255"/>
           </w:tcPr>
           <w:p>
             <w:pPr>
@@ -11082,7 +11082,7 @@
         </w:tc>
         <w:tc>
           <w:tcPr>
-            <w:tcW w:type="dxa" w:w="5783"/>
+            <w:tcW w:type="dxa" w:w="6038"/>
             <w:noWrap/>
           </w:tcPr>
           <w:p>
@@ -11111,7 +11111,7 @@
       <w:tr>
         <w:tc>
           <w:tcPr>
-            <w:tcW w:type="dxa" w:w="510"/>
+            <w:tcW w:type="dxa" w:w="255"/>
           </w:tcPr>
           <w:p>
             <w:pPr>
@@ -11127,7 +11127,7 @@
         </w:tc>
         <w:tc>
           <w:tcPr>
-            <w:tcW w:type="dxa" w:w="5783"/>
+            <w:tcW w:type="dxa" w:w="6038"/>
             <w:noWrap/>
           </w:tcPr>
           <w:p>
@@ -11157,7 +11157,7 @@
       <w:tr>
         <w:tc>
           <w:tcPr>
-            <w:tcW w:type="dxa" w:w="510"/>
+            <w:tcW w:type="dxa" w:w="255"/>
           </w:tcPr>
           <w:p>
             <w:pPr>
@@ -11173,7 +11173,7 @@
         </w:tc>
         <w:tc>
           <w:tcPr>
-            <w:tcW w:type="dxa" w:w="5783"/>
+            <w:tcW w:type="dxa" w:w="6038"/>
             <w:noWrap/>
           </w:tcPr>
           <w:p>
@@ -11203,7 +11203,7 @@
       <w:tr>
         <w:tc>
           <w:tcPr>
-            <w:tcW w:type="dxa" w:w="510"/>
+            <w:tcW w:type="dxa" w:w="255"/>
           </w:tcPr>
           <w:p>
             <w:pPr>
@@ -11219,7 +11219,7 @@
         </w:tc>
         <w:tc>
           <w:tcPr>
-            <w:tcW w:type="dxa" w:w="5783"/>
+            <w:tcW w:type="dxa" w:w="6038"/>
             <w:noWrap/>
           </w:tcPr>
           <w:p>
@@ -11249,7 +11249,7 @@
       <w:tr>
         <w:tc>
           <w:tcPr>
-            <w:tcW w:type="dxa" w:w="510"/>
+            <w:tcW w:type="dxa" w:w="255"/>
           </w:tcPr>
           <w:p>
             <w:pPr>
@@ -11265,7 +11265,7 @@
         </w:tc>
         <w:tc>
           <w:tcPr>
-            <w:tcW w:type="dxa" w:w="5783"/>
+            <w:tcW w:type="dxa" w:w="6038"/>
             <w:noWrap/>
           </w:tcPr>
           <w:p>
@@ -11295,7 +11295,7 @@
       <w:tr>
         <w:tc>
           <w:tcPr>
-            <w:tcW w:type="dxa" w:w="510"/>
+            <w:tcW w:type="dxa" w:w="255"/>
           </w:tcPr>
           <w:p>
             <w:pPr>
@@ -11311,7 +11311,7 @@
         </w:tc>
         <w:tc>
           <w:tcPr>
-            <w:tcW w:type="dxa" w:w="5783"/>
+            <w:tcW w:type="dxa" w:w="6038"/>
             <w:noWrap/>
           </w:tcPr>
           <w:p>
@@ -11364,7 +11364,7 @@
       <w:tr>
         <w:tc>
           <w:tcPr>
-            <w:tcW w:type="dxa" w:w="510"/>
+            <w:tcW w:type="dxa" w:w="255"/>
           </w:tcPr>
           <w:p>
             <w:pPr>
@@ -11380,7 +11380,7 @@
         </w:tc>
         <w:tc>
           <w:tcPr>
-            <w:tcW w:type="dxa" w:w="5783"/>
+            <w:tcW w:type="dxa" w:w="6038"/>
             <w:noWrap/>
           </w:tcPr>
           <w:p>
@@ -11409,7 +11409,7 @@
       <w:tr>
         <w:tc>
           <w:tcPr>
-            <w:tcW w:type="dxa" w:w="510"/>
+            <w:tcW w:type="dxa" w:w="255"/>
           </w:tcPr>
           <w:p>
             <w:pPr>
@@ -11425,7 +11425,7 @@
         </w:tc>
         <w:tc>
           <w:tcPr>
-            <w:tcW w:type="dxa" w:w="5783"/>
+            <w:tcW w:type="dxa" w:w="6038"/>
             <w:noWrap/>
           </w:tcPr>
           <w:p>
@@ -11455,7 +11455,7 @@
       <w:tr>
         <w:tc>
           <w:tcPr>
-            <w:tcW w:type="dxa" w:w="510"/>
+            <w:tcW w:type="dxa" w:w="255"/>
           </w:tcPr>
           <w:p>
             <w:pPr>
@@ -11471,7 +11471,7 @@
         </w:tc>
         <w:tc>
           <w:tcPr>
-            <w:tcW w:type="dxa" w:w="5783"/>
+            <w:tcW w:type="dxa" w:w="6038"/>
             <w:noWrap/>
           </w:tcPr>
           <w:p>
@@ -11501,7 +11501,7 @@
       <w:tr>
         <w:tc>
           <w:tcPr>
-            <w:tcW w:type="dxa" w:w="510"/>
+            <w:tcW w:type="dxa" w:w="255"/>
           </w:tcPr>
           <w:p>
             <w:pPr>
@@ -11517,7 +11517,7 @@
         </w:tc>
         <w:tc>
           <w:tcPr>
-            <w:tcW w:type="dxa" w:w="5783"/>
+            <w:tcW w:type="dxa" w:w="6038"/>
             <w:noWrap/>
           </w:tcPr>
           <w:p>
@@ -11547,7 +11547,7 @@
       <w:tr>
         <w:tc>
           <w:tcPr>
-            <w:tcW w:type="dxa" w:w="510"/>
+            <w:tcW w:type="dxa" w:w="255"/>
           </w:tcPr>
           <w:p>
             <w:pPr>
@@ -11563,7 +11563,7 @@
         </w:tc>
         <w:tc>
           <w:tcPr>
-            <w:tcW w:type="dxa" w:w="5783"/>
+            <w:tcW w:type="dxa" w:w="6038"/>
             <w:noWrap/>
           </w:tcPr>
           <w:p>
@@ -11616,7 +11616,7 @@
       <w:tr>
         <w:tc>
           <w:tcPr>
-            <w:tcW w:type="dxa" w:w="510"/>
+            <w:tcW w:type="dxa" w:w="255"/>
           </w:tcPr>
           <w:p>
             <w:pPr>
@@ -11632,7 +11632,7 @@
         </w:tc>
         <w:tc>
           <w:tcPr>
-            <w:tcW w:type="dxa" w:w="5783"/>
+            <w:tcW w:type="dxa" w:w="6038"/>
             <w:noWrap/>
           </w:tcPr>
           <w:p>
@@ -11661,7 +11661,7 @@
       <w:tr>
         <w:tc>
           <w:tcPr>
-            <w:tcW w:type="dxa" w:w="510"/>
+            <w:tcW w:type="dxa" w:w="255"/>
           </w:tcPr>
           <w:p>
             <w:pPr>
@@ -11677,7 +11677,7 @@
         </w:tc>
         <w:tc>
           <w:tcPr>
-            <w:tcW w:type="dxa" w:w="5783"/>
+            <w:tcW w:type="dxa" w:w="6038"/>
             <w:noWrap/>
           </w:tcPr>
           <w:p>
@@ -11707,7 +11707,7 @@
       <w:tr>
         <w:tc>
           <w:tcPr>
-            <w:tcW w:type="dxa" w:w="510"/>
+            <w:tcW w:type="dxa" w:w="255"/>
           </w:tcPr>
           <w:p>
             <w:pPr>
@@ -11723,7 +11723,7 @@
         </w:tc>
         <w:tc>
           <w:tcPr>
-            <w:tcW w:type="dxa" w:w="5783"/>
+            <w:tcW w:type="dxa" w:w="6038"/>
             <w:noWrap/>
           </w:tcPr>
           <w:p>
@@ -11753,7 +11753,7 @@
       <w:tr>
         <w:tc>
           <w:tcPr>
-            <w:tcW w:type="dxa" w:w="510"/>
+            <w:tcW w:type="dxa" w:w="255"/>
           </w:tcPr>
           <w:p>
             <w:pPr>
@@ -11769,7 +11769,7 @@
         </w:tc>
         <w:tc>
           <w:tcPr>
-            <w:tcW w:type="dxa" w:w="5783"/>
+            <w:tcW w:type="dxa" w:w="6038"/>
             <w:noWrap/>
           </w:tcPr>
           <w:p>
@@ -11799,7 +11799,7 @@
       <w:tr>
         <w:tc>
           <w:tcPr>
-            <w:tcW w:type="dxa" w:w="510"/>
+            <w:tcW w:type="dxa" w:w="255"/>
           </w:tcPr>
           <w:p>
             <w:pPr>
@@ -11815,7 +11815,7 @@
         </w:tc>
         <w:tc>
           <w:tcPr>
-            <w:tcW w:type="dxa" w:w="5783"/>
+            <w:tcW w:type="dxa" w:w="6038"/>
             <w:noWrap/>
           </w:tcPr>
           <w:p>
@@ -11845,7 +11845,7 @@
       <w:tr>
         <w:tc>
           <w:tcPr>
-            <w:tcW w:type="dxa" w:w="510"/>
+            <w:tcW w:type="dxa" w:w="255"/>
           </w:tcPr>
           <w:p>
             <w:pPr>
@@ -11861,7 +11861,7 @@
         </w:tc>
         <w:tc>
           <w:tcPr>
-            <w:tcW w:type="dxa" w:w="5783"/>
+            <w:tcW w:type="dxa" w:w="6038"/>
             <w:noWrap/>
           </w:tcPr>
           <w:p>
@@ -11891,7 +11891,7 @@
       <w:tr>
         <w:tc>
           <w:tcPr>
-            <w:tcW w:type="dxa" w:w="510"/>
+            <w:tcW w:type="dxa" w:w="255"/>
           </w:tcPr>
           <w:p>
             <w:pPr>
@@ -11907,7 +11907,7 @@
         </w:tc>
         <w:tc>
           <w:tcPr>
-            <w:tcW w:type="dxa" w:w="5783"/>
+            <w:tcW w:type="dxa" w:w="6038"/>
             <w:noWrap/>
           </w:tcPr>
           <w:p>
@@ -11937,7 +11937,7 @@
       <w:tr>
         <w:tc>
           <w:tcPr>
-            <w:tcW w:type="dxa" w:w="510"/>
+            <w:tcW w:type="dxa" w:w="255"/>
           </w:tcPr>
           <w:p>
             <w:pPr>
@@ -11953,7 +11953,7 @@
         </w:tc>
         <w:tc>
           <w:tcPr>
-            <w:tcW w:type="dxa" w:w="5783"/>
+            <w:tcW w:type="dxa" w:w="6038"/>
             <w:noWrap/>
           </w:tcPr>
           <w:p>
@@ -11983,7 +11983,7 @@
       <w:tr>
         <w:tc>
           <w:tcPr>
-            <w:tcW w:type="dxa" w:w="510"/>
+            <w:tcW w:type="dxa" w:w="255"/>
           </w:tcPr>
           <w:p>
             <w:pPr>
@@ -11999,7 +11999,7 @@
         </w:tc>
         <w:tc>
           <w:tcPr>
-            <w:tcW w:type="dxa" w:w="5783"/>
+            <w:tcW w:type="dxa" w:w="6038"/>
             <w:noWrap/>
           </w:tcPr>
           <w:p>
@@ -12029,7 +12029,7 @@
       <w:tr>
         <w:tc>
           <w:tcPr>
-            <w:tcW w:type="dxa" w:w="510"/>
+            <w:tcW w:type="dxa" w:w="255"/>
           </w:tcPr>
           <w:p>
             <w:pPr>
@@ -12045,7 +12045,7 @@
         </w:tc>
         <w:tc>
           <w:tcPr>
-            <w:tcW w:type="dxa" w:w="5783"/>
+            <w:tcW w:type="dxa" w:w="6038"/>
             <w:noWrap/>
           </w:tcPr>
           <w:p>
@@ -12075,7 +12075,7 @@
       <w:tr>
         <w:tc>
           <w:tcPr>
-            <w:tcW w:type="dxa" w:w="510"/>
+            <w:tcW w:type="dxa" w:w="255"/>
           </w:tcPr>
           <w:p>
             <w:pPr>
@@ -12091,7 +12091,7 @@
         </w:tc>
         <w:tc>
           <w:tcPr>
-            <w:tcW w:type="dxa" w:w="5783"/>
+            <w:tcW w:type="dxa" w:w="6038"/>
             <w:noWrap/>
           </w:tcPr>
           <w:p>
@@ -12121,7 +12121,7 @@
       <w:tr>
         <w:tc>
           <w:tcPr>
-            <w:tcW w:type="dxa" w:w="510"/>
+            <w:tcW w:type="dxa" w:w="255"/>
           </w:tcPr>
           <w:p>
             <w:pPr>
@@ -12137,7 +12137,7 @@
         </w:tc>
         <w:tc>
           <w:tcPr>
-            <w:tcW w:type="dxa" w:w="5783"/>
+            <w:tcW w:type="dxa" w:w="6038"/>
             <w:noWrap/>
           </w:tcPr>
           <w:p>
@@ -12167,7 +12167,7 @@
       <w:tr>
         <w:tc>
           <w:tcPr>
-            <w:tcW w:type="dxa" w:w="510"/>
+            <w:tcW w:type="dxa" w:w="255"/>
           </w:tcPr>
           <w:p>
             <w:pPr>
@@ -12183,7 +12183,7 @@
         </w:tc>
         <w:tc>
           <w:tcPr>
-            <w:tcW w:type="dxa" w:w="5783"/>
+            <w:tcW w:type="dxa" w:w="6038"/>
             <w:noWrap/>
           </w:tcPr>
           <w:p>
@@ -12213,7 +12213,7 @@
       <w:tr>
         <w:tc>
           <w:tcPr>
-            <w:tcW w:type="dxa" w:w="510"/>
+            <w:tcW w:type="dxa" w:w="255"/>
           </w:tcPr>
           <w:p>
             <w:pPr>
@@ -12229,7 +12229,7 @@
         </w:tc>
         <w:tc>
           <w:tcPr>
-            <w:tcW w:type="dxa" w:w="5783"/>
+            <w:tcW w:type="dxa" w:w="6038"/>
             <w:noWrap/>
           </w:tcPr>
           <w:p>
@@ -12259,7 +12259,7 @@
       <w:tr>
         <w:tc>
           <w:tcPr>
-            <w:tcW w:type="dxa" w:w="510"/>
+            <w:tcW w:type="dxa" w:w="255"/>
           </w:tcPr>
           <w:p>
             <w:pPr>
@@ -12275,7 +12275,7 @@
         </w:tc>
         <w:tc>
           <w:tcPr>
-            <w:tcW w:type="dxa" w:w="5783"/>
+            <w:tcW w:type="dxa" w:w="6038"/>
             <w:noWrap/>
           </w:tcPr>
           <w:p>
@@ -12305,7 +12305,7 @@
       <w:tr>
         <w:tc>
           <w:tcPr>
-            <w:tcW w:type="dxa" w:w="510"/>
+            <w:tcW w:type="dxa" w:w="255"/>
           </w:tcPr>
           <w:p>
             <w:pPr>
@@ -12321,7 +12321,7 @@
         </w:tc>
         <w:tc>
           <w:tcPr>
-            <w:tcW w:type="dxa" w:w="5783"/>
+            <w:tcW w:type="dxa" w:w="6038"/>
             <w:noWrap/>
           </w:tcPr>
           <w:p>
@@ -12351,7 +12351,7 @@
       <w:tr>
         <w:tc>
           <w:tcPr>
-            <w:tcW w:type="dxa" w:w="510"/>
+            <w:tcW w:type="dxa" w:w="255"/>
           </w:tcPr>
           <w:p>
             <w:pPr>
@@ -12367,7 +12367,7 @@
         </w:tc>
         <w:tc>
           <w:tcPr>
-            <w:tcW w:type="dxa" w:w="5783"/>
+            <w:tcW w:type="dxa" w:w="6038"/>
             <w:noWrap/>
           </w:tcPr>
           <w:p>
@@ -12397,7 +12397,7 @@
       <w:tr>
         <w:tc>
           <w:tcPr>
-            <w:tcW w:type="dxa" w:w="510"/>
+            <w:tcW w:type="dxa" w:w="255"/>
           </w:tcPr>
           <w:p>
             <w:pPr>
@@ -12413,7 +12413,7 @@
         </w:tc>
         <w:tc>
           <w:tcPr>
-            <w:tcW w:type="dxa" w:w="5783"/>
+            <w:tcW w:type="dxa" w:w="6038"/>
             <w:noWrap/>
           </w:tcPr>
           <w:p>
@@ -12443,7 +12443,7 @@
       <w:tr>
         <w:tc>
           <w:tcPr>
-            <w:tcW w:type="dxa" w:w="510"/>
+            <w:tcW w:type="dxa" w:w="255"/>
           </w:tcPr>
           <w:p>
             <w:pPr>
@@ -12459,7 +12459,7 @@
         </w:tc>
         <w:tc>
           <w:tcPr>
-            <w:tcW w:type="dxa" w:w="5783"/>
+            <w:tcW w:type="dxa" w:w="6038"/>
             <w:noWrap/>
           </w:tcPr>
           <w:p>
@@ -12489,7 +12489,7 @@
       <w:tr>
         <w:tc>
           <w:tcPr>
-            <w:tcW w:type="dxa" w:w="510"/>
+            <w:tcW w:type="dxa" w:w="255"/>
           </w:tcPr>
           <w:p>
             <w:pPr>
@@ -12505,7 +12505,7 @@
         </w:tc>
         <w:tc>
           <w:tcPr>
-            <w:tcW w:type="dxa" w:w="5783"/>
+            <w:tcW w:type="dxa" w:w="6038"/>
             <w:noWrap/>
           </w:tcPr>
           <w:p>
@@ -12535,7 +12535,7 @@
       <w:tr>
         <w:tc>
           <w:tcPr>
-            <w:tcW w:type="dxa" w:w="510"/>
+            <w:tcW w:type="dxa" w:w="255"/>
           </w:tcPr>
           <w:p>
             <w:pPr>
@@ -12551,7 +12551,7 @@
         </w:tc>
         <w:tc>
           <w:tcPr>
-            <w:tcW w:type="dxa" w:w="5783"/>
+            <w:tcW w:type="dxa" w:w="6038"/>
             <w:noWrap/>
           </w:tcPr>
           <w:p>
@@ -12581,7 +12581,7 @@
       <w:tr>
         <w:tc>
           <w:tcPr>
-            <w:tcW w:type="dxa" w:w="510"/>
+            <w:tcW w:type="dxa" w:w="255"/>
           </w:tcPr>
           <w:p>
             <w:pPr>
@@ -12597,7 +12597,7 @@
         </w:tc>
         <w:tc>
           <w:tcPr>
-            <w:tcW w:type="dxa" w:w="5783"/>
+            <w:tcW w:type="dxa" w:w="6038"/>
             <w:noWrap/>
           </w:tcPr>
           <w:p>
@@ -12627,7 +12627,7 @@
       <w:tr>
         <w:tc>
           <w:tcPr>
-            <w:tcW w:type="dxa" w:w="510"/>
+            <w:tcW w:type="dxa" w:w="255"/>
           </w:tcPr>
           <w:p>
             <w:pPr>
@@ -12643,7 +12643,7 @@
         </w:tc>
         <w:tc>
           <w:tcPr>
-            <w:tcW w:type="dxa" w:w="5783"/>
+            <w:tcW w:type="dxa" w:w="6038"/>
             <w:noWrap/>
           </w:tcPr>
           <w:p>
@@ -12696,7 +12696,7 @@
       <w:tr>
         <w:tc>
           <w:tcPr>
-            <w:tcW w:type="dxa" w:w="510"/>
+            <w:tcW w:type="dxa" w:w="255"/>
           </w:tcPr>
           <w:p>
             <w:pPr>
@@ -12712,7 +12712,7 @@
         </w:tc>
         <w:tc>
           <w:tcPr>
-            <w:tcW w:type="dxa" w:w="5783"/>
+            <w:tcW w:type="dxa" w:w="6038"/>
             <w:noWrap/>
           </w:tcPr>
           <w:p>
@@ -12741,7 +12741,7 @@
       <w:tr>
         <w:tc>
           <w:tcPr>
-            <w:tcW w:type="dxa" w:w="510"/>
+            <w:tcW w:type="dxa" w:w="255"/>
           </w:tcPr>
           <w:p>
             <w:pPr>
@@ -12757,7 +12757,7 @@
         </w:tc>
         <w:tc>
           <w:tcPr>
-            <w:tcW w:type="dxa" w:w="5783"/>
+            <w:tcW w:type="dxa" w:w="6038"/>
             <w:noWrap/>
           </w:tcPr>
           <w:p>
@@ -12787,7 +12787,7 @@
       <w:tr>
         <w:tc>
           <w:tcPr>
-            <w:tcW w:type="dxa" w:w="510"/>
+            <w:tcW w:type="dxa" w:w="255"/>
           </w:tcPr>
           <w:p>
             <w:pPr>
@@ -12803,7 +12803,7 @@
         </w:tc>
         <w:tc>
           <w:tcPr>
-            <w:tcW w:type="dxa" w:w="5783"/>
+            <w:tcW w:type="dxa" w:w="6038"/>
             <w:noWrap/>
           </w:tcPr>
           <w:p>
@@ -12833,7 +12833,7 @@
       <w:tr>
         <w:tc>
           <w:tcPr>
-            <w:tcW w:type="dxa" w:w="510"/>
+            <w:tcW w:type="dxa" w:w="255"/>
           </w:tcPr>
           <w:p>
             <w:pPr>
@@ -12849,7 +12849,7 @@
         </w:tc>
         <w:tc>
           <w:tcPr>
-            <w:tcW w:type="dxa" w:w="5783"/>
+            <w:tcW w:type="dxa" w:w="6038"/>
             <w:noWrap/>
           </w:tcPr>
           <w:p>
@@ -12879,7 +12879,7 @@
       <w:tr>
         <w:tc>
           <w:tcPr>
-            <w:tcW w:type="dxa" w:w="510"/>
+            <w:tcW w:type="dxa" w:w="255"/>
           </w:tcPr>
           <w:p>
             <w:pPr>
@@ -12895,7 +12895,7 @@
         </w:tc>
         <w:tc>
           <w:tcPr>
-            <w:tcW w:type="dxa" w:w="5783"/>
+            <w:tcW w:type="dxa" w:w="6038"/>
             <w:noWrap/>
           </w:tcPr>
           <w:p>
@@ -12925,7 +12925,7 @@
       <w:tr>
         <w:tc>
           <w:tcPr>
-            <w:tcW w:type="dxa" w:w="510"/>
+            <w:tcW w:type="dxa" w:w="255"/>
           </w:tcPr>
           <w:p>
             <w:pPr>
@@ -12941,7 +12941,7 @@
         </w:tc>
         <w:tc>
           <w:tcPr>
-            <w:tcW w:type="dxa" w:w="5783"/>
+            <w:tcW w:type="dxa" w:w="6038"/>
             <w:noWrap/>
           </w:tcPr>
           <w:p>
@@ -12971,7 +12971,7 @@
       <w:tr>
         <w:tc>
           <w:tcPr>
-            <w:tcW w:type="dxa" w:w="510"/>
+            <w:tcW w:type="dxa" w:w="255"/>
           </w:tcPr>
           <w:p>
             <w:pPr>
@@ -12987,7 +12987,7 @@
         </w:tc>
         <w:tc>
           <w:tcPr>
-            <w:tcW w:type="dxa" w:w="5783"/>
+            <w:tcW w:type="dxa" w:w="6038"/>
             <w:noWrap/>
           </w:tcPr>
           <w:p>
@@ -13017,7 +13017,7 @@
       <w:tr>
         <w:tc>
           <w:tcPr>
-            <w:tcW w:type="dxa" w:w="510"/>
+            <w:tcW w:type="dxa" w:w="255"/>
           </w:tcPr>
           <w:p>
             <w:pPr>
@@ -13033,7 +13033,7 @@
         </w:tc>
         <w:tc>
           <w:tcPr>
-            <w:tcW w:type="dxa" w:w="5783"/>
+            <w:tcW w:type="dxa" w:w="6038"/>
             <w:noWrap/>
           </w:tcPr>
           <w:p>
@@ -13086,7 +13086,7 @@
       <w:tr>
         <w:tc>
           <w:tcPr>
-            <w:tcW w:type="dxa" w:w="510"/>
+            <w:tcW w:type="dxa" w:w="255"/>
           </w:tcPr>
           <w:p>
             <w:pPr>
@@ -13102,7 +13102,7 @@
         </w:tc>
         <w:tc>
           <w:tcPr>
-            <w:tcW w:type="dxa" w:w="5783"/>
+            <w:tcW w:type="dxa" w:w="6038"/>
             <w:noWrap/>
           </w:tcPr>
           <w:p>
@@ -13131,7 +13131,7 @@
       <w:tr>
         <w:tc>
           <w:tcPr>
-            <w:tcW w:type="dxa" w:w="510"/>
+            <w:tcW w:type="dxa" w:w="255"/>
           </w:tcPr>
           <w:p>
             <w:pPr>
@@ -13147,7 +13147,7 @@
         </w:tc>
         <w:tc>
           <w:tcPr>
-            <w:tcW w:type="dxa" w:w="5783"/>
+            <w:tcW w:type="dxa" w:w="6038"/>
             <w:noWrap/>
           </w:tcPr>
           <w:p>
@@ -13177,7 +13177,7 @@
       <w:tr>
         <w:tc>
           <w:tcPr>
-            <w:tcW w:type="dxa" w:w="510"/>
+            <w:tcW w:type="dxa" w:w="255"/>
           </w:tcPr>
           <w:p>
             <w:pPr>
@@ -13193,7 +13193,7 @@
         </w:tc>
         <w:tc>
           <w:tcPr>
-            <w:tcW w:type="dxa" w:w="5783"/>
+            <w:tcW w:type="dxa" w:w="6038"/>
             <w:noWrap/>
           </w:tcPr>
           <w:p>
@@ -13223,7 +13223,7 @@
       <w:tr>
         <w:tc>
           <w:tcPr>
-            <w:tcW w:type="dxa" w:w="510"/>
+            <w:tcW w:type="dxa" w:w="255"/>
           </w:tcPr>
           <w:p>
             <w:pPr>
@@ -13239,7 +13239,7 @@
         </w:tc>
         <w:tc>
           <w:tcPr>
-            <w:tcW w:type="dxa" w:w="5783"/>
+            <w:tcW w:type="dxa" w:w="6038"/>
             <w:noWrap/>
           </w:tcPr>
           <w:p>
@@ -13269,7 +13269,7 @@
       <w:tr>
         <w:tc>
           <w:tcPr>
-            <w:tcW w:type="dxa" w:w="510"/>
+            <w:tcW w:type="dxa" w:w="255"/>
           </w:tcPr>
           <w:p>
             <w:pPr>
@@ -13285,7 +13285,7 @@
         </w:tc>
         <w:tc>
           <w:tcPr>
-            <w:tcW w:type="dxa" w:w="5783"/>
+            <w:tcW w:type="dxa" w:w="6038"/>
             <w:noWrap/>
           </w:tcPr>
           <w:p>
@@ -13315,7 +13315,7 @@
       <w:tr>
         <w:tc>
           <w:tcPr>
-            <w:tcW w:type="dxa" w:w="510"/>
+            <w:tcW w:type="dxa" w:w="255"/>
           </w:tcPr>
           <w:p>
             <w:pPr>
@@ -13331,7 +13331,7 @@
         </w:tc>
         <w:tc>
           <w:tcPr>
-            <w:tcW w:type="dxa" w:w="5783"/>
+            <w:tcW w:type="dxa" w:w="6038"/>
             <w:noWrap/>
           </w:tcPr>
           <w:p>
@@ -13361,7 +13361,7 @@
       <w:tr>
         <w:tc>
           <w:tcPr>
-            <w:tcW w:type="dxa" w:w="510"/>
+            <w:tcW w:type="dxa" w:w="255"/>
           </w:tcPr>
           <w:p>
             <w:pPr>
@@ -13377,7 +13377,7 @@
         </w:tc>
         <w:tc>
           <w:tcPr>
-            <w:tcW w:type="dxa" w:w="5783"/>
+            <w:tcW w:type="dxa" w:w="6038"/>
             <w:noWrap/>
           </w:tcPr>
           <w:p>
@@ -13407,7 +13407,7 @@
       <w:tr>
         <w:tc>
           <w:tcPr>
-            <w:tcW w:type="dxa" w:w="510"/>
+            <w:tcW w:type="dxa" w:w="255"/>
           </w:tcPr>
           <w:p>
             <w:pPr>
@@ -13423,7 +13423,7 @@
         </w:tc>
         <w:tc>
           <w:tcPr>
-            <w:tcW w:type="dxa" w:w="5783"/>
+            <w:tcW w:type="dxa" w:w="6038"/>
             <w:noWrap/>
           </w:tcPr>
           <w:p>
@@ -13453,7 +13453,7 @@
       <w:tr>
         <w:tc>
           <w:tcPr>
-            <w:tcW w:type="dxa" w:w="510"/>
+            <w:tcW w:type="dxa" w:w="255"/>
           </w:tcPr>
           <w:p>
             <w:pPr>
@@ -13469,7 +13469,7 @@
         </w:tc>
         <w:tc>
           <w:tcPr>
-            <w:tcW w:type="dxa" w:w="5783"/>
+            <w:tcW w:type="dxa" w:w="6038"/>
             <w:noWrap/>
           </w:tcPr>
           <w:p>
@@ -13499,7 +13499,7 @@
       <w:tr>
         <w:tc>
           <w:tcPr>
-            <w:tcW w:type="dxa" w:w="510"/>
+            <w:tcW w:type="dxa" w:w="255"/>
           </w:tcPr>
           <w:p>
             <w:pPr>
@@ -13515,7 +13515,7 @@
         </w:tc>
         <w:tc>
           <w:tcPr>
-            <w:tcW w:type="dxa" w:w="5783"/>
+            <w:tcW w:type="dxa" w:w="6038"/>
             <w:noWrap/>
           </w:tcPr>
           <w:p>
@@ -13568,7 +13568,7 @@
       <w:tr>
         <w:tc>
           <w:tcPr>
-            <w:tcW w:type="dxa" w:w="510"/>
+            <w:tcW w:type="dxa" w:w="255"/>
           </w:tcPr>
           <w:p>
             <w:pPr>
@@ -13584,7 +13584,7 @@
         </w:tc>
         <w:tc>
           <w:tcPr>
-            <w:tcW w:type="dxa" w:w="5783"/>
+            <w:tcW w:type="dxa" w:w="6038"/>
             <w:noWrap/>
           </w:tcPr>
           <w:p>
@@ -13613,7 +13613,7 @@
       <w:tr>
         <w:tc>
           <w:tcPr>
-            <w:tcW w:type="dxa" w:w="510"/>
+            <w:tcW w:type="dxa" w:w="255"/>
           </w:tcPr>
           <w:p>
             <w:pPr>
@@ -13629,7 +13629,7 @@
         </w:tc>
         <w:tc>
           <w:tcPr>
-            <w:tcW w:type="dxa" w:w="5783"/>
+            <w:tcW w:type="dxa" w:w="6038"/>
             <w:noWrap/>
           </w:tcPr>
           <w:p>
@@ -13659,7 +13659,7 @@
       <w:tr>
         <w:tc>
           <w:tcPr>
-            <w:tcW w:type="dxa" w:w="510"/>
+            <w:tcW w:type="dxa" w:w="255"/>
           </w:tcPr>
           <w:p>
             <w:pPr>
@@ -13675,7 +13675,7 @@
         </w:tc>
         <w:tc>
           <w:tcPr>
-            <w:tcW w:type="dxa" w:w="5783"/>
+            <w:tcW w:type="dxa" w:w="6038"/>
             <w:noWrap/>
           </w:tcPr>
           <w:p>
@@ -13705,7 +13705,7 @@
       <w:tr>
         <w:tc>
           <w:tcPr>
-            <w:tcW w:type="dxa" w:w="510"/>
+            <w:tcW w:type="dxa" w:w="255"/>
           </w:tcPr>
           <w:p>
             <w:pPr>
@@ -13721,7 +13721,7 @@
         </w:tc>
         <w:tc>
           <w:tcPr>
-            <w:tcW w:type="dxa" w:w="5783"/>
+            <w:tcW w:type="dxa" w:w="6038"/>
             <w:noWrap/>
           </w:tcPr>
           <w:p>
@@ -13751,7 +13751,7 @@
       <w:tr>
         <w:tc>
           <w:tcPr>
-            <w:tcW w:type="dxa" w:w="510"/>
+            <w:tcW w:type="dxa" w:w="255"/>
           </w:tcPr>
           <w:p>
             <w:pPr>
@@ -13767,7 +13767,7 @@
         </w:tc>
         <w:tc>
           <w:tcPr>
-            <w:tcW w:type="dxa" w:w="5783"/>
+            <w:tcW w:type="dxa" w:w="6038"/>
             <w:noWrap/>
           </w:tcPr>
           <w:p>
@@ -13797,7 +13797,7 @@
       <w:tr>
         <w:tc>
           <w:tcPr>
-            <w:tcW w:type="dxa" w:w="510"/>
+            <w:tcW w:type="dxa" w:w="255"/>
           </w:tcPr>
           <w:p>
             <w:pPr>
@@ -13813,7 +13813,7 @@
         </w:tc>
         <w:tc>
           <w:tcPr>
-            <w:tcW w:type="dxa" w:w="5783"/>
+            <w:tcW w:type="dxa" w:w="6038"/>
             <w:noWrap/>
           </w:tcPr>
           <w:p>
@@ -13843,7 +13843,7 @@
       <w:tr>
         <w:tc>
           <w:tcPr>
-            <w:tcW w:type="dxa" w:w="510"/>
+            <w:tcW w:type="dxa" w:w="255"/>
           </w:tcPr>
           <w:p>
             <w:pPr>
@@ -13859,7 +13859,7 @@
         </w:tc>
         <w:tc>
           <w:tcPr>
-            <w:tcW w:type="dxa" w:w="5783"/>
+            <w:tcW w:type="dxa" w:w="6038"/>
             <w:noWrap/>
           </w:tcPr>
           <w:p>
@@ -13889,7 +13889,7 @@
       <w:tr>
         <w:tc>
           <w:tcPr>
-            <w:tcW w:type="dxa" w:w="510"/>
+            <w:tcW w:type="dxa" w:w="255"/>
           </w:tcPr>
           <w:p>
             <w:pPr>
@@ -13905,7 +13905,7 @@
         </w:tc>
         <w:tc>
           <w:tcPr>
-            <w:tcW w:type="dxa" w:w="5783"/>
+            <w:tcW w:type="dxa" w:w="6038"/>
             <w:noWrap/>
           </w:tcPr>
           <w:p>
@@ -13935,7 +13935,7 @@
       <w:tr>
         <w:tc>
           <w:tcPr>
-            <w:tcW w:type="dxa" w:w="510"/>
+            <w:tcW w:type="dxa" w:w="255"/>
           </w:tcPr>
           <w:p>
             <w:pPr>
@@ -13951,7 +13951,7 @@
         </w:tc>
         <w:tc>
           <w:tcPr>
-            <w:tcW w:type="dxa" w:w="5783"/>
+            <w:tcW w:type="dxa" w:w="6038"/>
             <w:noWrap/>
           </w:tcPr>
           <w:p>
@@ -13981,7 +13981,7 @@
       <w:tr>
         <w:tc>
           <w:tcPr>
-            <w:tcW w:type="dxa" w:w="510"/>
+            <w:tcW w:type="dxa" w:w="255"/>
           </w:tcPr>
           <w:p>
             <w:pPr>
@@ -13997,7 +13997,7 @@
         </w:tc>
         <w:tc>
           <w:tcPr>
-            <w:tcW w:type="dxa" w:w="5783"/>
+            <w:tcW w:type="dxa" w:w="6038"/>
             <w:noWrap/>
           </w:tcPr>
           <w:p>
@@ -14050,7 +14050,7 @@
       <w:tr>
         <w:tc>
           <w:tcPr>
-            <w:tcW w:type="dxa" w:w="510"/>
+            <w:tcW w:type="dxa" w:w="255"/>
           </w:tcPr>
           <w:p>
             <w:pPr>
@@ -14066,7 +14066,7 @@
         </w:tc>
         <w:tc>
           <w:tcPr>
-            <w:tcW w:type="dxa" w:w="5783"/>
+            <w:tcW w:type="dxa" w:w="6038"/>
             <w:noWrap/>
           </w:tcPr>
           <w:p>
@@ -14095,7 +14095,7 @@
       <w:tr>
         <w:tc>
           <w:tcPr>
-            <w:tcW w:type="dxa" w:w="510"/>
+            <w:tcW w:type="dxa" w:w="255"/>
           </w:tcPr>
           <w:p>
             <w:pPr>
@@ -14111,7 +14111,7 @@
         </w:tc>
         <w:tc>
           <w:tcPr>
-            <w:tcW w:type="dxa" w:w="5783"/>
+            <w:tcW w:type="dxa" w:w="6038"/>
             <w:noWrap/>
           </w:tcPr>
           <w:p>
@@ -14141,7 +14141,7 @@
       <w:tr>
         <w:tc>
           <w:tcPr>
-            <w:tcW w:type="dxa" w:w="510"/>
+            <w:tcW w:type="dxa" w:w="255"/>
           </w:tcPr>
           <w:p>
             <w:pPr>
@@ -14157,7 +14157,7 @@
         </w:tc>
         <w:tc>
           <w:tcPr>
-            <w:tcW w:type="dxa" w:w="5783"/>
+            <w:tcW w:type="dxa" w:w="6038"/>
             <w:noWrap/>
           </w:tcPr>
           <w:p>
@@ -14187,7 +14187,7 @@
       <w:tr>
         <w:tc>
           <w:tcPr>
-            <w:tcW w:type="dxa" w:w="510"/>
+            <w:tcW w:type="dxa" w:w="255"/>
           </w:tcPr>
           <w:p>
             <w:pPr>
@@ -14203,7 +14203,7 @@
         </w:tc>
         <w:tc>
           <w:tcPr>
-            <w:tcW w:type="dxa" w:w="5783"/>
+            <w:tcW w:type="dxa" w:w="6038"/>
             <w:noWrap/>
           </w:tcPr>
           <w:p>
@@ -14233,7 +14233,7 @@
       <w:tr>
         <w:tc>
           <w:tcPr>
-            <w:tcW w:type="dxa" w:w="510"/>
+            <w:tcW w:type="dxa" w:w="255"/>
           </w:tcPr>
           <w:p>
             <w:pPr>
@@ -14249,7 +14249,7 @@
         </w:tc>
         <w:tc>
           <w:tcPr>
-            <w:tcW w:type="dxa" w:w="5783"/>
+            <w:tcW w:type="dxa" w:w="6038"/>
             <w:noWrap/>
           </w:tcPr>
           <w:p>
@@ -14279,7 +14279,7 @@
       <w:tr>
         <w:tc>
           <w:tcPr>
-            <w:tcW w:type="dxa" w:w="510"/>
+            <w:tcW w:type="dxa" w:w="255"/>
           </w:tcPr>
           <w:p>
             <w:pPr>
@@ -14295,7 +14295,7 @@
         </w:tc>
         <w:tc>
           <w:tcPr>
-            <w:tcW w:type="dxa" w:w="5783"/>
+            <w:tcW w:type="dxa" w:w="6038"/>
             <w:noWrap/>
           </w:tcPr>
           <w:p>
@@ -14325,7 +14325,7 @@
       <w:tr>
         <w:tc>
           <w:tcPr>
-            <w:tcW w:type="dxa" w:w="510"/>
+            <w:tcW w:type="dxa" w:w="255"/>
           </w:tcPr>
           <w:p>
             <w:pPr>
@@ -14341,7 +14341,7 @@
         </w:tc>
         <w:tc>
           <w:tcPr>
-            <w:tcW w:type="dxa" w:w="5783"/>
+            <w:tcW w:type="dxa" w:w="6038"/>
             <w:noWrap/>
           </w:tcPr>
           <w:p>

--- a/docs/thejohn-file-inventory.docx
+++ b/docs/thejohn-file-inventory.docx
@@ -56,7 +56,7 @@
       <w:tr>
         <w:tc>
           <w:tcPr>
-            <w:tcW w:type="dxa" w:w="255"/>
+            <w:tcW w:type="dxa" w:w="476"/>
           </w:tcPr>
           <w:p>
             <w:pPr>
@@ -72,7 +72,7 @@
         </w:tc>
         <w:tc>
           <w:tcPr>
-            <w:tcW w:type="dxa" w:w="6038"/>
+            <w:tcW w:type="dxa" w:w="5817"/>
             <w:noWrap/>
           </w:tcPr>
           <w:p>
@@ -101,7 +101,7 @@
       <w:tr>
         <w:tc>
           <w:tcPr>
-            <w:tcW w:type="dxa" w:w="255"/>
+            <w:tcW w:type="dxa" w:w="476"/>
           </w:tcPr>
           <w:p>
             <w:pPr>
@@ -117,7 +117,7 @@
         </w:tc>
         <w:tc>
           <w:tcPr>
-            <w:tcW w:type="dxa" w:w="6038"/>
+            <w:tcW w:type="dxa" w:w="5817"/>
             <w:noWrap/>
           </w:tcPr>
           <w:p>
@@ -147,7 +147,7 @@
       <w:tr>
         <w:tc>
           <w:tcPr>
-            <w:tcW w:type="dxa" w:w="255"/>
+            <w:tcW w:type="dxa" w:w="476"/>
           </w:tcPr>
           <w:p>
             <w:pPr>
@@ -163,7 +163,7 @@
         </w:tc>
         <w:tc>
           <w:tcPr>
-            <w:tcW w:type="dxa" w:w="6038"/>
+            <w:tcW w:type="dxa" w:w="5817"/>
             <w:noWrap/>
           </w:tcPr>
           <w:p>
@@ -193,7 +193,7 @@
       <w:tr>
         <w:tc>
           <w:tcPr>
-            <w:tcW w:type="dxa" w:w="255"/>
+            <w:tcW w:type="dxa" w:w="476"/>
           </w:tcPr>
           <w:p>
             <w:pPr>
@@ -209,7 +209,7 @@
         </w:tc>
         <w:tc>
           <w:tcPr>
-            <w:tcW w:type="dxa" w:w="6038"/>
+            <w:tcW w:type="dxa" w:w="5817"/>
             <w:noWrap/>
           </w:tcPr>
           <w:p>
@@ -239,7 +239,7 @@
       <w:tr>
         <w:tc>
           <w:tcPr>
-            <w:tcW w:type="dxa" w:w="255"/>
+            <w:tcW w:type="dxa" w:w="476"/>
           </w:tcPr>
           <w:p>
             <w:pPr>
@@ -255,7 +255,7 @@
         </w:tc>
         <w:tc>
           <w:tcPr>
-            <w:tcW w:type="dxa" w:w="6038"/>
+            <w:tcW w:type="dxa" w:w="5817"/>
             <w:noWrap/>
           </w:tcPr>
           <w:p>
@@ -285,7 +285,7 @@
       <w:tr>
         <w:tc>
           <w:tcPr>
-            <w:tcW w:type="dxa" w:w="255"/>
+            <w:tcW w:type="dxa" w:w="476"/>
           </w:tcPr>
           <w:p>
             <w:pPr>
@@ -301,7 +301,7 @@
         </w:tc>
         <w:tc>
           <w:tcPr>
-            <w:tcW w:type="dxa" w:w="6038"/>
+            <w:tcW w:type="dxa" w:w="5817"/>
             <w:noWrap/>
           </w:tcPr>
           <w:p>
@@ -331,7 +331,7 @@
       <w:tr>
         <w:tc>
           <w:tcPr>
-            <w:tcW w:type="dxa" w:w="255"/>
+            <w:tcW w:type="dxa" w:w="476"/>
           </w:tcPr>
           <w:p>
             <w:pPr>
@@ -347,7 +347,7 @@
         </w:tc>
         <w:tc>
           <w:tcPr>
-            <w:tcW w:type="dxa" w:w="6038"/>
+            <w:tcW w:type="dxa" w:w="5817"/>
             <w:noWrap/>
           </w:tcPr>
           <w:p>
@@ -377,7 +377,7 @@
       <w:tr>
         <w:tc>
           <w:tcPr>
-            <w:tcW w:type="dxa" w:w="255"/>
+            <w:tcW w:type="dxa" w:w="476"/>
           </w:tcPr>
           <w:p>
             <w:pPr>
@@ -393,7 +393,7 @@
         </w:tc>
         <w:tc>
           <w:tcPr>
-            <w:tcW w:type="dxa" w:w="6038"/>
+            <w:tcW w:type="dxa" w:w="5817"/>
             <w:noWrap/>
           </w:tcPr>
           <w:p>
@@ -423,7 +423,7 @@
       <w:tr>
         <w:tc>
           <w:tcPr>
-            <w:tcW w:type="dxa" w:w="255"/>
+            <w:tcW w:type="dxa" w:w="476"/>
           </w:tcPr>
           <w:p>
             <w:pPr>
@@ -439,7 +439,7 @@
         </w:tc>
         <w:tc>
           <w:tcPr>
-            <w:tcW w:type="dxa" w:w="6038"/>
+            <w:tcW w:type="dxa" w:w="5817"/>
             <w:noWrap/>
           </w:tcPr>
           <w:p>
@@ -469,7 +469,7 @@
       <w:tr>
         <w:tc>
           <w:tcPr>
-            <w:tcW w:type="dxa" w:w="255"/>
+            <w:tcW w:type="dxa" w:w="476"/>
           </w:tcPr>
           <w:p>
             <w:pPr>
@@ -485,7 +485,7 @@
         </w:tc>
         <w:tc>
           <w:tcPr>
-            <w:tcW w:type="dxa" w:w="6038"/>
+            <w:tcW w:type="dxa" w:w="5817"/>
             <w:noWrap/>
           </w:tcPr>
           <w:p>
@@ -515,7 +515,7 @@
       <w:tr>
         <w:tc>
           <w:tcPr>
-            <w:tcW w:type="dxa" w:w="255"/>
+            <w:tcW w:type="dxa" w:w="476"/>
           </w:tcPr>
           <w:p>
             <w:pPr>
@@ -531,7 +531,7 @@
         </w:tc>
         <w:tc>
           <w:tcPr>
-            <w:tcW w:type="dxa" w:w="6038"/>
+            <w:tcW w:type="dxa" w:w="5817"/>
             <w:noWrap/>
           </w:tcPr>
           <w:p>
@@ -561,7 +561,7 @@
       <w:tr>
         <w:tc>
           <w:tcPr>
-            <w:tcW w:type="dxa" w:w="255"/>
+            <w:tcW w:type="dxa" w:w="476"/>
           </w:tcPr>
           <w:p>
             <w:pPr>
@@ -577,7 +577,7 @@
         </w:tc>
         <w:tc>
           <w:tcPr>
-            <w:tcW w:type="dxa" w:w="6038"/>
+            <w:tcW w:type="dxa" w:w="5817"/>
             <w:noWrap/>
           </w:tcPr>
           <w:p>
@@ -607,7 +607,7 @@
       <w:tr>
         <w:tc>
           <w:tcPr>
-            <w:tcW w:type="dxa" w:w="255"/>
+            <w:tcW w:type="dxa" w:w="476"/>
           </w:tcPr>
           <w:p>
             <w:pPr>
@@ -623,7 +623,7 @@
         </w:tc>
         <w:tc>
           <w:tcPr>
-            <w:tcW w:type="dxa" w:w="6038"/>
+            <w:tcW w:type="dxa" w:w="5817"/>
             <w:noWrap/>
           </w:tcPr>
           <w:p>
@@ -653,7 +653,7 @@
       <w:tr>
         <w:tc>
           <w:tcPr>
-            <w:tcW w:type="dxa" w:w="255"/>
+            <w:tcW w:type="dxa" w:w="476"/>
           </w:tcPr>
           <w:p>
             <w:pPr>
@@ -669,7 +669,7 @@
         </w:tc>
         <w:tc>
           <w:tcPr>
-            <w:tcW w:type="dxa" w:w="6038"/>
+            <w:tcW w:type="dxa" w:w="5817"/>
             <w:noWrap/>
           </w:tcPr>
           <w:p>
@@ -699,7 +699,7 @@
       <w:tr>
         <w:tc>
           <w:tcPr>
-            <w:tcW w:type="dxa" w:w="255"/>
+            <w:tcW w:type="dxa" w:w="476"/>
           </w:tcPr>
           <w:p>
             <w:pPr>
@@ -715,7 +715,7 @@
         </w:tc>
         <w:tc>
           <w:tcPr>
-            <w:tcW w:type="dxa" w:w="6038"/>
+            <w:tcW w:type="dxa" w:w="5817"/>
             <w:noWrap/>
           </w:tcPr>
           <w:p>
@@ -745,7 +745,7 @@
       <w:tr>
         <w:tc>
           <w:tcPr>
-            <w:tcW w:type="dxa" w:w="255"/>
+            <w:tcW w:type="dxa" w:w="476"/>
           </w:tcPr>
           <w:p>
             <w:pPr>
@@ -761,7 +761,7 @@
         </w:tc>
         <w:tc>
           <w:tcPr>
-            <w:tcW w:type="dxa" w:w="6038"/>
+            <w:tcW w:type="dxa" w:w="5817"/>
             <w:noWrap/>
           </w:tcPr>
           <w:p>
@@ -791,7 +791,7 @@
       <w:tr>
         <w:tc>
           <w:tcPr>
-            <w:tcW w:type="dxa" w:w="255"/>
+            <w:tcW w:type="dxa" w:w="476"/>
           </w:tcPr>
           <w:p>
             <w:pPr>
@@ -807,7 +807,7 @@
         </w:tc>
         <w:tc>
           <w:tcPr>
-            <w:tcW w:type="dxa" w:w="6038"/>
+            <w:tcW w:type="dxa" w:w="5817"/>
             <w:noWrap/>
           </w:tcPr>
           <w:p>
@@ -837,7 +837,7 @@
       <w:tr>
         <w:tc>
           <w:tcPr>
-            <w:tcW w:type="dxa" w:w="255"/>
+            <w:tcW w:type="dxa" w:w="476"/>
           </w:tcPr>
           <w:p>
             <w:pPr>
@@ -853,7 +853,7 @@
         </w:tc>
         <w:tc>
           <w:tcPr>
-            <w:tcW w:type="dxa" w:w="6038"/>
+            <w:tcW w:type="dxa" w:w="5817"/>
             <w:noWrap/>
           </w:tcPr>
           <w:p>
@@ -883,7 +883,7 @@
       <w:tr>
         <w:tc>
           <w:tcPr>
-            <w:tcW w:type="dxa" w:w="255"/>
+            <w:tcW w:type="dxa" w:w="476"/>
           </w:tcPr>
           <w:p>
             <w:pPr>
@@ -899,7 +899,7 @@
         </w:tc>
         <w:tc>
           <w:tcPr>
-            <w:tcW w:type="dxa" w:w="6038"/>
+            <w:tcW w:type="dxa" w:w="5817"/>
             <w:noWrap/>
           </w:tcPr>
           <w:p>
@@ -929,7 +929,7 @@
       <w:tr>
         <w:tc>
           <w:tcPr>
-            <w:tcW w:type="dxa" w:w="255"/>
+            <w:tcW w:type="dxa" w:w="476"/>
           </w:tcPr>
           <w:p>
             <w:pPr>
@@ -945,7 +945,7 @@
         </w:tc>
         <w:tc>
           <w:tcPr>
-            <w:tcW w:type="dxa" w:w="6038"/>
+            <w:tcW w:type="dxa" w:w="5817"/>
             <w:noWrap/>
           </w:tcPr>
           <w:p>
@@ -975,7 +975,7 @@
       <w:tr>
         <w:tc>
           <w:tcPr>
-            <w:tcW w:type="dxa" w:w="255"/>
+            <w:tcW w:type="dxa" w:w="476"/>
           </w:tcPr>
           <w:p>
             <w:pPr>
@@ -991,7 +991,7 @@
         </w:tc>
         <w:tc>
           <w:tcPr>
-            <w:tcW w:type="dxa" w:w="6038"/>
+            <w:tcW w:type="dxa" w:w="5817"/>
             <w:noWrap/>
           </w:tcPr>
           <w:p>
@@ -1021,7 +1021,7 @@
       <w:tr>
         <w:tc>
           <w:tcPr>
-            <w:tcW w:type="dxa" w:w="255"/>
+            <w:tcW w:type="dxa" w:w="476"/>
           </w:tcPr>
           <w:p>
             <w:pPr>
@@ -1037,7 +1037,7 @@
         </w:tc>
         <w:tc>
           <w:tcPr>
-            <w:tcW w:type="dxa" w:w="6038"/>
+            <w:tcW w:type="dxa" w:w="5817"/>
             <w:noWrap/>
           </w:tcPr>
           <w:p>
@@ -1067,7 +1067,7 @@
       <w:tr>
         <w:tc>
           <w:tcPr>
-            <w:tcW w:type="dxa" w:w="255"/>
+            <w:tcW w:type="dxa" w:w="476"/>
           </w:tcPr>
           <w:p>
             <w:pPr>
@@ -1083,7 +1083,7 @@
         </w:tc>
         <w:tc>
           <w:tcPr>
-            <w:tcW w:type="dxa" w:w="6038"/>
+            <w:tcW w:type="dxa" w:w="5817"/>
             <w:noWrap/>
           </w:tcPr>
           <w:p>
@@ -1113,7 +1113,7 @@
       <w:tr>
         <w:tc>
           <w:tcPr>
-            <w:tcW w:type="dxa" w:w="255"/>
+            <w:tcW w:type="dxa" w:w="476"/>
           </w:tcPr>
           <w:p>
             <w:pPr>
@@ -1129,7 +1129,7 @@
         </w:tc>
         <w:tc>
           <w:tcPr>
-            <w:tcW w:type="dxa" w:w="6038"/>
+            <w:tcW w:type="dxa" w:w="5817"/>
             <w:noWrap/>
           </w:tcPr>
           <w:p>
@@ -1159,7 +1159,7 @@
       <w:tr>
         <w:tc>
           <w:tcPr>
-            <w:tcW w:type="dxa" w:w="255"/>
+            <w:tcW w:type="dxa" w:w="476"/>
           </w:tcPr>
           <w:p>
             <w:pPr>
@@ -1175,7 +1175,7 @@
         </w:tc>
         <w:tc>
           <w:tcPr>
-            <w:tcW w:type="dxa" w:w="6038"/>
+            <w:tcW w:type="dxa" w:w="5817"/>
             <w:noWrap/>
           </w:tcPr>
           <w:p>
@@ -1205,7 +1205,7 @@
       <w:tr>
         <w:tc>
           <w:tcPr>
-            <w:tcW w:type="dxa" w:w="255"/>
+            <w:tcW w:type="dxa" w:w="476"/>
           </w:tcPr>
           <w:p>
             <w:pPr>
@@ -1221,7 +1221,7 @@
         </w:tc>
         <w:tc>
           <w:tcPr>
-            <w:tcW w:type="dxa" w:w="6038"/>
+            <w:tcW w:type="dxa" w:w="5817"/>
             <w:noWrap/>
           </w:tcPr>
           <w:p>
@@ -1251,7 +1251,7 @@
       <w:tr>
         <w:tc>
           <w:tcPr>
-            <w:tcW w:type="dxa" w:w="255"/>
+            <w:tcW w:type="dxa" w:w="476"/>
           </w:tcPr>
           <w:p>
             <w:pPr>
@@ -1267,7 +1267,7 @@
         </w:tc>
         <w:tc>
           <w:tcPr>
-            <w:tcW w:type="dxa" w:w="6038"/>
+            <w:tcW w:type="dxa" w:w="5817"/>
             <w:noWrap/>
           </w:tcPr>
           <w:p>
@@ -1297,7 +1297,7 @@
       <w:tr>
         <w:tc>
           <w:tcPr>
-            <w:tcW w:type="dxa" w:w="255"/>
+            <w:tcW w:type="dxa" w:w="476"/>
           </w:tcPr>
           <w:p>
             <w:pPr>
@@ -1313,7 +1313,7 @@
         </w:tc>
         <w:tc>
           <w:tcPr>
-            <w:tcW w:type="dxa" w:w="6038"/>
+            <w:tcW w:type="dxa" w:w="5817"/>
             <w:noWrap/>
           </w:tcPr>
           <w:p>
@@ -1343,7 +1343,7 @@
       <w:tr>
         <w:tc>
           <w:tcPr>
-            <w:tcW w:type="dxa" w:w="255"/>
+            <w:tcW w:type="dxa" w:w="476"/>
           </w:tcPr>
           <w:p>
             <w:pPr>
@@ -1359,7 +1359,7 @@
         </w:tc>
         <w:tc>
           <w:tcPr>
-            <w:tcW w:type="dxa" w:w="6038"/>
+            <w:tcW w:type="dxa" w:w="5817"/>
             <w:noWrap/>
           </w:tcPr>
           <w:p>
@@ -1389,7 +1389,7 @@
       <w:tr>
         <w:tc>
           <w:tcPr>
-            <w:tcW w:type="dxa" w:w="255"/>
+            <w:tcW w:type="dxa" w:w="476"/>
           </w:tcPr>
           <w:p>
             <w:pPr>
@@ -1405,7 +1405,7 @@
         </w:tc>
         <w:tc>
           <w:tcPr>
-            <w:tcW w:type="dxa" w:w="6038"/>
+            <w:tcW w:type="dxa" w:w="5817"/>
             <w:noWrap/>
           </w:tcPr>
           <w:p>
@@ -1435,7 +1435,7 @@
       <w:tr>
         <w:tc>
           <w:tcPr>
-            <w:tcW w:type="dxa" w:w="255"/>
+            <w:tcW w:type="dxa" w:w="476"/>
           </w:tcPr>
           <w:p>
             <w:pPr>
@@ -1451,7 +1451,7 @@
         </w:tc>
         <w:tc>
           <w:tcPr>
-            <w:tcW w:type="dxa" w:w="6038"/>
+            <w:tcW w:type="dxa" w:w="5817"/>
             <w:noWrap/>
           </w:tcPr>
           <w:p>
@@ -1481,7 +1481,7 @@
       <w:tr>
         <w:tc>
           <w:tcPr>
-            <w:tcW w:type="dxa" w:w="255"/>
+            <w:tcW w:type="dxa" w:w="476"/>
           </w:tcPr>
           <w:p>
             <w:pPr>
@@ -1497,7 +1497,7 @@
         </w:tc>
         <w:tc>
           <w:tcPr>
-            <w:tcW w:type="dxa" w:w="6038"/>
+            <w:tcW w:type="dxa" w:w="5817"/>
             <w:noWrap/>
           </w:tcPr>
           <w:p>
@@ -1527,7 +1527,7 @@
       <w:tr>
         <w:tc>
           <w:tcPr>
-            <w:tcW w:type="dxa" w:w="255"/>
+            <w:tcW w:type="dxa" w:w="476"/>
           </w:tcPr>
           <w:p>
             <w:pPr>
@@ -1543,7 +1543,7 @@
         </w:tc>
         <w:tc>
           <w:tcPr>
-            <w:tcW w:type="dxa" w:w="6038"/>
+            <w:tcW w:type="dxa" w:w="5817"/>
             <w:noWrap/>
           </w:tcPr>
           <w:p>
@@ -1573,7 +1573,7 @@
       <w:tr>
         <w:tc>
           <w:tcPr>
-            <w:tcW w:type="dxa" w:w="255"/>
+            <w:tcW w:type="dxa" w:w="476"/>
           </w:tcPr>
           <w:p>
             <w:pPr>
@@ -1589,7 +1589,7 @@
         </w:tc>
         <w:tc>
           <w:tcPr>
-            <w:tcW w:type="dxa" w:w="6038"/>
+            <w:tcW w:type="dxa" w:w="5817"/>
             <w:noWrap/>
           </w:tcPr>
           <w:p>
@@ -1619,7 +1619,7 @@
       <w:tr>
         <w:tc>
           <w:tcPr>
-            <w:tcW w:type="dxa" w:w="255"/>
+            <w:tcW w:type="dxa" w:w="476"/>
           </w:tcPr>
           <w:p>
             <w:pPr>
@@ -1635,7 +1635,7 @@
         </w:tc>
         <w:tc>
           <w:tcPr>
-            <w:tcW w:type="dxa" w:w="6038"/>
+            <w:tcW w:type="dxa" w:w="5817"/>
             <w:noWrap/>
           </w:tcPr>
           <w:p>
@@ -1665,7 +1665,7 @@
       <w:tr>
         <w:tc>
           <w:tcPr>
-            <w:tcW w:type="dxa" w:w="255"/>
+            <w:tcW w:type="dxa" w:w="476"/>
           </w:tcPr>
           <w:p>
             <w:pPr>
@@ -1681,7 +1681,7 @@
         </w:tc>
         <w:tc>
           <w:tcPr>
-            <w:tcW w:type="dxa" w:w="6038"/>
+            <w:tcW w:type="dxa" w:w="5817"/>
             <w:noWrap/>
           </w:tcPr>
           <w:p>
@@ -1711,7 +1711,7 @@
       <w:tr>
         <w:tc>
           <w:tcPr>
-            <w:tcW w:type="dxa" w:w="255"/>
+            <w:tcW w:type="dxa" w:w="476"/>
           </w:tcPr>
           <w:p>
             <w:pPr>
@@ -1727,7 +1727,7 @@
         </w:tc>
         <w:tc>
           <w:tcPr>
-            <w:tcW w:type="dxa" w:w="6038"/>
+            <w:tcW w:type="dxa" w:w="5817"/>
             <w:noWrap/>
           </w:tcPr>
           <w:p>
@@ -1757,7 +1757,7 @@
       <w:tr>
         <w:tc>
           <w:tcPr>
-            <w:tcW w:type="dxa" w:w="255"/>
+            <w:tcW w:type="dxa" w:w="476"/>
           </w:tcPr>
           <w:p>
             <w:pPr>
@@ -1773,7 +1773,7 @@
         </w:tc>
         <w:tc>
           <w:tcPr>
-            <w:tcW w:type="dxa" w:w="6038"/>
+            <w:tcW w:type="dxa" w:w="5817"/>
             <w:noWrap/>
           </w:tcPr>
           <w:p>
@@ -1803,7 +1803,7 @@
       <w:tr>
         <w:tc>
           <w:tcPr>
-            <w:tcW w:type="dxa" w:w="255"/>
+            <w:tcW w:type="dxa" w:w="476"/>
           </w:tcPr>
           <w:p>
             <w:pPr>
@@ -1819,7 +1819,7 @@
         </w:tc>
         <w:tc>
           <w:tcPr>
-            <w:tcW w:type="dxa" w:w="6038"/>
+            <w:tcW w:type="dxa" w:w="5817"/>
             <w:noWrap/>
           </w:tcPr>
           <w:p>
@@ -1849,7 +1849,7 @@
       <w:tr>
         <w:tc>
           <w:tcPr>
-            <w:tcW w:type="dxa" w:w="255"/>
+            <w:tcW w:type="dxa" w:w="476"/>
           </w:tcPr>
           <w:p>
             <w:pPr>
@@ -1865,7 +1865,7 @@
         </w:tc>
         <w:tc>
           <w:tcPr>
-            <w:tcW w:type="dxa" w:w="6038"/>
+            <w:tcW w:type="dxa" w:w="5817"/>
             <w:noWrap/>
           </w:tcPr>
           <w:p>
@@ -1895,7 +1895,7 @@
       <w:tr>
         <w:tc>
           <w:tcPr>
-            <w:tcW w:type="dxa" w:w="255"/>
+            <w:tcW w:type="dxa" w:w="476"/>
           </w:tcPr>
           <w:p>
             <w:pPr>
@@ -1911,7 +1911,7 @@
         </w:tc>
         <w:tc>
           <w:tcPr>
-            <w:tcW w:type="dxa" w:w="6038"/>
+            <w:tcW w:type="dxa" w:w="5817"/>
             <w:noWrap/>
           </w:tcPr>
           <w:p>
@@ -1941,7 +1941,7 @@
       <w:tr>
         <w:tc>
           <w:tcPr>
-            <w:tcW w:type="dxa" w:w="255"/>
+            <w:tcW w:type="dxa" w:w="476"/>
           </w:tcPr>
           <w:p>
             <w:pPr>
@@ -1957,7 +1957,7 @@
         </w:tc>
         <w:tc>
           <w:tcPr>
-            <w:tcW w:type="dxa" w:w="6038"/>
+            <w:tcW w:type="dxa" w:w="5817"/>
             <w:noWrap/>
           </w:tcPr>
           <w:p>
@@ -1987,7 +1987,7 @@
       <w:tr>
         <w:tc>
           <w:tcPr>
-            <w:tcW w:type="dxa" w:w="255"/>
+            <w:tcW w:type="dxa" w:w="476"/>
           </w:tcPr>
           <w:p>
             <w:pPr>
@@ -2003,7 +2003,7 @@
         </w:tc>
         <w:tc>
           <w:tcPr>
-            <w:tcW w:type="dxa" w:w="6038"/>
+            <w:tcW w:type="dxa" w:w="5817"/>
             <w:noWrap/>
           </w:tcPr>
           <w:p>
@@ -2033,7 +2033,7 @@
       <w:tr>
         <w:tc>
           <w:tcPr>
-            <w:tcW w:type="dxa" w:w="255"/>
+            <w:tcW w:type="dxa" w:w="476"/>
           </w:tcPr>
           <w:p>
             <w:pPr>
@@ -2049,7 +2049,7 @@
         </w:tc>
         <w:tc>
           <w:tcPr>
-            <w:tcW w:type="dxa" w:w="6038"/>
+            <w:tcW w:type="dxa" w:w="5817"/>
             <w:noWrap/>
           </w:tcPr>
           <w:p>
@@ -2079,7 +2079,7 @@
       <w:tr>
         <w:tc>
           <w:tcPr>
-            <w:tcW w:type="dxa" w:w="255"/>
+            <w:tcW w:type="dxa" w:w="476"/>
           </w:tcPr>
           <w:p>
             <w:pPr>
@@ -2095,7 +2095,7 @@
         </w:tc>
         <w:tc>
           <w:tcPr>
-            <w:tcW w:type="dxa" w:w="6038"/>
+            <w:tcW w:type="dxa" w:w="5817"/>
             <w:noWrap/>
           </w:tcPr>
           <w:p>
@@ -2125,7 +2125,7 @@
       <w:tr>
         <w:tc>
           <w:tcPr>
-            <w:tcW w:type="dxa" w:w="255"/>
+            <w:tcW w:type="dxa" w:w="476"/>
           </w:tcPr>
           <w:p>
             <w:pPr>
@@ -2141,7 +2141,7 @@
         </w:tc>
         <w:tc>
           <w:tcPr>
-            <w:tcW w:type="dxa" w:w="6038"/>
+            <w:tcW w:type="dxa" w:w="5817"/>
             <w:noWrap/>
           </w:tcPr>
           <w:p>
@@ -2171,7 +2171,7 @@
       <w:tr>
         <w:tc>
           <w:tcPr>
-            <w:tcW w:type="dxa" w:w="255"/>
+            <w:tcW w:type="dxa" w:w="476"/>
           </w:tcPr>
           <w:p>
             <w:pPr>
@@ -2187,7 +2187,7 @@
         </w:tc>
         <w:tc>
           <w:tcPr>
-            <w:tcW w:type="dxa" w:w="6038"/>
+            <w:tcW w:type="dxa" w:w="5817"/>
             <w:noWrap/>
           </w:tcPr>
           <w:p>
@@ -2217,7 +2217,7 @@
       <w:tr>
         <w:tc>
           <w:tcPr>
-            <w:tcW w:type="dxa" w:w="255"/>
+            <w:tcW w:type="dxa" w:w="476"/>
           </w:tcPr>
           <w:p>
             <w:pPr>
@@ -2233,7 +2233,7 @@
         </w:tc>
         <w:tc>
           <w:tcPr>
-            <w:tcW w:type="dxa" w:w="6038"/>
+            <w:tcW w:type="dxa" w:w="5817"/>
             <w:noWrap/>
           </w:tcPr>
           <w:p>
@@ -2263,7 +2263,7 @@
       <w:tr>
         <w:tc>
           <w:tcPr>
-            <w:tcW w:type="dxa" w:w="255"/>
+            <w:tcW w:type="dxa" w:w="476"/>
           </w:tcPr>
           <w:p>
             <w:pPr>
@@ -2279,7 +2279,7 @@
         </w:tc>
         <w:tc>
           <w:tcPr>
-            <w:tcW w:type="dxa" w:w="6038"/>
+            <w:tcW w:type="dxa" w:w="5817"/>
             <w:noWrap/>
           </w:tcPr>
           <w:p>
@@ -2309,7 +2309,7 @@
       <w:tr>
         <w:tc>
           <w:tcPr>
-            <w:tcW w:type="dxa" w:w="255"/>
+            <w:tcW w:type="dxa" w:w="476"/>
           </w:tcPr>
           <w:p>
             <w:pPr>
@@ -2325,7 +2325,7 @@
         </w:tc>
         <w:tc>
           <w:tcPr>
-            <w:tcW w:type="dxa" w:w="6038"/>
+            <w:tcW w:type="dxa" w:w="5817"/>
             <w:noWrap/>
           </w:tcPr>
           <w:p>
@@ -2355,7 +2355,7 @@
       <w:tr>
         <w:tc>
           <w:tcPr>
-            <w:tcW w:type="dxa" w:w="255"/>
+            <w:tcW w:type="dxa" w:w="476"/>
           </w:tcPr>
           <w:p>
             <w:pPr>
@@ -2371,7 +2371,7 @@
         </w:tc>
         <w:tc>
           <w:tcPr>
-            <w:tcW w:type="dxa" w:w="6038"/>
+            <w:tcW w:type="dxa" w:w="5817"/>
             <w:noWrap/>
           </w:tcPr>
           <w:p>
@@ -2401,7 +2401,7 @@
       <w:tr>
         <w:tc>
           <w:tcPr>
-            <w:tcW w:type="dxa" w:w="255"/>
+            <w:tcW w:type="dxa" w:w="476"/>
           </w:tcPr>
           <w:p>
             <w:pPr>
@@ -2417,7 +2417,7 @@
         </w:tc>
         <w:tc>
           <w:tcPr>
-            <w:tcW w:type="dxa" w:w="6038"/>
+            <w:tcW w:type="dxa" w:w="5817"/>
             <w:noWrap/>
           </w:tcPr>
           <w:p>
@@ -2447,7 +2447,7 @@
       <w:tr>
         <w:tc>
           <w:tcPr>
-            <w:tcW w:type="dxa" w:w="255"/>
+            <w:tcW w:type="dxa" w:w="476"/>
           </w:tcPr>
           <w:p>
             <w:pPr>
@@ -2463,7 +2463,7 @@
         </w:tc>
         <w:tc>
           <w:tcPr>
-            <w:tcW w:type="dxa" w:w="6038"/>
+            <w:tcW w:type="dxa" w:w="5817"/>
             <w:noWrap/>
           </w:tcPr>
           <w:p>
@@ -2493,7 +2493,7 @@
       <w:tr>
         <w:tc>
           <w:tcPr>
-            <w:tcW w:type="dxa" w:w="255"/>
+            <w:tcW w:type="dxa" w:w="476"/>
           </w:tcPr>
           <w:p>
             <w:pPr>
@@ -2509,7 +2509,7 @@
         </w:tc>
         <w:tc>
           <w:tcPr>
-            <w:tcW w:type="dxa" w:w="6038"/>
+            <w:tcW w:type="dxa" w:w="5817"/>
             <w:noWrap/>
           </w:tcPr>
           <w:p>
@@ -2539,7 +2539,7 @@
       <w:tr>
         <w:tc>
           <w:tcPr>
-            <w:tcW w:type="dxa" w:w="255"/>
+            <w:tcW w:type="dxa" w:w="476"/>
           </w:tcPr>
           <w:p>
             <w:pPr>
@@ -2555,7 +2555,7 @@
         </w:tc>
         <w:tc>
           <w:tcPr>
-            <w:tcW w:type="dxa" w:w="6038"/>
+            <w:tcW w:type="dxa" w:w="5817"/>
             <w:noWrap/>
           </w:tcPr>
           <w:p>
@@ -2585,7 +2585,7 @@
       <w:tr>
         <w:tc>
           <w:tcPr>
-            <w:tcW w:type="dxa" w:w="255"/>
+            <w:tcW w:type="dxa" w:w="476"/>
           </w:tcPr>
           <w:p>
             <w:pPr>
@@ -2601,7 +2601,7 @@
         </w:tc>
         <w:tc>
           <w:tcPr>
-            <w:tcW w:type="dxa" w:w="6038"/>
+            <w:tcW w:type="dxa" w:w="5817"/>
             <w:noWrap/>
           </w:tcPr>
           <w:p>
@@ -2631,7 +2631,7 @@
       <w:tr>
         <w:tc>
           <w:tcPr>
-            <w:tcW w:type="dxa" w:w="255"/>
+            <w:tcW w:type="dxa" w:w="476"/>
           </w:tcPr>
           <w:p>
             <w:pPr>
@@ -2647,7 +2647,7 @@
         </w:tc>
         <w:tc>
           <w:tcPr>
-            <w:tcW w:type="dxa" w:w="6038"/>
+            <w:tcW w:type="dxa" w:w="5817"/>
             <w:noWrap/>
           </w:tcPr>
           <w:p>
@@ -2677,7 +2677,7 @@
       <w:tr>
         <w:tc>
           <w:tcPr>
-            <w:tcW w:type="dxa" w:w="255"/>
+            <w:tcW w:type="dxa" w:w="476"/>
           </w:tcPr>
           <w:p>
             <w:pPr>
@@ -2693,7 +2693,7 @@
         </w:tc>
         <w:tc>
           <w:tcPr>
-            <w:tcW w:type="dxa" w:w="6038"/>
+            <w:tcW w:type="dxa" w:w="5817"/>
             <w:noWrap/>
           </w:tcPr>
           <w:p>
@@ -2723,7 +2723,7 @@
       <w:tr>
         <w:tc>
           <w:tcPr>
-            <w:tcW w:type="dxa" w:w="255"/>
+            <w:tcW w:type="dxa" w:w="476"/>
           </w:tcPr>
           <w:p>
             <w:pPr>
@@ -2739,7 +2739,7 @@
         </w:tc>
         <w:tc>
           <w:tcPr>
-            <w:tcW w:type="dxa" w:w="6038"/>
+            <w:tcW w:type="dxa" w:w="5817"/>
             <w:noWrap/>
           </w:tcPr>
           <w:p>
@@ -2769,7 +2769,7 @@
       <w:tr>
         <w:tc>
           <w:tcPr>
-            <w:tcW w:type="dxa" w:w="255"/>
+            <w:tcW w:type="dxa" w:w="476"/>
           </w:tcPr>
           <w:p>
             <w:pPr>
@@ -2785,7 +2785,7 @@
         </w:tc>
         <w:tc>
           <w:tcPr>
-            <w:tcW w:type="dxa" w:w="6038"/>
+            <w:tcW w:type="dxa" w:w="5817"/>
             <w:noWrap/>
           </w:tcPr>
           <w:p>
@@ -2838,7 +2838,7 @@
       <w:tr>
         <w:tc>
           <w:tcPr>
-            <w:tcW w:type="dxa" w:w="255"/>
+            <w:tcW w:type="dxa" w:w="476"/>
           </w:tcPr>
           <w:p>
             <w:pPr>
@@ -2854,7 +2854,7 @@
         </w:tc>
         <w:tc>
           <w:tcPr>
-            <w:tcW w:type="dxa" w:w="6038"/>
+            <w:tcW w:type="dxa" w:w="5817"/>
             <w:noWrap/>
           </w:tcPr>
           <w:p>
@@ -2883,7 +2883,7 @@
       <w:tr>
         <w:tc>
           <w:tcPr>
-            <w:tcW w:type="dxa" w:w="255"/>
+            <w:tcW w:type="dxa" w:w="476"/>
           </w:tcPr>
           <w:p>
             <w:pPr>
@@ -2899,7 +2899,7 @@
         </w:tc>
         <w:tc>
           <w:tcPr>
-            <w:tcW w:type="dxa" w:w="6038"/>
+            <w:tcW w:type="dxa" w:w="5817"/>
             <w:noWrap/>
           </w:tcPr>
           <w:p>
@@ -2929,7 +2929,7 @@
       <w:tr>
         <w:tc>
           <w:tcPr>
-            <w:tcW w:type="dxa" w:w="255"/>
+            <w:tcW w:type="dxa" w:w="476"/>
           </w:tcPr>
           <w:p>
             <w:pPr>
@@ -2945,7 +2945,7 @@
         </w:tc>
         <w:tc>
           <w:tcPr>
-            <w:tcW w:type="dxa" w:w="6038"/>
+            <w:tcW w:type="dxa" w:w="5817"/>
             <w:noWrap/>
           </w:tcPr>
           <w:p>
@@ -2975,7 +2975,7 @@
       <w:tr>
         <w:tc>
           <w:tcPr>
-            <w:tcW w:type="dxa" w:w="255"/>
+            <w:tcW w:type="dxa" w:w="476"/>
           </w:tcPr>
           <w:p>
             <w:pPr>
@@ -2991,7 +2991,7 @@
         </w:tc>
         <w:tc>
           <w:tcPr>
-            <w:tcW w:type="dxa" w:w="6038"/>
+            <w:tcW w:type="dxa" w:w="5817"/>
             <w:noWrap/>
           </w:tcPr>
           <w:p>
@@ -3021,7 +3021,7 @@
       <w:tr>
         <w:tc>
           <w:tcPr>
-            <w:tcW w:type="dxa" w:w="255"/>
+            <w:tcW w:type="dxa" w:w="476"/>
           </w:tcPr>
           <w:p>
             <w:pPr>
@@ -3037,7 +3037,7 @@
         </w:tc>
         <w:tc>
           <w:tcPr>
-            <w:tcW w:type="dxa" w:w="6038"/>
+            <w:tcW w:type="dxa" w:w="5817"/>
             <w:noWrap/>
           </w:tcPr>
           <w:p>
@@ -3067,7 +3067,7 @@
       <w:tr>
         <w:tc>
           <w:tcPr>
-            <w:tcW w:type="dxa" w:w="255"/>
+            <w:tcW w:type="dxa" w:w="476"/>
           </w:tcPr>
           <w:p>
             <w:pPr>
@@ -3083,7 +3083,7 @@
         </w:tc>
         <w:tc>
           <w:tcPr>
-            <w:tcW w:type="dxa" w:w="6038"/>
+            <w:tcW w:type="dxa" w:w="5817"/>
             <w:noWrap/>
           </w:tcPr>
           <w:p>
@@ -3113,7 +3113,7 @@
       <w:tr>
         <w:tc>
           <w:tcPr>
-            <w:tcW w:type="dxa" w:w="255"/>
+            <w:tcW w:type="dxa" w:w="476"/>
           </w:tcPr>
           <w:p>
             <w:pPr>
@@ -3129,7 +3129,7 @@
         </w:tc>
         <w:tc>
           <w:tcPr>
-            <w:tcW w:type="dxa" w:w="6038"/>
+            <w:tcW w:type="dxa" w:w="5817"/>
             <w:noWrap/>
           </w:tcPr>
           <w:p>
@@ -3159,7 +3159,7 @@
       <w:tr>
         <w:tc>
           <w:tcPr>
-            <w:tcW w:type="dxa" w:w="255"/>
+            <w:tcW w:type="dxa" w:w="476"/>
           </w:tcPr>
           <w:p>
             <w:pPr>
@@ -3175,7 +3175,7 @@
         </w:tc>
         <w:tc>
           <w:tcPr>
-            <w:tcW w:type="dxa" w:w="6038"/>
+            <w:tcW w:type="dxa" w:w="5817"/>
             <w:noWrap/>
           </w:tcPr>
           <w:p>
@@ -3205,7 +3205,7 @@
       <w:tr>
         <w:tc>
           <w:tcPr>
-            <w:tcW w:type="dxa" w:w="255"/>
+            <w:tcW w:type="dxa" w:w="476"/>
           </w:tcPr>
           <w:p>
             <w:pPr>
@@ -3221,7 +3221,7 @@
         </w:tc>
         <w:tc>
           <w:tcPr>
-            <w:tcW w:type="dxa" w:w="6038"/>
+            <w:tcW w:type="dxa" w:w="5817"/>
             <w:noWrap/>
           </w:tcPr>
           <w:p>
@@ -3251,7 +3251,7 @@
       <w:tr>
         <w:tc>
           <w:tcPr>
-            <w:tcW w:type="dxa" w:w="255"/>
+            <w:tcW w:type="dxa" w:w="476"/>
           </w:tcPr>
           <w:p>
             <w:pPr>
@@ -3267,7 +3267,7 @@
         </w:tc>
         <w:tc>
           <w:tcPr>
-            <w:tcW w:type="dxa" w:w="6038"/>
+            <w:tcW w:type="dxa" w:w="5817"/>
             <w:noWrap/>
           </w:tcPr>
           <w:p>
@@ -3297,7 +3297,7 @@
       <w:tr>
         <w:tc>
           <w:tcPr>
-            <w:tcW w:type="dxa" w:w="255"/>
+            <w:tcW w:type="dxa" w:w="476"/>
           </w:tcPr>
           <w:p>
             <w:pPr>
@@ -3313,7 +3313,7 @@
         </w:tc>
         <w:tc>
           <w:tcPr>
-            <w:tcW w:type="dxa" w:w="6038"/>
+            <w:tcW w:type="dxa" w:w="5817"/>
             <w:noWrap/>
           </w:tcPr>
           <w:p>
@@ -3343,7 +3343,7 @@
       <w:tr>
         <w:tc>
           <w:tcPr>
-            <w:tcW w:type="dxa" w:w="255"/>
+            <w:tcW w:type="dxa" w:w="476"/>
           </w:tcPr>
           <w:p>
             <w:pPr>
@@ -3359,7 +3359,7 @@
         </w:tc>
         <w:tc>
           <w:tcPr>
-            <w:tcW w:type="dxa" w:w="6038"/>
+            <w:tcW w:type="dxa" w:w="5817"/>
             <w:noWrap/>
           </w:tcPr>
           <w:p>
@@ -3389,7 +3389,7 @@
       <w:tr>
         <w:tc>
           <w:tcPr>
-            <w:tcW w:type="dxa" w:w="255"/>
+            <w:tcW w:type="dxa" w:w="476"/>
           </w:tcPr>
           <w:p>
             <w:pPr>
@@ -3405,7 +3405,7 @@
         </w:tc>
         <w:tc>
           <w:tcPr>
-            <w:tcW w:type="dxa" w:w="6038"/>
+            <w:tcW w:type="dxa" w:w="5817"/>
             <w:noWrap/>
           </w:tcPr>
           <w:p>
@@ -3435,7 +3435,7 @@
       <w:tr>
         <w:tc>
           <w:tcPr>
-            <w:tcW w:type="dxa" w:w="255"/>
+            <w:tcW w:type="dxa" w:w="476"/>
           </w:tcPr>
           <w:p>
             <w:pPr>
@@ -3451,7 +3451,7 @@
         </w:tc>
         <w:tc>
           <w:tcPr>
-            <w:tcW w:type="dxa" w:w="6038"/>
+            <w:tcW w:type="dxa" w:w="5817"/>
             <w:noWrap/>
           </w:tcPr>
           <w:p>
@@ -3481,7 +3481,7 @@
       <w:tr>
         <w:tc>
           <w:tcPr>
-            <w:tcW w:type="dxa" w:w="255"/>
+            <w:tcW w:type="dxa" w:w="476"/>
           </w:tcPr>
           <w:p>
             <w:pPr>
@@ -3497,7 +3497,7 @@
         </w:tc>
         <w:tc>
           <w:tcPr>
-            <w:tcW w:type="dxa" w:w="6038"/>
+            <w:tcW w:type="dxa" w:w="5817"/>
             <w:noWrap/>
           </w:tcPr>
           <w:p>
@@ -3527,7 +3527,7 @@
       <w:tr>
         <w:tc>
           <w:tcPr>
-            <w:tcW w:type="dxa" w:w="255"/>
+            <w:tcW w:type="dxa" w:w="476"/>
           </w:tcPr>
           <w:p>
             <w:pPr>
@@ -3543,7 +3543,7 @@
         </w:tc>
         <w:tc>
           <w:tcPr>
-            <w:tcW w:type="dxa" w:w="6038"/>
+            <w:tcW w:type="dxa" w:w="5817"/>
             <w:noWrap/>
           </w:tcPr>
           <w:p>
@@ -3573,7 +3573,7 @@
       <w:tr>
         <w:tc>
           <w:tcPr>
-            <w:tcW w:type="dxa" w:w="255"/>
+            <w:tcW w:type="dxa" w:w="476"/>
           </w:tcPr>
           <w:p>
             <w:pPr>
@@ -3589,7 +3589,7 @@
         </w:tc>
         <w:tc>
           <w:tcPr>
-            <w:tcW w:type="dxa" w:w="6038"/>
+            <w:tcW w:type="dxa" w:w="5817"/>
             <w:noWrap/>
           </w:tcPr>
           <w:p>
@@ -3619,7 +3619,7 @@
       <w:tr>
         <w:tc>
           <w:tcPr>
-            <w:tcW w:type="dxa" w:w="255"/>
+            <w:tcW w:type="dxa" w:w="476"/>
           </w:tcPr>
           <w:p>
             <w:pPr>
@@ -3635,7 +3635,7 @@
         </w:tc>
         <w:tc>
           <w:tcPr>
-            <w:tcW w:type="dxa" w:w="6038"/>
+            <w:tcW w:type="dxa" w:w="5817"/>
             <w:noWrap/>
           </w:tcPr>
           <w:p>
@@ -3665,7 +3665,7 @@
       <w:tr>
         <w:tc>
           <w:tcPr>
-            <w:tcW w:type="dxa" w:w="255"/>
+            <w:tcW w:type="dxa" w:w="476"/>
           </w:tcPr>
           <w:p>
             <w:pPr>
@@ -3681,7 +3681,7 @@
         </w:tc>
         <w:tc>
           <w:tcPr>
-            <w:tcW w:type="dxa" w:w="6038"/>
+            <w:tcW w:type="dxa" w:w="5817"/>
             <w:noWrap/>
           </w:tcPr>
           <w:p>
@@ -3711,7 +3711,7 @@
       <w:tr>
         <w:tc>
           <w:tcPr>
-            <w:tcW w:type="dxa" w:w="255"/>
+            <w:tcW w:type="dxa" w:w="476"/>
           </w:tcPr>
           <w:p>
             <w:pPr>
@@ -3727,7 +3727,7 @@
         </w:tc>
         <w:tc>
           <w:tcPr>
-            <w:tcW w:type="dxa" w:w="6038"/>
+            <w:tcW w:type="dxa" w:w="5817"/>
             <w:noWrap/>
           </w:tcPr>
           <w:p>
@@ -3757,7 +3757,7 @@
       <w:tr>
         <w:tc>
           <w:tcPr>
-            <w:tcW w:type="dxa" w:w="255"/>
+            <w:tcW w:type="dxa" w:w="476"/>
           </w:tcPr>
           <w:p>
             <w:pPr>
@@ -3773,7 +3773,7 @@
         </w:tc>
         <w:tc>
           <w:tcPr>
-            <w:tcW w:type="dxa" w:w="6038"/>
+            <w:tcW w:type="dxa" w:w="5817"/>
             <w:noWrap/>
           </w:tcPr>
           <w:p>
@@ -3803,7 +3803,7 @@
       <w:tr>
         <w:tc>
           <w:tcPr>
-            <w:tcW w:type="dxa" w:w="255"/>
+            <w:tcW w:type="dxa" w:w="476"/>
           </w:tcPr>
           <w:p>
             <w:pPr>
@@ -3819,7 +3819,7 @@
         </w:tc>
         <w:tc>
           <w:tcPr>
-            <w:tcW w:type="dxa" w:w="6038"/>
+            <w:tcW w:type="dxa" w:w="5817"/>
             <w:noWrap/>
           </w:tcPr>
           <w:p>
@@ -3849,7 +3849,7 @@
       <w:tr>
         <w:tc>
           <w:tcPr>
-            <w:tcW w:type="dxa" w:w="255"/>
+            <w:tcW w:type="dxa" w:w="476"/>
           </w:tcPr>
           <w:p>
             <w:pPr>
@@ -3865,7 +3865,7 @@
         </w:tc>
         <w:tc>
           <w:tcPr>
-            <w:tcW w:type="dxa" w:w="6038"/>
+            <w:tcW w:type="dxa" w:w="5817"/>
             <w:noWrap/>
           </w:tcPr>
           <w:p>
@@ -3895,7 +3895,7 @@
       <w:tr>
         <w:tc>
           <w:tcPr>
-            <w:tcW w:type="dxa" w:w="255"/>
+            <w:tcW w:type="dxa" w:w="476"/>
           </w:tcPr>
           <w:p>
             <w:pPr>
@@ -3911,7 +3911,7 @@
         </w:tc>
         <w:tc>
           <w:tcPr>
-            <w:tcW w:type="dxa" w:w="6038"/>
+            <w:tcW w:type="dxa" w:w="5817"/>
             <w:noWrap/>
           </w:tcPr>
           <w:p>
@@ -3941,7 +3941,7 @@
       <w:tr>
         <w:tc>
           <w:tcPr>
-            <w:tcW w:type="dxa" w:w="255"/>
+            <w:tcW w:type="dxa" w:w="476"/>
           </w:tcPr>
           <w:p>
             <w:pPr>
@@ -3957,7 +3957,7 @@
         </w:tc>
         <w:tc>
           <w:tcPr>
-            <w:tcW w:type="dxa" w:w="6038"/>
+            <w:tcW w:type="dxa" w:w="5817"/>
             <w:noWrap/>
           </w:tcPr>
           <w:p>
@@ -3987,7 +3987,7 @@
       <w:tr>
         <w:tc>
           <w:tcPr>
-            <w:tcW w:type="dxa" w:w="255"/>
+            <w:tcW w:type="dxa" w:w="476"/>
           </w:tcPr>
           <w:p>
             <w:pPr>
@@ -4003,7 +4003,7 @@
         </w:tc>
         <w:tc>
           <w:tcPr>
-            <w:tcW w:type="dxa" w:w="6038"/>
+            <w:tcW w:type="dxa" w:w="5817"/>
             <w:noWrap/>
           </w:tcPr>
           <w:p>
@@ -4033,7 +4033,7 @@
       <w:tr>
         <w:tc>
           <w:tcPr>
-            <w:tcW w:type="dxa" w:w="255"/>
+            <w:tcW w:type="dxa" w:w="476"/>
           </w:tcPr>
           <w:p>
             <w:pPr>
@@ -4049,7 +4049,7 @@
         </w:tc>
         <w:tc>
           <w:tcPr>
-            <w:tcW w:type="dxa" w:w="6038"/>
+            <w:tcW w:type="dxa" w:w="5817"/>
             <w:noWrap/>
           </w:tcPr>
           <w:p>
@@ -4079,7 +4079,7 @@
       <w:tr>
         <w:tc>
           <w:tcPr>
-            <w:tcW w:type="dxa" w:w="255"/>
+            <w:tcW w:type="dxa" w:w="476"/>
           </w:tcPr>
           <w:p>
             <w:pPr>
@@ -4095,7 +4095,7 @@
         </w:tc>
         <w:tc>
           <w:tcPr>
-            <w:tcW w:type="dxa" w:w="6038"/>
+            <w:tcW w:type="dxa" w:w="5817"/>
             <w:noWrap/>
           </w:tcPr>
           <w:p>
@@ -4125,7 +4125,7 @@
       <w:tr>
         <w:tc>
           <w:tcPr>
-            <w:tcW w:type="dxa" w:w="255"/>
+            <w:tcW w:type="dxa" w:w="476"/>
           </w:tcPr>
           <w:p>
             <w:pPr>
@@ -4141,7 +4141,7 @@
         </w:tc>
         <w:tc>
           <w:tcPr>
-            <w:tcW w:type="dxa" w:w="6038"/>
+            <w:tcW w:type="dxa" w:w="5817"/>
             <w:noWrap/>
           </w:tcPr>
           <w:p>
@@ -4171,7 +4171,7 @@
       <w:tr>
         <w:tc>
           <w:tcPr>
-            <w:tcW w:type="dxa" w:w="255"/>
+            <w:tcW w:type="dxa" w:w="476"/>
           </w:tcPr>
           <w:p>
             <w:pPr>
@@ -4187,7 +4187,7 @@
         </w:tc>
         <w:tc>
           <w:tcPr>
-            <w:tcW w:type="dxa" w:w="6038"/>
+            <w:tcW w:type="dxa" w:w="5817"/>
             <w:noWrap/>
           </w:tcPr>
           <w:p>
@@ -4217,7 +4217,7 @@
       <w:tr>
         <w:tc>
           <w:tcPr>
-            <w:tcW w:type="dxa" w:w="255"/>
+            <w:tcW w:type="dxa" w:w="476"/>
           </w:tcPr>
           <w:p>
             <w:pPr>
@@ -4233,7 +4233,7 @@
         </w:tc>
         <w:tc>
           <w:tcPr>
-            <w:tcW w:type="dxa" w:w="6038"/>
+            <w:tcW w:type="dxa" w:w="5817"/>
             <w:noWrap/>
           </w:tcPr>
           <w:p>
@@ -4263,7 +4263,7 @@
       <w:tr>
         <w:tc>
           <w:tcPr>
-            <w:tcW w:type="dxa" w:w="255"/>
+            <w:tcW w:type="dxa" w:w="476"/>
           </w:tcPr>
           <w:p>
             <w:pPr>
@@ -4279,7 +4279,7 @@
         </w:tc>
         <w:tc>
           <w:tcPr>
-            <w:tcW w:type="dxa" w:w="6038"/>
+            <w:tcW w:type="dxa" w:w="5817"/>
             <w:noWrap/>
           </w:tcPr>
           <w:p>
@@ -4309,7 +4309,7 @@
       <w:tr>
         <w:tc>
           <w:tcPr>
-            <w:tcW w:type="dxa" w:w="255"/>
+            <w:tcW w:type="dxa" w:w="476"/>
           </w:tcPr>
           <w:p>
             <w:pPr>
@@ -4325,7 +4325,7 @@
         </w:tc>
         <w:tc>
           <w:tcPr>
-            <w:tcW w:type="dxa" w:w="6038"/>
+            <w:tcW w:type="dxa" w:w="5817"/>
             <w:noWrap/>
           </w:tcPr>
           <w:p>
@@ -4355,7 +4355,7 @@
       <w:tr>
         <w:tc>
           <w:tcPr>
-            <w:tcW w:type="dxa" w:w="255"/>
+            <w:tcW w:type="dxa" w:w="476"/>
           </w:tcPr>
           <w:p>
             <w:pPr>
@@ -4371,7 +4371,7 @@
         </w:tc>
         <w:tc>
           <w:tcPr>
-            <w:tcW w:type="dxa" w:w="6038"/>
+            <w:tcW w:type="dxa" w:w="5817"/>
             <w:noWrap/>
           </w:tcPr>
           <w:p>
@@ -4401,7 +4401,7 @@
       <w:tr>
         <w:tc>
           <w:tcPr>
-            <w:tcW w:type="dxa" w:w="255"/>
+            <w:tcW w:type="dxa" w:w="476"/>
           </w:tcPr>
           <w:p>
             <w:pPr>
@@ -4417,7 +4417,7 @@
         </w:tc>
         <w:tc>
           <w:tcPr>
-            <w:tcW w:type="dxa" w:w="6038"/>
+            <w:tcW w:type="dxa" w:w="5817"/>
             <w:noWrap/>
           </w:tcPr>
           <w:p>
@@ -4447,7 +4447,7 @@
       <w:tr>
         <w:tc>
           <w:tcPr>
-            <w:tcW w:type="dxa" w:w="255"/>
+            <w:tcW w:type="dxa" w:w="476"/>
           </w:tcPr>
           <w:p>
             <w:pPr>
@@ -4463,7 +4463,7 @@
         </w:tc>
         <w:tc>
           <w:tcPr>
-            <w:tcW w:type="dxa" w:w="6038"/>
+            <w:tcW w:type="dxa" w:w="5817"/>
             <w:noWrap/>
           </w:tcPr>
           <w:p>
@@ -4493,7 +4493,7 @@
       <w:tr>
         <w:tc>
           <w:tcPr>
-            <w:tcW w:type="dxa" w:w="255"/>
+            <w:tcW w:type="dxa" w:w="476"/>
           </w:tcPr>
           <w:p>
             <w:pPr>
@@ -4509,7 +4509,7 @@
         </w:tc>
         <w:tc>
           <w:tcPr>
-            <w:tcW w:type="dxa" w:w="6038"/>
+            <w:tcW w:type="dxa" w:w="5817"/>
             <w:noWrap/>
           </w:tcPr>
           <w:p>
@@ -4539,7 +4539,7 @@
       <w:tr>
         <w:tc>
           <w:tcPr>
-            <w:tcW w:type="dxa" w:w="255"/>
+            <w:tcW w:type="dxa" w:w="476"/>
           </w:tcPr>
           <w:p>
             <w:pPr>
@@ -4555,7 +4555,7 @@
         </w:tc>
         <w:tc>
           <w:tcPr>
-            <w:tcW w:type="dxa" w:w="6038"/>
+            <w:tcW w:type="dxa" w:w="5817"/>
             <w:noWrap/>
           </w:tcPr>
           <w:p>
@@ -4585,7 +4585,7 @@
       <w:tr>
         <w:tc>
           <w:tcPr>
-            <w:tcW w:type="dxa" w:w="255"/>
+            <w:tcW w:type="dxa" w:w="476"/>
           </w:tcPr>
           <w:p>
             <w:pPr>
@@ -4601,7 +4601,7 @@
         </w:tc>
         <w:tc>
           <w:tcPr>
-            <w:tcW w:type="dxa" w:w="6038"/>
+            <w:tcW w:type="dxa" w:w="5817"/>
             <w:noWrap/>
           </w:tcPr>
           <w:p>
@@ -4631,7 +4631,7 @@
       <w:tr>
         <w:tc>
           <w:tcPr>
-            <w:tcW w:type="dxa" w:w="255"/>
+            <w:tcW w:type="dxa" w:w="476"/>
           </w:tcPr>
           <w:p>
             <w:pPr>
@@ -4647,7 +4647,7 @@
         </w:tc>
         <w:tc>
           <w:tcPr>
-            <w:tcW w:type="dxa" w:w="6038"/>
+            <w:tcW w:type="dxa" w:w="5817"/>
             <w:noWrap/>
           </w:tcPr>
           <w:p>
@@ -4677,7 +4677,7 @@
       <w:tr>
         <w:tc>
           <w:tcPr>
-            <w:tcW w:type="dxa" w:w="255"/>
+            <w:tcW w:type="dxa" w:w="476"/>
           </w:tcPr>
           <w:p>
             <w:pPr>
@@ -4693,7 +4693,7 @@
         </w:tc>
         <w:tc>
           <w:tcPr>
-            <w:tcW w:type="dxa" w:w="6038"/>
+            <w:tcW w:type="dxa" w:w="5817"/>
             <w:noWrap/>
           </w:tcPr>
           <w:p>
@@ -4723,7 +4723,7 @@
       <w:tr>
         <w:tc>
           <w:tcPr>
-            <w:tcW w:type="dxa" w:w="255"/>
+            <w:tcW w:type="dxa" w:w="476"/>
           </w:tcPr>
           <w:p>
             <w:pPr>
@@ -4739,7 +4739,7 @@
         </w:tc>
         <w:tc>
           <w:tcPr>
-            <w:tcW w:type="dxa" w:w="6038"/>
+            <w:tcW w:type="dxa" w:w="5817"/>
             <w:noWrap/>
           </w:tcPr>
           <w:p>
@@ -4769,7 +4769,7 @@
       <w:tr>
         <w:tc>
           <w:tcPr>
-            <w:tcW w:type="dxa" w:w="255"/>
+            <w:tcW w:type="dxa" w:w="476"/>
           </w:tcPr>
           <w:p>
             <w:pPr>
@@ -4785,7 +4785,7 @@
         </w:tc>
         <w:tc>
           <w:tcPr>
-            <w:tcW w:type="dxa" w:w="6038"/>
+            <w:tcW w:type="dxa" w:w="5817"/>
             <w:noWrap/>
           </w:tcPr>
           <w:p>
@@ -4815,7 +4815,7 @@
       <w:tr>
         <w:tc>
           <w:tcPr>
-            <w:tcW w:type="dxa" w:w="255"/>
+            <w:tcW w:type="dxa" w:w="476"/>
           </w:tcPr>
           <w:p>
             <w:pPr>
@@ -4831,7 +4831,7 @@
         </w:tc>
         <w:tc>
           <w:tcPr>
-            <w:tcW w:type="dxa" w:w="6038"/>
+            <w:tcW w:type="dxa" w:w="5817"/>
             <w:noWrap/>
           </w:tcPr>
           <w:p>
@@ -4861,7 +4861,7 @@
       <w:tr>
         <w:tc>
           <w:tcPr>
-            <w:tcW w:type="dxa" w:w="255"/>
+            <w:tcW w:type="dxa" w:w="476"/>
           </w:tcPr>
           <w:p>
             <w:pPr>
@@ -4877,7 +4877,7 @@
         </w:tc>
         <w:tc>
           <w:tcPr>
-            <w:tcW w:type="dxa" w:w="6038"/>
+            <w:tcW w:type="dxa" w:w="5817"/>
             <w:noWrap/>
           </w:tcPr>
           <w:p>
@@ -4907,7 +4907,7 @@
       <w:tr>
         <w:tc>
           <w:tcPr>
-            <w:tcW w:type="dxa" w:w="255"/>
+            <w:tcW w:type="dxa" w:w="476"/>
           </w:tcPr>
           <w:p>
             <w:pPr>
@@ -4923,7 +4923,7 @@
         </w:tc>
         <w:tc>
           <w:tcPr>
-            <w:tcW w:type="dxa" w:w="6038"/>
+            <w:tcW w:type="dxa" w:w="5817"/>
             <w:noWrap/>
           </w:tcPr>
           <w:p>
@@ -4953,7 +4953,7 @@
       <w:tr>
         <w:tc>
           <w:tcPr>
-            <w:tcW w:type="dxa" w:w="255"/>
+            <w:tcW w:type="dxa" w:w="476"/>
           </w:tcPr>
           <w:p>
             <w:pPr>
@@ -4969,7 +4969,7 @@
         </w:tc>
         <w:tc>
           <w:tcPr>
-            <w:tcW w:type="dxa" w:w="6038"/>
+            <w:tcW w:type="dxa" w:w="5817"/>
             <w:noWrap/>
           </w:tcPr>
           <w:p>
@@ -4999,7 +4999,7 @@
       <w:tr>
         <w:tc>
           <w:tcPr>
-            <w:tcW w:type="dxa" w:w="255"/>
+            <w:tcW w:type="dxa" w:w="476"/>
           </w:tcPr>
           <w:p>
             <w:pPr>
@@ -5015,7 +5015,7 @@
         </w:tc>
         <w:tc>
           <w:tcPr>
-            <w:tcW w:type="dxa" w:w="6038"/>
+            <w:tcW w:type="dxa" w:w="5817"/>
             <w:noWrap/>
           </w:tcPr>
           <w:p>
@@ -5045,7 +5045,7 @@
       <w:tr>
         <w:tc>
           <w:tcPr>
-            <w:tcW w:type="dxa" w:w="255"/>
+            <w:tcW w:type="dxa" w:w="476"/>
           </w:tcPr>
           <w:p>
             <w:pPr>
@@ -5061,7 +5061,7 @@
         </w:tc>
         <w:tc>
           <w:tcPr>
-            <w:tcW w:type="dxa" w:w="6038"/>
+            <w:tcW w:type="dxa" w:w="5817"/>
             <w:noWrap/>
           </w:tcPr>
           <w:p>
@@ -5091,7 +5091,7 @@
       <w:tr>
         <w:tc>
           <w:tcPr>
-            <w:tcW w:type="dxa" w:w="255"/>
+            <w:tcW w:type="dxa" w:w="476"/>
           </w:tcPr>
           <w:p>
             <w:pPr>
@@ -5107,7 +5107,7 @@
         </w:tc>
         <w:tc>
           <w:tcPr>
-            <w:tcW w:type="dxa" w:w="6038"/>
+            <w:tcW w:type="dxa" w:w="5817"/>
             <w:noWrap/>
           </w:tcPr>
           <w:p>
@@ -5137,7 +5137,7 @@
       <w:tr>
         <w:tc>
           <w:tcPr>
-            <w:tcW w:type="dxa" w:w="255"/>
+            <w:tcW w:type="dxa" w:w="476"/>
           </w:tcPr>
           <w:p>
             <w:pPr>
@@ -5153,7 +5153,7 @@
         </w:tc>
         <w:tc>
           <w:tcPr>
-            <w:tcW w:type="dxa" w:w="6038"/>
+            <w:tcW w:type="dxa" w:w="5817"/>
             <w:noWrap/>
           </w:tcPr>
           <w:p>
@@ -5183,7 +5183,7 @@
       <w:tr>
         <w:tc>
           <w:tcPr>
-            <w:tcW w:type="dxa" w:w="255"/>
+            <w:tcW w:type="dxa" w:w="476"/>
           </w:tcPr>
           <w:p>
             <w:pPr>
@@ -5199,7 +5199,7 @@
         </w:tc>
         <w:tc>
           <w:tcPr>
-            <w:tcW w:type="dxa" w:w="6038"/>
+            <w:tcW w:type="dxa" w:w="5817"/>
             <w:noWrap/>
           </w:tcPr>
           <w:p>
@@ -5229,7 +5229,7 @@
       <w:tr>
         <w:tc>
           <w:tcPr>
-            <w:tcW w:type="dxa" w:w="255"/>
+            <w:tcW w:type="dxa" w:w="476"/>
           </w:tcPr>
           <w:p>
             <w:pPr>
@@ -5245,7 +5245,7 @@
         </w:tc>
         <w:tc>
           <w:tcPr>
-            <w:tcW w:type="dxa" w:w="6038"/>
+            <w:tcW w:type="dxa" w:w="5817"/>
             <w:noWrap/>
           </w:tcPr>
           <w:p>
@@ -5275,7 +5275,7 @@
       <w:tr>
         <w:tc>
           <w:tcPr>
-            <w:tcW w:type="dxa" w:w="255"/>
+            <w:tcW w:type="dxa" w:w="476"/>
           </w:tcPr>
           <w:p>
             <w:pPr>
@@ -5291,7 +5291,7 @@
         </w:tc>
         <w:tc>
           <w:tcPr>
-            <w:tcW w:type="dxa" w:w="6038"/>
+            <w:tcW w:type="dxa" w:w="5817"/>
             <w:noWrap/>
           </w:tcPr>
           <w:p>
@@ -5321,7 +5321,7 @@
       <w:tr>
         <w:tc>
           <w:tcPr>
-            <w:tcW w:type="dxa" w:w="255"/>
+            <w:tcW w:type="dxa" w:w="476"/>
           </w:tcPr>
           <w:p>
             <w:pPr>
@@ -5337,7 +5337,7 @@
         </w:tc>
         <w:tc>
           <w:tcPr>
-            <w:tcW w:type="dxa" w:w="6038"/>
+            <w:tcW w:type="dxa" w:w="5817"/>
             <w:noWrap/>
           </w:tcPr>
           <w:p>
@@ -5367,7 +5367,7 @@
       <w:tr>
         <w:tc>
           <w:tcPr>
-            <w:tcW w:type="dxa" w:w="255"/>
+            <w:tcW w:type="dxa" w:w="476"/>
           </w:tcPr>
           <w:p>
             <w:pPr>
@@ -5383,7 +5383,7 @@
         </w:tc>
         <w:tc>
           <w:tcPr>
-            <w:tcW w:type="dxa" w:w="6038"/>
+            <w:tcW w:type="dxa" w:w="5817"/>
             <w:noWrap/>
           </w:tcPr>
           <w:p>
@@ -5413,7 +5413,7 @@
       <w:tr>
         <w:tc>
           <w:tcPr>
-            <w:tcW w:type="dxa" w:w="255"/>
+            <w:tcW w:type="dxa" w:w="476"/>
           </w:tcPr>
           <w:p>
             <w:pPr>
@@ -5429,7 +5429,7 @@
         </w:tc>
         <w:tc>
           <w:tcPr>
-            <w:tcW w:type="dxa" w:w="6038"/>
+            <w:tcW w:type="dxa" w:w="5817"/>
             <w:noWrap/>
           </w:tcPr>
           <w:p>
@@ -5459,7 +5459,7 @@
       <w:tr>
         <w:tc>
           <w:tcPr>
-            <w:tcW w:type="dxa" w:w="255"/>
+            <w:tcW w:type="dxa" w:w="476"/>
           </w:tcPr>
           <w:p>
             <w:pPr>
@@ -5475,7 +5475,7 @@
         </w:tc>
         <w:tc>
           <w:tcPr>
-            <w:tcW w:type="dxa" w:w="6038"/>
+            <w:tcW w:type="dxa" w:w="5817"/>
             <w:noWrap/>
           </w:tcPr>
           <w:p>
@@ -5505,7 +5505,7 @@
       <w:tr>
         <w:tc>
           <w:tcPr>
-            <w:tcW w:type="dxa" w:w="255"/>
+            <w:tcW w:type="dxa" w:w="476"/>
           </w:tcPr>
           <w:p>
             <w:pPr>
@@ -5521,7 +5521,7 @@
         </w:tc>
         <w:tc>
           <w:tcPr>
-            <w:tcW w:type="dxa" w:w="6038"/>
+            <w:tcW w:type="dxa" w:w="5817"/>
             <w:noWrap/>
           </w:tcPr>
           <w:p>
@@ -5551,7 +5551,7 @@
       <w:tr>
         <w:tc>
           <w:tcPr>
-            <w:tcW w:type="dxa" w:w="255"/>
+            <w:tcW w:type="dxa" w:w="476"/>
           </w:tcPr>
           <w:p>
             <w:pPr>
@@ -5567,7 +5567,7 @@
         </w:tc>
         <w:tc>
           <w:tcPr>
-            <w:tcW w:type="dxa" w:w="6038"/>
+            <w:tcW w:type="dxa" w:w="5817"/>
             <w:noWrap/>
           </w:tcPr>
           <w:p>
@@ -5597,7 +5597,7 @@
       <w:tr>
         <w:tc>
           <w:tcPr>
-            <w:tcW w:type="dxa" w:w="255"/>
+            <w:tcW w:type="dxa" w:w="476"/>
           </w:tcPr>
           <w:p>
             <w:pPr>
@@ -5613,7 +5613,7 @@
         </w:tc>
         <w:tc>
           <w:tcPr>
-            <w:tcW w:type="dxa" w:w="6038"/>
+            <w:tcW w:type="dxa" w:w="5817"/>
             <w:noWrap/>
           </w:tcPr>
           <w:p>
@@ -5643,7 +5643,7 @@
       <w:tr>
         <w:tc>
           <w:tcPr>
-            <w:tcW w:type="dxa" w:w="255"/>
+            <w:tcW w:type="dxa" w:w="476"/>
           </w:tcPr>
           <w:p>
             <w:pPr>
@@ -5659,7 +5659,7 @@
         </w:tc>
         <w:tc>
           <w:tcPr>
-            <w:tcW w:type="dxa" w:w="6038"/>
+            <w:tcW w:type="dxa" w:w="5817"/>
             <w:noWrap/>
           </w:tcPr>
           <w:p>
@@ -5689,7 +5689,7 @@
       <w:tr>
         <w:tc>
           <w:tcPr>
-            <w:tcW w:type="dxa" w:w="255"/>
+            <w:tcW w:type="dxa" w:w="476"/>
           </w:tcPr>
           <w:p>
             <w:pPr>
@@ -5705,7 +5705,7 @@
         </w:tc>
         <w:tc>
           <w:tcPr>
-            <w:tcW w:type="dxa" w:w="6038"/>
+            <w:tcW w:type="dxa" w:w="5817"/>
             <w:noWrap/>
           </w:tcPr>
           <w:p>
@@ -5735,7 +5735,7 @@
       <w:tr>
         <w:tc>
           <w:tcPr>
-            <w:tcW w:type="dxa" w:w="255"/>
+            <w:tcW w:type="dxa" w:w="476"/>
           </w:tcPr>
           <w:p>
             <w:pPr>
@@ -5751,7 +5751,7 @@
         </w:tc>
         <w:tc>
           <w:tcPr>
-            <w:tcW w:type="dxa" w:w="6038"/>
+            <w:tcW w:type="dxa" w:w="5817"/>
             <w:noWrap/>
           </w:tcPr>
           <w:p>
@@ -5781,7 +5781,7 @@
       <w:tr>
         <w:tc>
           <w:tcPr>
-            <w:tcW w:type="dxa" w:w="255"/>
+            <w:tcW w:type="dxa" w:w="476"/>
           </w:tcPr>
           <w:p>
             <w:pPr>
@@ -5797,7 +5797,7 @@
         </w:tc>
         <w:tc>
           <w:tcPr>
-            <w:tcW w:type="dxa" w:w="6038"/>
+            <w:tcW w:type="dxa" w:w="5817"/>
             <w:noWrap/>
           </w:tcPr>
           <w:p>
@@ -5827,7 +5827,7 @@
       <w:tr>
         <w:tc>
           <w:tcPr>
-            <w:tcW w:type="dxa" w:w="255"/>
+            <w:tcW w:type="dxa" w:w="476"/>
           </w:tcPr>
           <w:p>
             <w:pPr>
@@ -5843,7 +5843,7 @@
         </w:tc>
         <w:tc>
           <w:tcPr>
-            <w:tcW w:type="dxa" w:w="6038"/>
+            <w:tcW w:type="dxa" w:w="5817"/>
             <w:noWrap/>
           </w:tcPr>
           <w:p>
@@ -5873,7 +5873,7 @@
       <w:tr>
         <w:tc>
           <w:tcPr>
-            <w:tcW w:type="dxa" w:w="255"/>
+            <w:tcW w:type="dxa" w:w="476"/>
           </w:tcPr>
           <w:p>
             <w:pPr>
@@ -5889,7 +5889,7 @@
         </w:tc>
         <w:tc>
           <w:tcPr>
-            <w:tcW w:type="dxa" w:w="6038"/>
+            <w:tcW w:type="dxa" w:w="5817"/>
             <w:noWrap/>
           </w:tcPr>
           <w:p>
@@ -5919,7 +5919,7 @@
       <w:tr>
         <w:tc>
           <w:tcPr>
-            <w:tcW w:type="dxa" w:w="255"/>
+            <w:tcW w:type="dxa" w:w="476"/>
           </w:tcPr>
           <w:p>
             <w:pPr>
@@ -5935,7 +5935,7 @@
         </w:tc>
         <w:tc>
           <w:tcPr>
-            <w:tcW w:type="dxa" w:w="6038"/>
+            <w:tcW w:type="dxa" w:w="5817"/>
             <w:noWrap/>
           </w:tcPr>
           <w:p>
@@ -5965,7 +5965,7 @@
       <w:tr>
         <w:tc>
           <w:tcPr>
-            <w:tcW w:type="dxa" w:w="255"/>
+            <w:tcW w:type="dxa" w:w="476"/>
           </w:tcPr>
           <w:p>
             <w:pPr>
@@ -5981,7 +5981,7 @@
         </w:tc>
         <w:tc>
           <w:tcPr>
-            <w:tcW w:type="dxa" w:w="6038"/>
+            <w:tcW w:type="dxa" w:w="5817"/>
             <w:noWrap/>
           </w:tcPr>
           <w:p>
@@ -6011,7 +6011,7 @@
       <w:tr>
         <w:tc>
           <w:tcPr>
-            <w:tcW w:type="dxa" w:w="255"/>
+            <w:tcW w:type="dxa" w:w="476"/>
           </w:tcPr>
           <w:p>
             <w:pPr>
@@ -6027,7 +6027,7 @@
         </w:tc>
         <w:tc>
           <w:tcPr>
-            <w:tcW w:type="dxa" w:w="6038"/>
+            <w:tcW w:type="dxa" w:w="5817"/>
             <w:noWrap/>
           </w:tcPr>
           <w:p>
@@ -6057,7 +6057,7 @@
       <w:tr>
         <w:tc>
           <w:tcPr>
-            <w:tcW w:type="dxa" w:w="255"/>
+            <w:tcW w:type="dxa" w:w="476"/>
           </w:tcPr>
           <w:p>
             <w:pPr>
@@ -6073,7 +6073,7 @@
         </w:tc>
         <w:tc>
           <w:tcPr>
-            <w:tcW w:type="dxa" w:w="6038"/>
+            <w:tcW w:type="dxa" w:w="5817"/>
             <w:noWrap/>
           </w:tcPr>
           <w:p>
@@ -6103,7 +6103,7 @@
       <w:tr>
         <w:tc>
           <w:tcPr>
-            <w:tcW w:type="dxa" w:w="255"/>
+            <w:tcW w:type="dxa" w:w="476"/>
           </w:tcPr>
           <w:p>
             <w:pPr>
@@ -6119,7 +6119,7 @@
         </w:tc>
         <w:tc>
           <w:tcPr>
-            <w:tcW w:type="dxa" w:w="6038"/>
+            <w:tcW w:type="dxa" w:w="5817"/>
             <w:noWrap/>
           </w:tcPr>
           <w:p>
@@ -6149,7 +6149,7 @@
       <w:tr>
         <w:tc>
           <w:tcPr>
-            <w:tcW w:type="dxa" w:w="255"/>
+            <w:tcW w:type="dxa" w:w="476"/>
           </w:tcPr>
           <w:p>
             <w:pPr>
@@ -6165,7 +6165,7 @@
         </w:tc>
         <w:tc>
           <w:tcPr>
-            <w:tcW w:type="dxa" w:w="6038"/>
+            <w:tcW w:type="dxa" w:w="5817"/>
             <w:noWrap/>
           </w:tcPr>
           <w:p>
@@ -6195,7 +6195,7 @@
       <w:tr>
         <w:tc>
           <w:tcPr>
-            <w:tcW w:type="dxa" w:w="255"/>
+            <w:tcW w:type="dxa" w:w="476"/>
           </w:tcPr>
           <w:p>
             <w:pPr>
@@ -6211,7 +6211,7 @@
         </w:tc>
         <w:tc>
           <w:tcPr>
-            <w:tcW w:type="dxa" w:w="6038"/>
+            <w:tcW w:type="dxa" w:w="5817"/>
             <w:noWrap/>
           </w:tcPr>
           <w:p>
@@ -6241,7 +6241,7 @@
       <w:tr>
         <w:tc>
           <w:tcPr>
-            <w:tcW w:type="dxa" w:w="255"/>
+            <w:tcW w:type="dxa" w:w="476"/>
           </w:tcPr>
           <w:p>
             <w:pPr>
@@ -6257,7 +6257,7 @@
         </w:tc>
         <w:tc>
           <w:tcPr>
-            <w:tcW w:type="dxa" w:w="6038"/>
+            <w:tcW w:type="dxa" w:w="5817"/>
             <w:noWrap/>
           </w:tcPr>
           <w:p>
@@ -6287,7 +6287,7 @@
       <w:tr>
         <w:tc>
           <w:tcPr>
-            <w:tcW w:type="dxa" w:w="255"/>
+            <w:tcW w:type="dxa" w:w="476"/>
           </w:tcPr>
           <w:p>
             <w:pPr>
@@ -6303,7 +6303,7 @@
         </w:tc>
         <w:tc>
           <w:tcPr>
-            <w:tcW w:type="dxa" w:w="6038"/>
+            <w:tcW w:type="dxa" w:w="5817"/>
             <w:noWrap/>
           </w:tcPr>
           <w:p>
@@ -6333,7 +6333,7 @@
       <w:tr>
         <w:tc>
           <w:tcPr>
-            <w:tcW w:type="dxa" w:w="255"/>
+            <w:tcW w:type="dxa" w:w="476"/>
           </w:tcPr>
           <w:p>
             <w:pPr>
@@ -6349,7 +6349,7 @@
         </w:tc>
         <w:tc>
           <w:tcPr>
-            <w:tcW w:type="dxa" w:w="6038"/>
+            <w:tcW w:type="dxa" w:w="5817"/>
             <w:noWrap/>
           </w:tcPr>
           <w:p>
@@ -6379,7 +6379,7 @@
       <w:tr>
         <w:tc>
           <w:tcPr>
-            <w:tcW w:type="dxa" w:w="255"/>
+            <w:tcW w:type="dxa" w:w="476"/>
           </w:tcPr>
           <w:p>
             <w:pPr>
@@ -6395,7 +6395,7 @@
         </w:tc>
         <w:tc>
           <w:tcPr>
-            <w:tcW w:type="dxa" w:w="6038"/>
+            <w:tcW w:type="dxa" w:w="5817"/>
             <w:noWrap/>
           </w:tcPr>
           <w:p>
@@ -6425,7 +6425,7 @@
       <w:tr>
         <w:tc>
           <w:tcPr>
-            <w:tcW w:type="dxa" w:w="255"/>
+            <w:tcW w:type="dxa" w:w="476"/>
           </w:tcPr>
           <w:p>
             <w:pPr>
@@ -6441,7 +6441,7 @@
         </w:tc>
         <w:tc>
           <w:tcPr>
-            <w:tcW w:type="dxa" w:w="6038"/>
+            <w:tcW w:type="dxa" w:w="5817"/>
             <w:noWrap/>
           </w:tcPr>
           <w:p>
@@ -6471,7 +6471,7 @@
       <w:tr>
         <w:tc>
           <w:tcPr>
-            <w:tcW w:type="dxa" w:w="255"/>
+            <w:tcW w:type="dxa" w:w="476"/>
           </w:tcPr>
           <w:p>
             <w:pPr>
@@ -6487,7 +6487,7 @@
         </w:tc>
         <w:tc>
           <w:tcPr>
-            <w:tcW w:type="dxa" w:w="6038"/>
+            <w:tcW w:type="dxa" w:w="5817"/>
             <w:noWrap/>
           </w:tcPr>
           <w:p>
@@ -6517,7 +6517,7 @@
       <w:tr>
         <w:tc>
           <w:tcPr>
-            <w:tcW w:type="dxa" w:w="255"/>
+            <w:tcW w:type="dxa" w:w="476"/>
           </w:tcPr>
           <w:p>
             <w:pPr>
@@ -6533,7 +6533,7 @@
         </w:tc>
         <w:tc>
           <w:tcPr>
-            <w:tcW w:type="dxa" w:w="6038"/>
+            <w:tcW w:type="dxa" w:w="5817"/>
             <w:noWrap/>
           </w:tcPr>
           <w:p>
@@ -6586,7 +6586,7 @@
       <w:tr>
         <w:tc>
           <w:tcPr>
-            <w:tcW w:type="dxa" w:w="255"/>
+            <w:tcW w:type="dxa" w:w="476"/>
           </w:tcPr>
           <w:p>
             <w:pPr>
@@ -6602,7 +6602,7 @@
         </w:tc>
         <w:tc>
           <w:tcPr>
-            <w:tcW w:type="dxa" w:w="6038"/>
+            <w:tcW w:type="dxa" w:w="5817"/>
             <w:noWrap/>
           </w:tcPr>
           <w:p>
@@ -6631,7 +6631,7 @@
       <w:tr>
         <w:tc>
           <w:tcPr>
-            <w:tcW w:type="dxa" w:w="255"/>
+            <w:tcW w:type="dxa" w:w="476"/>
           </w:tcPr>
           <w:p>
             <w:pPr>
@@ -6647,7 +6647,7 @@
         </w:tc>
         <w:tc>
           <w:tcPr>
-            <w:tcW w:type="dxa" w:w="6038"/>
+            <w:tcW w:type="dxa" w:w="5817"/>
             <w:noWrap/>
           </w:tcPr>
           <w:p>
@@ -6677,7 +6677,7 @@
       <w:tr>
         <w:tc>
           <w:tcPr>
-            <w:tcW w:type="dxa" w:w="255"/>
+            <w:tcW w:type="dxa" w:w="476"/>
           </w:tcPr>
           <w:p>
             <w:pPr>
@@ -6693,7 +6693,7 @@
         </w:tc>
         <w:tc>
           <w:tcPr>
-            <w:tcW w:type="dxa" w:w="6038"/>
+            <w:tcW w:type="dxa" w:w="5817"/>
             <w:noWrap/>
           </w:tcPr>
           <w:p>
@@ -6723,7 +6723,7 @@
       <w:tr>
         <w:tc>
           <w:tcPr>
-            <w:tcW w:type="dxa" w:w="255"/>
+            <w:tcW w:type="dxa" w:w="476"/>
           </w:tcPr>
           <w:p>
             <w:pPr>
@@ -6739,7 +6739,7 @@
         </w:tc>
         <w:tc>
           <w:tcPr>
-            <w:tcW w:type="dxa" w:w="6038"/>
+            <w:tcW w:type="dxa" w:w="5817"/>
             <w:noWrap/>
           </w:tcPr>
           <w:p>
@@ -6769,7 +6769,7 @@
       <w:tr>
         <w:tc>
           <w:tcPr>
-            <w:tcW w:type="dxa" w:w="255"/>
+            <w:tcW w:type="dxa" w:w="476"/>
           </w:tcPr>
           <w:p>
             <w:pPr>
@@ -6785,7 +6785,7 @@
         </w:tc>
         <w:tc>
           <w:tcPr>
-            <w:tcW w:type="dxa" w:w="6038"/>
+            <w:tcW w:type="dxa" w:w="5817"/>
             <w:noWrap/>
           </w:tcPr>
           <w:p>
@@ -6815,7 +6815,7 @@
       <w:tr>
         <w:tc>
           <w:tcPr>
-            <w:tcW w:type="dxa" w:w="255"/>
+            <w:tcW w:type="dxa" w:w="476"/>
           </w:tcPr>
           <w:p>
             <w:pPr>
@@ -6831,7 +6831,7 @@
         </w:tc>
         <w:tc>
           <w:tcPr>
-            <w:tcW w:type="dxa" w:w="6038"/>
+            <w:tcW w:type="dxa" w:w="5817"/>
             <w:noWrap/>
           </w:tcPr>
           <w:p>
@@ -6861,7 +6861,7 @@
       <w:tr>
         <w:tc>
           <w:tcPr>
-            <w:tcW w:type="dxa" w:w="255"/>
+            <w:tcW w:type="dxa" w:w="476"/>
           </w:tcPr>
           <w:p>
             <w:pPr>
@@ -6877,7 +6877,7 @@
         </w:tc>
         <w:tc>
           <w:tcPr>
-            <w:tcW w:type="dxa" w:w="6038"/>
+            <w:tcW w:type="dxa" w:w="5817"/>
             <w:noWrap/>
           </w:tcPr>
           <w:p>
@@ -6907,7 +6907,7 @@
       <w:tr>
         <w:tc>
           <w:tcPr>
-            <w:tcW w:type="dxa" w:w="255"/>
+            <w:tcW w:type="dxa" w:w="476"/>
           </w:tcPr>
           <w:p>
             <w:pPr>
@@ -6923,7 +6923,7 @@
         </w:tc>
         <w:tc>
           <w:tcPr>
-            <w:tcW w:type="dxa" w:w="6038"/>
+            <w:tcW w:type="dxa" w:w="5817"/>
             <w:noWrap/>
           </w:tcPr>
           <w:p>
@@ -6953,7 +6953,7 @@
       <w:tr>
         <w:tc>
           <w:tcPr>
-            <w:tcW w:type="dxa" w:w="255"/>
+            <w:tcW w:type="dxa" w:w="476"/>
           </w:tcPr>
           <w:p>
             <w:pPr>
@@ -6969,7 +6969,7 @@
         </w:tc>
         <w:tc>
           <w:tcPr>
-            <w:tcW w:type="dxa" w:w="6038"/>
+            <w:tcW w:type="dxa" w:w="5817"/>
             <w:noWrap/>
           </w:tcPr>
           <w:p>
@@ -6999,7 +6999,7 @@
       <w:tr>
         <w:tc>
           <w:tcPr>
-            <w:tcW w:type="dxa" w:w="255"/>
+            <w:tcW w:type="dxa" w:w="476"/>
           </w:tcPr>
           <w:p>
             <w:pPr>
@@ -7015,7 +7015,7 @@
         </w:tc>
         <w:tc>
           <w:tcPr>
-            <w:tcW w:type="dxa" w:w="6038"/>
+            <w:tcW w:type="dxa" w:w="5817"/>
             <w:noWrap/>
           </w:tcPr>
           <w:p>
@@ -7045,7 +7045,7 @@
       <w:tr>
         <w:tc>
           <w:tcPr>
-            <w:tcW w:type="dxa" w:w="255"/>
+            <w:tcW w:type="dxa" w:w="476"/>
           </w:tcPr>
           <w:p>
             <w:pPr>
@@ -7061,7 +7061,7 @@
         </w:tc>
         <w:tc>
           <w:tcPr>
-            <w:tcW w:type="dxa" w:w="6038"/>
+            <w:tcW w:type="dxa" w:w="5817"/>
             <w:noWrap/>
           </w:tcPr>
           <w:p>
@@ -7091,7 +7091,7 @@
       <w:tr>
         <w:tc>
           <w:tcPr>
-            <w:tcW w:type="dxa" w:w="255"/>
+            <w:tcW w:type="dxa" w:w="476"/>
           </w:tcPr>
           <w:p>
             <w:pPr>
@@ -7107,7 +7107,7 @@
         </w:tc>
         <w:tc>
           <w:tcPr>
-            <w:tcW w:type="dxa" w:w="6038"/>
+            <w:tcW w:type="dxa" w:w="5817"/>
             <w:noWrap/>
           </w:tcPr>
           <w:p>
@@ -7137,7 +7137,7 @@
       <w:tr>
         <w:tc>
           <w:tcPr>
-            <w:tcW w:type="dxa" w:w="255"/>
+            <w:tcW w:type="dxa" w:w="476"/>
           </w:tcPr>
           <w:p>
             <w:pPr>
@@ -7153,7 +7153,7 @@
         </w:tc>
         <w:tc>
           <w:tcPr>
-            <w:tcW w:type="dxa" w:w="6038"/>
+            <w:tcW w:type="dxa" w:w="5817"/>
             <w:noWrap/>
           </w:tcPr>
           <w:p>
@@ -7183,7 +7183,7 @@
       <w:tr>
         <w:tc>
           <w:tcPr>
-            <w:tcW w:type="dxa" w:w="255"/>
+            <w:tcW w:type="dxa" w:w="476"/>
           </w:tcPr>
           <w:p>
             <w:pPr>
@@ -7199,7 +7199,7 @@
         </w:tc>
         <w:tc>
           <w:tcPr>
-            <w:tcW w:type="dxa" w:w="6038"/>
+            <w:tcW w:type="dxa" w:w="5817"/>
             <w:noWrap/>
           </w:tcPr>
           <w:p>
@@ -7229,7 +7229,7 @@
       <w:tr>
         <w:tc>
           <w:tcPr>
-            <w:tcW w:type="dxa" w:w="255"/>
+            <w:tcW w:type="dxa" w:w="476"/>
           </w:tcPr>
           <w:p>
             <w:pPr>
@@ -7245,7 +7245,7 @@
         </w:tc>
         <w:tc>
           <w:tcPr>
-            <w:tcW w:type="dxa" w:w="6038"/>
+            <w:tcW w:type="dxa" w:w="5817"/>
             <w:noWrap/>
           </w:tcPr>
           <w:p>
@@ -7275,7 +7275,7 @@
       <w:tr>
         <w:tc>
           <w:tcPr>
-            <w:tcW w:type="dxa" w:w="255"/>
+            <w:tcW w:type="dxa" w:w="476"/>
           </w:tcPr>
           <w:p>
             <w:pPr>
@@ -7291,7 +7291,7 @@
         </w:tc>
         <w:tc>
           <w:tcPr>
-            <w:tcW w:type="dxa" w:w="6038"/>
+            <w:tcW w:type="dxa" w:w="5817"/>
             <w:noWrap/>
           </w:tcPr>
           <w:p>
@@ -7321,7 +7321,7 @@
       <w:tr>
         <w:tc>
           <w:tcPr>
-            <w:tcW w:type="dxa" w:w="255"/>
+            <w:tcW w:type="dxa" w:w="476"/>
           </w:tcPr>
           <w:p>
             <w:pPr>
@@ -7337,7 +7337,7 @@
         </w:tc>
         <w:tc>
           <w:tcPr>
-            <w:tcW w:type="dxa" w:w="6038"/>
+            <w:tcW w:type="dxa" w:w="5817"/>
             <w:noWrap/>
           </w:tcPr>
           <w:p>
@@ -7367,7 +7367,7 @@
       <w:tr>
         <w:tc>
           <w:tcPr>
-            <w:tcW w:type="dxa" w:w="255"/>
+            <w:tcW w:type="dxa" w:w="476"/>
           </w:tcPr>
           <w:p>
             <w:pPr>
@@ -7383,7 +7383,7 @@
         </w:tc>
         <w:tc>
           <w:tcPr>
-            <w:tcW w:type="dxa" w:w="6038"/>
+            <w:tcW w:type="dxa" w:w="5817"/>
             <w:noWrap/>
           </w:tcPr>
           <w:p>
@@ -7413,7 +7413,7 @@
       <w:tr>
         <w:tc>
           <w:tcPr>
-            <w:tcW w:type="dxa" w:w="255"/>
+            <w:tcW w:type="dxa" w:w="476"/>
           </w:tcPr>
           <w:p>
             <w:pPr>
@@ -7429,7 +7429,7 @@
         </w:tc>
         <w:tc>
           <w:tcPr>
-            <w:tcW w:type="dxa" w:w="6038"/>
+            <w:tcW w:type="dxa" w:w="5817"/>
             <w:noWrap/>
           </w:tcPr>
           <w:p>
@@ -7459,7 +7459,7 @@
       <w:tr>
         <w:tc>
           <w:tcPr>
-            <w:tcW w:type="dxa" w:w="255"/>
+            <w:tcW w:type="dxa" w:w="476"/>
           </w:tcPr>
           <w:p>
             <w:pPr>
@@ -7475,7 +7475,7 @@
         </w:tc>
         <w:tc>
           <w:tcPr>
-            <w:tcW w:type="dxa" w:w="6038"/>
+            <w:tcW w:type="dxa" w:w="5817"/>
             <w:noWrap/>
           </w:tcPr>
           <w:p>
@@ -7505,7 +7505,7 @@
       <w:tr>
         <w:tc>
           <w:tcPr>
-            <w:tcW w:type="dxa" w:w="255"/>
+            <w:tcW w:type="dxa" w:w="476"/>
           </w:tcPr>
           <w:p>
             <w:pPr>
@@ -7521,7 +7521,7 @@
         </w:tc>
         <w:tc>
           <w:tcPr>
-            <w:tcW w:type="dxa" w:w="6038"/>
+            <w:tcW w:type="dxa" w:w="5817"/>
             <w:noWrap/>
           </w:tcPr>
           <w:p>
@@ -7551,7 +7551,7 @@
       <w:tr>
         <w:tc>
           <w:tcPr>
-            <w:tcW w:type="dxa" w:w="255"/>
+            <w:tcW w:type="dxa" w:w="476"/>
           </w:tcPr>
           <w:p>
             <w:pPr>
@@ -7567,7 +7567,7 @@
         </w:tc>
         <w:tc>
           <w:tcPr>
-            <w:tcW w:type="dxa" w:w="6038"/>
+            <w:tcW w:type="dxa" w:w="5817"/>
             <w:noWrap/>
           </w:tcPr>
           <w:p>
@@ -7597,7 +7597,7 @@
       <w:tr>
         <w:tc>
           <w:tcPr>
-            <w:tcW w:type="dxa" w:w="255"/>
+            <w:tcW w:type="dxa" w:w="476"/>
           </w:tcPr>
           <w:p>
             <w:pPr>
@@ -7613,7 +7613,7 @@
         </w:tc>
         <w:tc>
           <w:tcPr>
-            <w:tcW w:type="dxa" w:w="6038"/>
+            <w:tcW w:type="dxa" w:w="5817"/>
             <w:noWrap/>
           </w:tcPr>
           <w:p>
@@ -7643,7 +7643,7 @@
       <w:tr>
         <w:tc>
           <w:tcPr>
-            <w:tcW w:type="dxa" w:w="255"/>
+            <w:tcW w:type="dxa" w:w="476"/>
           </w:tcPr>
           <w:p>
             <w:pPr>
@@ -7659,7 +7659,7 @@
         </w:tc>
         <w:tc>
           <w:tcPr>
-            <w:tcW w:type="dxa" w:w="6038"/>
+            <w:tcW w:type="dxa" w:w="5817"/>
             <w:noWrap/>
           </w:tcPr>
           <w:p>
@@ -7689,7 +7689,7 @@
       <w:tr>
         <w:tc>
           <w:tcPr>
-            <w:tcW w:type="dxa" w:w="255"/>
+            <w:tcW w:type="dxa" w:w="476"/>
           </w:tcPr>
           <w:p>
             <w:pPr>
@@ -7705,7 +7705,7 @@
         </w:tc>
         <w:tc>
           <w:tcPr>
-            <w:tcW w:type="dxa" w:w="6038"/>
+            <w:tcW w:type="dxa" w:w="5817"/>
             <w:noWrap/>
           </w:tcPr>
           <w:p>
@@ -7735,7 +7735,7 @@
       <w:tr>
         <w:tc>
           <w:tcPr>
-            <w:tcW w:type="dxa" w:w="255"/>
+            <w:tcW w:type="dxa" w:w="476"/>
           </w:tcPr>
           <w:p>
             <w:pPr>
@@ -7751,7 +7751,7 @@
         </w:tc>
         <w:tc>
           <w:tcPr>
-            <w:tcW w:type="dxa" w:w="6038"/>
+            <w:tcW w:type="dxa" w:w="5817"/>
             <w:noWrap/>
           </w:tcPr>
           <w:p>
@@ -7781,7 +7781,7 @@
       <w:tr>
         <w:tc>
           <w:tcPr>
-            <w:tcW w:type="dxa" w:w="255"/>
+            <w:tcW w:type="dxa" w:w="476"/>
           </w:tcPr>
           <w:p>
             <w:pPr>
@@ -7797,7 +7797,7 @@
         </w:tc>
         <w:tc>
           <w:tcPr>
-            <w:tcW w:type="dxa" w:w="6038"/>
+            <w:tcW w:type="dxa" w:w="5817"/>
             <w:noWrap/>
           </w:tcPr>
           <w:p>
@@ -7827,7 +7827,7 @@
       <w:tr>
         <w:tc>
           <w:tcPr>
-            <w:tcW w:type="dxa" w:w="255"/>
+            <w:tcW w:type="dxa" w:w="476"/>
           </w:tcPr>
           <w:p>
             <w:pPr>
@@ -7843,7 +7843,7 @@
         </w:tc>
         <w:tc>
           <w:tcPr>
-            <w:tcW w:type="dxa" w:w="6038"/>
+            <w:tcW w:type="dxa" w:w="5817"/>
             <w:noWrap/>
           </w:tcPr>
           <w:p>
@@ -7896,7 +7896,7 @@
       <w:tr>
         <w:tc>
           <w:tcPr>
-            <w:tcW w:type="dxa" w:w="255"/>
+            <w:tcW w:type="dxa" w:w="476"/>
           </w:tcPr>
           <w:p>
             <w:pPr>
@@ -7912,7 +7912,7 @@
         </w:tc>
         <w:tc>
           <w:tcPr>
-            <w:tcW w:type="dxa" w:w="6038"/>
+            <w:tcW w:type="dxa" w:w="5817"/>
             <w:noWrap/>
           </w:tcPr>
           <w:p>
@@ -7941,7 +7941,7 @@
       <w:tr>
         <w:tc>
           <w:tcPr>
-            <w:tcW w:type="dxa" w:w="255"/>
+            <w:tcW w:type="dxa" w:w="476"/>
           </w:tcPr>
           <w:p>
             <w:pPr>
@@ -7957,7 +7957,7 @@
         </w:tc>
         <w:tc>
           <w:tcPr>
-            <w:tcW w:type="dxa" w:w="6038"/>
+            <w:tcW w:type="dxa" w:w="5817"/>
             <w:noWrap/>
           </w:tcPr>
           <w:p>
@@ -7987,7 +7987,7 @@
       <w:tr>
         <w:tc>
           <w:tcPr>
-            <w:tcW w:type="dxa" w:w="255"/>
+            <w:tcW w:type="dxa" w:w="476"/>
           </w:tcPr>
           <w:p>
             <w:pPr>
@@ -8003,7 +8003,7 @@
         </w:tc>
         <w:tc>
           <w:tcPr>
-            <w:tcW w:type="dxa" w:w="6038"/>
+            <w:tcW w:type="dxa" w:w="5817"/>
             <w:noWrap/>
           </w:tcPr>
           <w:p>
@@ -8033,7 +8033,7 @@
       <w:tr>
         <w:tc>
           <w:tcPr>
-            <w:tcW w:type="dxa" w:w="255"/>
+            <w:tcW w:type="dxa" w:w="476"/>
           </w:tcPr>
           <w:p>
             <w:pPr>
@@ -8049,7 +8049,7 @@
         </w:tc>
         <w:tc>
           <w:tcPr>
-            <w:tcW w:type="dxa" w:w="6038"/>
+            <w:tcW w:type="dxa" w:w="5817"/>
             <w:noWrap/>
           </w:tcPr>
           <w:p>
@@ -8102,7 +8102,7 @@
       <w:tr>
         <w:tc>
           <w:tcPr>
-            <w:tcW w:type="dxa" w:w="255"/>
+            <w:tcW w:type="dxa" w:w="476"/>
           </w:tcPr>
           <w:p>
             <w:pPr>
@@ -8118,7 +8118,7 @@
         </w:tc>
         <w:tc>
           <w:tcPr>
-            <w:tcW w:type="dxa" w:w="6038"/>
+            <w:tcW w:type="dxa" w:w="5817"/>
             <w:noWrap/>
           </w:tcPr>
           <w:p>
@@ -8147,7 +8147,7 @@
       <w:tr>
         <w:tc>
           <w:tcPr>
-            <w:tcW w:type="dxa" w:w="255"/>
+            <w:tcW w:type="dxa" w:w="476"/>
           </w:tcPr>
           <w:p>
             <w:pPr>
@@ -8163,7 +8163,7 @@
         </w:tc>
         <w:tc>
           <w:tcPr>
-            <w:tcW w:type="dxa" w:w="6038"/>
+            <w:tcW w:type="dxa" w:w="5817"/>
             <w:noWrap/>
           </w:tcPr>
           <w:p>
@@ -8193,7 +8193,7 @@
       <w:tr>
         <w:tc>
           <w:tcPr>
-            <w:tcW w:type="dxa" w:w="255"/>
+            <w:tcW w:type="dxa" w:w="476"/>
           </w:tcPr>
           <w:p>
             <w:pPr>
@@ -8209,7 +8209,7 @@
         </w:tc>
         <w:tc>
           <w:tcPr>
-            <w:tcW w:type="dxa" w:w="6038"/>
+            <w:tcW w:type="dxa" w:w="5817"/>
             <w:noWrap/>
           </w:tcPr>
           <w:p>
@@ -8239,7 +8239,7 @@
       <w:tr>
         <w:tc>
           <w:tcPr>
-            <w:tcW w:type="dxa" w:w="255"/>
+            <w:tcW w:type="dxa" w:w="476"/>
           </w:tcPr>
           <w:p>
             <w:pPr>
@@ -8255,7 +8255,7 @@
         </w:tc>
         <w:tc>
           <w:tcPr>
-            <w:tcW w:type="dxa" w:w="6038"/>
+            <w:tcW w:type="dxa" w:w="5817"/>
             <w:noWrap/>
           </w:tcPr>
           <w:p>
@@ -8285,7 +8285,7 @@
       <w:tr>
         <w:tc>
           <w:tcPr>
-            <w:tcW w:type="dxa" w:w="255"/>
+            <w:tcW w:type="dxa" w:w="476"/>
           </w:tcPr>
           <w:p>
             <w:pPr>
@@ -8301,7 +8301,7 @@
         </w:tc>
         <w:tc>
           <w:tcPr>
-            <w:tcW w:type="dxa" w:w="6038"/>
+            <w:tcW w:type="dxa" w:w="5817"/>
             <w:noWrap/>
           </w:tcPr>
           <w:p>
@@ -8331,7 +8331,7 @@
       <w:tr>
         <w:tc>
           <w:tcPr>
-            <w:tcW w:type="dxa" w:w="255"/>
+            <w:tcW w:type="dxa" w:w="476"/>
           </w:tcPr>
           <w:p>
             <w:pPr>
@@ -8347,7 +8347,7 @@
         </w:tc>
         <w:tc>
           <w:tcPr>
-            <w:tcW w:type="dxa" w:w="6038"/>
+            <w:tcW w:type="dxa" w:w="5817"/>
             <w:noWrap/>
           </w:tcPr>
           <w:p>
@@ -8377,7 +8377,7 @@
       <w:tr>
         <w:tc>
           <w:tcPr>
-            <w:tcW w:type="dxa" w:w="255"/>
+            <w:tcW w:type="dxa" w:w="476"/>
           </w:tcPr>
           <w:p>
             <w:pPr>
@@ -8393,7 +8393,7 @@
         </w:tc>
         <w:tc>
           <w:tcPr>
-            <w:tcW w:type="dxa" w:w="6038"/>
+            <w:tcW w:type="dxa" w:w="5817"/>
             <w:noWrap/>
           </w:tcPr>
           <w:p>
@@ -8423,7 +8423,7 @@
       <w:tr>
         <w:tc>
           <w:tcPr>
-            <w:tcW w:type="dxa" w:w="255"/>
+            <w:tcW w:type="dxa" w:w="476"/>
           </w:tcPr>
           <w:p>
             <w:pPr>
@@ -8439,7 +8439,7 @@
         </w:tc>
         <w:tc>
           <w:tcPr>
-            <w:tcW w:type="dxa" w:w="6038"/>
+            <w:tcW w:type="dxa" w:w="5817"/>
             <w:noWrap/>
           </w:tcPr>
           <w:p>
@@ -8469,7 +8469,7 @@
       <w:tr>
         <w:tc>
           <w:tcPr>
-            <w:tcW w:type="dxa" w:w="255"/>
+            <w:tcW w:type="dxa" w:w="476"/>
           </w:tcPr>
           <w:p>
             <w:pPr>
@@ -8485,7 +8485,7 @@
         </w:tc>
         <w:tc>
           <w:tcPr>
-            <w:tcW w:type="dxa" w:w="6038"/>
+            <w:tcW w:type="dxa" w:w="5817"/>
             <w:noWrap/>
           </w:tcPr>
           <w:p>
@@ -8515,7 +8515,7 @@
       <w:tr>
         <w:tc>
           <w:tcPr>
-            <w:tcW w:type="dxa" w:w="255"/>
+            <w:tcW w:type="dxa" w:w="476"/>
           </w:tcPr>
           <w:p>
             <w:pPr>
@@ -8531,7 +8531,7 @@
         </w:tc>
         <w:tc>
           <w:tcPr>
-            <w:tcW w:type="dxa" w:w="6038"/>
+            <w:tcW w:type="dxa" w:w="5817"/>
             <w:noWrap/>
           </w:tcPr>
           <w:p>
@@ -8561,7 +8561,7 @@
       <w:tr>
         <w:tc>
           <w:tcPr>
-            <w:tcW w:type="dxa" w:w="255"/>
+            <w:tcW w:type="dxa" w:w="476"/>
           </w:tcPr>
           <w:p>
             <w:pPr>
@@ -8577,7 +8577,7 @@
         </w:tc>
         <w:tc>
           <w:tcPr>
-            <w:tcW w:type="dxa" w:w="6038"/>
+            <w:tcW w:type="dxa" w:w="5817"/>
             <w:noWrap/>
           </w:tcPr>
           <w:p>
@@ -8607,7 +8607,7 @@
       <w:tr>
         <w:tc>
           <w:tcPr>
-            <w:tcW w:type="dxa" w:w="255"/>
+            <w:tcW w:type="dxa" w:w="476"/>
           </w:tcPr>
           <w:p>
             <w:pPr>
@@ -8623,7 +8623,7 @@
         </w:tc>
         <w:tc>
           <w:tcPr>
-            <w:tcW w:type="dxa" w:w="6038"/>
+            <w:tcW w:type="dxa" w:w="5817"/>
             <w:noWrap/>
           </w:tcPr>
           <w:p>
@@ -8653,7 +8653,7 @@
       <w:tr>
         <w:tc>
           <w:tcPr>
-            <w:tcW w:type="dxa" w:w="255"/>
+            <w:tcW w:type="dxa" w:w="476"/>
           </w:tcPr>
           <w:p>
             <w:pPr>
@@ -8669,7 +8669,7 @@
         </w:tc>
         <w:tc>
           <w:tcPr>
-            <w:tcW w:type="dxa" w:w="6038"/>
+            <w:tcW w:type="dxa" w:w="5817"/>
             <w:noWrap/>
           </w:tcPr>
           <w:p>
@@ -8699,7 +8699,7 @@
       <w:tr>
         <w:tc>
           <w:tcPr>
-            <w:tcW w:type="dxa" w:w="255"/>
+            <w:tcW w:type="dxa" w:w="476"/>
           </w:tcPr>
           <w:p>
             <w:pPr>
@@ -8715,7 +8715,7 @@
         </w:tc>
         <w:tc>
           <w:tcPr>
-            <w:tcW w:type="dxa" w:w="6038"/>
+            <w:tcW w:type="dxa" w:w="5817"/>
             <w:noWrap/>
           </w:tcPr>
           <w:p>
@@ -8745,7 +8745,7 @@
       <w:tr>
         <w:tc>
           <w:tcPr>
-            <w:tcW w:type="dxa" w:w="255"/>
+            <w:tcW w:type="dxa" w:w="476"/>
           </w:tcPr>
           <w:p>
             <w:pPr>
@@ -8761,7 +8761,7 @@
         </w:tc>
         <w:tc>
           <w:tcPr>
-            <w:tcW w:type="dxa" w:w="6038"/>
+            <w:tcW w:type="dxa" w:w="5817"/>
             <w:noWrap/>
           </w:tcPr>
           <w:p>
@@ -8814,7 +8814,7 @@
       <w:tr>
         <w:tc>
           <w:tcPr>
-            <w:tcW w:type="dxa" w:w="255"/>
+            <w:tcW w:type="dxa" w:w="476"/>
           </w:tcPr>
           <w:p>
             <w:pPr>
@@ -8830,7 +8830,7 @@
         </w:tc>
         <w:tc>
           <w:tcPr>
-            <w:tcW w:type="dxa" w:w="6038"/>
+            <w:tcW w:type="dxa" w:w="5817"/>
             <w:noWrap/>
           </w:tcPr>
           <w:p>
@@ -8859,7 +8859,7 @@
       <w:tr>
         <w:tc>
           <w:tcPr>
-            <w:tcW w:type="dxa" w:w="255"/>
+            <w:tcW w:type="dxa" w:w="476"/>
           </w:tcPr>
           <w:p>
             <w:pPr>
@@ -8875,7 +8875,7 @@
         </w:tc>
         <w:tc>
           <w:tcPr>
-            <w:tcW w:type="dxa" w:w="6038"/>
+            <w:tcW w:type="dxa" w:w="5817"/>
             <w:noWrap/>
           </w:tcPr>
           <w:p>
@@ -8905,7 +8905,7 @@
       <w:tr>
         <w:tc>
           <w:tcPr>
-            <w:tcW w:type="dxa" w:w="255"/>
+            <w:tcW w:type="dxa" w:w="476"/>
           </w:tcPr>
           <w:p>
             <w:pPr>
@@ -8921,7 +8921,7 @@
         </w:tc>
         <w:tc>
           <w:tcPr>
-            <w:tcW w:type="dxa" w:w="6038"/>
+            <w:tcW w:type="dxa" w:w="5817"/>
             <w:noWrap/>
           </w:tcPr>
           <w:p>
@@ -8951,7 +8951,7 @@
       <w:tr>
         <w:tc>
           <w:tcPr>
-            <w:tcW w:type="dxa" w:w="255"/>
+            <w:tcW w:type="dxa" w:w="476"/>
           </w:tcPr>
           <w:p>
             <w:pPr>
@@ -8967,7 +8967,7 @@
         </w:tc>
         <w:tc>
           <w:tcPr>
-            <w:tcW w:type="dxa" w:w="6038"/>
+            <w:tcW w:type="dxa" w:w="5817"/>
             <w:noWrap/>
           </w:tcPr>
           <w:p>
@@ -8997,7 +8997,7 @@
       <w:tr>
         <w:tc>
           <w:tcPr>
-            <w:tcW w:type="dxa" w:w="255"/>
+            <w:tcW w:type="dxa" w:w="476"/>
           </w:tcPr>
           <w:p>
             <w:pPr>
@@ -9013,7 +9013,7 @@
         </w:tc>
         <w:tc>
           <w:tcPr>
-            <w:tcW w:type="dxa" w:w="6038"/>
+            <w:tcW w:type="dxa" w:w="5817"/>
             <w:noWrap/>
           </w:tcPr>
           <w:p>
@@ -9043,7 +9043,7 @@
       <w:tr>
         <w:tc>
           <w:tcPr>
-            <w:tcW w:type="dxa" w:w="255"/>
+            <w:tcW w:type="dxa" w:w="476"/>
           </w:tcPr>
           <w:p>
             <w:pPr>
@@ -9059,7 +9059,7 @@
         </w:tc>
         <w:tc>
           <w:tcPr>
-            <w:tcW w:type="dxa" w:w="6038"/>
+            <w:tcW w:type="dxa" w:w="5817"/>
             <w:noWrap/>
           </w:tcPr>
           <w:p>
@@ -9089,7 +9089,7 @@
       <w:tr>
         <w:tc>
           <w:tcPr>
-            <w:tcW w:type="dxa" w:w="255"/>
+            <w:tcW w:type="dxa" w:w="476"/>
           </w:tcPr>
           <w:p>
             <w:pPr>
@@ -9105,7 +9105,7 @@
         </w:tc>
         <w:tc>
           <w:tcPr>
-            <w:tcW w:type="dxa" w:w="6038"/>
+            <w:tcW w:type="dxa" w:w="5817"/>
             <w:noWrap/>
           </w:tcPr>
           <w:p>
@@ -9135,7 +9135,7 @@
       <w:tr>
         <w:tc>
           <w:tcPr>
-            <w:tcW w:type="dxa" w:w="255"/>
+            <w:tcW w:type="dxa" w:w="476"/>
           </w:tcPr>
           <w:p>
             <w:pPr>
@@ -9151,7 +9151,7 @@
         </w:tc>
         <w:tc>
           <w:tcPr>
-            <w:tcW w:type="dxa" w:w="6038"/>
+            <w:tcW w:type="dxa" w:w="5817"/>
             <w:noWrap/>
           </w:tcPr>
           <w:p>
@@ -9181,7 +9181,7 @@
       <w:tr>
         <w:tc>
           <w:tcPr>
-            <w:tcW w:type="dxa" w:w="255"/>
+            <w:tcW w:type="dxa" w:w="476"/>
           </w:tcPr>
           <w:p>
             <w:pPr>
@@ -9197,7 +9197,7 @@
         </w:tc>
         <w:tc>
           <w:tcPr>
-            <w:tcW w:type="dxa" w:w="6038"/>
+            <w:tcW w:type="dxa" w:w="5817"/>
             <w:noWrap/>
           </w:tcPr>
           <w:p>
@@ -9227,7 +9227,7 @@
       <w:tr>
         <w:tc>
           <w:tcPr>
-            <w:tcW w:type="dxa" w:w="255"/>
+            <w:tcW w:type="dxa" w:w="476"/>
           </w:tcPr>
           <w:p>
             <w:pPr>
@@ -9243,7 +9243,7 @@
         </w:tc>
         <w:tc>
           <w:tcPr>
-            <w:tcW w:type="dxa" w:w="6038"/>
+            <w:tcW w:type="dxa" w:w="5817"/>
             <w:noWrap/>
           </w:tcPr>
           <w:p>
@@ -9273,7 +9273,7 @@
       <w:tr>
         <w:tc>
           <w:tcPr>
-            <w:tcW w:type="dxa" w:w="255"/>
+            <w:tcW w:type="dxa" w:w="476"/>
           </w:tcPr>
           <w:p>
             <w:pPr>
@@ -9289,7 +9289,7 @@
         </w:tc>
         <w:tc>
           <w:tcPr>
-            <w:tcW w:type="dxa" w:w="6038"/>
+            <w:tcW w:type="dxa" w:w="5817"/>
             <w:noWrap/>
           </w:tcPr>
           <w:p>
@@ -9319,7 +9319,7 @@
       <w:tr>
         <w:tc>
           <w:tcPr>
-            <w:tcW w:type="dxa" w:w="255"/>
+            <w:tcW w:type="dxa" w:w="476"/>
           </w:tcPr>
           <w:p>
             <w:pPr>
@@ -9335,7 +9335,7 @@
         </w:tc>
         <w:tc>
           <w:tcPr>
-            <w:tcW w:type="dxa" w:w="6038"/>
+            <w:tcW w:type="dxa" w:w="5817"/>
             <w:noWrap/>
           </w:tcPr>
           <w:p>
@@ -9365,7 +9365,7 @@
       <w:tr>
         <w:tc>
           <w:tcPr>
-            <w:tcW w:type="dxa" w:w="255"/>
+            <w:tcW w:type="dxa" w:w="476"/>
           </w:tcPr>
           <w:p>
             <w:pPr>
@@ -9381,7 +9381,7 @@
         </w:tc>
         <w:tc>
           <w:tcPr>
-            <w:tcW w:type="dxa" w:w="6038"/>
+            <w:tcW w:type="dxa" w:w="5817"/>
             <w:noWrap/>
           </w:tcPr>
           <w:p>
@@ -9411,7 +9411,7 @@
       <w:tr>
         <w:tc>
           <w:tcPr>
-            <w:tcW w:type="dxa" w:w="255"/>
+            <w:tcW w:type="dxa" w:w="476"/>
           </w:tcPr>
           <w:p>
             <w:pPr>
@@ -9427,7 +9427,7 @@
         </w:tc>
         <w:tc>
           <w:tcPr>
-            <w:tcW w:type="dxa" w:w="6038"/>
+            <w:tcW w:type="dxa" w:w="5817"/>
             <w:noWrap/>
           </w:tcPr>
           <w:p>
@@ -9457,7 +9457,7 @@
       <w:tr>
         <w:tc>
           <w:tcPr>
-            <w:tcW w:type="dxa" w:w="255"/>
+            <w:tcW w:type="dxa" w:w="476"/>
           </w:tcPr>
           <w:p>
             <w:pPr>
@@ -9473,7 +9473,7 @@
         </w:tc>
         <w:tc>
           <w:tcPr>
-            <w:tcW w:type="dxa" w:w="6038"/>
+            <w:tcW w:type="dxa" w:w="5817"/>
             <w:noWrap/>
           </w:tcPr>
           <w:p>
@@ -9503,7 +9503,7 @@
       <w:tr>
         <w:tc>
           <w:tcPr>
-            <w:tcW w:type="dxa" w:w="255"/>
+            <w:tcW w:type="dxa" w:w="476"/>
           </w:tcPr>
           <w:p>
             <w:pPr>
@@ -9519,7 +9519,7 @@
         </w:tc>
         <w:tc>
           <w:tcPr>
-            <w:tcW w:type="dxa" w:w="6038"/>
+            <w:tcW w:type="dxa" w:w="5817"/>
             <w:noWrap/>
           </w:tcPr>
           <w:p>
@@ -9549,7 +9549,7 @@
       <w:tr>
         <w:tc>
           <w:tcPr>
-            <w:tcW w:type="dxa" w:w="255"/>
+            <w:tcW w:type="dxa" w:w="476"/>
           </w:tcPr>
           <w:p>
             <w:pPr>
@@ -9565,7 +9565,7 @@
         </w:tc>
         <w:tc>
           <w:tcPr>
-            <w:tcW w:type="dxa" w:w="6038"/>
+            <w:tcW w:type="dxa" w:w="5817"/>
             <w:noWrap/>
           </w:tcPr>
           <w:p>
@@ -9595,7 +9595,7 @@
       <w:tr>
         <w:tc>
           <w:tcPr>
-            <w:tcW w:type="dxa" w:w="255"/>
+            <w:tcW w:type="dxa" w:w="476"/>
           </w:tcPr>
           <w:p>
             <w:pPr>
@@ -9611,7 +9611,7 @@
         </w:tc>
         <w:tc>
           <w:tcPr>
-            <w:tcW w:type="dxa" w:w="6038"/>
+            <w:tcW w:type="dxa" w:w="5817"/>
             <w:noWrap/>
           </w:tcPr>
           <w:p>
@@ -9641,7 +9641,7 @@
       <w:tr>
         <w:tc>
           <w:tcPr>
-            <w:tcW w:type="dxa" w:w="255"/>
+            <w:tcW w:type="dxa" w:w="476"/>
           </w:tcPr>
           <w:p>
             <w:pPr>
@@ -9657,7 +9657,7 @@
         </w:tc>
         <w:tc>
           <w:tcPr>
-            <w:tcW w:type="dxa" w:w="6038"/>
+            <w:tcW w:type="dxa" w:w="5817"/>
             <w:noWrap/>
           </w:tcPr>
           <w:p>
@@ -9687,7 +9687,7 @@
       <w:tr>
         <w:tc>
           <w:tcPr>
-            <w:tcW w:type="dxa" w:w="255"/>
+            <w:tcW w:type="dxa" w:w="476"/>
           </w:tcPr>
           <w:p>
             <w:pPr>
@@ -9703,7 +9703,7 @@
         </w:tc>
         <w:tc>
           <w:tcPr>
-            <w:tcW w:type="dxa" w:w="6038"/>
+            <w:tcW w:type="dxa" w:w="5817"/>
             <w:noWrap/>
           </w:tcPr>
           <w:p>
@@ -9733,7 +9733,7 @@
       <w:tr>
         <w:tc>
           <w:tcPr>
-            <w:tcW w:type="dxa" w:w="255"/>
+            <w:tcW w:type="dxa" w:w="476"/>
           </w:tcPr>
           <w:p>
             <w:pPr>
@@ -9749,7 +9749,7 @@
         </w:tc>
         <w:tc>
           <w:tcPr>
-            <w:tcW w:type="dxa" w:w="6038"/>
+            <w:tcW w:type="dxa" w:w="5817"/>
             <w:noWrap/>
           </w:tcPr>
           <w:p>
@@ -9779,7 +9779,7 @@
       <w:tr>
         <w:tc>
           <w:tcPr>
-            <w:tcW w:type="dxa" w:w="255"/>
+            <w:tcW w:type="dxa" w:w="476"/>
           </w:tcPr>
           <w:p>
             <w:pPr>
@@ -9795,7 +9795,7 @@
         </w:tc>
         <w:tc>
           <w:tcPr>
-            <w:tcW w:type="dxa" w:w="6038"/>
+            <w:tcW w:type="dxa" w:w="5817"/>
             <w:noWrap/>
           </w:tcPr>
           <w:p>
@@ -9825,7 +9825,7 @@
       <w:tr>
         <w:tc>
           <w:tcPr>
-            <w:tcW w:type="dxa" w:w="255"/>
+            <w:tcW w:type="dxa" w:w="476"/>
           </w:tcPr>
           <w:p>
             <w:pPr>
@@ -9841,7 +9841,7 @@
         </w:tc>
         <w:tc>
           <w:tcPr>
-            <w:tcW w:type="dxa" w:w="6038"/>
+            <w:tcW w:type="dxa" w:w="5817"/>
             <w:noWrap/>
           </w:tcPr>
           <w:p>
@@ -9871,7 +9871,7 @@
       <w:tr>
         <w:tc>
           <w:tcPr>
-            <w:tcW w:type="dxa" w:w="255"/>
+            <w:tcW w:type="dxa" w:w="476"/>
           </w:tcPr>
           <w:p>
             <w:pPr>
@@ -9887,7 +9887,7 @@
         </w:tc>
         <w:tc>
           <w:tcPr>
-            <w:tcW w:type="dxa" w:w="6038"/>
+            <w:tcW w:type="dxa" w:w="5817"/>
             <w:noWrap/>
           </w:tcPr>
           <w:p>
@@ -9917,7 +9917,7 @@
       <w:tr>
         <w:tc>
           <w:tcPr>
-            <w:tcW w:type="dxa" w:w="255"/>
+            <w:tcW w:type="dxa" w:w="476"/>
           </w:tcPr>
           <w:p>
             <w:pPr>
@@ -9933,7 +9933,7 @@
         </w:tc>
         <w:tc>
           <w:tcPr>
-            <w:tcW w:type="dxa" w:w="6038"/>
+            <w:tcW w:type="dxa" w:w="5817"/>
             <w:noWrap/>
           </w:tcPr>
           <w:p>
@@ -9963,7 +9963,7 @@
       <w:tr>
         <w:tc>
           <w:tcPr>
-            <w:tcW w:type="dxa" w:w="255"/>
+            <w:tcW w:type="dxa" w:w="476"/>
           </w:tcPr>
           <w:p>
             <w:pPr>
@@ -9979,7 +9979,7 @@
         </w:tc>
         <w:tc>
           <w:tcPr>
-            <w:tcW w:type="dxa" w:w="6038"/>
+            <w:tcW w:type="dxa" w:w="5817"/>
             <w:noWrap/>
           </w:tcPr>
           <w:p>
@@ -10009,7 +10009,7 @@
       <w:tr>
         <w:tc>
           <w:tcPr>
-            <w:tcW w:type="dxa" w:w="255"/>
+            <w:tcW w:type="dxa" w:w="476"/>
           </w:tcPr>
           <w:p>
             <w:pPr>
@@ -10025,7 +10025,7 @@
         </w:tc>
         <w:tc>
           <w:tcPr>
-            <w:tcW w:type="dxa" w:w="6038"/>
+            <w:tcW w:type="dxa" w:w="5817"/>
             <w:noWrap/>
           </w:tcPr>
           <w:p>
@@ -10055,7 +10055,7 @@
       <w:tr>
         <w:tc>
           <w:tcPr>
-            <w:tcW w:type="dxa" w:w="255"/>
+            <w:tcW w:type="dxa" w:w="476"/>
           </w:tcPr>
           <w:p>
             <w:pPr>
@@ -10071,7 +10071,7 @@
         </w:tc>
         <w:tc>
           <w:tcPr>
-            <w:tcW w:type="dxa" w:w="6038"/>
+            <w:tcW w:type="dxa" w:w="5817"/>
             <w:noWrap/>
           </w:tcPr>
           <w:p>
@@ -10101,7 +10101,7 @@
       <w:tr>
         <w:tc>
           <w:tcPr>
-            <w:tcW w:type="dxa" w:w="255"/>
+            <w:tcW w:type="dxa" w:w="476"/>
           </w:tcPr>
           <w:p>
             <w:pPr>
@@ -10117,7 +10117,7 @@
         </w:tc>
         <w:tc>
           <w:tcPr>
-            <w:tcW w:type="dxa" w:w="6038"/>
+            <w:tcW w:type="dxa" w:w="5817"/>
             <w:noWrap/>
           </w:tcPr>
           <w:p>
@@ -10147,7 +10147,7 @@
       <w:tr>
         <w:tc>
           <w:tcPr>
-            <w:tcW w:type="dxa" w:w="255"/>
+            <w:tcW w:type="dxa" w:w="476"/>
           </w:tcPr>
           <w:p>
             <w:pPr>
@@ -10163,7 +10163,7 @@
         </w:tc>
         <w:tc>
           <w:tcPr>
-            <w:tcW w:type="dxa" w:w="6038"/>
+            <w:tcW w:type="dxa" w:w="5817"/>
             <w:noWrap/>
           </w:tcPr>
           <w:p>
@@ -10193,7 +10193,7 @@
       <w:tr>
         <w:tc>
           <w:tcPr>
-            <w:tcW w:type="dxa" w:w="255"/>
+            <w:tcW w:type="dxa" w:w="476"/>
           </w:tcPr>
           <w:p>
             <w:pPr>
@@ -10209,7 +10209,7 @@
         </w:tc>
         <w:tc>
           <w:tcPr>
-            <w:tcW w:type="dxa" w:w="6038"/>
+            <w:tcW w:type="dxa" w:w="5817"/>
             <w:noWrap/>
           </w:tcPr>
           <w:p>
@@ -10239,7 +10239,7 @@
       <w:tr>
         <w:tc>
           <w:tcPr>
-            <w:tcW w:type="dxa" w:w="255"/>
+            <w:tcW w:type="dxa" w:w="476"/>
           </w:tcPr>
           <w:p>
             <w:pPr>
@@ -10255,7 +10255,7 @@
         </w:tc>
         <w:tc>
           <w:tcPr>
-            <w:tcW w:type="dxa" w:w="6038"/>
+            <w:tcW w:type="dxa" w:w="5817"/>
             <w:noWrap/>
           </w:tcPr>
           <w:p>
@@ -10285,7 +10285,7 @@
       <w:tr>
         <w:tc>
           <w:tcPr>
-            <w:tcW w:type="dxa" w:w="255"/>
+            <w:tcW w:type="dxa" w:w="476"/>
           </w:tcPr>
           <w:p>
             <w:pPr>
@@ -10301,7 +10301,7 @@
         </w:tc>
         <w:tc>
           <w:tcPr>
-            <w:tcW w:type="dxa" w:w="6038"/>
+            <w:tcW w:type="dxa" w:w="5817"/>
             <w:noWrap/>
           </w:tcPr>
           <w:p>
@@ -10331,7 +10331,7 @@
       <w:tr>
         <w:tc>
           <w:tcPr>
-            <w:tcW w:type="dxa" w:w="255"/>
+            <w:tcW w:type="dxa" w:w="476"/>
           </w:tcPr>
           <w:p>
             <w:pPr>
@@ -10347,7 +10347,7 @@
         </w:tc>
         <w:tc>
           <w:tcPr>
-            <w:tcW w:type="dxa" w:w="6038"/>
+            <w:tcW w:type="dxa" w:w="5817"/>
             <w:noWrap/>
           </w:tcPr>
           <w:p>
@@ -10377,7 +10377,7 @@
       <w:tr>
         <w:tc>
           <w:tcPr>
-            <w:tcW w:type="dxa" w:w="255"/>
+            <w:tcW w:type="dxa" w:w="476"/>
           </w:tcPr>
           <w:p>
             <w:pPr>
@@ -10393,7 +10393,7 @@
         </w:tc>
         <w:tc>
           <w:tcPr>
-            <w:tcW w:type="dxa" w:w="6038"/>
+            <w:tcW w:type="dxa" w:w="5817"/>
             <w:noWrap/>
           </w:tcPr>
           <w:p>
@@ -10423,7 +10423,7 @@
       <w:tr>
         <w:tc>
           <w:tcPr>
-            <w:tcW w:type="dxa" w:w="255"/>
+            <w:tcW w:type="dxa" w:w="476"/>
           </w:tcPr>
           <w:p>
             <w:pPr>
@@ -10439,7 +10439,7 @@
         </w:tc>
         <w:tc>
           <w:tcPr>
-            <w:tcW w:type="dxa" w:w="6038"/>
+            <w:tcW w:type="dxa" w:w="5817"/>
             <w:noWrap/>
           </w:tcPr>
           <w:p>
@@ -10469,7 +10469,7 @@
       <w:tr>
         <w:tc>
           <w:tcPr>
-            <w:tcW w:type="dxa" w:w="255"/>
+            <w:tcW w:type="dxa" w:w="476"/>
           </w:tcPr>
           <w:p>
             <w:pPr>
@@ -10485,7 +10485,7 @@
         </w:tc>
         <w:tc>
           <w:tcPr>
-            <w:tcW w:type="dxa" w:w="6038"/>
+            <w:tcW w:type="dxa" w:w="5817"/>
             <w:noWrap/>
           </w:tcPr>
           <w:p>
@@ -10515,7 +10515,7 @@
       <w:tr>
         <w:tc>
           <w:tcPr>
-            <w:tcW w:type="dxa" w:w="255"/>
+            <w:tcW w:type="dxa" w:w="476"/>
           </w:tcPr>
           <w:p>
             <w:pPr>
@@ -10531,7 +10531,7 @@
         </w:tc>
         <w:tc>
           <w:tcPr>
-            <w:tcW w:type="dxa" w:w="6038"/>
+            <w:tcW w:type="dxa" w:w="5817"/>
             <w:noWrap/>
           </w:tcPr>
           <w:p>
@@ -10561,7 +10561,7 @@
       <w:tr>
         <w:tc>
           <w:tcPr>
-            <w:tcW w:type="dxa" w:w="255"/>
+            <w:tcW w:type="dxa" w:w="476"/>
           </w:tcPr>
           <w:p>
             <w:pPr>
@@ -10577,7 +10577,7 @@
         </w:tc>
         <w:tc>
           <w:tcPr>
-            <w:tcW w:type="dxa" w:w="6038"/>
+            <w:tcW w:type="dxa" w:w="5817"/>
             <w:noWrap/>
           </w:tcPr>
           <w:p>
@@ -10607,7 +10607,7 @@
       <w:tr>
         <w:tc>
           <w:tcPr>
-            <w:tcW w:type="dxa" w:w="255"/>
+            <w:tcW w:type="dxa" w:w="476"/>
           </w:tcPr>
           <w:p>
             <w:pPr>
@@ -10623,7 +10623,7 @@
         </w:tc>
         <w:tc>
           <w:tcPr>
-            <w:tcW w:type="dxa" w:w="6038"/>
+            <w:tcW w:type="dxa" w:w="5817"/>
             <w:noWrap/>
           </w:tcPr>
           <w:p>
@@ -10653,7 +10653,7 @@
       <w:tr>
         <w:tc>
           <w:tcPr>
-            <w:tcW w:type="dxa" w:w="255"/>
+            <w:tcW w:type="dxa" w:w="476"/>
           </w:tcPr>
           <w:p>
             <w:pPr>
@@ -10669,7 +10669,7 @@
         </w:tc>
         <w:tc>
           <w:tcPr>
-            <w:tcW w:type="dxa" w:w="6038"/>
+            <w:tcW w:type="dxa" w:w="5817"/>
             <w:noWrap/>
           </w:tcPr>
           <w:p>
@@ -10699,7 +10699,7 @@
       <w:tr>
         <w:tc>
           <w:tcPr>
-            <w:tcW w:type="dxa" w:w="255"/>
+            <w:tcW w:type="dxa" w:w="476"/>
           </w:tcPr>
           <w:p>
             <w:pPr>
@@ -10715,7 +10715,7 @@
         </w:tc>
         <w:tc>
           <w:tcPr>
-            <w:tcW w:type="dxa" w:w="6038"/>
+            <w:tcW w:type="dxa" w:w="5817"/>
             <w:noWrap/>
           </w:tcPr>
           <w:p>
@@ -10745,7 +10745,7 @@
       <w:tr>
         <w:tc>
           <w:tcPr>
-            <w:tcW w:type="dxa" w:w="255"/>
+            <w:tcW w:type="dxa" w:w="476"/>
           </w:tcPr>
           <w:p>
             <w:pPr>
@@ -10761,7 +10761,7 @@
         </w:tc>
         <w:tc>
           <w:tcPr>
-            <w:tcW w:type="dxa" w:w="6038"/>
+            <w:tcW w:type="dxa" w:w="5817"/>
             <w:noWrap/>
           </w:tcPr>
           <w:p>
@@ -10791,7 +10791,7 @@
       <w:tr>
         <w:tc>
           <w:tcPr>
-            <w:tcW w:type="dxa" w:w="255"/>
+            <w:tcW w:type="dxa" w:w="476"/>
           </w:tcPr>
           <w:p>
             <w:pPr>
@@ -10807,7 +10807,7 @@
         </w:tc>
         <w:tc>
           <w:tcPr>
-            <w:tcW w:type="dxa" w:w="6038"/>
+            <w:tcW w:type="dxa" w:w="5817"/>
             <w:noWrap/>
           </w:tcPr>
           <w:p>
@@ -10837,7 +10837,7 @@
       <w:tr>
         <w:tc>
           <w:tcPr>
-            <w:tcW w:type="dxa" w:w="255"/>
+            <w:tcW w:type="dxa" w:w="476"/>
           </w:tcPr>
           <w:p>
             <w:pPr>
@@ -10853,7 +10853,7 @@
         </w:tc>
         <w:tc>
           <w:tcPr>
-            <w:tcW w:type="dxa" w:w="6038"/>
+            <w:tcW w:type="dxa" w:w="5817"/>
             <w:noWrap/>
           </w:tcPr>
           <w:p>
@@ -10906,7 +10906,7 @@
       <w:tr>
         <w:tc>
           <w:tcPr>
-            <w:tcW w:type="dxa" w:w="255"/>
+            <w:tcW w:type="dxa" w:w="476"/>
           </w:tcPr>
           <w:p>
             <w:pPr>
@@ -10922,7 +10922,7 @@
         </w:tc>
         <w:tc>
           <w:tcPr>
-            <w:tcW w:type="dxa" w:w="6038"/>
+            <w:tcW w:type="dxa" w:w="5817"/>
             <w:noWrap/>
           </w:tcPr>
           <w:p>
@@ -10951,7 +10951,7 @@
       <w:tr>
         <w:tc>
           <w:tcPr>
-            <w:tcW w:type="dxa" w:w="255"/>
+            <w:tcW w:type="dxa" w:w="476"/>
           </w:tcPr>
           <w:p>
             <w:pPr>
@@ -10967,7 +10967,7 @@
         </w:tc>
         <w:tc>
           <w:tcPr>
-            <w:tcW w:type="dxa" w:w="6038"/>
+            <w:tcW w:type="dxa" w:w="5817"/>
             <w:noWrap/>
           </w:tcPr>
           <w:p>
@@ -10997,7 +10997,7 @@
       <w:tr>
         <w:tc>
           <w:tcPr>
-            <w:tcW w:type="dxa" w:w="255"/>
+            <w:tcW w:type="dxa" w:w="476"/>
           </w:tcPr>
           <w:p>
             <w:pPr>
@@ -11013,7 +11013,7 @@
         </w:tc>
         <w:tc>
           <w:tcPr>
-            <w:tcW w:type="dxa" w:w="6038"/>
+            <w:tcW w:type="dxa" w:w="5817"/>
             <w:noWrap/>
           </w:tcPr>
           <w:p>
@@ -11066,7 +11066,7 @@
       <w:tr>
         <w:tc>
           <w:tcPr>
-            <w:tcW w:type="dxa" w:w="255"/>
+            <w:tcW w:type="dxa" w:w="476"/>
           </w:tcPr>
           <w:p>
             <w:pPr>
@@ -11082,7 +11082,7 @@
         </w:tc>
         <w:tc>
           <w:tcPr>
-            <w:tcW w:type="dxa" w:w="6038"/>
+            <w:tcW w:type="dxa" w:w="5817"/>
             <w:noWrap/>
           </w:tcPr>
           <w:p>
@@ -11111,7 +11111,7 @@
       <w:tr>
         <w:tc>
           <w:tcPr>
-            <w:tcW w:type="dxa" w:w="255"/>
+            <w:tcW w:type="dxa" w:w="476"/>
           </w:tcPr>
           <w:p>
             <w:pPr>
@@ -11127,7 +11127,7 @@
         </w:tc>
         <w:tc>
           <w:tcPr>
-            <w:tcW w:type="dxa" w:w="6038"/>
+            <w:tcW w:type="dxa" w:w="5817"/>
             <w:noWrap/>
           </w:tcPr>
           <w:p>
@@ -11157,7 +11157,7 @@
       <w:tr>
         <w:tc>
           <w:tcPr>
-            <w:tcW w:type="dxa" w:w="255"/>
+            <w:tcW w:type="dxa" w:w="476"/>
           </w:tcPr>
           <w:p>
             <w:pPr>
@@ -11173,7 +11173,7 @@
         </w:tc>
         <w:tc>
           <w:tcPr>
-            <w:tcW w:type="dxa" w:w="6038"/>
+            <w:tcW w:type="dxa" w:w="5817"/>
             <w:noWrap/>
           </w:tcPr>
           <w:p>
@@ -11203,7 +11203,7 @@
       <w:tr>
         <w:tc>
           <w:tcPr>
-            <w:tcW w:type="dxa" w:w="255"/>
+            <w:tcW w:type="dxa" w:w="476"/>
           </w:tcPr>
           <w:p>
             <w:pPr>
@@ -11219,7 +11219,7 @@
         </w:tc>
         <w:tc>
           <w:tcPr>
-            <w:tcW w:type="dxa" w:w="6038"/>
+            <w:tcW w:type="dxa" w:w="5817"/>
             <w:noWrap/>
           </w:tcPr>
           <w:p>
@@ -11249,7 +11249,7 @@
       <w:tr>
         <w:tc>
           <w:tcPr>
-            <w:tcW w:type="dxa" w:w="255"/>
+            <w:tcW w:type="dxa" w:w="476"/>
           </w:tcPr>
           <w:p>
             <w:pPr>
@@ -11265,7 +11265,7 @@
         </w:tc>
         <w:tc>
           <w:tcPr>
-            <w:tcW w:type="dxa" w:w="6038"/>
+            <w:tcW w:type="dxa" w:w="5817"/>
             <w:noWrap/>
           </w:tcPr>
           <w:p>
@@ -11295,7 +11295,7 @@
       <w:tr>
         <w:tc>
           <w:tcPr>
-            <w:tcW w:type="dxa" w:w="255"/>
+            <w:tcW w:type="dxa" w:w="476"/>
           </w:tcPr>
           <w:p>
             <w:pPr>
@@ -11311,7 +11311,7 @@
         </w:tc>
         <w:tc>
           <w:tcPr>
-            <w:tcW w:type="dxa" w:w="6038"/>
+            <w:tcW w:type="dxa" w:w="5817"/>
             <w:noWrap/>
           </w:tcPr>
           <w:p>
@@ -11364,7 +11364,7 @@
       <w:tr>
         <w:tc>
           <w:tcPr>
-            <w:tcW w:type="dxa" w:w="255"/>
+            <w:tcW w:type="dxa" w:w="476"/>
           </w:tcPr>
           <w:p>
             <w:pPr>
@@ -11380,7 +11380,7 @@
         </w:tc>
         <w:tc>
           <w:tcPr>
-            <w:tcW w:type="dxa" w:w="6038"/>
+            <w:tcW w:type="dxa" w:w="5817"/>
             <w:noWrap/>
           </w:tcPr>
           <w:p>
@@ -11409,7 +11409,7 @@
       <w:tr>
         <w:tc>
           <w:tcPr>
-            <w:tcW w:type="dxa" w:w="255"/>
+            <w:tcW w:type="dxa" w:w="476"/>
           </w:tcPr>
           <w:p>
             <w:pPr>
@@ -11425,7 +11425,7 @@
         </w:tc>
         <w:tc>
           <w:tcPr>
-            <w:tcW w:type="dxa" w:w="6038"/>
+            <w:tcW w:type="dxa" w:w="5817"/>
             <w:noWrap/>
           </w:tcPr>
           <w:p>
@@ -11455,7 +11455,7 @@
       <w:tr>
         <w:tc>
           <w:tcPr>
-            <w:tcW w:type="dxa" w:w="255"/>
+            <w:tcW w:type="dxa" w:w="476"/>
           </w:tcPr>
           <w:p>
             <w:pPr>
@@ -11471,7 +11471,7 @@
         </w:tc>
         <w:tc>
           <w:tcPr>
-            <w:tcW w:type="dxa" w:w="6038"/>
+            <w:tcW w:type="dxa" w:w="5817"/>
             <w:noWrap/>
           </w:tcPr>
           <w:p>
@@ -11501,7 +11501,7 @@
       <w:tr>
         <w:tc>
           <w:tcPr>
-            <w:tcW w:type="dxa" w:w="255"/>
+            <w:tcW w:type="dxa" w:w="476"/>
           </w:tcPr>
           <w:p>
             <w:pPr>
@@ -11517,7 +11517,7 @@
         </w:tc>
         <w:tc>
           <w:tcPr>
-            <w:tcW w:type="dxa" w:w="6038"/>
+            <w:tcW w:type="dxa" w:w="5817"/>
             <w:noWrap/>
           </w:tcPr>
           <w:p>
@@ -11547,7 +11547,7 @@
       <w:tr>
         <w:tc>
           <w:tcPr>
-            <w:tcW w:type="dxa" w:w="255"/>
+            <w:tcW w:type="dxa" w:w="476"/>
           </w:tcPr>
           <w:p>
             <w:pPr>
@@ -11563,7 +11563,7 @@
         </w:tc>
         <w:tc>
           <w:tcPr>
-            <w:tcW w:type="dxa" w:w="6038"/>
+            <w:tcW w:type="dxa" w:w="5817"/>
             <w:noWrap/>
           </w:tcPr>
           <w:p>
@@ -11616,7 +11616,7 @@
       <w:tr>
         <w:tc>
           <w:tcPr>
-            <w:tcW w:type="dxa" w:w="255"/>
+            <w:tcW w:type="dxa" w:w="476"/>
           </w:tcPr>
           <w:p>
             <w:pPr>
@@ -11632,7 +11632,7 @@
         </w:tc>
         <w:tc>
           <w:tcPr>
-            <w:tcW w:type="dxa" w:w="6038"/>
+            <w:tcW w:type="dxa" w:w="5817"/>
             <w:noWrap/>
           </w:tcPr>
           <w:p>
@@ -11661,7 +11661,7 @@
       <w:tr>
         <w:tc>
           <w:tcPr>
-            <w:tcW w:type="dxa" w:w="255"/>
+            <w:tcW w:type="dxa" w:w="476"/>
           </w:tcPr>
           <w:p>
             <w:pPr>
@@ -11677,7 +11677,7 @@
         </w:tc>
         <w:tc>
           <w:tcPr>
-            <w:tcW w:type="dxa" w:w="6038"/>
+            <w:tcW w:type="dxa" w:w="5817"/>
             <w:noWrap/>
           </w:tcPr>
           <w:p>
@@ -11707,7 +11707,7 @@
       <w:tr>
         <w:tc>
           <w:tcPr>
-            <w:tcW w:type="dxa" w:w="255"/>
+            <w:tcW w:type="dxa" w:w="476"/>
           </w:tcPr>
           <w:p>
             <w:pPr>
@@ -11723,7 +11723,7 @@
         </w:tc>
         <w:tc>
           <w:tcPr>
-            <w:tcW w:type="dxa" w:w="6038"/>
+            <w:tcW w:type="dxa" w:w="5817"/>
             <w:noWrap/>
           </w:tcPr>
           <w:p>
@@ -11753,7 +11753,7 @@
       <w:tr>
         <w:tc>
           <w:tcPr>
-            <w:tcW w:type="dxa" w:w="255"/>
+            <w:tcW w:type="dxa" w:w="476"/>
           </w:tcPr>
           <w:p>
             <w:pPr>
@@ -11769,7 +11769,7 @@
         </w:tc>
         <w:tc>
           <w:tcPr>
-            <w:tcW w:type="dxa" w:w="6038"/>
+            <w:tcW w:type="dxa" w:w="5817"/>
             <w:noWrap/>
           </w:tcPr>
           <w:p>
@@ -11799,7 +11799,7 @@
       <w:tr>
         <w:tc>
           <w:tcPr>
-            <w:tcW w:type="dxa" w:w="255"/>
+            <w:tcW w:type="dxa" w:w="476"/>
           </w:tcPr>
           <w:p>
             <w:pPr>
@@ -11815,7 +11815,7 @@
         </w:tc>
         <w:tc>
           <w:tcPr>
-            <w:tcW w:type="dxa" w:w="6038"/>
+            <w:tcW w:type="dxa" w:w="5817"/>
             <w:noWrap/>
           </w:tcPr>
           <w:p>
@@ -11845,7 +11845,7 @@
       <w:tr>
         <w:tc>
           <w:tcPr>
-            <w:tcW w:type="dxa" w:w="255"/>
+            <w:tcW w:type="dxa" w:w="476"/>
           </w:tcPr>
           <w:p>
             <w:pPr>
@@ -11861,7 +11861,7 @@
         </w:tc>
         <w:tc>
           <w:tcPr>
-            <w:tcW w:type="dxa" w:w="6038"/>
+            <w:tcW w:type="dxa" w:w="5817"/>
             <w:noWrap/>
           </w:tcPr>
           <w:p>
@@ -11891,7 +11891,7 @@
       <w:tr>
         <w:tc>
           <w:tcPr>
-            <w:tcW w:type="dxa" w:w="255"/>
+            <w:tcW w:type="dxa" w:w="476"/>
           </w:tcPr>
           <w:p>
             <w:pPr>
@@ -11907,7 +11907,7 @@
         </w:tc>
         <w:tc>
           <w:tcPr>
-            <w:tcW w:type="dxa" w:w="6038"/>
+            <w:tcW w:type="dxa" w:w="5817"/>
             <w:noWrap/>
           </w:tcPr>
           <w:p>
@@ -11937,7 +11937,7 @@
       <w:tr>
         <w:tc>
           <w:tcPr>
-            <w:tcW w:type="dxa" w:w="255"/>
+            <w:tcW w:type="dxa" w:w="476"/>
           </w:tcPr>
           <w:p>
             <w:pPr>
@@ -11953,7 +11953,7 @@
         </w:tc>
         <w:tc>
           <w:tcPr>
-            <w:tcW w:type="dxa" w:w="6038"/>
+            <w:tcW w:type="dxa" w:w="5817"/>
             <w:noWrap/>
           </w:tcPr>
           <w:p>
@@ -11983,7 +11983,7 @@
       <w:tr>
         <w:tc>
           <w:tcPr>
-            <w:tcW w:type="dxa" w:w="255"/>
+            <w:tcW w:type="dxa" w:w="476"/>
           </w:tcPr>
           <w:p>
             <w:pPr>
@@ -11999,7 +11999,7 @@
         </w:tc>
         <w:tc>
           <w:tcPr>
-            <w:tcW w:type="dxa" w:w="6038"/>
+            <w:tcW w:type="dxa" w:w="5817"/>
             <w:noWrap/>
           </w:tcPr>
           <w:p>
@@ -12029,7 +12029,7 @@
       <w:tr>
         <w:tc>
           <w:tcPr>
-            <w:tcW w:type="dxa" w:w="255"/>
+            <w:tcW w:type="dxa" w:w="476"/>
           </w:tcPr>
           <w:p>
             <w:pPr>
@@ -12045,7 +12045,7 @@
         </w:tc>
         <w:tc>
           <w:tcPr>
-            <w:tcW w:type="dxa" w:w="6038"/>
+            <w:tcW w:type="dxa" w:w="5817"/>
             <w:noWrap/>
           </w:tcPr>
           <w:p>
@@ -12075,7 +12075,7 @@
       <w:tr>
         <w:tc>
           <w:tcPr>
-            <w:tcW w:type="dxa" w:w="255"/>
+            <w:tcW w:type="dxa" w:w="476"/>
           </w:tcPr>
           <w:p>
             <w:pPr>
@@ -12091,7 +12091,7 @@
         </w:tc>
         <w:tc>
           <w:tcPr>
-            <w:tcW w:type="dxa" w:w="6038"/>
+            <w:tcW w:type="dxa" w:w="5817"/>
             <w:noWrap/>
           </w:tcPr>
           <w:p>
@@ -12121,7 +12121,7 @@
       <w:tr>
         <w:tc>
           <w:tcPr>
-            <w:tcW w:type="dxa" w:w="255"/>
+            <w:tcW w:type="dxa" w:w="476"/>
           </w:tcPr>
           <w:p>
             <w:pPr>
@@ -12137,7 +12137,7 @@
         </w:tc>
         <w:tc>
           <w:tcPr>
-            <w:tcW w:type="dxa" w:w="6038"/>
+            <w:tcW w:type="dxa" w:w="5817"/>
             <w:noWrap/>
           </w:tcPr>
           <w:p>
@@ -12167,7 +12167,7 @@
       <w:tr>
         <w:tc>
           <w:tcPr>
-            <w:tcW w:type="dxa" w:w="255"/>
+            <w:tcW w:type="dxa" w:w="476"/>
           </w:tcPr>
           <w:p>
             <w:pPr>
@@ -12183,7 +12183,7 @@
         </w:tc>
         <w:tc>
           <w:tcPr>
-            <w:tcW w:type="dxa" w:w="6038"/>
+            <w:tcW w:type="dxa" w:w="5817"/>
             <w:noWrap/>
           </w:tcPr>
           <w:p>
@@ -12213,7 +12213,7 @@
       <w:tr>
         <w:tc>
           <w:tcPr>
-            <w:tcW w:type="dxa" w:w="255"/>
+            <w:tcW w:type="dxa" w:w="476"/>
           </w:tcPr>
           <w:p>
             <w:pPr>
@@ -12229,7 +12229,7 @@
         </w:tc>
         <w:tc>
           <w:tcPr>
-            <w:tcW w:type="dxa" w:w="6038"/>
+            <w:tcW w:type="dxa" w:w="5817"/>
             <w:noWrap/>
           </w:tcPr>
           <w:p>
@@ -12259,7 +12259,7 @@
       <w:tr>
         <w:tc>
           <w:tcPr>
-            <w:tcW w:type="dxa" w:w="255"/>
+            <w:tcW w:type="dxa" w:w="476"/>
           </w:tcPr>
           <w:p>
             <w:pPr>
@@ -12275,7 +12275,7 @@
         </w:tc>
         <w:tc>
           <w:tcPr>
-            <w:tcW w:type="dxa" w:w="6038"/>
+            <w:tcW w:type="dxa" w:w="5817"/>
             <w:noWrap/>
           </w:tcPr>
           <w:p>
@@ -12305,7 +12305,7 @@
       <w:tr>
         <w:tc>
           <w:tcPr>
-            <w:tcW w:type="dxa" w:w="255"/>
+            <w:tcW w:type="dxa" w:w="476"/>
           </w:tcPr>
           <w:p>
             <w:pPr>
@@ -12321,7 +12321,7 @@
         </w:tc>
         <w:tc>
           <w:tcPr>
-            <w:tcW w:type="dxa" w:w="6038"/>
+            <w:tcW w:type="dxa" w:w="5817"/>
             <w:noWrap/>
           </w:tcPr>
           <w:p>
@@ -12351,7 +12351,7 @@
       <w:tr>
         <w:tc>
           <w:tcPr>
-            <w:tcW w:type="dxa" w:w="255"/>
+            <w:tcW w:type="dxa" w:w="476"/>
           </w:tcPr>
           <w:p>
             <w:pPr>
@@ -12367,7 +12367,7 @@
         </w:tc>
         <w:tc>
           <w:tcPr>
-            <w:tcW w:type="dxa" w:w="6038"/>
+            <w:tcW w:type="dxa" w:w="5817"/>
             <w:noWrap/>
           </w:tcPr>
           <w:p>
@@ -12397,7 +12397,7 @@
       <w:tr>
         <w:tc>
           <w:tcPr>
-            <w:tcW w:type="dxa" w:w="255"/>
+            <w:tcW w:type="dxa" w:w="476"/>
           </w:tcPr>
           <w:p>
             <w:pPr>
@@ -12413,7 +12413,7 @@
         </w:tc>
         <w:tc>
           <w:tcPr>
-            <w:tcW w:type="dxa" w:w="6038"/>
+            <w:tcW w:type="dxa" w:w="5817"/>
             <w:noWrap/>
           </w:tcPr>
           <w:p>
@@ -12443,7 +12443,7 @@
       <w:tr>
         <w:tc>
           <w:tcPr>
-            <w:tcW w:type="dxa" w:w="255"/>
+            <w:tcW w:type="dxa" w:w="476"/>
           </w:tcPr>
           <w:p>
             <w:pPr>
@@ -12459,7 +12459,7 @@
         </w:tc>
         <w:tc>
           <w:tcPr>
-            <w:tcW w:type="dxa" w:w="6038"/>
+            <w:tcW w:type="dxa" w:w="5817"/>
             <w:noWrap/>
           </w:tcPr>
           <w:p>
@@ -12489,7 +12489,7 @@
       <w:tr>
         <w:tc>
           <w:tcPr>
-            <w:tcW w:type="dxa" w:w="255"/>
+            <w:tcW w:type="dxa" w:w="476"/>
           </w:tcPr>
           <w:p>
             <w:pPr>
@@ -12505,7 +12505,7 @@
         </w:tc>
         <w:tc>
           <w:tcPr>
-            <w:tcW w:type="dxa" w:w="6038"/>
+            <w:tcW w:type="dxa" w:w="5817"/>
             <w:noWrap/>
           </w:tcPr>
           <w:p>
@@ -12535,7 +12535,7 @@
       <w:tr>
         <w:tc>
           <w:tcPr>
-            <w:tcW w:type="dxa" w:w="255"/>
+            <w:tcW w:type="dxa" w:w="476"/>
           </w:tcPr>
           <w:p>
             <w:pPr>
@@ -12551,7 +12551,7 @@
         </w:tc>
         <w:tc>
           <w:tcPr>
-            <w:tcW w:type="dxa" w:w="6038"/>
+            <w:tcW w:type="dxa" w:w="5817"/>
             <w:noWrap/>
           </w:tcPr>
           <w:p>
@@ -12581,7 +12581,7 @@
       <w:tr>
         <w:tc>
           <w:tcPr>
-            <w:tcW w:type="dxa" w:w="255"/>
+            <w:tcW w:type="dxa" w:w="476"/>
           </w:tcPr>
           <w:p>
             <w:pPr>
@@ -12597,7 +12597,7 @@
         </w:tc>
         <w:tc>
           <w:tcPr>
-            <w:tcW w:type="dxa" w:w="6038"/>
+            <w:tcW w:type="dxa" w:w="5817"/>
             <w:noWrap/>
           </w:tcPr>
           <w:p>
@@ -12627,7 +12627,7 @@
       <w:tr>
         <w:tc>
           <w:tcPr>
-            <w:tcW w:type="dxa" w:w="255"/>
+            <w:tcW w:type="dxa" w:w="476"/>
           </w:tcPr>
           <w:p>
             <w:pPr>
@@ -12643,7 +12643,7 @@
         </w:tc>
         <w:tc>
           <w:tcPr>
-            <w:tcW w:type="dxa" w:w="6038"/>
+            <w:tcW w:type="dxa" w:w="5817"/>
             <w:noWrap/>
           </w:tcPr>
           <w:p>
@@ -12696,7 +12696,7 @@
       <w:tr>
         <w:tc>
           <w:tcPr>
-            <w:tcW w:type="dxa" w:w="255"/>
+            <w:tcW w:type="dxa" w:w="476"/>
           </w:tcPr>
           <w:p>
             <w:pPr>
@@ -12712,7 +12712,7 @@
         </w:tc>
         <w:tc>
           <w:tcPr>
-            <w:tcW w:type="dxa" w:w="6038"/>
+            <w:tcW w:type="dxa" w:w="5817"/>
             <w:noWrap/>
           </w:tcPr>
           <w:p>
@@ -12741,7 +12741,7 @@
       <w:tr>
         <w:tc>
           <w:tcPr>
-            <w:tcW w:type="dxa" w:w="255"/>
+            <w:tcW w:type="dxa" w:w="476"/>
           </w:tcPr>
           <w:p>
             <w:pPr>
@@ -12757,7 +12757,7 @@
         </w:tc>
         <w:tc>
           <w:tcPr>
-            <w:tcW w:type="dxa" w:w="6038"/>
+            <w:tcW w:type="dxa" w:w="5817"/>
             <w:noWrap/>
           </w:tcPr>
           <w:p>
@@ -12787,7 +12787,7 @@
       <w:tr>
         <w:tc>
           <w:tcPr>
-            <w:tcW w:type="dxa" w:w="255"/>
+            <w:tcW w:type="dxa" w:w="476"/>
           </w:tcPr>
           <w:p>
             <w:pPr>
@@ -12803,7 +12803,7 @@
         </w:tc>
         <w:tc>
           <w:tcPr>
-            <w:tcW w:type="dxa" w:w="6038"/>
+            <w:tcW w:type="dxa" w:w="5817"/>
             <w:noWrap/>
           </w:tcPr>
           <w:p>
@@ -12833,7 +12833,7 @@
       <w:tr>
         <w:tc>
           <w:tcPr>
-            <w:tcW w:type="dxa" w:w="255"/>
+            <w:tcW w:type="dxa" w:w="476"/>
           </w:tcPr>
           <w:p>
             <w:pPr>
@@ -12849,7 +12849,7 @@
         </w:tc>
         <w:tc>
           <w:tcPr>
-            <w:tcW w:type="dxa" w:w="6038"/>
+            <w:tcW w:type="dxa" w:w="5817"/>
             <w:noWrap/>
           </w:tcPr>
           <w:p>
@@ -12879,7 +12879,7 @@
       <w:tr>
         <w:tc>
           <w:tcPr>
-            <w:tcW w:type="dxa" w:w="255"/>
+            <w:tcW w:type="dxa" w:w="476"/>
           </w:tcPr>
           <w:p>
             <w:pPr>
@@ -12895,7 +12895,7 @@
         </w:tc>
         <w:tc>
           <w:tcPr>
-            <w:tcW w:type="dxa" w:w="6038"/>
+            <w:tcW w:type="dxa" w:w="5817"/>
             <w:noWrap/>
           </w:tcPr>
           <w:p>
@@ -12925,7 +12925,7 @@
       <w:tr>
         <w:tc>
           <w:tcPr>
-            <w:tcW w:type="dxa" w:w="255"/>
+            <w:tcW w:type="dxa" w:w="476"/>
           </w:tcPr>
           <w:p>
             <w:pPr>
@@ -12941,7 +12941,7 @@
         </w:tc>
         <w:tc>
           <w:tcPr>
-            <w:tcW w:type="dxa" w:w="6038"/>
+            <w:tcW w:type="dxa" w:w="5817"/>
             <w:noWrap/>
           </w:tcPr>
           <w:p>
@@ -12971,7 +12971,7 @@
       <w:tr>
         <w:tc>
           <w:tcPr>
-            <w:tcW w:type="dxa" w:w="255"/>
+            <w:tcW w:type="dxa" w:w="476"/>
           </w:tcPr>
           <w:p>
             <w:pPr>
@@ -12987,7 +12987,7 @@
         </w:tc>
         <w:tc>
           <w:tcPr>
-            <w:tcW w:type="dxa" w:w="6038"/>
+            <w:tcW w:type="dxa" w:w="5817"/>
             <w:noWrap/>
           </w:tcPr>
           <w:p>
@@ -13017,7 +13017,7 @@
       <w:tr>
         <w:tc>
           <w:tcPr>
-            <w:tcW w:type="dxa" w:w="255"/>
+            <w:tcW w:type="dxa" w:w="476"/>
           </w:tcPr>
           <w:p>
             <w:pPr>
@@ -13033,7 +13033,7 @@
         </w:tc>
         <w:tc>
           <w:tcPr>
-            <w:tcW w:type="dxa" w:w="6038"/>
+            <w:tcW w:type="dxa" w:w="5817"/>
             <w:noWrap/>
           </w:tcPr>
           <w:p>
@@ -13086,7 +13086,7 @@
       <w:tr>
         <w:tc>
           <w:tcPr>
-            <w:tcW w:type="dxa" w:w="255"/>
+            <w:tcW w:type="dxa" w:w="476"/>
           </w:tcPr>
           <w:p>
             <w:pPr>
@@ -13102,7 +13102,7 @@
         </w:tc>
         <w:tc>
           <w:tcPr>
-            <w:tcW w:type="dxa" w:w="6038"/>
+            <w:tcW w:type="dxa" w:w="5817"/>
             <w:noWrap/>
           </w:tcPr>
           <w:p>
@@ -13131,7 +13131,7 @@
       <w:tr>
         <w:tc>
           <w:tcPr>
-            <w:tcW w:type="dxa" w:w="255"/>
+            <w:tcW w:type="dxa" w:w="476"/>
           </w:tcPr>
           <w:p>
             <w:pPr>
@@ -13147,7 +13147,7 @@
         </w:tc>
         <w:tc>
           <w:tcPr>
-            <w:tcW w:type="dxa" w:w="6038"/>
+            <w:tcW w:type="dxa" w:w="5817"/>
             <w:noWrap/>
           </w:tcPr>
           <w:p>
@@ -13177,7 +13177,7 @@
       <w:tr>
         <w:tc>
           <w:tcPr>
-            <w:tcW w:type="dxa" w:w="255"/>
+            <w:tcW w:type="dxa" w:w="476"/>
           </w:tcPr>
           <w:p>
             <w:pPr>
@@ -13193,7 +13193,7 @@
         </w:tc>
         <w:tc>
           <w:tcPr>
-            <w:tcW w:type="dxa" w:w="6038"/>
+            <w:tcW w:type="dxa" w:w="5817"/>
             <w:noWrap/>
           </w:tcPr>
           <w:p>
@@ -13223,7 +13223,7 @@
       <w:tr>
         <w:tc>
           <w:tcPr>
-            <w:tcW w:type="dxa" w:w="255"/>
+            <w:tcW w:type="dxa" w:w="476"/>
           </w:tcPr>
           <w:p>
             <w:pPr>
@@ -13239,7 +13239,7 @@
         </w:tc>
         <w:tc>
           <w:tcPr>
-            <w:tcW w:type="dxa" w:w="6038"/>
+            <w:tcW w:type="dxa" w:w="5817"/>
             <w:noWrap/>
           </w:tcPr>
           <w:p>
@@ -13269,7 +13269,7 @@
       <w:tr>
         <w:tc>
           <w:tcPr>
-            <w:tcW w:type="dxa" w:w="255"/>
+            <w:tcW w:type="dxa" w:w="476"/>
           </w:tcPr>
           <w:p>
             <w:pPr>
@@ -13285,7 +13285,7 @@
         </w:tc>
         <w:tc>
           <w:tcPr>
-            <w:tcW w:type="dxa" w:w="6038"/>
+            <w:tcW w:type="dxa" w:w="5817"/>
             <w:noWrap/>
           </w:tcPr>
           <w:p>
@@ -13315,7 +13315,7 @@
       <w:tr>
         <w:tc>
           <w:tcPr>
-            <w:tcW w:type="dxa" w:w="255"/>
+            <w:tcW w:type="dxa" w:w="476"/>
           </w:tcPr>
           <w:p>
             <w:pPr>
@@ -13331,7 +13331,7 @@
         </w:tc>
         <w:tc>
           <w:tcPr>
-            <w:tcW w:type="dxa" w:w="6038"/>
+            <w:tcW w:type="dxa" w:w="5817"/>
             <w:noWrap/>
           </w:tcPr>
           <w:p>
@@ -13361,7 +13361,7 @@
       <w:tr>
         <w:tc>
           <w:tcPr>
-            <w:tcW w:type="dxa" w:w="255"/>
+            <w:tcW w:type="dxa" w:w="476"/>
           </w:tcPr>
           <w:p>
             <w:pPr>
@@ -13377,7 +13377,7 @@
         </w:tc>
         <w:tc>
           <w:tcPr>
-            <w:tcW w:type="dxa" w:w="6038"/>
+            <w:tcW w:type="dxa" w:w="5817"/>
             <w:noWrap/>
           </w:tcPr>
           <w:p>
@@ -13407,7 +13407,7 @@
       <w:tr>
         <w:tc>
           <w:tcPr>
-            <w:tcW w:type="dxa" w:w="255"/>
+            <w:tcW w:type="dxa" w:w="476"/>
           </w:tcPr>
           <w:p>
             <w:pPr>
@@ -13423,7 +13423,7 @@
         </w:tc>
         <w:tc>
           <w:tcPr>
-            <w:tcW w:type="dxa" w:w="6038"/>
+            <w:tcW w:type="dxa" w:w="5817"/>
             <w:noWrap/>
           </w:tcPr>
           <w:p>
@@ -13453,7 +13453,7 @@
       <w:tr>
         <w:tc>
           <w:tcPr>
-            <w:tcW w:type="dxa" w:w="255"/>
+            <w:tcW w:type="dxa" w:w="476"/>
           </w:tcPr>
           <w:p>
             <w:pPr>
@@ -13469,7 +13469,7 @@
         </w:tc>
         <w:tc>
           <w:tcPr>
-            <w:tcW w:type="dxa" w:w="6038"/>
+            <w:tcW w:type="dxa" w:w="5817"/>
             <w:noWrap/>
           </w:tcPr>
           <w:p>
@@ -13499,7 +13499,7 @@
       <w:tr>
         <w:tc>
           <w:tcPr>
-            <w:tcW w:type="dxa" w:w="255"/>
+            <w:tcW w:type="dxa" w:w="476"/>
           </w:tcPr>
           <w:p>
             <w:pPr>
@@ -13515,7 +13515,7 @@
         </w:tc>
         <w:tc>
           <w:tcPr>
-            <w:tcW w:type="dxa" w:w="6038"/>
+            <w:tcW w:type="dxa" w:w="5817"/>
             <w:noWrap/>
           </w:tcPr>
           <w:p>
@@ -13568,7 +13568,7 @@
       <w:tr>
         <w:tc>
           <w:tcPr>
-            <w:tcW w:type="dxa" w:w="255"/>
+            <w:tcW w:type="dxa" w:w="476"/>
           </w:tcPr>
           <w:p>
             <w:pPr>
@@ -13584,7 +13584,7 @@
         </w:tc>
         <w:tc>
           <w:tcPr>
-            <w:tcW w:type="dxa" w:w="6038"/>
+            <w:tcW w:type="dxa" w:w="5817"/>
             <w:noWrap/>
           </w:tcPr>
           <w:p>
@@ -13613,7 +13613,7 @@
       <w:tr>
         <w:tc>
           <w:tcPr>
-            <w:tcW w:type="dxa" w:w="255"/>
+            <w:tcW w:type="dxa" w:w="476"/>
           </w:tcPr>
           <w:p>
             <w:pPr>
@@ -13629,7 +13629,7 @@
         </w:tc>
         <w:tc>
           <w:tcPr>
-            <w:tcW w:type="dxa" w:w="6038"/>
+            <w:tcW w:type="dxa" w:w="5817"/>
             <w:noWrap/>
           </w:tcPr>
           <w:p>
@@ -13659,7 +13659,7 @@
       <w:tr>
         <w:tc>
           <w:tcPr>
-            <w:tcW w:type="dxa" w:w="255"/>
+            <w:tcW w:type="dxa" w:w="476"/>
           </w:tcPr>
           <w:p>
             <w:pPr>
@@ -13675,7 +13675,7 @@
         </w:tc>
         <w:tc>
           <w:tcPr>
-            <w:tcW w:type="dxa" w:w="6038"/>
+            <w:tcW w:type="dxa" w:w="5817"/>
             <w:noWrap/>
           </w:tcPr>
           <w:p>
@@ -13705,7 +13705,7 @@
       <w:tr>
         <w:tc>
           <w:tcPr>
-            <w:tcW w:type="dxa" w:w="255"/>
+            <w:tcW w:type="dxa" w:w="476"/>
           </w:tcPr>
           <w:p>
             <w:pPr>
@@ -13721,7 +13721,7 @@
         </w:tc>
         <w:tc>
           <w:tcPr>
-            <w:tcW w:type="dxa" w:w="6038"/>
+            <w:tcW w:type="dxa" w:w="5817"/>
             <w:noWrap/>
           </w:tcPr>
           <w:p>
@@ -13751,7 +13751,7 @@
       <w:tr>
         <w:tc>
           <w:tcPr>
-            <w:tcW w:type="dxa" w:w="255"/>
+            <w:tcW w:type="dxa" w:w="476"/>
           </w:tcPr>
           <w:p>
             <w:pPr>
@@ -13767,7 +13767,7 @@
         </w:tc>
         <w:tc>
           <w:tcPr>
-            <w:tcW w:type="dxa" w:w="6038"/>
+            <w:tcW w:type="dxa" w:w="5817"/>
             <w:noWrap/>
           </w:tcPr>
           <w:p>
@@ -13797,7 +13797,7 @@
       <w:tr>
         <w:tc>
           <w:tcPr>
-            <w:tcW w:type="dxa" w:w="255"/>
+            <w:tcW w:type="dxa" w:w="476"/>
           </w:tcPr>
           <w:p>
             <w:pPr>
@@ -13813,7 +13813,7 @@
         </w:tc>
         <w:tc>
           <w:tcPr>
-            <w:tcW w:type="dxa" w:w="6038"/>
+            <w:tcW w:type="dxa" w:w="5817"/>
             <w:noWrap/>
           </w:tcPr>
           <w:p>
@@ -13843,7 +13843,7 @@
       <w:tr>
         <w:tc>
           <w:tcPr>
-            <w:tcW w:type="dxa" w:w="255"/>
+            <w:tcW w:type="dxa" w:w="476"/>
           </w:tcPr>
           <w:p>
             <w:pPr>
@@ -13859,7 +13859,7 @@
         </w:tc>
         <w:tc>
           <w:tcPr>
-            <w:tcW w:type="dxa" w:w="6038"/>
+            <w:tcW w:type="dxa" w:w="5817"/>
             <w:noWrap/>
           </w:tcPr>
           <w:p>
@@ -13889,7 +13889,7 @@
       <w:tr>
         <w:tc>
           <w:tcPr>
-            <w:tcW w:type="dxa" w:w="255"/>
+            <w:tcW w:type="dxa" w:w="476"/>
           </w:tcPr>
           <w:p>
             <w:pPr>
@@ -13905,7 +13905,7 @@
         </w:tc>
         <w:tc>
           <w:tcPr>
-            <w:tcW w:type="dxa" w:w="6038"/>
+            <w:tcW w:type="dxa" w:w="5817"/>
             <w:noWrap/>
           </w:tcPr>
           <w:p>
@@ -13935,7 +13935,7 @@
       <w:tr>
         <w:tc>
           <w:tcPr>
-            <w:tcW w:type="dxa" w:w="255"/>
+            <w:tcW w:type="dxa" w:w="476"/>
           </w:tcPr>
           <w:p>
             <w:pPr>
@@ -13951,7 +13951,7 @@
         </w:tc>
         <w:tc>
           <w:tcPr>
-            <w:tcW w:type="dxa" w:w="6038"/>
+            <w:tcW w:type="dxa" w:w="5817"/>
             <w:noWrap/>
           </w:tcPr>
           <w:p>
@@ -13981,7 +13981,7 @@
       <w:tr>
         <w:tc>
           <w:tcPr>
-            <w:tcW w:type="dxa" w:w="255"/>
+            <w:tcW w:type="dxa" w:w="476"/>
           </w:tcPr>
           <w:p>
             <w:pPr>
@@ -13997,7 +13997,7 @@
         </w:tc>
         <w:tc>
           <w:tcPr>
-            <w:tcW w:type="dxa" w:w="6038"/>
+            <w:tcW w:type="dxa" w:w="5817"/>
             <w:noWrap/>
           </w:tcPr>
           <w:p>
@@ -14050,7 +14050,7 @@
       <w:tr>
         <w:tc>
           <w:tcPr>
-            <w:tcW w:type="dxa" w:w="255"/>
+            <w:tcW w:type="dxa" w:w="476"/>
           </w:tcPr>
           <w:p>
             <w:pPr>
@@ -14066,7 +14066,7 @@
         </w:tc>
         <w:tc>
           <w:tcPr>
-            <w:tcW w:type="dxa" w:w="6038"/>
+            <w:tcW w:type="dxa" w:w="5817"/>
             <w:noWrap/>
           </w:tcPr>
           <w:p>
@@ -14095,7 +14095,7 @@
       <w:tr>
         <w:tc>
           <w:tcPr>
-            <w:tcW w:type="dxa" w:w="255"/>
+            <w:tcW w:type="dxa" w:w="476"/>
           </w:tcPr>
           <w:p>
             <w:pPr>
@@ -14111,7 +14111,7 @@
         </w:tc>
         <w:tc>
           <w:tcPr>
-            <w:tcW w:type="dxa" w:w="6038"/>
+            <w:tcW w:type="dxa" w:w="5817"/>
             <w:noWrap/>
           </w:tcPr>
           <w:p>
@@ -14141,7 +14141,7 @@
       <w:tr>
         <w:tc>
           <w:tcPr>
-            <w:tcW w:type="dxa" w:w="255"/>
+            <w:tcW w:type="dxa" w:w="476"/>
           </w:tcPr>
           <w:p>
             <w:pPr>
@@ -14157,7 +14157,7 @@
         </w:tc>
         <w:tc>
           <w:tcPr>
-            <w:tcW w:type="dxa" w:w="6038"/>
+            <w:tcW w:type="dxa" w:w="5817"/>
             <w:noWrap/>
           </w:tcPr>
           <w:p>
@@ -14187,7 +14187,7 @@
       <w:tr>
         <w:tc>
           <w:tcPr>
-            <w:tcW w:type="dxa" w:w="255"/>
+            <w:tcW w:type="dxa" w:w="476"/>
           </w:tcPr>
           <w:p>
             <w:pPr>
@@ -14203,7 +14203,7 @@
         </w:tc>
         <w:tc>
           <w:tcPr>
-            <w:tcW w:type="dxa" w:w="6038"/>
+            <w:tcW w:type="dxa" w:w="5817"/>
             <w:noWrap/>
           </w:tcPr>
           <w:p>
@@ -14233,7 +14233,7 @@
       <w:tr>
         <w:tc>
           <w:tcPr>
-            <w:tcW w:type="dxa" w:w="255"/>
+            <w:tcW w:type="dxa" w:w="476"/>
           </w:tcPr>
           <w:p>
             <w:pPr>
@@ -14249,7 +14249,7 @@
         </w:tc>
         <w:tc>
           <w:tcPr>
-            <w:tcW w:type="dxa" w:w="6038"/>
+            <w:tcW w:type="dxa" w:w="5817"/>
             <w:noWrap/>
           </w:tcPr>
           <w:p>
@@ -14279,7 +14279,7 @@
       <w:tr>
         <w:tc>
           <w:tcPr>
-            <w:tcW w:type="dxa" w:w="255"/>
+            <w:tcW w:type="dxa" w:w="476"/>
           </w:tcPr>
           <w:p>
             <w:pPr>
@@ -14295,7 +14295,7 @@
         </w:tc>
         <w:tc>
           <w:tcPr>
-            <w:tcW w:type="dxa" w:w="6038"/>
+            <w:tcW w:type="dxa" w:w="5817"/>
             <w:noWrap/>
           </w:tcPr>
           <w:p>
@@ -14325,7 +14325,7 @@
       <w:tr>
         <w:tc>
           <w:tcPr>
-            <w:tcW w:type="dxa" w:w="255"/>
+            <w:tcW w:type="dxa" w:w="476"/>
           </w:tcPr>
           <w:p>
             <w:pPr>
@@ -14341,7 +14341,7 @@
         </w:tc>
         <w:tc>
           <w:tcPr>
-            <w:tcW w:type="dxa" w:w="6038"/>
+            <w:tcW w:type="dxa" w:w="5817"/>
             <w:noWrap/>
           </w:tcPr>
           <w:p>

--- a/docs/thejohn-file-inventory.docx
+++ b/docs/thejohn-file-inventory.docx
@@ -56,7 +56,7 @@
       <w:tr>
         <w:tc>
           <w:tcPr>
-            <w:tcW w:type="dxa" w:w="476"/>
+            <w:tcW w:type="dxa" w:w="952"/>
           </w:tcPr>
           <w:p>
             <w:pPr>
@@ -72,7 +72,7 @@
         </w:tc>
         <w:tc>
           <w:tcPr>
-            <w:tcW w:type="dxa" w:w="5817"/>
+            <w:tcW w:type="dxa" w:w="5340"/>
             <w:noWrap/>
           </w:tcPr>
           <w:p>
@@ -101,7 +101,7 @@
       <w:tr>
         <w:tc>
           <w:tcPr>
-            <w:tcW w:type="dxa" w:w="476"/>
+            <w:tcW w:type="dxa" w:w="952"/>
           </w:tcPr>
           <w:p>
             <w:pPr>
@@ -117,7 +117,7 @@
         </w:tc>
         <w:tc>
           <w:tcPr>
-            <w:tcW w:type="dxa" w:w="5817"/>
+            <w:tcW w:type="dxa" w:w="5340"/>
             <w:noWrap/>
           </w:tcPr>
           <w:p>
@@ -147,7 +147,7 @@
       <w:tr>
         <w:tc>
           <w:tcPr>
-            <w:tcW w:type="dxa" w:w="476"/>
+            <w:tcW w:type="dxa" w:w="952"/>
           </w:tcPr>
           <w:p>
             <w:pPr>
@@ -163,7 +163,7 @@
         </w:tc>
         <w:tc>
           <w:tcPr>
-            <w:tcW w:type="dxa" w:w="5817"/>
+            <w:tcW w:type="dxa" w:w="5340"/>
             <w:noWrap/>
           </w:tcPr>
           <w:p>
@@ -193,7 +193,7 @@
       <w:tr>
         <w:tc>
           <w:tcPr>
-            <w:tcW w:type="dxa" w:w="476"/>
+            <w:tcW w:type="dxa" w:w="952"/>
           </w:tcPr>
           <w:p>
             <w:pPr>
@@ -209,7 +209,7 @@
         </w:tc>
         <w:tc>
           <w:tcPr>
-            <w:tcW w:type="dxa" w:w="5817"/>
+            <w:tcW w:type="dxa" w:w="5340"/>
             <w:noWrap/>
           </w:tcPr>
           <w:p>
@@ -239,7 +239,7 @@
       <w:tr>
         <w:tc>
           <w:tcPr>
-            <w:tcW w:type="dxa" w:w="476"/>
+            <w:tcW w:type="dxa" w:w="952"/>
           </w:tcPr>
           <w:p>
             <w:pPr>
@@ -255,7 +255,7 @@
         </w:tc>
         <w:tc>
           <w:tcPr>
-            <w:tcW w:type="dxa" w:w="5817"/>
+            <w:tcW w:type="dxa" w:w="5340"/>
             <w:noWrap/>
           </w:tcPr>
           <w:p>
@@ -285,7 +285,7 @@
       <w:tr>
         <w:tc>
           <w:tcPr>
-            <w:tcW w:type="dxa" w:w="476"/>
+            <w:tcW w:type="dxa" w:w="952"/>
           </w:tcPr>
           <w:p>
             <w:pPr>
@@ -301,7 +301,7 @@
         </w:tc>
         <w:tc>
           <w:tcPr>
-            <w:tcW w:type="dxa" w:w="5817"/>
+            <w:tcW w:type="dxa" w:w="5340"/>
             <w:noWrap/>
           </w:tcPr>
           <w:p>
@@ -331,7 +331,7 @@
       <w:tr>
         <w:tc>
           <w:tcPr>
-            <w:tcW w:type="dxa" w:w="476"/>
+            <w:tcW w:type="dxa" w:w="952"/>
           </w:tcPr>
           <w:p>
             <w:pPr>
@@ -347,7 +347,7 @@
         </w:tc>
         <w:tc>
           <w:tcPr>
-            <w:tcW w:type="dxa" w:w="5817"/>
+            <w:tcW w:type="dxa" w:w="5340"/>
             <w:noWrap/>
           </w:tcPr>
           <w:p>
@@ -377,7 +377,7 @@
       <w:tr>
         <w:tc>
           <w:tcPr>
-            <w:tcW w:type="dxa" w:w="476"/>
+            <w:tcW w:type="dxa" w:w="952"/>
           </w:tcPr>
           <w:p>
             <w:pPr>
@@ -393,7 +393,7 @@
         </w:tc>
         <w:tc>
           <w:tcPr>
-            <w:tcW w:type="dxa" w:w="5817"/>
+            <w:tcW w:type="dxa" w:w="5340"/>
             <w:noWrap/>
           </w:tcPr>
           <w:p>
@@ -423,7 +423,7 @@
       <w:tr>
         <w:tc>
           <w:tcPr>
-            <w:tcW w:type="dxa" w:w="476"/>
+            <w:tcW w:type="dxa" w:w="952"/>
           </w:tcPr>
           <w:p>
             <w:pPr>
@@ -439,7 +439,7 @@
         </w:tc>
         <w:tc>
           <w:tcPr>
-            <w:tcW w:type="dxa" w:w="5817"/>
+            <w:tcW w:type="dxa" w:w="5340"/>
             <w:noWrap/>
           </w:tcPr>
           <w:p>
@@ -469,7 +469,7 @@
       <w:tr>
         <w:tc>
           <w:tcPr>
-            <w:tcW w:type="dxa" w:w="476"/>
+            <w:tcW w:type="dxa" w:w="952"/>
           </w:tcPr>
           <w:p>
             <w:pPr>
@@ -485,7 +485,7 @@
         </w:tc>
         <w:tc>
           <w:tcPr>
-            <w:tcW w:type="dxa" w:w="5817"/>
+            <w:tcW w:type="dxa" w:w="5340"/>
             <w:noWrap/>
           </w:tcPr>
           <w:p>
@@ -515,7 +515,7 @@
       <w:tr>
         <w:tc>
           <w:tcPr>
-            <w:tcW w:type="dxa" w:w="476"/>
+            <w:tcW w:type="dxa" w:w="952"/>
           </w:tcPr>
           <w:p>
             <w:pPr>
@@ -531,7 +531,7 @@
         </w:tc>
         <w:tc>
           <w:tcPr>
-            <w:tcW w:type="dxa" w:w="5817"/>
+            <w:tcW w:type="dxa" w:w="5340"/>
             <w:noWrap/>
           </w:tcPr>
           <w:p>
@@ -561,7 +561,7 @@
       <w:tr>
         <w:tc>
           <w:tcPr>
-            <w:tcW w:type="dxa" w:w="476"/>
+            <w:tcW w:type="dxa" w:w="952"/>
           </w:tcPr>
           <w:p>
             <w:pPr>
@@ -577,7 +577,7 @@
         </w:tc>
         <w:tc>
           <w:tcPr>
-            <w:tcW w:type="dxa" w:w="5817"/>
+            <w:tcW w:type="dxa" w:w="5340"/>
             <w:noWrap/>
           </w:tcPr>
           <w:p>
@@ -607,7 +607,7 @@
       <w:tr>
         <w:tc>
           <w:tcPr>
-            <w:tcW w:type="dxa" w:w="476"/>
+            <w:tcW w:type="dxa" w:w="952"/>
           </w:tcPr>
           <w:p>
             <w:pPr>
@@ -623,7 +623,7 @@
         </w:tc>
         <w:tc>
           <w:tcPr>
-            <w:tcW w:type="dxa" w:w="5817"/>
+            <w:tcW w:type="dxa" w:w="5340"/>
             <w:noWrap/>
           </w:tcPr>
           <w:p>
@@ -653,7 +653,7 @@
       <w:tr>
         <w:tc>
           <w:tcPr>
-            <w:tcW w:type="dxa" w:w="476"/>
+            <w:tcW w:type="dxa" w:w="952"/>
           </w:tcPr>
           <w:p>
             <w:pPr>
@@ -669,7 +669,7 @@
         </w:tc>
         <w:tc>
           <w:tcPr>
-            <w:tcW w:type="dxa" w:w="5817"/>
+            <w:tcW w:type="dxa" w:w="5340"/>
             <w:noWrap/>
           </w:tcPr>
           <w:p>
@@ -699,7 +699,7 @@
       <w:tr>
         <w:tc>
           <w:tcPr>
-            <w:tcW w:type="dxa" w:w="476"/>
+            <w:tcW w:type="dxa" w:w="952"/>
           </w:tcPr>
           <w:p>
             <w:pPr>
@@ -715,7 +715,7 @@
         </w:tc>
         <w:tc>
           <w:tcPr>
-            <w:tcW w:type="dxa" w:w="5817"/>
+            <w:tcW w:type="dxa" w:w="5340"/>
             <w:noWrap/>
           </w:tcPr>
           <w:p>
@@ -745,7 +745,7 @@
       <w:tr>
         <w:tc>
           <w:tcPr>
-            <w:tcW w:type="dxa" w:w="476"/>
+            <w:tcW w:type="dxa" w:w="952"/>
           </w:tcPr>
           <w:p>
             <w:pPr>
@@ -761,7 +761,7 @@
         </w:tc>
         <w:tc>
           <w:tcPr>
-            <w:tcW w:type="dxa" w:w="5817"/>
+            <w:tcW w:type="dxa" w:w="5340"/>
             <w:noWrap/>
           </w:tcPr>
           <w:p>
@@ -791,7 +791,7 @@
       <w:tr>
         <w:tc>
           <w:tcPr>
-            <w:tcW w:type="dxa" w:w="476"/>
+            <w:tcW w:type="dxa" w:w="952"/>
           </w:tcPr>
           <w:p>
             <w:pPr>
@@ -807,7 +807,7 @@
         </w:tc>
         <w:tc>
           <w:tcPr>
-            <w:tcW w:type="dxa" w:w="5817"/>
+            <w:tcW w:type="dxa" w:w="5340"/>
             <w:noWrap/>
           </w:tcPr>
           <w:p>
@@ -837,7 +837,7 @@
       <w:tr>
         <w:tc>
           <w:tcPr>
-            <w:tcW w:type="dxa" w:w="476"/>
+            <w:tcW w:type="dxa" w:w="952"/>
           </w:tcPr>
           <w:p>
             <w:pPr>
@@ -853,7 +853,7 @@
         </w:tc>
         <w:tc>
           <w:tcPr>
-            <w:tcW w:type="dxa" w:w="5817"/>
+            <w:tcW w:type="dxa" w:w="5340"/>
             <w:noWrap/>
           </w:tcPr>
           <w:p>
@@ -883,7 +883,7 @@
       <w:tr>
         <w:tc>
           <w:tcPr>
-            <w:tcW w:type="dxa" w:w="476"/>
+            <w:tcW w:type="dxa" w:w="952"/>
           </w:tcPr>
           <w:p>
             <w:pPr>
@@ -899,7 +899,7 @@
         </w:tc>
         <w:tc>
           <w:tcPr>
-            <w:tcW w:type="dxa" w:w="5817"/>
+            <w:tcW w:type="dxa" w:w="5340"/>
             <w:noWrap/>
           </w:tcPr>
           <w:p>
@@ -929,7 +929,7 @@
       <w:tr>
         <w:tc>
           <w:tcPr>
-            <w:tcW w:type="dxa" w:w="476"/>
+            <w:tcW w:type="dxa" w:w="952"/>
           </w:tcPr>
           <w:p>
             <w:pPr>
@@ -945,7 +945,7 @@
         </w:tc>
         <w:tc>
           <w:tcPr>
-            <w:tcW w:type="dxa" w:w="5817"/>
+            <w:tcW w:type="dxa" w:w="5340"/>
             <w:noWrap/>
           </w:tcPr>
           <w:p>
@@ -975,7 +975,7 @@
       <w:tr>
         <w:tc>
           <w:tcPr>
-            <w:tcW w:type="dxa" w:w="476"/>
+            <w:tcW w:type="dxa" w:w="952"/>
           </w:tcPr>
           <w:p>
             <w:pPr>
@@ -991,7 +991,7 @@
         </w:tc>
         <w:tc>
           <w:tcPr>
-            <w:tcW w:type="dxa" w:w="5817"/>
+            <w:tcW w:type="dxa" w:w="5340"/>
             <w:noWrap/>
           </w:tcPr>
           <w:p>
@@ -1021,7 +1021,7 @@
       <w:tr>
         <w:tc>
           <w:tcPr>
-            <w:tcW w:type="dxa" w:w="476"/>
+            <w:tcW w:type="dxa" w:w="952"/>
           </w:tcPr>
           <w:p>
             <w:pPr>
@@ -1037,7 +1037,7 @@
         </w:tc>
         <w:tc>
           <w:tcPr>
-            <w:tcW w:type="dxa" w:w="5817"/>
+            <w:tcW w:type="dxa" w:w="5340"/>
             <w:noWrap/>
           </w:tcPr>
           <w:p>
@@ -1067,7 +1067,7 @@
       <w:tr>
         <w:tc>
           <w:tcPr>
-            <w:tcW w:type="dxa" w:w="476"/>
+            <w:tcW w:type="dxa" w:w="952"/>
           </w:tcPr>
           <w:p>
             <w:pPr>
@@ -1083,7 +1083,7 @@
         </w:tc>
         <w:tc>
           <w:tcPr>
-            <w:tcW w:type="dxa" w:w="5817"/>
+            <w:tcW w:type="dxa" w:w="5340"/>
             <w:noWrap/>
           </w:tcPr>
           <w:p>
@@ -1113,7 +1113,7 @@
       <w:tr>
         <w:tc>
           <w:tcPr>
-            <w:tcW w:type="dxa" w:w="476"/>
+            <w:tcW w:type="dxa" w:w="952"/>
           </w:tcPr>
           <w:p>
             <w:pPr>
@@ -1129,7 +1129,7 @@
         </w:tc>
         <w:tc>
           <w:tcPr>
-            <w:tcW w:type="dxa" w:w="5817"/>
+            <w:tcW w:type="dxa" w:w="5340"/>
             <w:noWrap/>
           </w:tcPr>
           <w:p>
@@ -1159,7 +1159,7 @@
       <w:tr>
         <w:tc>
           <w:tcPr>
-            <w:tcW w:type="dxa" w:w="476"/>
+            <w:tcW w:type="dxa" w:w="952"/>
           </w:tcPr>
           <w:p>
             <w:pPr>
@@ -1175,7 +1175,7 @@
         </w:tc>
         <w:tc>
           <w:tcPr>
-            <w:tcW w:type="dxa" w:w="5817"/>
+            <w:tcW w:type="dxa" w:w="5340"/>
             <w:noWrap/>
           </w:tcPr>
           <w:p>
@@ -1205,7 +1205,7 @@
       <w:tr>
         <w:tc>
           <w:tcPr>
-            <w:tcW w:type="dxa" w:w="476"/>
+            <w:tcW w:type="dxa" w:w="952"/>
           </w:tcPr>
           <w:p>
             <w:pPr>
@@ -1221,7 +1221,7 @@
         </w:tc>
         <w:tc>
           <w:tcPr>
-            <w:tcW w:type="dxa" w:w="5817"/>
+            <w:tcW w:type="dxa" w:w="5340"/>
             <w:noWrap/>
           </w:tcPr>
           <w:p>
@@ -1251,7 +1251,7 @@
       <w:tr>
         <w:tc>
           <w:tcPr>
-            <w:tcW w:type="dxa" w:w="476"/>
+            <w:tcW w:type="dxa" w:w="952"/>
           </w:tcPr>
           <w:p>
             <w:pPr>
@@ -1267,7 +1267,7 @@
         </w:tc>
         <w:tc>
           <w:tcPr>
-            <w:tcW w:type="dxa" w:w="5817"/>
+            <w:tcW w:type="dxa" w:w="5340"/>
             <w:noWrap/>
           </w:tcPr>
           <w:p>
@@ -1297,7 +1297,7 @@
       <w:tr>
         <w:tc>
           <w:tcPr>
-            <w:tcW w:type="dxa" w:w="476"/>
+            <w:tcW w:type="dxa" w:w="952"/>
           </w:tcPr>
           <w:p>
             <w:pPr>
@@ -1313,7 +1313,7 @@
         </w:tc>
         <w:tc>
           <w:tcPr>
-            <w:tcW w:type="dxa" w:w="5817"/>
+            <w:tcW w:type="dxa" w:w="5340"/>
             <w:noWrap/>
           </w:tcPr>
           <w:p>
@@ -1343,7 +1343,7 @@
       <w:tr>
         <w:tc>
           <w:tcPr>
-            <w:tcW w:type="dxa" w:w="476"/>
+            <w:tcW w:type="dxa" w:w="952"/>
           </w:tcPr>
           <w:p>
             <w:pPr>
@@ -1359,7 +1359,7 @@
         </w:tc>
         <w:tc>
           <w:tcPr>
-            <w:tcW w:type="dxa" w:w="5817"/>
+            <w:tcW w:type="dxa" w:w="5340"/>
             <w:noWrap/>
           </w:tcPr>
           <w:p>
@@ -1389,7 +1389,7 @@
       <w:tr>
         <w:tc>
           <w:tcPr>
-            <w:tcW w:type="dxa" w:w="476"/>
+            <w:tcW w:type="dxa" w:w="952"/>
           </w:tcPr>
           <w:p>
             <w:pPr>
@@ -1405,7 +1405,7 @@
         </w:tc>
         <w:tc>
           <w:tcPr>
-            <w:tcW w:type="dxa" w:w="5817"/>
+            <w:tcW w:type="dxa" w:w="5340"/>
             <w:noWrap/>
           </w:tcPr>
           <w:p>
@@ -1435,7 +1435,7 @@
       <w:tr>
         <w:tc>
           <w:tcPr>
-            <w:tcW w:type="dxa" w:w="476"/>
+            <w:tcW w:type="dxa" w:w="952"/>
           </w:tcPr>
           <w:p>
             <w:pPr>
@@ -1451,7 +1451,7 @@
         </w:tc>
         <w:tc>
           <w:tcPr>
-            <w:tcW w:type="dxa" w:w="5817"/>
+            <w:tcW w:type="dxa" w:w="5340"/>
             <w:noWrap/>
           </w:tcPr>
           <w:p>
@@ -1481,7 +1481,7 @@
       <w:tr>
         <w:tc>
           <w:tcPr>
-            <w:tcW w:type="dxa" w:w="476"/>
+            <w:tcW w:type="dxa" w:w="952"/>
           </w:tcPr>
           <w:p>
             <w:pPr>
@@ -1497,7 +1497,7 @@
         </w:tc>
         <w:tc>
           <w:tcPr>
-            <w:tcW w:type="dxa" w:w="5817"/>
+            <w:tcW w:type="dxa" w:w="5340"/>
             <w:noWrap/>
           </w:tcPr>
           <w:p>
@@ -1527,7 +1527,7 @@
       <w:tr>
         <w:tc>
           <w:tcPr>
-            <w:tcW w:type="dxa" w:w="476"/>
+            <w:tcW w:type="dxa" w:w="952"/>
           </w:tcPr>
           <w:p>
             <w:pPr>
@@ -1543,7 +1543,7 @@
         </w:tc>
         <w:tc>
           <w:tcPr>
-            <w:tcW w:type="dxa" w:w="5817"/>
+            <w:tcW w:type="dxa" w:w="5340"/>
             <w:noWrap/>
           </w:tcPr>
           <w:p>
@@ -1573,7 +1573,7 @@
       <w:tr>
         <w:tc>
           <w:tcPr>
-            <w:tcW w:type="dxa" w:w="476"/>
+            <w:tcW w:type="dxa" w:w="952"/>
           </w:tcPr>
           <w:p>
             <w:pPr>
@@ -1589,7 +1589,7 @@
         </w:tc>
         <w:tc>
           <w:tcPr>
-            <w:tcW w:type="dxa" w:w="5817"/>
+            <w:tcW w:type="dxa" w:w="5340"/>
             <w:noWrap/>
           </w:tcPr>
           <w:p>
@@ -1619,7 +1619,7 @@
       <w:tr>
         <w:tc>
           <w:tcPr>
-            <w:tcW w:type="dxa" w:w="476"/>
+            <w:tcW w:type="dxa" w:w="952"/>
           </w:tcPr>
           <w:p>
             <w:pPr>
@@ -1635,7 +1635,7 @@
         </w:tc>
         <w:tc>
           <w:tcPr>
-            <w:tcW w:type="dxa" w:w="5817"/>
+            <w:tcW w:type="dxa" w:w="5340"/>
             <w:noWrap/>
           </w:tcPr>
           <w:p>
@@ -1665,7 +1665,7 @@
       <w:tr>
         <w:tc>
           <w:tcPr>
-            <w:tcW w:type="dxa" w:w="476"/>
+            <w:tcW w:type="dxa" w:w="952"/>
           </w:tcPr>
           <w:p>
             <w:pPr>
@@ -1681,7 +1681,7 @@
         </w:tc>
         <w:tc>
           <w:tcPr>
-            <w:tcW w:type="dxa" w:w="5817"/>
+            <w:tcW w:type="dxa" w:w="5340"/>
             <w:noWrap/>
           </w:tcPr>
           <w:p>
@@ -1711,7 +1711,7 @@
       <w:tr>
         <w:tc>
           <w:tcPr>
-            <w:tcW w:type="dxa" w:w="476"/>
+            <w:tcW w:type="dxa" w:w="952"/>
           </w:tcPr>
           <w:p>
             <w:pPr>
@@ -1727,7 +1727,7 @@
         </w:tc>
         <w:tc>
           <w:tcPr>
-            <w:tcW w:type="dxa" w:w="5817"/>
+            <w:tcW w:type="dxa" w:w="5340"/>
             <w:noWrap/>
           </w:tcPr>
           <w:p>
@@ -1757,7 +1757,7 @@
       <w:tr>
         <w:tc>
           <w:tcPr>
-            <w:tcW w:type="dxa" w:w="476"/>
+            <w:tcW w:type="dxa" w:w="952"/>
           </w:tcPr>
           <w:p>
             <w:pPr>
@@ -1773,7 +1773,7 @@
         </w:tc>
         <w:tc>
           <w:tcPr>
-            <w:tcW w:type="dxa" w:w="5817"/>
+            <w:tcW w:type="dxa" w:w="5340"/>
             <w:noWrap/>
           </w:tcPr>
           <w:p>
@@ -1803,7 +1803,7 @@
       <w:tr>
         <w:tc>
           <w:tcPr>
-            <w:tcW w:type="dxa" w:w="476"/>
+            <w:tcW w:type="dxa" w:w="952"/>
           </w:tcPr>
           <w:p>
             <w:pPr>
@@ -1819,7 +1819,7 @@
         </w:tc>
         <w:tc>
           <w:tcPr>
-            <w:tcW w:type="dxa" w:w="5817"/>
+            <w:tcW w:type="dxa" w:w="5340"/>
             <w:noWrap/>
           </w:tcPr>
           <w:p>
@@ -1849,7 +1849,7 @@
       <w:tr>
         <w:tc>
           <w:tcPr>
-            <w:tcW w:type="dxa" w:w="476"/>
+            <w:tcW w:type="dxa" w:w="952"/>
           </w:tcPr>
           <w:p>
             <w:pPr>
@@ -1865,7 +1865,7 @@
         </w:tc>
         <w:tc>
           <w:tcPr>
-            <w:tcW w:type="dxa" w:w="5817"/>
+            <w:tcW w:type="dxa" w:w="5340"/>
             <w:noWrap/>
           </w:tcPr>
           <w:p>
@@ -1895,7 +1895,7 @@
       <w:tr>
         <w:tc>
           <w:tcPr>
-            <w:tcW w:type="dxa" w:w="476"/>
+            <w:tcW w:type="dxa" w:w="952"/>
           </w:tcPr>
           <w:p>
             <w:pPr>
@@ -1911,7 +1911,7 @@
         </w:tc>
         <w:tc>
           <w:tcPr>
-            <w:tcW w:type="dxa" w:w="5817"/>
+            <w:tcW w:type="dxa" w:w="5340"/>
             <w:noWrap/>
           </w:tcPr>
           <w:p>
@@ -1941,7 +1941,7 @@
       <w:tr>
         <w:tc>
           <w:tcPr>
-            <w:tcW w:type="dxa" w:w="476"/>
+            <w:tcW w:type="dxa" w:w="952"/>
           </w:tcPr>
           <w:p>
             <w:pPr>
@@ -1957,7 +1957,7 @@
         </w:tc>
         <w:tc>
           <w:tcPr>
-            <w:tcW w:type="dxa" w:w="5817"/>
+            <w:tcW w:type="dxa" w:w="5340"/>
             <w:noWrap/>
           </w:tcPr>
           <w:p>
@@ -1987,7 +1987,7 @@
       <w:tr>
         <w:tc>
           <w:tcPr>
-            <w:tcW w:type="dxa" w:w="476"/>
+            <w:tcW w:type="dxa" w:w="952"/>
           </w:tcPr>
           <w:p>
             <w:pPr>
@@ -2003,7 +2003,7 @@
         </w:tc>
         <w:tc>
           <w:tcPr>
-            <w:tcW w:type="dxa" w:w="5817"/>
+            <w:tcW w:type="dxa" w:w="5340"/>
             <w:noWrap/>
           </w:tcPr>
           <w:p>
@@ -2033,7 +2033,7 @@
       <w:tr>
         <w:tc>
           <w:tcPr>
-            <w:tcW w:type="dxa" w:w="476"/>
+            <w:tcW w:type="dxa" w:w="952"/>
           </w:tcPr>
           <w:p>
             <w:pPr>
@@ -2049,7 +2049,7 @@
         </w:tc>
         <w:tc>
           <w:tcPr>
-            <w:tcW w:type="dxa" w:w="5817"/>
+            <w:tcW w:type="dxa" w:w="5340"/>
             <w:noWrap/>
           </w:tcPr>
           <w:p>
@@ -2079,7 +2079,7 @@
       <w:tr>
         <w:tc>
           <w:tcPr>
-            <w:tcW w:type="dxa" w:w="476"/>
+            <w:tcW w:type="dxa" w:w="952"/>
           </w:tcPr>
           <w:p>
             <w:pPr>
@@ -2095,7 +2095,7 @@
         </w:tc>
         <w:tc>
           <w:tcPr>
-            <w:tcW w:type="dxa" w:w="5817"/>
+            <w:tcW w:type="dxa" w:w="5340"/>
             <w:noWrap/>
           </w:tcPr>
           <w:p>
@@ -2125,7 +2125,7 @@
       <w:tr>
         <w:tc>
           <w:tcPr>
-            <w:tcW w:type="dxa" w:w="476"/>
+            <w:tcW w:type="dxa" w:w="952"/>
           </w:tcPr>
           <w:p>
             <w:pPr>
@@ -2141,7 +2141,7 @@
         </w:tc>
         <w:tc>
           <w:tcPr>
-            <w:tcW w:type="dxa" w:w="5817"/>
+            <w:tcW w:type="dxa" w:w="5340"/>
             <w:noWrap/>
           </w:tcPr>
           <w:p>
@@ -2171,7 +2171,7 @@
       <w:tr>
         <w:tc>
           <w:tcPr>
-            <w:tcW w:type="dxa" w:w="476"/>
+            <w:tcW w:type="dxa" w:w="952"/>
           </w:tcPr>
           <w:p>
             <w:pPr>
@@ -2187,7 +2187,7 @@
         </w:tc>
         <w:tc>
           <w:tcPr>
-            <w:tcW w:type="dxa" w:w="5817"/>
+            <w:tcW w:type="dxa" w:w="5340"/>
             <w:noWrap/>
           </w:tcPr>
           <w:p>
@@ -2217,7 +2217,7 @@
       <w:tr>
         <w:tc>
           <w:tcPr>
-            <w:tcW w:type="dxa" w:w="476"/>
+            <w:tcW w:type="dxa" w:w="952"/>
           </w:tcPr>
           <w:p>
             <w:pPr>
@@ -2233,7 +2233,7 @@
         </w:tc>
         <w:tc>
           <w:tcPr>
-            <w:tcW w:type="dxa" w:w="5817"/>
+            <w:tcW w:type="dxa" w:w="5340"/>
             <w:noWrap/>
           </w:tcPr>
           <w:p>
@@ -2263,7 +2263,7 @@
       <w:tr>
         <w:tc>
           <w:tcPr>
-            <w:tcW w:type="dxa" w:w="476"/>
+            <w:tcW w:type="dxa" w:w="952"/>
           </w:tcPr>
           <w:p>
             <w:pPr>
@@ -2279,7 +2279,7 @@
         </w:tc>
         <w:tc>
           <w:tcPr>
-            <w:tcW w:type="dxa" w:w="5817"/>
+            <w:tcW w:type="dxa" w:w="5340"/>
             <w:noWrap/>
           </w:tcPr>
           <w:p>
@@ -2309,7 +2309,7 @@
       <w:tr>
         <w:tc>
           <w:tcPr>
-            <w:tcW w:type="dxa" w:w="476"/>
+            <w:tcW w:type="dxa" w:w="952"/>
           </w:tcPr>
           <w:p>
             <w:pPr>
@@ -2325,7 +2325,7 @@
         </w:tc>
         <w:tc>
           <w:tcPr>
-            <w:tcW w:type="dxa" w:w="5817"/>
+            <w:tcW w:type="dxa" w:w="5340"/>
             <w:noWrap/>
           </w:tcPr>
           <w:p>
@@ -2355,7 +2355,7 @@
       <w:tr>
         <w:tc>
           <w:tcPr>
-            <w:tcW w:type="dxa" w:w="476"/>
+            <w:tcW w:type="dxa" w:w="952"/>
           </w:tcPr>
           <w:p>
             <w:pPr>
@@ -2371,7 +2371,7 @@
         </w:tc>
         <w:tc>
           <w:tcPr>
-            <w:tcW w:type="dxa" w:w="5817"/>
+            <w:tcW w:type="dxa" w:w="5340"/>
             <w:noWrap/>
           </w:tcPr>
           <w:p>
@@ -2401,7 +2401,7 @@
       <w:tr>
         <w:tc>
           <w:tcPr>
-            <w:tcW w:type="dxa" w:w="476"/>
+            <w:tcW w:type="dxa" w:w="952"/>
           </w:tcPr>
           <w:p>
             <w:pPr>
@@ -2417,7 +2417,7 @@
         </w:tc>
         <w:tc>
           <w:tcPr>
-            <w:tcW w:type="dxa" w:w="5817"/>
+            <w:tcW w:type="dxa" w:w="5340"/>
             <w:noWrap/>
           </w:tcPr>
           <w:p>
@@ -2447,7 +2447,7 @@
       <w:tr>
         <w:tc>
           <w:tcPr>
-            <w:tcW w:type="dxa" w:w="476"/>
+            <w:tcW w:type="dxa" w:w="952"/>
           </w:tcPr>
           <w:p>
             <w:pPr>
@@ -2463,7 +2463,7 @@
         </w:tc>
         <w:tc>
           <w:tcPr>
-            <w:tcW w:type="dxa" w:w="5817"/>
+            <w:tcW w:type="dxa" w:w="5340"/>
             <w:noWrap/>
           </w:tcPr>
           <w:p>
@@ -2493,7 +2493,7 @@
       <w:tr>
         <w:tc>
           <w:tcPr>
-            <w:tcW w:type="dxa" w:w="476"/>
+            <w:tcW w:type="dxa" w:w="952"/>
           </w:tcPr>
           <w:p>
             <w:pPr>
@@ -2509,7 +2509,7 @@
         </w:tc>
         <w:tc>
           <w:tcPr>
-            <w:tcW w:type="dxa" w:w="5817"/>
+            <w:tcW w:type="dxa" w:w="5340"/>
             <w:noWrap/>
           </w:tcPr>
           <w:p>
@@ -2539,7 +2539,7 @@
       <w:tr>
         <w:tc>
           <w:tcPr>
-            <w:tcW w:type="dxa" w:w="476"/>
+            <w:tcW w:type="dxa" w:w="952"/>
           </w:tcPr>
           <w:p>
             <w:pPr>
@@ -2555,7 +2555,7 @@
         </w:tc>
         <w:tc>
           <w:tcPr>
-            <w:tcW w:type="dxa" w:w="5817"/>
+            <w:tcW w:type="dxa" w:w="5340"/>
             <w:noWrap/>
           </w:tcPr>
           <w:p>
@@ -2585,7 +2585,7 @@
       <w:tr>
         <w:tc>
           <w:tcPr>
-            <w:tcW w:type="dxa" w:w="476"/>
+            <w:tcW w:type="dxa" w:w="952"/>
           </w:tcPr>
           <w:p>
             <w:pPr>
@@ -2601,7 +2601,7 @@
         </w:tc>
         <w:tc>
           <w:tcPr>
-            <w:tcW w:type="dxa" w:w="5817"/>
+            <w:tcW w:type="dxa" w:w="5340"/>
             <w:noWrap/>
           </w:tcPr>
           <w:p>
@@ -2631,7 +2631,7 @@
       <w:tr>
         <w:tc>
           <w:tcPr>
-            <w:tcW w:type="dxa" w:w="476"/>
+            <w:tcW w:type="dxa" w:w="952"/>
           </w:tcPr>
           <w:p>
             <w:pPr>
@@ -2647,7 +2647,7 @@
         </w:tc>
         <w:tc>
           <w:tcPr>
-            <w:tcW w:type="dxa" w:w="5817"/>
+            <w:tcW w:type="dxa" w:w="5340"/>
             <w:noWrap/>
           </w:tcPr>
           <w:p>
@@ -2677,7 +2677,7 @@
       <w:tr>
         <w:tc>
           <w:tcPr>
-            <w:tcW w:type="dxa" w:w="476"/>
+            <w:tcW w:type="dxa" w:w="952"/>
           </w:tcPr>
           <w:p>
             <w:pPr>
@@ -2693,7 +2693,7 @@
         </w:tc>
         <w:tc>
           <w:tcPr>
-            <w:tcW w:type="dxa" w:w="5817"/>
+            <w:tcW w:type="dxa" w:w="5340"/>
             <w:noWrap/>
           </w:tcPr>
           <w:p>
@@ -2723,7 +2723,7 @@
       <w:tr>
         <w:tc>
           <w:tcPr>
-            <w:tcW w:type="dxa" w:w="476"/>
+            <w:tcW w:type="dxa" w:w="952"/>
           </w:tcPr>
           <w:p>
             <w:pPr>
@@ -2739,7 +2739,7 @@
         </w:tc>
         <w:tc>
           <w:tcPr>
-            <w:tcW w:type="dxa" w:w="5817"/>
+            <w:tcW w:type="dxa" w:w="5340"/>
             <w:noWrap/>
           </w:tcPr>
           <w:p>
@@ -2769,7 +2769,7 @@
       <w:tr>
         <w:tc>
           <w:tcPr>
-            <w:tcW w:type="dxa" w:w="476"/>
+            <w:tcW w:type="dxa" w:w="952"/>
           </w:tcPr>
           <w:p>
             <w:pPr>
@@ -2785,7 +2785,7 @@
         </w:tc>
         <w:tc>
           <w:tcPr>
-            <w:tcW w:type="dxa" w:w="5817"/>
+            <w:tcW w:type="dxa" w:w="5340"/>
             <w:noWrap/>
           </w:tcPr>
           <w:p>
@@ -2838,7 +2838,7 @@
       <w:tr>
         <w:tc>
           <w:tcPr>
-            <w:tcW w:type="dxa" w:w="476"/>
+            <w:tcW w:type="dxa" w:w="952"/>
           </w:tcPr>
           <w:p>
             <w:pPr>
@@ -2854,7 +2854,7 @@
         </w:tc>
         <w:tc>
           <w:tcPr>
-            <w:tcW w:type="dxa" w:w="5817"/>
+            <w:tcW w:type="dxa" w:w="5340"/>
             <w:noWrap/>
           </w:tcPr>
           <w:p>
@@ -2883,7 +2883,7 @@
       <w:tr>
         <w:tc>
           <w:tcPr>
-            <w:tcW w:type="dxa" w:w="476"/>
+            <w:tcW w:type="dxa" w:w="952"/>
           </w:tcPr>
           <w:p>
             <w:pPr>
@@ -2899,7 +2899,7 @@
         </w:tc>
         <w:tc>
           <w:tcPr>
-            <w:tcW w:type="dxa" w:w="5817"/>
+            <w:tcW w:type="dxa" w:w="5340"/>
             <w:noWrap/>
           </w:tcPr>
           <w:p>
@@ -2929,7 +2929,7 @@
       <w:tr>
         <w:tc>
           <w:tcPr>
-            <w:tcW w:type="dxa" w:w="476"/>
+            <w:tcW w:type="dxa" w:w="952"/>
           </w:tcPr>
           <w:p>
             <w:pPr>
@@ -2945,7 +2945,7 @@
         </w:tc>
         <w:tc>
           <w:tcPr>
-            <w:tcW w:type="dxa" w:w="5817"/>
+            <w:tcW w:type="dxa" w:w="5340"/>
             <w:noWrap/>
           </w:tcPr>
           <w:p>
@@ -2975,7 +2975,7 @@
       <w:tr>
         <w:tc>
           <w:tcPr>
-            <w:tcW w:type="dxa" w:w="476"/>
+            <w:tcW w:type="dxa" w:w="952"/>
           </w:tcPr>
           <w:p>
             <w:pPr>
@@ -2991,7 +2991,7 @@
         </w:tc>
         <w:tc>
           <w:tcPr>
-            <w:tcW w:type="dxa" w:w="5817"/>
+            <w:tcW w:type="dxa" w:w="5340"/>
             <w:noWrap/>
           </w:tcPr>
           <w:p>
@@ -3021,7 +3021,7 @@
       <w:tr>
         <w:tc>
           <w:tcPr>
-            <w:tcW w:type="dxa" w:w="476"/>
+            <w:tcW w:type="dxa" w:w="952"/>
           </w:tcPr>
           <w:p>
             <w:pPr>
@@ -3037,7 +3037,7 @@
         </w:tc>
         <w:tc>
           <w:tcPr>
-            <w:tcW w:type="dxa" w:w="5817"/>
+            <w:tcW w:type="dxa" w:w="5340"/>
             <w:noWrap/>
           </w:tcPr>
           <w:p>
@@ -3067,7 +3067,7 @@
       <w:tr>
         <w:tc>
           <w:tcPr>
-            <w:tcW w:type="dxa" w:w="476"/>
+            <w:tcW w:type="dxa" w:w="952"/>
           </w:tcPr>
           <w:p>
             <w:pPr>
@@ -3083,7 +3083,7 @@
         </w:tc>
         <w:tc>
           <w:tcPr>
-            <w:tcW w:type="dxa" w:w="5817"/>
+            <w:tcW w:type="dxa" w:w="5340"/>
             <w:noWrap/>
           </w:tcPr>
           <w:p>
@@ -3113,7 +3113,7 @@
       <w:tr>
         <w:tc>
           <w:tcPr>
-            <w:tcW w:type="dxa" w:w="476"/>
+            <w:tcW w:type="dxa" w:w="952"/>
           </w:tcPr>
           <w:p>
             <w:pPr>
@@ -3129,7 +3129,7 @@
         </w:tc>
         <w:tc>
           <w:tcPr>
-            <w:tcW w:type="dxa" w:w="5817"/>
+            <w:tcW w:type="dxa" w:w="5340"/>
             <w:noWrap/>
           </w:tcPr>
           <w:p>
@@ -3159,7 +3159,7 @@
       <w:tr>
         <w:tc>
           <w:tcPr>
-            <w:tcW w:type="dxa" w:w="476"/>
+            <w:tcW w:type="dxa" w:w="952"/>
           </w:tcPr>
           <w:p>
             <w:pPr>
@@ -3175,7 +3175,7 @@
         </w:tc>
         <w:tc>
           <w:tcPr>
-            <w:tcW w:type="dxa" w:w="5817"/>
+            <w:tcW w:type="dxa" w:w="5340"/>
             <w:noWrap/>
           </w:tcPr>
           <w:p>
@@ -3205,7 +3205,7 @@
       <w:tr>
         <w:tc>
           <w:tcPr>
-            <w:tcW w:type="dxa" w:w="476"/>
+            <w:tcW w:type="dxa" w:w="952"/>
           </w:tcPr>
           <w:p>
             <w:pPr>
@@ -3221,7 +3221,7 @@
         </w:tc>
         <w:tc>
           <w:tcPr>
-            <w:tcW w:type="dxa" w:w="5817"/>
+            <w:tcW w:type="dxa" w:w="5340"/>
             <w:noWrap/>
           </w:tcPr>
           <w:p>
@@ -3251,7 +3251,7 @@
       <w:tr>
         <w:tc>
           <w:tcPr>
-            <w:tcW w:type="dxa" w:w="476"/>
+            <w:tcW w:type="dxa" w:w="952"/>
           </w:tcPr>
           <w:p>
             <w:pPr>
@@ -3267,7 +3267,7 @@
         </w:tc>
         <w:tc>
           <w:tcPr>
-            <w:tcW w:type="dxa" w:w="5817"/>
+            <w:tcW w:type="dxa" w:w="5340"/>
             <w:noWrap/>
           </w:tcPr>
           <w:p>
@@ -3297,7 +3297,7 @@
       <w:tr>
         <w:tc>
           <w:tcPr>
-            <w:tcW w:type="dxa" w:w="476"/>
+            <w:tcW w:type="dxa" w:w="952"/>
           </w:tcPr>
           <w:p>
             <w:pPr>
@@ -3313,7 +3313,7 @@
         </w:tc>
         <w:tc>
           <w:tcPr>
-            <w:tcW w:type="dxa" w:w="5817"/>
+            <w:tcW w:type="dxa" w:w="5340"/>
             <w:noWrap/>
           </w:tcPr>
           <w:p>
@@ -3343,7 +3343,7 @@
       <w:tr>
         <w:tc>
           <w:tcPr>
-            <w:tcW w:type="dxa" w:w="476"/>
+            <w:tcW w:type="dxa" w:w="952"/>
           </w:tcPr>
           <w:p>
             <w:pPr>
@@ -3359,7 +3359,7 @@
         </w:tc>
         <w:tc>
           <w:tcPr>
-            <w:tcW w:type="dxa" w:w="5817"/>
+            <w:tcW w:type="dxa" w:w="5340"/>
             <w:noWrap/>
           </w:tcPr>
           <w:p>
@@ -3389,7 +3389,7 @@
       <w:tr>
         <w:tc>
           <w:tcPr>
-            <w:tcW w:type="dxa" w:w="476"/>
+            <w:tcW w:type="dxa" w:w="952"/>
           </w:tcPr>
           <w:p>
             <w:pPr>
@@ -3405,7 +3405,7 @@
         </w:tc>
         <w:tc>
           <w:tcPr>
-            <w:tcW w:type="dxa" w:w="5817"/>
+            <w:tcW w:type="dxa" w:w="5340"/>
             <w:noWrap/>
           </w:tcPr>
           <w:p>
@@ -3435,7 +3435,7 @@
       <w:tr>
         <w:tc>
           <w:tcPr>
-            <w:tcW w:type="dxa" w:w="476"/>
+            <w:tcW w:type="dxa" w:w="952"/>
           </w:tcPr>
           <w:p>
             <w:pPr>
@@ -3451,7 +3451,7 @@
         </w:tc>
         <w:tc>
           <w:tcPr>
-            <w:tcW w:type="dxa" w:w="5817"/>
+            <w:tcW w:type="dxa" w:w="5340"/>
             <w:noWrap/>
           </w:tcPr>
           <w:p>
@@ -3481,7 +3481,7 @@
       <w:tr>
         <w:tc>
           <w:tcPr>
-            <w:tcW w:type="dxa" w:w="476"/>
+            <w:tcW w:type="dxa" w:w="952"/>
           </w:tcPr>
           <w:p>
             <w:pPr>
@@ -3497,7 +3497,7 @@
         </w:tc>
         <w:tc>
           <w:tcPr>
-            <w:tcW w:type="dxa" w:w="5817"/>
+            <w:tcW w:type="dxa" w:w="5340"/>
             <w:noWrap/>
           </w:tcPr>
           <w:p>
@@ -3527,7 +3527,7 @@
       <w:tr>
         <w:tc>
           <w:tcPr>
-            <w:tcW w:type="dxa" w:w="476"/>
+            <w:tcW w:type="dxa" w:w="952"/>
           </w:tcPr>
           <w:p>
             <w:pPr>
@@ -3543,7 +3543,7 @@
         </w:tc>
         <w:tc>
           <w:tcPr>
-            <w:tcW w:type="dxa" w:w="5817"/>
+            <w:tcW w:type="dxa" w:w="5340"/>
             <w:noWrap/>
           </w:tcPr>
           <w:p>
@@ -3573,7 +3573,7 @@
       <w:tr>
         <w:tc>
           <w:tcPr>
-            <w:tcW w:type="dxa" w:w="476"/>
+            <w:tcW w:type="dxa" w:w="952"/>
           </w:tcPr>
           <w:p>
             <w:pPr>
@@ -3589,7 +3589,7 @@
         </w:tc>
         <w:tc>
           <w:tcPr>
-            <w:tcW w:type="dxa" w:w="5817"/>
+            <w:tcW w:type="dxa" w:w="5340"/>
             <w:noWrap/>
           </w:tcPr>
           <w:p>
@@ -3619,7 +3619,7 @@
       <w:tr>
         <w:tc>
           <w:tcPr>
-            <w:tcW w:type="dxa" w:w="476"/>
+            <w:tcW w:type="dxa" w:w="952"/>
           </w:tcPr>
           <w:p>
             <w:pPr>
@@ -3635,7 +3635,7 @@
         </w:tc>
         <w:tc>
           <w:tcPr>
-            <w:tcW w:type="dxa" w:w="5817"/>
+            <w:tcW w:type="dxa" w:w="5340"/>
             <w:noWrap/>
           </w:tcPr>
           <w:p>
@@ -3665,7 +3665,7 @@
       <w:tr>
         <w:tc>
           <w:tcPr>
-            <w:tcW w:type="dxa" w:w="476"/>
+            <w:tcW w:type="dxa" w:w="952"/>
           </w:tcPr>
           <w:p>
             <w:pPr>
@@ -3681,7 +3681,7 @@
         </w:tc>
         <w:tc>
           <w:tcPr>
-            <w:tcW w:type="dxa" w:w="5817"/>
+            <w:tcW w:type="dxa" w:w="5340"/>
             <w:noWrap/>
           </w:tcPr>
           <w:p>
@@ -3711,7 +3711,7 @@
       <w:tr>
         <w:tc>
           <w:tcPr>
-            <w:tcW w:type="dxa" w:w="476"/>
+            <w:tcW w:type="dxa" w:w="952"/>
           </w:tcPr>
           <w:p>
             <w:pPr>
@@ -3727,7 +3727,7 @@
         </w:tc>
         <w:tc>
           <w:tcPr>
-            <w:tcW w:type="dxa" w:w="5817"/>
+            <w:tcW w:type="dxa" w:w="5340"/>
             <w:noWrap/>
           </w:tcPr>
           <w:p>
@@ -3757,7 +3757,7 @@
       <w:tr>
         <w:tc>
           <w:tcPr>
-            <w:tcW w:type="dxa" w:w="476"/>
+            <w:tcW w:type="dxa" w:w="952"/>
           </w:tcPr>
           <w:p>
             <w:pPr>
@@ -3773,7 +3773,7 @@
         </w:tc>
         <w:tc>
           <w:tcPr>
-            <w:tcW w:type="dxa" w:w="5817"/>
+            <w:tcW w:type="dxa" w:w="5340"/>
             <w:noWrap/>
           </w:tcPr>
           <w:p>
@@ -3803,7 +3803,7 @@
       <w:tr>
         <w:tc>
           <w:tcPr>
-            <w:tcW w:type="dxa" w:w="476"/>
+            <w:tcW w:type="dxa" w:w="952"/>
           </w:tcPr>
           <w:p>
             <w:pPr>
@@ -3819,7 +3819,7 @@
         </w:tc>
         <w:tc>
           <w:tcPr>
-            <w:tcW w:type="dxa" w:w="5817"/>
+            <w:tcW w:type="dxa" w:w="5340"/>
             <w:noWrap/>
           </w:tcPr>
           <w:p>
@@ -3849,7 +3849,7 @@
       <w:tr>
         <w:tc>
           <w:tcPr>
-            <w:tcW w:type="dxa" w:w="476"/>
+            <w:tcW w:type="dxa" w:w="952"/>
           </w:tcPr>
           <w:p>
             <w:pPr>
@@ -3865,7 +3865,7 @@
         </w:tc>
         <w:tc>
           <w:tcPr>
-            <w:tcW w:type="dxa" w:w="5817"/>
+            <w:tcW w:type="dxa" w:w="5340"/>
             <w:noWrap/>
           </w:tcPr>
           <w:p>
@@ -3895,7 +3895,7 @@
       <w:tr>
         <w:tc>
           <w:tcPr>
-            <w:tcW w:type="dxa" w:w="476"/>
+            <w:tcW w:type="dxa" w:w="952"/>
           </w:tcPr>
           <w:p>
             <w:pPr>
@@ -3911,7 +3911,7 @@
         </w:tc>
         <w:tc>
           <w:tcPr>
-            <w:tcW w:type="dxa" w:w="5817"/>
+            <w:tcW w:type="dxa" w:w="5340"/>
             <w:noWrap/>
           </w:tcPr>
           <w:p>
@@ -3941,7 +3941,7 @@
       <w:tr>
         <w:tc>
           <w:tcPr>
-            <w:tcW w:type="dxa" w:w="476"/>
+            <w:tcW w:type="dxa" w:w="952"/>
           </w:tcPr>
           <w:p>
             <w:pPr>
@@ -3957,7 +3957,7 @@
         </w:tc>
         <w:tc>
           <w:tcPr>
-            <w:tcW w:type="dxa" w:w="5817"/>
+            <w:tcW w:type="dxa" w:w="5340"/>
             <w:noWrap/>
           </w:tcPr>
           <w:p>
@@ -3987,7 +3987,7 @@
       <w:tr>
         <w:tc>
           <w:tcPr>
-            <w:tcW w:type="dxa" w:w="476"/>
+            <w:tcW w:type="dxa" w:w="952"/>
           </w:tcPr>
           <w:p>
             <w:pPr>
@@ -4003,7 +4003,7 @@
         </w:tc>
         <w:tc>
           <w:tcPr>
-            <w:tcW w:type="dxa" w:w="5817"/>
+            <w:tcW w:type="dxa" w:w="5340"/>
             <w:noWrap/>
           </w:tcPr>
           <w:p>
@@ -4033,7 +4033,7 @@
       <w:tr>
         <w:tc>
           <w:tcPr>
-            <w:tcW w:type="dxa" w:w="476"/>
+            <w:tcW w:type="dxa" w:w="952"/>
           </w:tcPr>
           <w:p>
             <w:pPr>
@@ -4049,7 +4049,7 @@
         </w:tc>
         <w:tc>
           <w:tcPr>
-            <w:tcW w:type="dxa" w:w="5817"/>
+            <w:tcW w:type="dxa" w:w="5340"/>
             <w:noWrap/>
           </w:tcPr>
           <w:p>
@@ -4079,7 +4079,7 @@
       <w:tr>
         <w:tc>
           <w:tcPr>
-            <w:tcW w:type="dxa" w:w="476"/>
+            <w:tcW w:type="dxa" w:w="952"/>
           </w:tcPr>
           <w:p>
             <w:pPr>
@@ -4095,7 +4095,7 @@
         </w:tc>
         <w:tc>
           <w:tcPr>
-            <w:tcW w:type="dxa" w:w="5817"/>
+            <w:tcW w:type="dxa" w:w="5340"/>
             <w:noWrap/>
           </w:tcPr>
           <w:p>
@@ -4125,7 +4125,7 @@
       <w:tr>
         <w:tc>
           <w:tcPr>
-            <w:tcW w:type="dxa" w:w="476"/>
+            <w:tcW w:type="dxa" w:w="952"/>
           </w:tcPr>
           <w:p>
             <w:pPr>
@@ -4141,7 +4141,7 @@
         </w:tc>
         <w:tc>
           <w:tcPr>
-            <w:tcW w:type="dxa" w:w="5817"/>
+            <w:tcW w:type="dxa" w:w="5340"/>
             <w:noWrap/>
           </w:tcPr>
           <w:p>
@@ -4171,7 +4171,7 @@
       <w:tr>
         <w:tc>
           <w:tcPr>
-            <w:tcW w:type="dxa" w:w="476"/>
+            <w:tcW w:type="dxa" w:w="952"/>
           </w:tcPr>
           <w:p>
             <w:pPr>
@@ -4187,7 +4187,7 @@
         </w:tc>
         <w:tc>
           <w:tcPr>
-            <w:tcW w:type="dxa" w:w="5817"/>
+            <w:tcW w:type="dxa" w:w="5340"/>
             <w:noWrap/>
           </w:tcPr>
           <w:p>
@@ -4217,7 +4217,7 @@
       <w:tr>
         <w:tc>
           <w:tcPr>
-            <w:tcW w:type="dxa" w:w="476"/>
+            <w:tcW w:type="dxa" w:w="952"/>
           </w:tcPr>
           <w:p>
             <w:pPr>
@@ -4233,7 +4233,7 @@
         </w:tc>
         <w:tc>
           <w:tcPr>
-            <w:tcW w:type="dxa" w:w="5817"/>
+            <w:tcW w:type="dxa" w:w="5340"/>
             <w:noWrap/>
           </w:tcPr>
           <w:p>
@@ -4263,7 +4263,7 @@
       <w:tr>
         <w:tc>
           <w:tcPr>
-            <w:tcW w:type="dxa" w:w="476"/>
+            <w:tcW w:type="dxa" w:w="952"/>
           </w:tcPr>
           <w:p>
             <w:pPr>
@@ -4279,7 +4279,7 @@
         </w:tc>
         <w:tc>
           <w:tcPr>
-            <w:tcW w:type="dxa" w:w="5817"/>
+            <w:tcW w:type="dxa" w:w="5340"/>
             <w:noWrap/>
           </w:tcPr>
           <w:p>
@@ -4309,7 +4309,7 @@
       <w:tr>
         <w:tc>
           <w:tcPr>
-            <w:tcW w:type="dxa" w:w="476"/>
+            <w:tcW w:type="dxa" w:w="952"/>
           </w:tcPr>
           <w:p>
             <w:pPr>
@@ -4325,7 +4325,7 @@
         </w:tc>
         <w:tc>
           <w:tcPr>
-            <w:tcW w:type="dxa" w:w="5817"/>
+            <w:tcW w:type="dxa" w:w="5340"/>
             <w:noWrap/>
           </w:tcPr>
           <w:p>
@@ -4355,7 +4355,7 @@
       <w:tr>
         <w:tc>
           <w:tcPr>
-            <w:tcW w:type="dxa" w:w="476"/>
+            <w:tcW w:type="dxa" w:w="952"/>
           </w:tcPr>
           <w:p>
             <w:pPr>
@@ -4371,7 +4371,7 @@
         </w:tc>
         <w:tc>
           <w:tcPr>
-            <w:tcW w:type="dxa" w:w="5817"/>
+            <w:tcW w:type="dxa" w:w="5340"/>
             <w:noWrap/>
           </w:tcPr>
           <w:p>
@@ -4401,7 +4401,7 @@
       <w:tr>
         <w:tc>
           <w:tcPr>
-            <w:tcW w:type="dxa" w:w="476"/>
+            <w:tcW w:type="dxa" w:w="952"/>
           </w:tcPr>
           <w:p>
             <w:pPr>
@@ -4417,7 +4417,7 @@
         </w:tc>
         <w:tc>
           <w:tcPr>
-            <w:tcW w:type="dxa" w:w="5817"/>
+            <w:tcW w:type="dxa" w:w="5340"/>
             <w:noWrap/>
           </w:tcPr>
           <w:p>
@@ -4447,7 +4447,7 @@
       <w:tr>
         <w:tc>
           <w:tcPr>
-            <w:tcW w:type="dxa" w:w="476"/>
+            <w:tcW w:type="dxa" w:w="952"/>
           </w:tcPr>
           <w:p>
             <w:pPr>
@@ -4463,7 +4463,7 @@
         </w:tc>
         <w:tc>
           <w:tcPr>
-            <w:tcW w:type="dxa" w:w="5817"/>
+            <w:tcW w:type="dxa" w:w="5340"/>
             <w:noWrap/>
           </w:tcPr>
           <w:p>
@@ -4493,7 +4493,7 @@
       <w:tr>
         <w:tc>
           <w:tcPr>
-            <w:tcW w:type="dxa" w:w="476"/>
+            <w:tcW w:type="dxa" w:w="952"/>
           </w:tcPr>
           <w:p>
             <w:pPr>
@@ -4509,7 +4509,7 @@
         </w:tc>
         <w:tc>
           <w:tcPr>
-            <w:tcW w:type="dxa" w:w="5817"/>
+            <w:tcW w:type="dxa" w:w="5340"/>
             <w:noWrap/>
           </w:tcPr>
           <w:p>
@@ -4539,7 +4539,7 @@
       <w:tr>
         <w:tc>
           <w:tcPr>
-            <w:tcW w:type="dxa" w:w="476"/>
+            <w:tcW w:type="dxa" w:w="952"/>
           </w:tcPr>
           <w:p>
             <w:pPr>
@@ -4555,7 +4555,7 @@
         </w:tc>
         <w:tc>
           <w:tcPr>
-            <w:tcW w:type="dxa" w:w="5817"/>
+            <w:tcW w:type="dxa" w:w="5340"/>
             <w:noWrap/>
           </w:tcPr>
           <w:p>
@@ -4585,7 +4585,7 @@
       <w:tr>
         <w:tc>
           <w:tcPr>
-            <w:tcW w:type="dxa" w:w="476"/>
+            <w:tcW w:type="dxa" w:w="952"/>
           </w:tcPr>
           <w:p>
             <w:pPr>
@@ -4601,7 +4601,7 @@
         </w:tc>
         <w:tc>
           <w:tcPr>
-            <w:tcW w:type="dxa" w:w="5817"/>
+            <w:tcW w:type="dxa" w:w="5340"/>
             <w:noWrap/>
           </w:tcPr>
           <w:p>
@@ -4631,7 +4631,7 @@
       <w:tr>
         <w:tc>
           <w:tcPr>
-            <w:tcW w:type="dxa" w:w="476"/>
+            <w:tcW w:type="dxa" w:w="952"/>
           </w:tcPr>
           <w:p>
             <w:pPr>
@@ -4647,7 +4647,7 @@
         </w:tc>
         <w:tc>
           <w:tcPr>
-            <w:tcW w:type="dxa" w:w="5817"/>
+            <w:tcW w:type="dxa" w:w="5340"/>
             <w:noWrap/>
           </w:tcPr>
           <w:p>
@@ -4677,7 +4677,7 @@
       <w:tr>
         <w:tc>
           <w:tcPr>
-            <w:tcW w:type="dxa" w:w="476"/>
+            <w:tcW w:type="dxa" w:w="952"/>
           </w:tcPr>
           <w:p>
             <w:pPr>
@@ -4693,7 +4693,7 @@
         </w:tc>
         <w:tc>
           <w:tcPr>
-            <w:tcW w:type="dxa" w:w="5817"/>
+            <w:tcW w:type="dxa" w:w="5340"/>
             <w:noWrap/>
           </w:tcPr>
           <w:p>
@@ -4723,7 +4723,7 @@
       <w:tr>
         <w:tc>
           <w:tcPr>
-            <w:tcW w:type="dxa" w:w="476"/>
+            <w:tcW w:type="dxa" w:w="952"/>
           </w:tcPr>
           <w:p>
             <w:pPr>
@@ -4739,7 +4739,7 @@
         </w:tc>
         <w:tc>
           <w:tcPr>
-            <w:tcW w:type="dxa" w:w="5817"/>
+            <w:tcW w:type="dxa" w:w="5340"/>
             <w:noWrap/>
           </w:tcPr>
           <w:p>
@@ -4769,7 +4769,7 @@
       <w:tr>
         <w:tc>
           <w:tcPr>
-            <w:tcW w:type="dxa" w:w="476"/>
+            <w:tcW w:type="dxa" w:w="952"/>
           </w:tcPr>
           <w:p>
             <w:pPr>
@@ -4785,7 +4785,7 @@
         </w:tc>
         <w:tc>
           <w:tcPr>
-            <w:tcW w:type="dxa" w:w="5817"/>
+            <w:tcW w:type="dxa" w:w="5340"/>
             <w:noWrap/>
           </w:tcPr>
           <w:p>
@@ -4815,7 +4815,7 @@
       <w:tr>
         <w:tc>
           <w:tcPr>
-            <w:tcW w:type="dxa" w:w="476"/>
+            <w:tcW w:type="dxa" w:w="952"/>
           </w:tcPr>
           <w:p>
             <w:pPr>
@@ -4831,7 +4831,7 @@
         </w:tc>
         <w:tc>
           <w:tcPr>
-            <w:tcW w:type="dxa" w:w="5817"/>
+            <w:tcW w:type="dxa" w:w="5340"/>
             <w:noWrap/>
           </w:tcPr>
           <w:p>
@@ -4861,7 +4861,7 @@
       <w:tr>
         <w:tc>
           <w:tcPr>
-            <w:tcW w:type="dxa" w:w="476"/>
+            <w:tcW w:type="dxa" w:w="952"/>
           </w:tcPr>
           <w:p>
             <w:pPr>
@@ -4877,7 +4877,7 @@
         </w:tc>
         <w:tc>
           <w:tcPr>
-            <w:tcW w:type="dxa" w:w="5817"/>
+            <w:tcW w:type="dxa" w:w="5340"/>
             <w:noWrap/>
           </w:tcPr>
           <w:p>
@@ -4907,7 +4907,7 @@
       <w:tr>
         <w:tc>
           <w:tcPr>
-            <w:tcW w:type="dxa" w:w="476"/>
+            <w:tcW w:type="dxa" w:w="952"/>
           </w:tcPr>
           <w:p>
             <w:pPr>
@@ -4923,7 +4923,7 @@
         </w:tc>
         <w:tc>
           <w:tcPr>
-            <w:tcW w:type="dxa" w:w="5817"/>
+            <w:tcW w:type="dxa" w:w="5340"/>
             <w:noWrap/>
           </w:tcPr>
           <w:p>
@@ -4953,7 +4953,7 @@
       <w:tr>
         <w:tc>
           <w:tcPr>
-            <w:tcW w:type="dxa" w:w="476"/>
+            <w:tcW w:type="dxa" w:w="952"/>
           </w:tcPr>
           <w:p>
             <w:pPr>
@@ -4969,7 +4969,7 @@
         </w:tc>
         <w:tc>
           <w:tcPr>
-            <w:tcW w:type="dxa" w:w="5817"/>
+            <w:tcW w:type="dxa" w:w="5340"/>
             <w:noWrap/>
           </w:tcPr>
           <w:p>
@@ -4999,7 +4999,7 @@
       <w:tr>
         <w:tc>
           <w:tcPr>
-            <w:tcW w:type="dxa" w:w="476"/>
+            <w:tcW w:type="dxa" w:w="952"/>
           </w:tcPr>
           <w:p>
             <w:pPr>
@@ -5015,7 +5015,7 @@
         </w:tc>
         <w:tc>
           <w:tcPr>
-            <w:tcW w:type="dxa" w:w="5817"/>
+            <w:tcW w:type="dxa" w:w="5340"/>
             <w:noWrap/>
           </w:tcPr>
           <w:p>
@@ -5045,7 +5045,7 @@
       <w:tr>
         <w:tc>
           <w:tcPr>
-            <w:tcW w:type="dxa" w:w="476"/>
+            <w:tcW w:type="dxa" w:w="952"/>
           </w:tcPr>
           <w:p>
             <w:pPr>
@@ -5061,7 +5061,7 @@
         </w:tc>
         <w:tc>
           <w:tcPr>
-            <w:tcW w:type="dxa" w:w="5817"/>
+            <w:tcW w:type="dxa" w:w="5340"/>
             <w:noWrap/>
           </w:tcPr>
           <w:p>
@@ -5091,7 +5091,7 @@
       <w:tr>
         <w:tc>
           <w:tcPr>
-            <w:tcW w:type="dxa" w:w="476"/>
+            <w:tcW w:type="dxa" w:w="952"/>
           </w:tcPr>
           <w:p>
             <w:pPr>
@@ -5107,7 +5107,7 @@
         </w:tc>
         <w:tc>
           <w:tcPr>
-            <w:tcW w:type="dxa" w:w="5817"/>
+            <w:tcW w:type="dxa" w:w="5340"/>
             <w:noWrap/>
           </w:tcPr>
           <w:p>
@@ -5137,7 +5137,7 @@
       <w:tr>
         <w:tc>
           <w:tcPr>
-            <w:tcW w:type="dxa" w:w="476"/>
+            <w:tcW w:type="dxa" w:w="952"/>
           </w:tcPr>
           <w:p>
             <w:pPr>
@@ -5153,7 +5153,7 @@
         </w:tc>
         <w:tc>
           <w:tcPr>
-            <w:tcW w:type="dxa" w:w="5817"/>
+            <w:tcW w:type="dxa" w:w="5340"/>
             <w:noWrap/>
           </w:tcPr>
           <w:p>
@@ -5183,7 +5183,7 @@
       <w:tr>
         <w:tc>
           <w:tcPr>
-            <w:tcW w:type="dxa" w:w="476"/>
+            <w:tcW w:type="dxa" w:w="952"/>
           </w:tcPr>
           <w:p>
             <w:pPr>
@@ -5199,7 +5199,7 @@
         </w:tc>
         <w:tc>
           <w:tcPr>
-            <w:tcW w:type="dxa" w:w="5817"/>
+            <w:tcW w:type="dxa" w:w="5340"/>
             <w:noWrap/>
           </w:tcPr>
           <w:p>
@@ -5229,7 +5229,7 @@
       <w:tr>
         <w:tc>
           <w:tcPr>
-            <w:tcW w:type="dxa" w:w="476"/>
+            <w:tcW w:type="dxa" w:w="952"/>
           </w:tcPr>
           <w:p>
             <w:pPr>
@@ -5245,7 +5245,7 @@
         </w:tc>
         <w:tc>
           <w:tcPr>
-            <w:tcW w:type="dxa" w:w="5817"/>
+            <w:tcW w:type="dxa" w:w="5340"/>
             <w:noWrap/>
           </w:tcPr>
           <w:p>
@@ -5275,7 +5275,7 @@
       <w:tr>
         <w:tc>
           <w:tcPr>
-            <w:tcW w:type="dxa" w:w="476"/>
+            <w:tcW w:type="dxa" w:w="952"/>
           </w:tcPr>
           <w:p>
             <w:pPr>
@@ -5291,7 +5291,7 @@
         </w:tc>
         <w:tc>
           <w:tcPr>
-            <w:tcW w:type="dxa" w:w="5817"/>
+            <w:tcW w:type="dxa" w:w="5340"/>
             <w:noWrap/>
           </w:tcPr>
           <w:p>
@@ -5321,7 +5321,7 @@
       <w:tr>
         <w:tc>
           <w:tcPr>
-            <w:tcW w:type="dxa" w:w="476"/>
+            <w:tcW w:type="dxa" w:w="952"/>
           </w:tcPr>
           <w:p>
             <w:pPr>
@@ -5337,7 +5337,7 @@
         </w:tc>
         <w:tc>
           <w:tcPr>
-            <w:tcW w:type="dxa" w:w="5817"/>
+            <w:tcW w:type="dxa" w:w="5340"/>
             <w:noWrap/>
           </w:tcPr>
           <w:p>
@@ -5367,7 +5367,7 @@
       <w:tr>
         <w:tc>
           <w:tcPr>
-            <w:tcW w:type="dxa" w:w="476"/>
+            <w:tcW w:type="dxa" w:w="952"/>
           </w:tcPr>
           <w:p>
             <w:pPr>
@@ -5383,7 +5383,7 @@
         </w:tc>
         <w:tc>
           <w:tcPr>
-            <w:tcW w:type="dxa" w:w="5817"/>
+            <w:tcW w:type="dxa" w:w="5340"/>
             <w:noWrap/>
           </w:tcPr>
           <w:p>
@@ -5413,7 +5413,7 @@
       <w:tr>
         <w:tc>
           <w:tcPr>
-            <w:tcW w:type="dxa" w:w="476"/>
+            <w:tcW w:type="dxa" w:w="952"/>
           </w:tcPr>
           <w:p>
             <w:pPr>
@@ -5429,7 +5429,7 @@
         </w:tc>
         <w:tc>
           <w:tcPr>
-            <w:tcW w:type="dxa" w:w="5817"/>
+            <w:tcW w:type="dxa" w:w="5340"/>
             <w:noWrap/>
           </w:tcPr>
           <w:p>
@@ -5459,7 +5459,7 @@
       <w:tr>
         <w:tc>
           <w:tcPr>
-            <w:tcW w:type="dxa" w:w="476"/>
+            <w:tcW w:type="dxa" w:w="952"/>
           </w:tcPr>
           <w:p>
             <w:pPr>
@@ -5475,7 +5475,7 @@
         </w:tc>
         <w:tc>
           <w:tcPr>
-            <w:tcW w:type="dxa" w:w="5817"/>
+            <w:tcW w:type="dxa" w:w="5340"/>
             <w:noWrap/>
           </w:tcPr>
           <w:p>
@@ -5505,7 +5505,7 @@
       <w:tr>
         <w:tc>
           <w:tcPr>
-            <w:tcW w:type="dxa" w:w="476"/>
+            <w:tcW w:type="dxa" w:w="952"/>
           </w:tcPr>
           <w:p>
             <w:pPr>
@@ -5521,7 +5521,7 @@
         </w:tc>
         <w:tc>
           <w:tcPr>
-            <w:tcW w:type="dxa" w:w="5817"/>
+            <w:tcW w:type="dxa" w:w="5340"/>
             <w:noWrap/>
           </w:tcPr>
           <w:p>
@@ -5551,7 +5551,7 @@
       <w:tr>
         <w:tc>
           <w:tcPr>
-            <w:tcW w:type="dxa" w:w="476"/>
+            <w:tcW w:type="dxa" w:w="952"/>
           </w:tcPr>
           <w:p>
             <w:pPr>
@@ -5567,7 +5567,7 @@
         </w:tc>
         <w:tc>
           <w:tcPr>
-            <w:tcW w:type="dxa" w:w="5817"/>
+            <w:tcW w:type="dxa" w:w="5340"/>
             <w:noWrap/>
           </w:tcPr>
           <w:p>
@@ -5597,7 +5597,7 @@
       <w:tr>
         <w:tc>
           <w:tcPr>
-            <w:tcW w:type="dxa" w:w="476"/>
+            <w:tcW w:type="dxa" w:w="952"/>
           </w:tcPr>
           <w:p>
             <w:pPr>
@@ -5613,7 +5613,7 @@
         </w:tc>
         <w:tc>
           <w:tcPr>
-            <w:tcW w:type="dxa" w:w="5817"/>
+            <w:tcW w:type="dxa" w:w="5340"/>
             <w:noWrap/>
           </w:tcPr>
           <w:p>
@@ -5643,7 +5643,7 @@
       <w:tr>
         <w:tc>
           <w:tcPr>
-            <w:tcW w:type="dxa" w:w="476"/>
+            <w:tcW w:type="dxa" w:w="952"/>
           </w:tcPr>
           <w:p>
             <w:pPr>
@@ -5659,7 +5659,7 @@
         </w:tc>
         <w:tc>
           <w:tcPr>
-            <w:tcW w:type="dxa" w:w="5817"/>
+            <w:tcW w:type="dxa" w:w="5340"/>
             <w:noWrap/>
           </w:tcPr>
           <w:p>
@@ -5689,7 +5689,7 @@
       <w:tr>
         <w:tc>
           <w:tcPr>
-            <w:tcW w:type="dxa" w:w="476"/>
+            <w:tcW w:type="dxa" w:w="952"/>
           </w:tcPr>
           <w:p>
             <w:pPr>
@@ -5705,7 +5705,7 @@
         </w:tc>
         <w:tc>
           <w:tcPr>
-            <w:tcW w:type="dxa" w:w="5817"/>
+            <w:tcW w:type="dxa" w:w="5340"/>
             <w:noWrap/>
           </w:tcPr>
           <w:p>
@@ -5735,7 +5735,7 @@
       <w:tr>
         <w:tc>
           <w:tcPr>
-            <w:tcW w:type="dxa" w:w="476"/>
+            <w:tcW w:type="dxa" w:w="952"/>
           </w:tcPr>
           <w:p>
             <w:pPr>
@@ -5751,7 +5751,7 @@
         </w:tc>
         <w:tc>
           <w:tcPr>
-            <w:tcW w:type="dxa" w:w="5817"/>
+            <w:tcW w:type="dxa" w:w="5340"/>
             <w:noWrap/>
           </w:tcPr>
           <w:p>
@@ -5781,7 +5781,7 @@
       <w:tr>
         <w:tc>
           <w:tcPr>
-            <w:tcW w:type="dxa" w:w="476"/>
+            <w:tcW w:type="dxa" w:w="952"/>
           </w:tcPr>
           <w:p>
             <w:pPr>
@@ -5797,7 +5797,7 @@
         </w:tc>
         <w:tc>
           <w:tcPr>
-            <w:tcW w:type="dxa" w:w="5817"/>
+            <w:tcW w:type="dxa" w:w="5340"/>
             <w:noWrap/>
           </w:tcPr>
           <w:p>
@@ -5827,7 +5827,7 @@
       <w:tr>
         <w:tc>
           <w:tcPr>
-            <w:tcW w:type="dxa" w:w="476"/>
+            <w:tcW w:type="dxa" w:w="952"/>
           </w:tcPr>
           <w:p>
             <w:pPr>
@@ -5843,7 +5843,7 @@
         </w:tc>
         <w:tc>
           <w:tcPr>
-            <w:tcW w:type="dxa" w:w="5817"/>
+            <w:tcW w:type="dxa" w:w="5340"/>
             <w:noWrap/>
           </w:tcPr>
           <w:p>
@@ -5873,7 +5873,7 @@
       <w:tr>
         <w:tc>
           <w:tcPr>
-            <w:tcW w:type="dxa" w:w="476"/>
+            <w:tcW w:type="dxa" w:w="952"/>
           </w:tcPr>
           <w:p>
             <w:pPr>
@@ -5889,7 +5889,7 @@
         </w:tc>
         <w:tc>
           <w:tcPr>
-            <w:tcW w:type="dxa" w:w="5817"/>
+            <w:tcW w:type="dxa" w:w="5340"/>
             <w:noWrap/>
           </w:tcPr>
           <w:p>
@@ -5919,7 +5919,7 @@
       <w:tr>
         <w:tc>
           <w:tcPr>
-            <w:tcW w:type="dxa" w:w="476"/>
+            <w:tcW w:type="dxa" w:w="952"/>
           </w:tcPr>
           <w:p>
             <w:pPr>
@@ -5935,7 +5935,7 @@
         </w:tc>
         <w:tc>
           <w:tcPr>
-            <w:tcW w:type="dxa" w:w="5817"/>
+            <w:tcW w:type="dxa" w:w="5340"/>
             <w:noWrap/>
           </w:tcPr>
           <w:p>
@@ -5965,7 +5965,7 @@
       <w:tr>
         <w:tc>
           <w:tcPr>
-            <w:tcW w:type="dxa" w:w="476"/>
+            <w:tcW w:type="dxa" w:w="952"/>
           </w:tcPr>
           <w:p>
             <w:pPr>
@@ -5981,7 +5981,7 @@
         </w:tc>
         <w:tc>
           <w:tcPr>
-            <w:tcW w:type="dxa" w:w="5817"/>
+            <w:tcW w:type="dxa" w:w="5340"/>
             <w:noWrap/>
           </w:tcPr>
           <w:p>
@@ -6011,7 +6011,7 @@
       <w:tr>
         <w:tc>
           <w:tcPr>
-            <w:tcW w:type="dxa" w:w="476"/>
+            <w:tcW w:type="dxa" w:w="952"/>
           </w:tcPr>
           <w:p>
             <w:pPr>
@@ -6027,7 +6027,7 @@
         </w:tc>
         <w:tc>
           <w:tcPr>
-            <w:tcW w:type="dxa" w:w="5817"/>
+            <w:tcW w:type="dxa" w:w="5340"/>
             <w:noWrap/>
           </w:tcPr>
           <w:p>
@@ -6057,7 +6057,7 @@
       <w:tr>
         <w:tc>
           <w:tcPr>
-            <w:tcW w:type="dxa" w:w="476"/>
+            <w:tcW w:type="dxa" w:w="952"/>
           </w:tcPr>
           <w:p>
             <w:pPr>
@@ -6073,7 +6073,7 @@
         </w:tc>
         <w:tc>
           <w:tcPr>
-            <w:tcW w:type="dxa" w:w="5817"/>
+            <w:tcW w:type="dxa" w:w="5340"/>
             <w:noWrap/>
           </w:tcPr>
           <w:p>
@@ -6103,7 +6103,7 @@
       <w:tr>
         <w:tc>
           <w:tcPr>
-            <w:tcW w:type="dxa" w:w="476"/>
+            <w:tcW w:type="dxa" w:w="952"/>
           </w:tcPr>
           <w:p>
             <w:pPr>
@@ -6119,7 +6119,7 @@
         </w:tc>
         <w:tc>
           <w:tcPr>
-            <w:tcW w:type="dxa" w:w="5817"/>
+            <w:tcW w:type="dxa" w:w="5340"/>
             <w:noWrap/>
           </w:tcPr>
           <w:p>
@@ -6149,7 +6149,7 @@
       <w:tr>
         <w:tc>
           <w:tcPr>
-            <w:tcW w:type="dxa" w:w="476"/>
+            <w:tcW w:type="dxa" w:w="952"/>
           </w:tcPr>
           <w:p>
             <w:pPr>
@@ -6165,7 +6165,7 @@
         </w:tc>
         <w:tc>
           <w:tcPr>
-            <w:tcW w:type="dxa" w:w="5817"/>
+            <w:tcW w:type="dxa" w:w="5340"/>
             <w:noWrap/>
           </w:tcPr>
           <w:p>
@@ -6195,7 +6195,7 @@
       <w:tr>
         <w:tc>
           <w:tcPr>
-            <w:tcW w:type="dxa" w:w="476"/>
+            <w:tcW w:type="dxa" w:w="952"/>
           </w:tcPr>
           <w:p>
             <w:pPr>
@@ -6211,7 +6211,7 @@
         </w:tc>
         <w:tc>
           <w:tcPr>
-            <w:tcW w:type="dxa" w:w="5817"/>
+            <w:tcW w:type="dxa" w:w="5340"/>
             <w:noWrap/>
           </w:tcPr>
           <w:p>
@@ -6241,7 +6241,7 @@
       <w:tr>
         <w:tc>
           <w:tcPr>
-            <w:tcW w:type="dxa" w:w="476"/>
+            <w:tcW w:type="dxa" w:w="952"/>
           </w:tcPr>
           <w:p>
             <w:pPr>
@@ -6257,7 +6257,7 @@
         </w:tc>
         <w:tc>
           <w:tcPr>
-            <w:tcW w:type="dxa" w:w="5817"/>
+            <w:tcW w:type="dxa" w:w="5340"/>
             <w:noWrap/>
           </w:tcPr>
           <w:p>
@@ -6287,7 +6287,7 @@
       <w:tr>
         <w:tc>
           <w:tcPr>
-            <w:tcW w:type="dxa" w:w="476"/>
+            <w:tcW w:type="dxa" w:w="952"/>
           </w:tcPr>
           <w:p>
             <w:pPr>
@@ -6303,7 +6303,7 @@
         </w:tc>
         <w:tc>
           <w:tcPr>
-            <w:tcW w:type="dxa" w:w="5817"/>
+            <w:tcW w:type="dxa" w:w="5340"/>
             <w:noWrap/>
           </w:tcPr>
           <w:p>
@@ -6333,7 +6333,7 @@
       <w:tr>
         <w:tc>
           <w:tcPr>
-            <w:tcW w:type="dxa" w:w="476"/>
+            <w:tcW w:type="dxa" w:w="952"/>
           </w:tcPr>
           <w:p>
             <w:pPr>
@@ -6349,7 +6349,7 @@
         </w:tc>
         <w:tc>
           <w:tcPr>
-            <w:tcW w:type="dxa" w:w="5817"/>
+            <w:tcW w:type="dxa" w:w="5340"/>
             <w:noWrap/>
           </w:tcPr>
           <w:p>
@@ -6379,7 +6379,7 @@
       <w:tr>
         <w:tc>
           <w:tcPr>
-            <w:tcW w:type="dxa" w:w="476"/>
+            <w:tcW w:type="dxa" w:w="952"/>
           </w:tcPr>
           <w:p>
             <w:pPr>
@@ -6395,7 +6395,7 @@
         </w:tc>
         <w:tc>
           <w:tcPr>
-            <w:tcW w:type="dxa" w:w="5817"/>
+            <w:tcW w:type="dxa" w:w="5340"/>
             <w:noWrap/>
           </w:tcPr>
           <w:p>
@@ -6425,7 +6425,7 @@
       <w:tr>
         <w:tc>
           <w:tcPr>
-            <w:tcW w:type="dxa" w:w="476"/>
+            <w:tcW w:type="dxa" w:w="952"/>
           </w:tcPr>
           <w:p>
             <w:pPr>
@@ -6441,7 +6441,7 @@
         </w:tc>
         <w:tc>
           <w:tcPr>
-            <w:tcW w:type="dxa" w:w="5817"/>
+            <w:tcW w:type="dxa" w:w="5340"/>
             <w:noWrap/>
           </w:tcPr>
           <w:p>
@@ -6471,7 +6471,7 @@
       <w:tr>
         <w:tc>
           <w:tcPr>
-            <w:tcW w:type="dxa" w:w="476"/>
+            <w:tcW w:type="dxa" w:w="952"/>
           </w:tcPr>
           <w:p>
             <w:pPr>
@@ -6487,7 +6487,7 @@
         </w:tc>
         <w:tc>
           <w:tcPr>
-            <w:tcW w:type="dxa" w:w="5817"/>
+            <w:tcW w:type="dxa" w:w="5340"/>
             <w:noWrap/>
           </w:tcPr>
           <w:p>
@@ -6517,7 +6517,7 @@
       <w:tr>
         <w:tc>
           <w:tcPr>
-            <w:tcW w:type="dxa" w:w="476"/>
+            <w:tcW w:type="dxa" w:w="952"/>
           </w:tcPr>
           <w:p>
             <w:pPr>
@@ -6533,7 +6533,7 @@
         </w:tc>
         <w:tc>
           <w:tcPr>
-            <w:tcW w:type="dxa" w:w="5817"/>
+            <w:tcW w:type="dxa" w:w="5340"/>
             <w:noWrap/>
           </w:tcPr>
           <w:p>
@@ -6586,7 +6586,7 @@
       <w:tr>
         <w:tc>
           <w:tcPr>
-            <w:tcW w:type="dxa" w:w="476"/>
+            <w:tcW w:type="dxa" w:w="952"/>
           </w:tcPr>
           <w:p>
             <w:pPr>
@@ -6602,7 +6602,7 @@
         </w:tc>
         <w:tc>
           <w:tcPr>
-            <w:tcW w:type="dxa" w:w="5817"/>
+            <w:tcW w:type="dxa" w:w="5340"/>
             <w:noWrap/>
           </w:tcPr>
           <w:p>
@@ -6631,7 +6631,7 @@
       <w:tr>
         <w:tc>
           <w:tcPr>
-            <w:tcW w:type="dxa" w:w="476"/>
+            <w:tcW w:type="dxa" w:w="952"/>
           </w:tcPr>
           <w:p>
             <w:pPr>
@@ -6647,7 +6647,7 @@
         </w:tc>
         <w:tc>
           <w:tcPr>
-            <w:tcW w:type="dxa" w:w="5817"/>
+            <w:tcW w:type="dxa" w:w="5340"/>
             <w:noWrap/>
           </w:tcPr>
           <w:p>
@@ -6677,7 +6677,7 @@
       <w:tr>
         <w:tc>
           <w:tcPr>
-            <w:tcW w:type="dxa" w:w="476"/>
+            <w:tcW w:type="dxa" w:w="952"/>
           </w:tcPr>
           <w:p>
             <w:pPr>
@@ -6693,7 +6693,7 @@
         </w:tc>
         <w:tc>
           <w:tcPr>
-            <w:tcW w:type="dxa" w:w="5817"/>
+            <w:tcW w:type="dxa" w:w="5340"/>
             <w:noWrap/>
           </w:tcPr>
           <w:p>
@@ -6723,7 +6723,7 @@
       <w:tr>
         <w:tc>
           <w:tcPr>
-            <w:tcW w:type="dxa" w:w="476"/>
+            <w:tcW w:type="dxa" w:w="952"/>
           </w:tcPr>
           <w:p>
             <w:pPr>
@@ -6739,7 +6739,7 @@
         </w:tc>
         <w:tc>
           <w:tcPr>
-            <w:tcW w:type="dxa" w:w="5817"/>
+            <w:tcW w:type="dxa" w:w="5340"/>
             <w:noWrap/>
           </w:tcPr>
           <w:p>
@@ -6769,7 +6769,7 @@
       <w:tr>
         <w:tc>
           <w:tcPr>
-            <w:tcW w:type="dxa" w:w="476"/>
+            <w:tcW w:type="dxa" w:w="952"/>
           </w:tcPr>
           <w:p>
             <w:pPr>
@@ -6785,7 +6785,7 @@
         </w:tc>
         <w:tc>
           <w:tcPr>
-            <w:tcW w:type="dxa" w:w="5817"/>
+            <w:tcW w:type="dxa" w:w="5340"/>
             <w:noWrap/>
           </w:tcPr>
           <w:p>
@@ -6815,7 +6815,7 @@
       <w:tr>
         <w:tc>
           <w:tcPr>
-            <w:tcW w:type="dxa" w:w="476"/>
+            <w:tcW w:type="dxa" w:w="952"/>
           </w:tcPr>
           <w:p>
             <w:pPr>
@@ -6831,7 +6831,7 @@
         </w:tc>
         <w:tc>
           <w:tcPr>
-            <w:tcW w:type="dxa" w:w="5817"/>
+            <w:tcW w:type="dxa" w:w="5340"/>
             <w:noWrap/>
           </w:tcPr>
           <w:p>
@@ -6861,7 +6861,7 @@
       <w:tr>
         <w:tc>
           <w:tcPr>
-            <w:tcW w:type="dxa" w:w="476"/>
+            <w:tcW w:type="dxa" w:w="952"/>
           </w:tcPr>
           <w:p>
             <w:pPr>
@@ -6877,7 +6877,7 @@
         </w:tc>
         <w:tc>
           <w:tcPr>
-            <w:tcW w:type="dxa" w:w="5817"/>
+            <w:tcW w:type="dxa" w:w="5340"/>
             <w:noWrap/>
           </w:tcPr>
           <w:p>
@@ -6907,7 +6907,7 @@
       <w:tr>
         <w:tc>
           <w:tcPr>
-            <w:tcW w:type="dxa" w:w="476"/>
+            <w:tcW w:type="dxa" w:w="952"/>
           </w:tcPr>
           <w:p>
             <w:pPr>
@@ -6923,7 +6923,7 @@
         </w:tc>
         <w:tc>
           <w:tcPr>
-            <w:tcW w:type="dxa" w:w="5817"/>
+            <w:tcW w:type="dxa" w:w="5340"/>
             <w:noWrap/>
           </w:tcPr>
           <w:p>
@@ -6953,7 +6953,7 @@
       <w:tr>
         <w:tc>
           <w:tcPr>
-            <w:tcW w:type="dxa" w:w="476"/>
+            <w:tcW w:type="dxa" w:w="952"/>
           </w:tcPr>
           <w:p>
             <w:pPr>
@@ -6969,7 +6969,7 @@
         </w:tc>
         <w:tc>
           <w:tcPr>
-            <w:tcW w:type="dxa" w:w="5817"/>
+            <w:tcW w:type="dxa" w:w="5340"/>
             <w:noWrap/>
           </w:tcPr>
           <w:p>
@@ -6999,7 +6999,7 @@
       <w:tr>
         <w:tc>
           <w:tcPr>
-            <w:tcW w:type="dxa" w:w="476"/>
+            <w:tcW w:type="dxa" w:w="952"/>
           </w:tcPr>
           <w:p>
             <w:pPr>
@@ -7015,7 +7015,7 @@
         </w:tc>
         <w:tc>
           <w:tcPr>
-            <w:tcW w:type="dxa" w:w="5817"/>
+            <w:tcW w:type="dxa" w:w="5340"/>
             <w:noWrap/>
           </w:tcPr>
           <w:p>
@@ -7045,7 +7045,7 @@
       <w:tr>
         <w:tc>
           <w:tcPr>
-            <w:tcW w:type="dxa" w:w="476"/>
+            <w:tcW w:type="dxa" w:w="952"/>
           </w:tcPr>
           <w:p>
             <w:pPr>
@@ -7061,7 +7061,7 @@
         </w:tc>
         <w:tc>
           <w:tcPr>
-            <w:tcW w:type="dxa" w:w="5817"/>
+            <w:tcW w:type="dxa" w:w="5340"/>
             <w:noWrap/>
           </w:tcPr>
           <w:p>
@@ -7091,7 +7091,7 @@
       <w:tr>
         <w:tc>
           <w:tcPr>
-            <w:tcW w:type="dxa" w:w="476"/>
+            <w:tcW w:type="dxa" w:w="952"/>
           </w:tcPr>
           <w:p>
             <w:pPr>
@@ -7107,7 +7107,7 @@
         </w:tc>
         <w:tc>
           <w:tcPr>
-            <w:tcW w:type="dxa" w:w="5817"/>
+            <w:tcW w:type="dxa" w:w="5340"/>
             <w:noWrap/>
           </w:tcPr>
           <w:p>
@@ -7137,7 +7137,7 @@
       <w:tr>
         <w:tc>
           <w:tcPr>
-            <w:tcW w:type="dxa" w:w="476"/>
+            <w:tcW w:type="dxa" w:w="952"/>
           </w:tcPr>
           <w:p>
             <w:pPr>
@@ -7153,7 +7153,7 @@
         </w:tc>
         <w:tc>
           <w:tcPr>
-            <w:tcW w:type="dxa" w:w="5817"/>
+            <w:tcW w:type="dxa" w:w="5340"/>
             <w:noWrap/>
           </w:tcPr>
           <w:p>
@@ -7183,7 +7183,7 @@
       <w:tr>
         <w:tc>
           <w:tcPr>
-            <w:tcW w:type="dxa" w:w="476"/>
+            <w:tcW w:type="dxa" w:w="952"/>
           </w:tcPr>
           <w:p>
             <w:pPr>
@@ -7199,7 +7199,7 @@
         </w:tc>
         <w:tc>
           <w:tcPr>
-            <w:tcW w:type="dxa" w:w="5817"/>
+            <w:tcW w:type="dxa" w:w="5340"/>
             <w:noWrap/>
           </w:tcPr>
           <w:p>
@@ -7229,7 +7229,7 @@
       <w:tr>
         <w:tc>
           <w:tcPr>
-            <w:tcW w:type="dxa" w:w="476"/>
+            <w:tcW w:type="dxa" w:w="952"/>
           </w:tcPr>
           <w:p>
             <w:pPr>
@@ -7245,7 +7245,7 @@
         </w:tc>
         <w:tc>
           <w:tcPr>
-            <w:tcW w:type="dxa" w:w="5817"/>
+            <w:tcW w:type="dxa" w:w="5340"/>
             <w:noWrap/>
           </w:tcPr>
           <w:p>
@@ -7275,7 +7275,7 @@
       <w:tr>
         <w:tc>
           <w:tcPr>
-            <w:tcW w:type="dxa" w:w="476"/>
+            <w:tcW w:type="dxa" w:w="952"/>
           </w:tcPr>
           <w:p>
             <w:pPr>
@@ -7291,7 +7291,7 @@
         </w:tc>
         <w:tc>
           <w:tcPr>
-            <w:tcW w:type="dxa" w:w="5817"/>
+            <w:tcW w:type="dxa" w:w="5340"/>
             <w:noWrap/>
           </w:tcPr>
           <w:p>
@@ -7321,7 +7321,7 @@
       <w:tr>
         <w:tc>
           <w:tcPr>
-            <w:tcW w:type="dxa" w:w="476"/>
+            <w:tcW w:type="dxa" w:w="952"/>
           </w:tcPr>
           <w:p>
             <w:pPr>
@@ -7337,7 +7337,7 @@
         </w:tc>
         <w:tc>
           <w:tcPr>
-            <w:tcW w:type="dxa" w:w="5817"/>
+            <w:tcW w:type="dxa" w:w="5340"/>
             <w:noWrap/>
           </w:tcPr>
           <w:p>
@@ -7367,7 +7367,7 @@
       <w:tr>
         <w:tc>
           <w:tcPr>
-            <w:tcW w:type="dxa" w:w="476"/>
+            <w:tcW w:type="dxa" w:w="952"/>
           </w:tcPr>
           <w:p>
             <w:pPr>
@@ -7383,7 +7383,7 @@
         </w:tc>
         <w:tc>
           <w:tcPr>
-            <w:tcW w:type="dxa" w:w="5817"/>
+            <w:tcW w:type="dxa" w:w="5340"/>
             <w:noWrap/>
           </w:tcPr>
           <w:p>
@@ -7413,7 +7413,7 @@
       <w:tr>
         <w:tc>
           <w:tcPr>
-            <w:tcW w:type="dxa" w:w="476"/>
+            <w:tcW w:type="dxa" w:w="952"/>
           </w:tcPr>
           <w:p>
             <w:pPr>
@@ -7429,7 +7429,7 @@
         </w:tc>
         <w:tc>
           <w:tcPr>
-            <w:tcW w:type="dxa" w:w="5817"/>
+            <w:tcW w:type="dxa" w:w="5340"/>
             <w:noWrap/>
           </w:tcPr>
           <w:p>
@@ -7459,7 +7459,7 @@
       <w:tr>
         <w:tc>
           <w:tcPr>
-            <w:tcW w:type="dxa" w:w="476"/>
+            <w:tcW w:type="dxa" w:w="952"/>
           </w:tcPr>
           <w:p>
             <w:pPr>
@@ -7475,7 +7475,7 @@
         </w:tc>
         <w:tc>
           <w:tcPr>
-            <w:tcW w:type="dxa" w:w="5817"/>
+            <w:tcW w:type="dxa" w:w="5340"/>
             <w:noWrap/>
           </w:tcPr>
           <w:p>
@@ -7505,7 +7505,7 @@
       <w:tr>
         <w:tc>
           <w:tcPr>
-            <w:tcW w:type="dxa" w:w="476"/>
+            <w:tcW w:type="dxa" w:w="952"/>
           </w:tcPr>
           <w:p>
             <w:pPr>
@@ -7521,7 +7521,7 @@
         </w:tc>
         <w:tc>
           <w:tcPr>
-            <w:tcW w:type="dxa" w:w="5817"/>
+            <w:tcW w:type="dxa" w:w="5340"/>
             <w:noWrap/>
           </w:tcPr>
           <w:p>
@@ -7551,7 +7551,7 @@
       <w:tr>
         <w:tc>
           <w:tcPr>
-            <w:tcW w:type="dxa" w:w="476"/>
+            <w:tcW w:type="dxa" w:w="952"/>
           </w:tcPr>
           <w:p>
             <w:pPr>
@@ -7567,7 +7567,7 @@
         </w:tc>
         <w:tc>
           <w:tcPr>
-            <w:tcW w:type="dxa" w:w="5817"/>
+            <w:tcW w:type="dxa" w:w="5340"/>
             <w:noWrap/>
           </w:tcPr>
           <w:p>
@@ -7597,7 +7597,7 @@
       <w:tr>
         <w:tc>
           <w:tcPr>
-            <w:tcW w:type="dxa" w:w="476"/>
+            <w:tcW w:type="dxa" w:w="952"/>
           </w:tcPr>
           <w:p>
             <w:pPr>
@@ -7613,7 +7613,7 @@
         </w:tc>
         <w:tc>
           <w:tcPr>
-            <w:tcW w:type="dxa" w:w="5817"/>
+            <w:tcW w:type="dxa" w:w="5340"/>
             <w:noWrap/>
           </w:tcPr>
           <w:p>
@@ -7643,7 +7643,7 @@
       <w:tr>
         <w:tc>
           <w:tcPr>
-            <w:tcW w:type="dxa" w:w="476"/>
+            <w:tcW w:type="dxa" w:w="952"/>
           </w:tcPr>
           <w:p>
             <w:pPr>
@@ -7659,7 +7659,7 @@
         </w:tc>
         <w:tc>
           <w:tcPr>
-            <w:tcW w:type="dxa" w:w="5817"/>
+            <w:tcW w:type="dxa" w:w="5340"/>
             <w:noWrap/>
           </w:tcPr>
           <w:p>
@@ -7689,7 +7689,7 @@
       <w:tr>
         <w:tc>
           <w:tcPr>
-            <w:tcW w:type="dxa" w:w="476"/>
+            <w:tcW w:type="dxa" w:w="952"/>
           </w:tcPr>
           <w:p>
             <w:pPr>
@@ -7705,7 +7705,7 @@
         </w:tc>
         <w:tc>
           <w:tcPr>
-            <w:tcW w:type="dxa" w:w="5817"/>
+            <w:tcW w:type="dxa" w:w="5340"/>
             <w:noWrap/>
           </w:tcPr>
           <w:p>
@@ -7735,7 +7735,7 @@
       <w:tr>
         <w:tc>
           <w:tcPr>
-            <w:tcW w:type="dxa" w:w="476"/>
+            <w:tcW w:type="dxa" w:w="952"/>
           </w:tcPr>
           <w:p>
             <w:pPr>
@@ -7751,7 +7751,7 @@
         </w:tc>
         <w:tc>
           <w:tcPr>
-            <w:tcW w:type="dxa" w:w="5817"/>
+            <w:tcW w:type="dxa" w:w="5340"/>
             <w:noWrap/>
           </w:tcPr>
           <w:p>
@@ -7781,7 +7781,7 @@
       <w:tr>
         <w:tc>
           <w:tcPr>
-            <w:tcW w:type="dxa" w:w="476"/>
+            <w:tcW w:type="dxa" w:w="952"/>
           </w:tcPr>
           <w:p>
             <w:pPr>
@@ -7797,7 +7797,7 @@
         </w:tc>
         <w:tc>
           <w:tcPr>
-            <w:tcW w:type="dxa" w:w="5817"/>
+            <w:tcW w:type="dxa" w:w="5340"/>
             <w:noWrap/>
           </w:tcPr>
           <w:p>
@@ -7827,7 +7827,7 @@
       <w:tr>
         <w:tc>
           <w:tcPr>
-            <w:tcW w:type="dxa" w:w="476"/>
+            <w:tcW w:type="dxa" w:w="952"/>
           </w:tcPr>
           <w:p>
             <w:pPr>
@@ -7843,7 +7843,7 @@
         </w:tc>
         <w:tc>
           <w:tcPr>
-            <w:tcW w:type="dxa" w:w="5817"/>
+            <w:tcW w:type="dxa" w:w="5340"/>
             <w:noWrap/>
           </w:tcPr>
           <w:p>
@@ -7896,7 +7896,7 @@
       <w:tr>
         <w:tc>
           <w:tcPr>
-            <w:tcW w:type="dxa" w:w="476"/>
+            <w:tcW w:type="dxa" w:w="952"/>
           </w:tcPr>
           <w:p>
             <w:pPr>
@@ -7912,7 +7912,7 @@
         </w:tc>
         <w:tc>
           <w:tcPr>
-            <w:tcW w:type="dxa" w:w="5817"/>
+            <w:tcW w:type="dxa" w:w="5340"/>
             <w:noWrap/>
           </w:tcPr>
           <w:p>
@@ -7941,7 +7941,7 @@
       <w:tr>
         <w:tc>
           <w:tcPr>
-            <w:tcW w:type="dxa" w:w="476"/>
+            <w:tcW w:type="dxa" w:w="952"/>
           </w:tcPr>
           <w:p>
             <w:pPr>
@@ -7957,7 +7957,7 @@
         </w:tc>
         <w:tc>
           <w:tcPr>
-            <w:tcW w:type="dxa" w:w="5817"/>
+            <w:tcW w:type="dxa" w:w="5340"/>
             <w:noWrap/>
           </w:tcPr>
           <w:p>
@@ -7987,7 +7987,7 @@
       <w:tr>
         <w:tc>
           <w:tcPr>
-            <w:tcW w:type="dxa" w:w="476"/>
+            <w:tcW w:type="dxa" w:w="952"/>
           </w:tcPr>
           <w:p>
             <w:pPr>
@@ -8003,7 +8003,7 @@
         </w:tc>
         <w:tc>
           <w:tcPr>
-            <w:tcW w:type="dxa" w:w="5817"/>
+            <w:tcW w:type="dxa" w:w="5340"/>
             <w:noWrap/>
           </w:tcPr>
           <w:p>
@@ -8033,7 +8033,7 @@
       <w:tr>
         <w:tc>
           <w:tcPr>
-            <w:tcW w:type="dxa" w:w="476"/>
+            <w:tcW w:type="dxa" w:w="952"/>
           </w:tcPr>
           <w:p>
             <w:pPr>
@@ -8049,7 +8049,7 @@
         </w:tc>
         <w:tc>
           <w:tcPr>
-            <w:tcW w:type="dxa" w:w="5817"/>
+            <w:tcW w:type="dxa" w:w="5340"/>
             <w:noWrap/>
           </w:tcPr>
           <w:p>
@@ -8102,7 +8102,7 @@
       <w:tr>
         <w:tc>
           <w:tcPr>
-            <w:tcW w:type="dxa" w:w="476"/>
+            <w:tcW w:type="dxa" w:w="952"/>
           </w:tcPr>
           <w:p>
             <w:pPr>
@@ -8118,7 +8118,7 @@
         </w:tc>
         <w:tc>
           <w:tcPr>
-            <w:tcW w:type="dxa" w:w="5817"/>
+            <w:tcW w:type="dxa" w:w="5340"/>
             <w:noWrap/>
           </w:tcPr>
           <w:p>
@@ -8147,7 +8147,7 @@
       <w:tr>
         <w:tc>
           <w:tcPr>
-            <w:tcW w:type="dxa" w:w="476"/>
+            <w:tcW w:type="dxa" w:w="952"/>
           </w:tcPr>
           <w:p>
             <w:pPr>
@@ -8163,7 +8163,7 @@
         </w:tc>
         <w:tc>
           <w:tcPr>
-            <w:tcW w:type="dxa" w:w="5817"/>
+            <w:tcW w:type="dxa" w:w="5340"/>
             <w:noWrap/>
           </w:tcPr>
           <w:p>
@@ -8193,7 +8193,7 @@
       <w:tr>
         <w:tc>
           <w:tcPr>
-            <w:tcW w:type="dxa" w:w="476"/>
+            <w:tcW w:type="dxa" w:w="952"/>
           </w:tcPr>
           <w:p>
             <w:pPr>
@@ -8209,7 +8209,7 @@
         </w:tc>
         <w:tc>
           <w:tcPr>
-            <w:tcW w:type="dxa" w:w="5817"/>
+            <w:tcW w:type="dxa" w:w="5340"/>
             <w:noWrap/>
           </w:tcPr>
           <w:p>
@@ -8239,7 +8239,7 @@
       <w:tr>
         <w:tc>
           <w:tcPr>
-            <w:tcW w:type="dxa" w:w="476"/>
+            <w:tcW w:type="dxa" w:w="952"/>
           </w:tcPr>
           <w:p>
             <w:pPr>
@@ -8255,7 +8255,7 @@
         </w:tc>
         <w:tc>
           <w:tcPr>
-            <w:tcW w:type="dxa" w:w="5817"/>
+            <w:tcW w:type="dxa" w:w="5340"/>
             <w:noWrap/>
           </w:tcPr>
           <w:p>
@@ -8285,7 +8285,7 @@
       <w:tr>
         <w:tc>
           <w:tcPr>
-            <w:tcW w:type="dxa" w:w="476"/>
+            <w:tcW w:type="dxa" w:w="952"/>
           </w:tcPr>
           <w:p>
             <w:pPr>
@@ -8301,7 +8301,7 @@
         </w:tc>
         <w:tc>
           <w:tcPr>
-            <w:tcW w:type="dxa" w:w="5817"/>
+            <w:tcW w:type="dxa" w:w="5340"/>
             <w:noWrap/>
           </w:tcPr>
           <w:p>
@@ -8331,7 +8331,7 @@
       <w:tr>
         <w:tc>
           <w:tcPr>
-            <w:tcW w:type="dxa" w:w="476"/>
+            <w:tcW w:type="dxa" w:w="952"/>
           </w:tcPr>
           <w:p>
             <w:pPr>
@@ -8347,7 +8347,7 @@
         </w:tc>
         <w:tc>
           <w:tcPr>
-            <w:tcW w:type="dxa" w:w="5817"/>
+            <w:tcW w:type="dxa" w:w="5340"/>
             <w:noWrap/>
           </w:tcPr>
           <w:p>
@@ -8377,7 +8377,7 @@
       <w:tr>
         <w:tc>
           <w:tcPr>
-            <w:tcW w:type="dxa" w:w="476"/>
+            <w:tcW w:type="dxa" w:w="952"/>
           </w:tcPr>
           <w:p>
             <w:pPr>
@@ -8393,7 +8393,7 @@
         </w:tc>
         <w:tc>
           <w:tcPr>
-            <w:tcW w:type="dxa" w:w="5817"/>
+            <w:tcW w:type="dxa" w:w="5340"/>
             <w:noWrap/>
           </w:tcPr>
           <w:p>
@@ -8423,7 +8423,7 @@
       <w:tr>
         <w:tc>
           <w:tcPr>
-            <w:tcW w:type="dxa" w:w="476"/>
+            <w:tcW w:type="dxa" w:w="952"/>
           </w:tcPr>
           <w:p>
             <w:pPr>
@@ -8439,7 +8439,7 @@
         </w:tc>
         <w:tc>
           <w:tcPr>
-            <w:tcW w:type="dxa" w:w="5817"/>
+            <w:tcW w:type="dxa" w:w="5340"/>
             <w:noWrap/>
           </w:tcPr>
           <w:p>
@@ -8469,7 +8469,7 @@
       <w:tr>
         <w:tc>
           <w:tcPr>
-            <w:tcW w:type="dxa" w:w="476"/>
+            <w:tcW w:type="dxa" w:w="952"/>
           </w:tcPr>
           <w:p>
             <w:pPr>
@@ -8485,7 +8485,7 @@
         </w:tc>
         <w:tc>
           <w:tcPr>
-            <w:tcW w:type="dxa" w:w="5817"/>
+            <w:tcW w:type="dxa" w:w="5340"/>
             <w:noWrap/>
           </w:tcPr>
           <w:p>
@@ -8515,7 +8515,7 @@
       <w:tr>
         <w:tc>
           <w:tcPr>
-            <w:tcW w:type="dxa" w:w="476"/>
+            <w:tcW w:type="dxa" w:w="952"/>
           </w:tcPr>
           <w:p>
             <w:pPr>
@@ -8531,7 +8531,7 @@
         </w:tc>
         <w:tc>
           <w:tcPr>
-            <w:tcW w:type="dxa" w:w="5817"/>
+            <w:tcW w:type="dxa" w:w="5340"/>
             <w:noWrap/>
           </w:tcPr>
           <w:p>
@@ -8561,7 +8561,7 @@
       <w:tr>
         <w:tc>
           <w:tcPr>
-            <w:tcW w:type="dxa" w:w="476"/>
+            <w:tcW w:type="dxa" w:w="952"/>
           </w:tcPr>
           <w:p>
             <w:pPr>
@@ -8577,7 +8577,7 @@
         </w:tc>
         <w:tc>
           <w:tcPr>
-            <w:tcW w:type="dxa" w:w="5817"/>
+            <w:tcW w:type="dxa" w:w="5340"/>
             <w:noWrap/>
           </w:tcPr>
           <w:p>
@@ -8607,7 +8607,7 @@
       <w:tr>
         <w:tc>
           <w:tcPr>
-            <w:tcW w:type="dxa" w:w="476"/>
+            <w:tcW w:type="dxa" w:w="952"/>
           </w:tcPr>
           <w:p>
             <w:pPr>
@@ -8623,7 +8623,7 @@
         </w:tc>
         <w:tc>
           <w:tcPr>
-            <w:tcW w:type="dxa" w:w="5817"/>
+            <w:tcW w:type="dxa" w:w="5340"/>
             <w:noWrap/>
           </w:tcPr>
           <w:p>
@@ -8653,7 +8653,7 @@
       <w:tr>
         <w:tc>
           <w:tcPr>
-            <w:tcW w:type="dxa" w:w="476"/>
+            <w:tcW w:type="dxa" w:w="952"/>
           </w:tcPr>
           <w:p>
             <w:pPr>
@@ -8669,7 +8669,7 @@
         </w:tc>
         <w:tc>
           <w:tcPr>
-            <w:tcW w:type="dxa" w:w="5817"/>
+            <w:tcW w:type="dxa" w:w="5340"/>
             <w:noWrap/>
           </w:tcPr>
           <w:p>
@@ -8699,7 +8699,7 @@
       <w:tr>
         <w:tc>
           <w:tcPr>
-            <w:tcW w:type="dxa" w:w="476"/>
+            <w:tcW w:type="dxa" w:w="952"/>
           </w:tcPr>
           <w:p>
             <w:pPr>
@@ -8715,7 +8715,7 @@
         </w:tc>
         <w:tc>
           <w:tcPr>
-            <w:tcW w:type="dxa" w:w="5817"/>
+            <w:tcW w:type="dxa" w:w="5340"/>
             <w:noWrap/>
           </w:tcPr>
           <w:p>
@@ -8745,7 +8745,7 @@
       <w:tr>
         <w:tc>
           <w:tcPr>
-            <w:tcW w:type="dxa" w:w="476"/>
+            <w:tcW w:type="dxa" w:w="952"/>
           </w:tcPr>
           <w:p>
             <w:pPr>
@@ -8761,7 +8761,7 @@
         </w:tc>
         <w:tc>
           <w:tcPr>
-            <w:tcW w:type="dxa" w:w="5817"/>
+            <w:tcW w:type="dxa" w:w="5340"/>
             <w:noWrap/>
           </w:tcPr>
           <w:p>
@@ -8814,7 +8814,7 @@
       <w:tr>
         <w:tc>
           <w:tcPr>
-            <w:tcW w:type="dxa" w:w="476"/>
+            <w:tcW w:type="dxa" w:w="952"/>
           </w:tcPr>
           <w:p>
             <w:pPr>
@@ -8830,7 +8830,7 @@
         </w:tc>
         <w:tc>
           <w:tcPr>
-            <w:tcW w:type="dxa" w:w="5817"/>
+            <w:tcW w:type="dxa" w:w="5340"/>
             <w:noWrap/>
           </w:tcPr>
           <w:p>
@@ -8859,7 +8859,7 @@
       <w:tr>
         <w:tc>
           <w:tcPr>
-            <w:tcW w:type="dxa" w:w="476"/>
+            <w:tcW w:type="dxa" w:w="952"/>
           </w:tcPr>
           <w:p>
             <w:pPr>
@@ -8875,7 +8875,7 @@
         </w:tc>
         <w:tc>
           <w:tcPr>
-            <w:tcW w:type="dxa" w:w="5817"/>
+            <w:tcW w:type="dxa" w:w="5340"/>
             <w:noWrap/>
           </w:tcPr>
           <w:p>
@@ -8905,7 +8905,7 @@
       <w:tr>
         <w:tc>
           <w:tcPr>
-            <w:tcW w:type="dxa" w:w="476"/>
+            <w:tcW w:type="dxa" w:w="952"/>
           </w:tcPr>
           <w:p>
             <w:pPr>
@@ -8921,7 +8921,7 @@
         </w:tc>
         <w:tc>
           <w:tcPr>
-            <w:tcW w:type="dxa" w:w="5817"/>
+            <w:tcW w:type="dxa" w:w="5340"/>
             <w:noWrap/>
           </w:tcPr>
           <w:p>
@@ -8951,7 +8951,7 @@
       <w:tr>
         <w:tc>
           <w:tcPr>
-            <w:tcW w:type="dxa" w:w="476"/>
+            <w:tcW w:type="dxa" w:w="952"/>
           </w:tcPr>
           <w:p>
             <w:pPr>
@@ -8967,7 +8967,7 @@
         </w:tc>
         <w:tc>
           <w:tcPr>
-            <w:tcW w:type="dxa" w:w="5817"/>
+            <w:tcW w:type="dxa" w:w="5340"/>
             <w:noWrap/>
           </w:tcPr>
           <w:p>
@@ -8997,7 +8997,7 @@
       <w:tr>
         <w:tc>
           <w:tcPr>
-            <w:tcW w:type="dxa" w:w="476"/>
+            <w:tcW w:type="dxa" w:w="952"/>
           </w:tcPr>
           <w:p>
             <w:pPr>
@@ -9013,7 +9013,7 @@
         </w:tc>
         <w:tc>
           <w:tcPr>
-            <w:tcW w:type="dxa" w:w="5817"/>
+            <w:tcW w:type="dxa" w:w="5340"/>
             <w:noWrap/>
           </w:tcPr>
           <w:p>
@@ -9043,7 +9043,7 @@
       <w:tr>
         <w:tc>
           <w:tcPr>
-            <w:tcW w:type="dxa" w:w="476"/>
+            <w:tcW w:type="dxa" w:w="952"/>
           </w:tcPr>
           <w:p>
             <w:pPr>
@@ -9059,7 +9059,7 @@
         </w:tc>
         <w:tc>
           <w:tcPr>
-            <w:tcW w:type="dxa" w:w="5817"/>
+            <w:tcW w:type="dxa" w:w="5340"/>
             <w:noWrap/>
           </w:tcPr>
           <w:p>
@@ -9089,7 +9089,7 @@
       <w:tr>
         <w:tc>
           <w:tcPr>
-            <w:tcW w:type="dxa" w:w="476"/>
+            <w:tcW w:type="dxa" w:w="952"/>
           </w:tcPr>
           <w:p>
             <w:pPr>
@@ -9105,7 +9105,7 @@
         </w:tc>
         <w:tc>
           <w:tcPr>
-            <w:tcW w:type="dxa" w:w="5817"/>
+            <w:tcW w:type="dxa" w:w="5340"/>
             <w:noWrap/>
           </w:tcPr>
           <w:p>
@@ -9135,7 +9135,7 @@
       <w:tr>
         <w:tc>
           <w:tcPr>
-            <w:tcW w:type="dxa" w:w="476"/>
+            <w:tcW w:type="dxa" w:w="952"/>
           </w:tcPr>
           <w:p>
             <w:pPr>
@@ -9151,7 +9151,7 @@
         </w:tc>
         <w:tc>
           <w:tcPr>
-            <w:tcW w:type="dxa" w:w="5817"/>
+            <w:tcW w:type="dxa" w:w="5340"/>
             <w:noWrap/>
           </w:tcPr>
           <w:p>
@@ -9181,7 +9181,7 @@
       <w:tr>
         <w:tc>
           <w:tcPr>
-            <w:tcW w:type="dxa" w:w="476"/>
+            <w:tcW w:type="dxa" w:w="952"/>
           </w:tcPr>
           <w:p>
             <w:pPr>
@@ -9197,7 +9197,7 @@
         </w:tc>
         <w:tc>
           <w:tcPr>
-            <w:tcW w:type="dxa" w:w="5817"/>
+            <w:tcW w:type="dxa" w:w="5340"/>
             <w:noWrap/>
           </w:tcPr>
           <w:p>
@@ -9227,7 +9227,7 @@
       <w:tr>
         <w:tc>
           <w:tcPr>
-            <w:tcW w:type="dxa" w:w="476"/>
+            <w:tcW w:type="dxa" w:w="952"/>
           </w:tcPr>
           <w:p>
             <w:pPr>
@@ -9243,7 +9243,7 @@
         </w:tc>
         <w:tc>
           <w:tcPr>
-            <w:tcW w:type="dxa" w:w="5817"/>
+            <w:tcW w:type="dxa" w:w="5340"/>
             <w:noWrap/>
           </w:tcPr>
           <w:p>
@@ -9273,7 +9273,7 @@
       <w:tr>
         <w:tc>
           <w:tcPr>
-            <w:tcW w:type="dxa" w:w="476"/>
+            <w:tcW w:type="dxa" w:w="952"/>
           </w:tcPr>
           <w:p>
             <w:pPr>
@@ -9289,7 +9289,7 @@
         </w:tc>
         <w:tc>
           <w:tcPr>
-            <w:tcW w:type="dxa" w:w="5817"/>
+            <w:tcW w:type="dxa" w:w="5340"/>
             <w:noWrap/>
           </w:tcPr>
           <w:p>
@@ -9319,7 +9319,7 @@
       <w:tr>
         <w:tc>
           <w:tcPr>
-            <w:tcW w:type="dxa" w:w="476"/>
+            <w:tcW w:type="dxa" w:w="952"/>
           </w:tcPr>
           <w:p>
             <w:pPr>
@@ -9335,7 +9335,7 @@
         </w:tc>
         <w:tc>
           <w:tcPr>
-            <w:tcW w:type="dxa" w:w="5817"/>
+            <w:tcW w:type="dxa" w:w="5340"/>
             <w:noWrap/>
           </w:tcPr>
           <w:p>
@@ -9365,7 +9365,7 @@
       <w:tr>
         <w:tc>
           <w:tcPr>
-            <w:tcW w:type="dxa" w:w="476"/>
+            <w:tcW w:type="dxa" w:w="952"/>
           </w:tcPr>
           <w:p>
             <w:pPr>
@@ -9381,7 +9381,7 @@
         </w:tc>
         <w:tc>
           <w:tcPr>
-            <w:tcW w:type="dxa" w:w="5817"/>
+            <w:tcW w:type="dxa" w:w="5340"/>
             <w:noWrap/>
           </w:tcPr>
           <w:p>
@@ -9411,7 +9411,7 @@
       <w:tr>
         <w:tc>
           <w:tcPr>
-            <w:tcW w:type="dxa" w:w="476"/>
+            <w:tcW w:type="dxa" w:w="952"/>
           </w:tcPr>
           <w:p>
             <w:pPr>
@@ -9427,7 +9427,7 @@
         </w:tc>
         <w:tc>
           <w:tcPr>
-            <w:tcW w:type="dxa" w:w="5817"/>
+            <w:tcW w:type="dxa" w:w="5340"/>
             <w:noWrap/>
           </w:tcPr>
           <w:p>
@@ -9457,7 +9457,7 @@
       <w:tr>
         <w:tc>
           <w:tcPr>
-            <w:tcW w:type="dxa" w:w="476"/>
+            <w:tcW w:type="dxa" w:w="952"/>
           </w:tcPr>
           <w:p>
             <w:pPr>
@@ -9473,7 +9473,7 @@
         </w:tc>
         <w:tc>
           <w:tcPr>
-            <w:tcW w:type="dxa" w:w="5817"/>
+            <w:tcW w:type="dxa" w:w="5340"/>
             <w:noWrap/>
           </w:tcPr>
           <w:p>
@@ -9503,7 +9503,7 @@
       <w:tr>
         <w:tc>
           <w:tcPr>
-            <w:tcW w:type="dxa" w:w="476"/>
+            <w:tcW w:type="dxa" w:w="952"/>
           </w:tcPr>
           <w:p>
             <w:pPr>
@@ -9519,7 +9519,7 @@
         </w:tc>
         <w:tc>
           <w:tcPr>
-            <w:tcW w:type="dxa" w:w="5817"/>
+            <w:tcW w:type="dxa" w:w="5340"/>
             <w:noWrap/>
           </w:tcPr>
           <w:p>
@@ -9549,7 +9549,7 @@
       <w:tr>
         <w:tc>
           <w:tcPr>
-            <w:tcW w:type="dxa" w:w="476"/>
+            <w:tcW w:type="dxa" w:w="952"/>
           </w:tcPr>
           <w:p>
             <w:pPr>
@@ -9565,7 +9565,7 @@
         </w:tc>
         <w:tc>
           <w:tcPr>
-            <w:tcW w:type="dxa" w:w="5817"/>
+            <w:tcW w:type="dxa" w:w="5340"/>
             <w:noWrap/>
           </w:tcPr>
           <w:p>
@@ -9595,7 +9595,7 @@
       <w:tr>
         <w:tc>
           <w:tcPr>
-            <w:tcW w:type="dxa" w:w="476"/>
+            <w:tcW w:type="dxa" w:w="952"/>
           </w:tcPr>
           <w:p>
             <w:pPr>
@@ -9611,7 +9611,7 @@
         </w:tc>
         <w:tc>
           <w:tcPr>
-            <w:tcW w:type="dxa" w:w="5817"/>
+            <w:tcW w:type="dxa" w:w="5340"/>
             <w:noWrap/>
           </w:tcPr>
           <w:p>
@@ -9641,7 +9641,7 @@
       <w:tr>
         <w:tc>
           <w:tcPr>
-            <w:tcW w:type="dxa" w:w="476"/>
+            <w:tcW w:type="dxa" w:w="952"/>
           </w:tcPr>
           <w:p>
             <w:pPr>
@@ -9657,7 +9657,7 @@
         </w:tc>
         <w:tc>
           <w:tcPr>
-            <w:tcW w:type="dxa" w:w="5817"/>
+            <w:tcW w:type="dxa" w:w="5340"/>
             <w:noWrap/>
           </w:tcPr>
           <w:p>
@@ -9687,7 +9687,7 @@
       <w:tr>
         <w:tc>
           <w:tcPr>
-            <w:tcW w:type="dxa" w:w="476"/>
+            <w:tcW w:type="dxa" w:w="952"/>
           </w:tcPr>
           <w:p>
             <w:pPr>
@@ -9703,7 +9703,7 @@
         </w:tc>
         <w:tc>
           <w:tcPr>
-            <w:tcW w:type="dxa" w:w="5817"/>
+            <w:tcW w:type="dxa" w:w="5340"/>
             <w:noWrap/>
           </w:tcPr>
           <w:p>
@@ -9733,7 +9733,7 @@
       <w:tr>
         <w:tc>
           <w:tcPr>
-            <w:tcW w:type="dxa" w:w="476"/>
+            <w:tcW w:type="dxa" w:w="952"/>
           </w:tcPr>
           <w:p>
             <w:pPr>
@@ -9749,7 +9749,7 @@
         </w:tc>
         <w:tc>
           <w:tcPr>
-            <w:tcW w:type="dxa" w:w="5817"/>
+            <w:tcW w:type="dxa" w:w="5340"/>
             <w:noWrap/>
           </w:tcPr>
           <w:p>
@@ -9779,7 +9779,7 @@
       <w:tr>
         <w:tc>
           <w:tcPr>
-            <w:tcW w:type="dxa" w:w="476"/>
+            <w:tcW w:type="dxa" w:w="952"/>
           </w:tcPr>
           <w:p>
             <w:pPr>
@@ -9795,7 +9795,7 @@
         </w:tc>
         <w:tc>
           <w:tcPr>
-            <w:tcW w:type="dxa" w:w="5817"/>
+            <w:tcW w:type="dxa" w:w="5340"/>
             <w:noWrap/>
           </w:tcPr>
           <w:p>
@@ -9825,7 +9825,7 @@
       <w:tr>
         <w:tc>
           <w:tcPr>
-            <w:tcW w:type="dxa" w:w="476"/>
+            <w:tcW w:type="dxa" w:w="952"/>
           </w:tcPr>
           <w:p>
             <w:pPr>
@@ -9841,7 +9841,7 @@
         </w:tc>
         <w:tc>
           <w:tcPr>
-            <w:tcW w:type="dxa" w:w="5817"/>
+            <w:tcW w:type="dxa" w:w="5340"/>
             <w:noWrap/>
           </w:tcPr>
           <w:p>
@@ -9871,7 +9871,7 @@
       <w:tr>
         <w:tc>
           <w:tcPr>
-            <w:tcW w:type="dxa" w:w="476"/>
+            <w:tcW w:type="dxa" w:w="952"/>
           </w:tcPr>
           <w:p>
             <w:pPr>
@@ -9887,7 +9887,7 @@
         </w:tc>
         <w:tc>
           <w:tcPr>
-            <w:tcW w:type="dxa" w:w="5817"/>
+            <w:tcW w:type="dxa" w:w="5340"/>
             <w:noWrap/>
           </w:tcPr>
           <w:p>
@@ -9917,7 +9917,7 @@
       <w:tr>
         <w:tc>
           <w:tcPr>
-            <w:tcW w:type="dxa" w:w="476"/>
+            <w:tcW w:type="dxa" w:w="952"/>
           </w:tcPr>
           <w:p>
             <w:pPr>
@@ -9933,7 +9933,7 @@
         </w:tc>
         <w:tc>
           <w:tcPr>
-            <w:tcW w:type="dxa" w:w="5817"/>
+            <w:tcW w:type="dxa" w:w="5340"/>
             <w:noWrap/>
           </w:tcPr>
           <w:p>
@@ -9963,7 +9963,7 @@
       <w:tr>
         <w:tc>
           <w:tcPr>
-            <w:tcW w:type="dxa" w:w="476"/>
+            <w:tcW w:type="dxa" w:w="952"/>
           </w:tcPr>
           <w:p>
             <w:pPr>
@@ -9979,7 +9979,7 @@
         </w:tc>
         <w:tc>
           <w:tcPr>
-            <w:tcW w:type="dxa" w:w="5817"/>
+            <w:tcW w:type="dxa" w:w="5340"/>
             <w:noWrap/>
           </w:tcPr>
           <w:p>
@@ -10009,7 +10009,7 @@
       <w:tr>
         <w:tc>
           <w:tcPr>
-            <w:tcW w:type="dxa" w:w="476"/>
+            <w:tcW w:type="dxa" w:w="952"/>
           </w:tcPr>
           <w:p>
             <w:pPr>
@@ -10025,7 +10025,7 @@
         </w:tc>
         <w:tc>
           <w:tcPr>
-            <w:tcW w:type="dxa" w:w="5817"/>
+            <w:tcW w:type="dxa" w:w="5340"/>
             <w:noWrap/>
           </w:tcPr>
           <w:p>
@@ -10055,7 +10055,7 @@
       <w:tr>
         <w:tc>
           <w:tcPr>
-            <w:tcW w:type="dxa" w:w="476"/>
+            <w:tcW w:type="dxa" w:w="952"/>
           </w:tcPr>
           <w:p>
             <w:pPr>
@@ -10071,7 +10071,7 @@
         </w:tc>
         <w:tc>
           <w:tcPr>
-            <w:tcW w:type="dxa" w:w="5817"/>
+            <w:tcW w:type="dxa" w:w="5340"/>
             <w:noWrap/>
           </w:tcPr>
           <w:p>
@@ -10101,7 +10101,7 @@
       <w:tr>
         <w:tc>
           <w:tcPr>
-            <w:tcW w:type="dxa" w:w="476"/>
+            <w:tcW w:type="dxa" w:w="952"/>
           </w:tcPr>
           <w:p>
             <w:pPr>
@@ -10117,7 +10117,7 @@
         </w:tc>
         <w:tc>
           <w:tcPr>
-            <w:tcW w:type="dxa" w:w="5817"/>
+            <w:tcW w:type="dxa" w:w="5340"/>
             <w:noWrap/>
           </w:tcPr>
           <w:p>
@@ -10147,7 +10147,7 @@
       <w:tr>
         <w:tc>
           <w:tcPr>
-            <w:tcW w:type="dxa" w:w="476"/>
+            <w:tcW w:type="dxa" w:w="952"/>
           </w:tcPr>
           <w:p>
             <w:pPr>
@@ -10163,7 +10163,7 @@
         </w:tc>
         <w:tc>
           <w:tcPr>
-            <w:tcW w:type="dxa" w:w="5817"/>
+            <w:tcW w:type="dxa" w:w="5340"/>
             <w:noWrap/>
           </w:tcPr>
           <w:p>
@@ -10193,7 +10193,7 @@
       <w:tr>
         <w:tc>
           <w:tcPr>
-            <w:tcW w:type="dxa" w:w="476"/>
+            <w:tcW w:type="dxa" w:w="952"/>
           </w:tcPr>
           <w:p>
             <w:pPr>
@@ -10209,7 +10209,7 @@
         </w:tc>
         <w:tc>
           <w:tcPr>
-            <w:tcW w:type="dxa" w:w="5817"/>
+            <w:tcW w:type="dxa" w:w="5340"/>
             <w:noWrap/>
           </w:tcPr>
           <w:p>
@@ -10239,7 +10239,7 @@
       <w:tr>
         <w:tc>
           <w:tcPr>
-            <w:tcW w:type="dxa" w:w="476"/>
+            <w:tcW w:type="dxa" w:w="952"/>
           </w:tcPr>
           <w:p>
             <w:pPr>
@@ -10255,7 +10255,7 @@
         </w:tc>
         <w:tc>
           <w:tcPr>
-            <w:tcW w:type="dxa" w:w="5817"/>
+            <w:tcW w:type="dxa" w:w="5340"/>
             <w:noWrap/>
           </w:tcPr>
           <w:p>
@@ -10285,7 +10285,7 @@
       <w:tr>
         <w:tc>
           <w:tcPr>
-            <w:tcW w:type="dxa" w:w="476"/>
+            <w:tcW w:type="dxa" w:w="952"/>
           </w:tcPr>
           <w:p>
             <w:pPr>
@@ -10301,7 +10301,7 @@
         </w:tc>
         <w:tc>
           <w:tcPr>
-            <w:tcW w:type="dxa" w:w="5817"/>
+            <w:tcW w:type="dxa" w:w="5340"/>
             <w:noWrap/>
           </w:tcPr>
           <w:p>
@@ -10331,7 +10331,7 @@
       <w:tr>
         <w:tc>
           <w:tcPr>
-            <w:tcW w:type="dxa" w:w="476"/>
+            <w:tcW w:type="dxa" w:w="952"/>
           </w:tcPr>
           <w:p>
             <w:pPr>
@@ -10347,7 +10347,7 @@
         </w:tc>
         <w:tc>
           <w:tcPr>
-            <w:tcW w:type="dxa" w:w="5817"/>
+            <w:tcW w:type="dxa" w:w="5340"/>
             <w:noWrap/>
           </w:tcPr>
           <w:p>
@@ -10377,7 +10377,7 @@
       <w:tr>
         <w:tc>
           <w:tcPr>
-            <w:tcW w:type="dxa" w:w="476"/>
+            <w:tcW w:type="dxa" w:w="952"/>
           </w:tcPr>
           <w:p>
             <w:pPr>
@@ -10393,7 +10393,7 @@
         </w:tc>
         <w:tc>
           <w:tcPr>
-            <w:tcW w:type="dxa" w:w="5817"/>
+            <w:tcW w:type="dxa" w:w="5340"/>
             <w:noWrap/>
           </w:tcPr>
           <w:p>
@@ -10423,7 +10423,7 @@
       <w:tr>
         <w:tc>
           <w:tcPr>
-            <w:tcW w:type="dxa" w:w="476"/>
+            <w:tcW w:type="dxa" w:w="952"/>
           </w:tcPr>
           <w:p>
             <w:pPr>
@@ -10439,7 +10439,7 @@
         </w:tc>
         <w:tc>
           <w:tcPr>
-            <w:tcW w:type="dxa" w:w="5817"/>
+            <w:tcW w:type="dxa" w:w="5340"/>
             <w:noWrap/>
           </w:tcPr>
           <w:p>
@@ -10469,7 +10469,7 @@
       <w:tr>
         <w:tc>
           <w:tcPr>
-            <w:tcW w:type="dxa" w:w="476"/>
+            <w:tcW w:type="dxa" w:w="952"/>
           </w:tcPr>
           <w:p>
             <w:pPr>
@@ -10485,7 +10485,7 @@
         </w:tc>
         <w:tc>
           <w:tcPr>
-            <w:tcW w:type="dxa" w:w="5817"/>
+            <w:tcW w:type="dxa" w:w="5340"/>
             <w:noWrap/>
           </w:tcPr>
           <w:p>
@@ -10515,7 +10515,7 @@
       <w:tr>
         <w:tc>
           <w:tcPr>
-            <w:tcW w:type="dxa" w:w="476"/>
+            <w:tcW w:type="dxa" w:w="952"/>
           </w:tcPr>
           <w:p>
             <w:pPr>
@@ -10531,7 +10531,7 @@
         </w:tc>
         <w:tc>
           <w:tcPr>
-            <w:tcW w:type="dxa" w:w="5817"/>
+            <w:tcW w:type="dxa" w:w="5340"/>
             <w:noWrap/>
           </w:tcPr>
           <w:p>
@@ -10561,7 +10561,7 @@
       <w:tr>
         <w:tc>
           <w:tcPr>
-            <w:tcW w:type="dxa" w:w="476"/>
+            <w:tcW w:type="dxa" w:w="952"/>
           </w:tcPr>
           <w:p>
             <w:pPr>
@@ -10577,7 +10577,7 @@
         </w:tc>
         <w:tc>
           <w:tcPr>
-            <w:tcW w:type="dxa" w:w="5817"/>
+            <w:tcW w:type="dxa" w:w="5340"/>
             <w:noWrap/>
           </w:tcPr>
           <w:p>
@@ -10607,7 +10607,7 @@
       <w:tr>
         <w:tc>
           <w:tcPr>
-            <w:tcW w:type="dxa" w:w="476"/>
+            <w:tcW w:type="dxa" w:w="952"/>
           </w:tcPr>
           <w:p>
             <w:pPr>
@@ -10623,7 +10623,7 @@
         </w:tc>
         <w:tc>
           <w:tcPr>
-            <w:tcW w:type="dxa" w:w="5817"/>
+            <w:tcW w:type="dxa" w:w="5340"/>
             <w:noWrap/>
           </w:tcPr>
           <w:p>
@@ -10653,7 +10653,7 @@
       <w:tr>
         <w:tc>
           <w:tcPr>
-            <w:tcW w:type="dxa" w:w="476"/>
+            <w:tcW w:type="dxa" w:w="952"/>
           </w:tcPr>
           <w:p>
             <w:pPr>
@@ -10669,7 +10669,7 @@
         </w:tc>
         <w:tc>
           <w:tcPr>
-            <w:tcW w:type="dxa" w:w="5817"/>
+            <w:tcW w:type="dxa" w:w="5340"/>
             <w:noWrap/>
           </w:tcPr>
           <w:p>
@@ -10699,7 +10699,7 @@
       <w:tr>
         <w:tc>
           <w:tcPr>
-            <w:tcW w:type="dxa" w:w="476"/>
+            <w:tcW w:type="dxa" w:w="952"/>
           </w:tcPr>
           <w:p>
             <w:pPr>
@@ -10715,7 +10715,7 @@
         </w:tc>
         <w:tc>
           <w:tcPr>
-            <w:tcW w:type="dxa" w:w="5817"/>
+            <w:tcW w:type="dxa" w:w="5340"/>
             <w:noWrap/>
           </w:tcPr>
           <w:p>
@@ -10745,7 +10745,7 @@
       <w:tr>
         <w:tc>
           <w:tcPr>
-            <w:tcW w:type="dxa" w:w="476"/>
+            <w:tcW w:type="dxa" w:w="952"/>
           </w:tcPr>
           <w:p>
             <w:pPr>
@@ -10761,7 +10761,7 @@
         </w:tc>
         <w:tc>
           <w:tcPr>
-            <w:tcW w:type="dxa" w:w="5817"/>
+            <w:tcW w:type="dxa" w:w="5340"/>
             <w:noWrap/>
           </w:tcPr>
           <w:p>
@@ -10791,7 +10791,7 @@
       <w:tr>
         <w:tc>
           <w:tcPr>
-            <w:tcW w:type="dxa" w:w="476"/>
+            <w:tcW w:type="dxa" w:w="952"/>
           </w:tcPr>
           <w:p>
             <w:pPr>
@@ -10807,7 +10807,7 @@
         </w:tc>
         <w:tc>
           <w:tcPr>
-            <w:tcW w:type="dxa" w:w="5817"/>
+            <w:tcW w:type="dxa" w:w="5340"/>
             <w:noWrap/>
           </w:tcPr>
           <w:p>
@@ -10837,7 +10837,7 @@
       <w:tr>
         <w:tc>
           <w:tcPr>
-            <w:tcW w:type="dxa" w:w="476"/>
+            <w:tcW w:type="dxa" w:w="952"/>
           </w:tcPr>
           <w:p>
             <w:pPr>
@@ -10853,7 +10853,7 @@
         </w:tc>
         <w:tc>
           <w:tcPr>
-            <w:tcW w:type="dxa" w:w="5817"/>
+            <w:tcW w:type="dxa" w:w="5340"/>
             <w:noWrap/>
           </w:tcPr>
           <w:p>
@@ -10906,7 +10906,7 @@
       <w:tr>
         <w:tc>
           <w:tcPr>
-            <w:tcW w:type="dxa" w:w="476"/>
+            <w:tcW w:type="dxa" w:w="952"/>
           </w:tcPr>
           <w:p>
             <w:pPr>
@@ -10922,7 +10922,7 @@
         </w:tc>
         <w:tc>
           <w:tcPr>
-            <w:tcW w:type="dxa" w:w="5817"/>
+            <w:tcW w:type="dxa" w:w="5340"/>
             <w:noWrap/>
           </w:tcPr>
           <w:p>
@@ -10951,7 +10951,7 @@
       <w:tr>
         <w:tc>
           <w:tcPr>
-            <w:tcW w:type="dxa" w:w="476"/>
+            <w:tcW w:type="dxa" w:w="952"/>
           </w:tcPr>
           <w:p>
             <w:pPr>
@@ -10967,7 +10967,7 @@
         </w:tc>
         <w:tc>
           <w:tcPr>
-            <w:tcW w:type="dxa" w:w="5817"/>
+            <w:tcW w:type="dxa" w:w="5340"/>
             <w:noWrap/>
           </w:tcPr>
           <w:p>
@@ -10997,7 +10997,7 @@
       <w:tr>
         <w:tc>
           <w:tcPr>
-            <w:tcW w:type="dxa" w:w="476"/>
+            <w:tcW w:type="dxa" w:w="952"/>
           </w:tcPr>
           <w:p>
             <w:pPr>
@@ -11013,7 +11013,7 @@
         </w:tc>
         <w:tc>
           <w:tcPr>
-            <w:tcW w:type="dxa" w:w="5817"/>
+            <w:tcW w:type="dxa" w:w="5340"/>
             <w:noWrap/>
           </w:tcPr>
           <w:p>
@@ -11066,7 +11066,7 @@
       <w:tr>
         <w:tc>
           <w:tcPr>
-            <w:tcW w:type="dxa" w:w="476"/>
+            <w:tcW w:type="dxa" w:w="952"/>
           </w:tcPr>
           <w:p>
             <w:pPr>
@@ -11082,7 +11082,7 @@
         </w:tc>
         <w:tc>
           <w:tcPr>
-            <w:tcW w:type="dxa" w:w="5817"/>
+            <w:tcW w:type="dxa" w:w="5340"/>
             <w:noWrap/>
           </w:tcPr>
           <w:p>
@@ -11111,7 +11111,7 @@
       <w:tr>
         <w:tc>
           <w:tcPr>
-            <w:tcW w:type="dxa" w:w="476"/>
+            <w:tcW w:type="dxa" w:w="952"/>
           </w:tcPr>
           <w:p>
             <w:pPr>
@@ -11127,7 +11127,7 @@
         </w:tc>
         <w:tc>
           <w:tcPr>
-            <w:tcW w:type="dxa" w:w="5817"/>
+            <w:tcW w:type="dxa" w:w="5340"/>
             <w:noWrap/>
           </w:tcPr>
           <w:p>
@@ -11157,7 +11157,7 @@
       <w:tr>
         <w:tc>
           <w:tcPr>
-            <w:tcW w:type="dxa" w:w="476"/>
+            <w:tcW w:type="dxa" w:w="952"/>
           </w:tcPr>
           <w:p>
             <w:pPr>
@@ -11173,7 +11173,7 @@
         </w:tc>
         <w:tc>
           <w:tcPr>
-            <w:tcW w:type="dxa" w:w="5817"/>
+            <w:tcW w:type="dxa" w:w="5340"/>
             <w:noWrap/>
           </w:tcPr>
           <w:p>
@@ -11203,7 +11203,7 @@
       <w:tr>
         <w:tc>
           <w:tcPr>
-            <w:tcW w:type="dxa" w:w="476"/>
+            <w:tcW w:type="dxa" w:w="952"/>
           </w:tcPr>
           <w:p>
             <w:pPr>
@@ -11219,7 +11219,7 @@
         </w:tc>
         <w:tc>
           <w:tcPr>
-            <w:tcW w:type="dxa" w:w="5817"/>
+            <w:tcW w:type="dxa" w:w="5340"/>
             <w:noWrap/>
           </w:tcPr>
           <w:p>
@@ -11249,7 +11249,7 @@
       <w:tr>
         <w:tc>
           <w:tcPr>
-            <w:tcW w:type="dxa" w:w="476"/>
+            <w:tcW w:type="dxa" w:w="952"/>
           </w:tcPr>
           <w:p>
             <w:pPr>
@@ -11265,7 +11265,7 @@
         </w:tc>
         <w:tc>
           <w:tcPr>
-            <w:tcW w:type="dxa" w:w="5817"/>
+            <w:tcW w:type="dxa" w:w="5340"/>
             <w:noWrap/>
           </w:tcPr>
           <w:p>
@@ -11295,7 +11295,7 @@
       <w:tr>
         <w:tc>
           <w:tcPr>
-            <w:tcW w:type="dxa" w:w="476"/>
+            <w:tcW w:type="dxa" w:w="952"/>
           </w:tcPr>
           <w:p>
             <w:pPr>
@@ -11311,7 +11311,7 @@
         </w:tc>
         <w:tc>
           <w:tcPr>
-            <w:tcW w:type="dxa" w:w="5817"/>
+            <w:tcW w:type="dxa" w:w="5340"/>
             <w:noWrap/>
           </w:tcPr>
           <w:p>
@@ -11364,7 +11364,7 @@
       <w:tr>
         <w:tc>
           <w:tcPr>
-            <w:tcW w:type="dxa" w:w="476"/>
+            <w:tcW w:type="dxa" w:w="952"/>
           </w:tcPr>
           <w:p>
             <w:pPr>
@@ -11380,7 +11380,7 @@
         </w:tc>
         <w:tc>
           <w:tcPr>
-            <w:tcW w:type="dxa" w:w="5817"/>
+            <w:tcW w:type="dxa" w:w="5340"/>
             <w:noWrap/>
           </w:tcPr>
           <w:p>
@@ -11409,7 +11409,7 @@
       <w:tr>
         <w:tc>
           <w:tcPr>
-            <w:tcW w:type="dxa" w:w="476"/>
+            <w:tcW w:type="dxa" w:w="952"/>
           </w:tcPr>
           <w:p>
             <w:pPr>
@@ -11425,7 +11425,7 @@
         </w:tc>
         <w:tc>
           <w:tcPr>
-            <w:tcW w:type="dxa" w:w="5817"/>
+            <w:tcW w:type="dxa" w:w="5340"/>
             <w:noWrap/>
           </w:tcPr>
           <w:p>
@@ -11455,7 +11455,7 @@
       <w:tr>
         <w:tc>
           <w:tcPr>
-            <w:tcW w:type="dxa" w:w="476"/>
+            <w:tcW w:type="dxa" w:w="952"/>
           </w:tcPr>
           <w:p>
             <w:pPr>
@@ -11471,7 +11471,7 @@
         </w:tc>
         <w:tc>
           <w:tcPr>
-            <w:tcW w:type="dxa" w:w="5817"/>
+            <w:tcW w:type="dxa" w:w="5340"/>
             <w:noWrap/>
           </w:tcPr>
           <w:p>
@@ -11501,7 +11501,7 @@
       <w:tr>
         <w:tc>
           <w:tcPr>
-            <w:tcW w:type="dxa" w:w="476"/>
+            <w:tcW w:type="dxa" w:w="952"/>
           </w:tcPr>
           <w:p>
             <w:pPr>
@@ -11517,7 +11517,7 @@
         </w:tc>
         <w:tc>
           <w:tcPr>
-            <w:tcW w:type="dxa" w:w="5817"/>
+            <w:tcW w:type="dxa" w:w="5340"/>
             <w:noWrap/>
           </w:tcPr>
           <w:p>
@@ -11547,7 +11547,7 @@
       <w:tr>
         <w:tc>
           <w:tcPr>
-            <w:tcW w:type="dxa" w:w="476"/>
+            <w:tcW w:type="dxa" w:w="952"/>
           </w:tcPr>
           <w:p>
             <w:pPr>
@@ -11563,7 +11563,7 @@
         </w:tc>
         <w:tc>
           <w:tcPr>
-            <w:tcW w:type="dxa" w:w="5817"/>
+            <w:tcW w:type="dxa" w:w="5340"/>
             <w:noWrap/>
           </w:tcPr>
           <w:p>
@@ -11616,7 +11616,7 @@
       <w:tr>
         <w:tc>
           <w:tcPr>
-            <w:tcW w:type="dxa" w:w="476"/>
+            <w:tcW w:type="dxa" w:w="952"/>
           </w:tcPr>
           <w:p>
             <w:pPr>
@@ -11632,7 +11632,7 @@
         </w:tc>
         <w:tc>
           <w:tcPr>
-            <w:tcW w:type="dxa" w:w="5817"/>
+            <w:tcW w:type="dxa" w:w="5340"/>
             <w:noWrap/>
           </w:tcPr>
           <w:p>
@@ -11661,7 +11661,7 @@
       <w:tr>
         <w:tc>
           <w:tcPr>
-            <w:tcW w:type="dxa" w:w="476"/>
+            <w:tcW w:type="dxa" w:w="952"/>
           </w:tcPr>
           <w:p>
             <w:pPr>
@@ -11677,7 +11677,7 @@
         </w:tc>
         <w:tc>
           <w:tcPr>
-            <w:tcW w:type="dxa" w:w="5817"/>
+            <w:tcW w:type="dxa" w:w="5340"/>
             <w:noWrap/>
           </w:tcPr>
           <w:p>
@@ -11707,7 +11707,7 @@
       <w:tr>
         <w:tc>
           <w:tcPr>
-            <w:tcW w:type="dxa" w:w="476"/>
+            <w:tcW w:type="dxa" w:w="952"/>
           </w:tcPr>
           <w:p>
             <w:pPr>
@@ -11723,7 +11723,7 @@
         </w:tc>
         <w:tc>
           <w:tcPr>
-            <w:tcW w:type="dxa" w:w="5817"/>
+            <w:tcW w:type="dxa" w:w="5340"/>
             <w:noWrap/>
           </w:tcPr>
           <w:p>
@@ -11753,7 +11753,7 @@
       <w:tr>
         <w:tc>
           <w:tcPr>
-            <w:tcW w:type="dxa" w:w="476"/>
+            <w:tcW w:type="dxa" w:w="952"/>
           </w:tcPr>
           <w:p>
             <w:pPr>
@@ -11769,7 +11769,7 @@
         </w:tc>
         <w:tc>
           <w:tcPr>
-            <w:tcW w:type="dxa" w:w="5817"/>
+            <w:tcW w:type="dxa" w:w="5340"/>
             <w:noWrap/>
           </w:tcPr>
           <w:p>
@@ -11799,7 +11799,7 @@
       <w:tr>
         <w:tc>
           <w:tcPr>
-            <w:tcW w:type="dxa" w:w="476"/>
+            <w:tcW w:type="dxa" w:w="952"/>
           </w:tcPr>
           <w:p>
             <w:pPr>
@@ -11815,7 +11815,7 @@
         </w:tc>
         <w:tc>
           <w:tcPr>
-            <w:tcW w:type="dxa" w:w="5817"/>
+            <w:tcW w:type="dxa" w:w="5340"/>
             <w:noWrap/>
           </w:tcPr>
           <w:p>
@@ -11845,7 +11845,7 @@
       <w:tr>
         <w:tc>
           <w:tcPr>
-            <w:tcW w:type="dxa" w:w="476"/>
+            <w:tcW w:type="dxa" w:w="952"/>
           </w:tcPr>
           <w:p>
             <w:pPr>
@@ -11861,7 +11861,7 @@
         </w:tc>
         <w:tc>
           <w:tcPr>
-            <w:tcW w:type="dxa" w:w="5817"/>
+            <w:tcW w:type="dxa" w:w="5340"/>
             <w:noWrap/>
           </w:tcPr>
           <w:p>
@@ -11891,7 +11891,7 @@
       <w:tr>
         <w:tc>
           <w:tcPr>
-            <w:tcW w:type="dxa" w:w="476"/>
+            <w:tcW w:type="dxa" w:w="952"/>
           </w:tcPr>
           <w:p>
             <w:pPr>
@@ -11907,7 +11907,7 @@
         </w:tc>
         <w:tc>
           <w:tcPr>
-            <w:tcW w:type="dxa" w:w="5817"/>
+            <w:tcW w:type="dxa" w:w="5340"/>
             <w:noWrap/>
           </w:tcPr>
           <w:p>
@@ -11937,7 +11937,7 @@
       <w:tr>
         <w:tc>
           <w:tcPr>
-            <w:tcW w:type="dxa" w:w="476"/>
+            <w:tcW w:type="dxa" w:w="952"/>
           </w:tcPr>
           <w:p>
             <w:pPr>
@@ -11953,7 +11953,7 @@
         </w:tc>
         <w:tc>
           <w:tcPr>
-            <w:tcW w:type="dxa" w:w="5817"/>
+            <w:tcW w:type="dxa" w:w="5340"/>
             <w:noWrap/>
           </w:tcPr>
           <w:p>
@@ -11983,7 +11983,7 @@
       <w:tr>
         <w:tc>
           <w:tcPr>
-            <w:tcW w:type="dxa" w:w="476"/>
+            <w:tcW w:type="dxa" w:w="952"/>
           </w:tcPr>
           <w:p>
             <w:pPr>
@@ -11999,7 +11999,7 @@
         </w:tc>
         <w:tc>
           <w:tcPr>
-            <w:tcW w:type="dxa" w:w="5817"/>
+            <w:tcW w:type="dxa" w:w="5340"/>
             <w:noWrap/>
           </w:tcPr>
           <w:p>
@@ -12029,7 +12029,7 @@
       <w:tr>
         <w:tc>
           <w:tcPr>
-            <w:tcW w:type="dxa" w:w="476"/>
+            <w:tcW w:type="dxa" w:w="952"/>
           </w:tcPr>
           <w:p>
             <w:pPr>
@@ -12045,7 +12045,7 @@
         </w:tc>
         <w:tc>
           <w:tcPr>
-            <w:tcW w:type="dxa" w:w="5817"/>
+            <w:tcW w:type="dxa" w:w="5340"/>
             <w:noWrap/>
           </w:tcPr>
           <w:p>
@@ -12075,7 +12075,7 @@
       <w:tr>
         <w:tc>
           <w:tcPr>
-            <w:tcW w:type="dxa" w:w="476"/>
+            <w:tcW w:type="dxa" w:w="952"/>
           </w:tcPr>
           <w:p>
             <w:pPr>
@@ -12091,7 +12091,7 @@
         </w:tc>
         <w:tc>
           <w:tcPr>
-            <w:tcW w:type="dxa" w:w="5817"/>
+            <w:tcW w:type="dxa" w:w="5340"/>
             <w:noWrap/>
           </w:tcPr>
           <w:p>
@@ -12121,7 +12121,7 @@
       <w:tr>
         <w:tc>
           <w:tcPr>
-            <w:tcW w:type="dxa" w:w="476"/>
+            <w:tcW w:type="dxa" w:w="952"/>
           </w:tcPr>
           <w:p>
             <w:pPr>
@@ -12137,7 +12137,7 @@
         </w:tc>
         <w:tc>
           <w:tcPr>
-            <w:tcW w:type="dxa" w:w="5817"/>
+            <w:tcW w:type="dxa" w:w="5340"/>
             <w:noWrap/>
           </w:tcPr>
           <w:p>
@@ -12167,7 +12167,7 @@
       <w:tr>
         <w:tc>
           <w:tcPr>
-            <w:tcW w:type="dxa" w:w="476"/>
+            <w:tcW w:type="dxa" w:w="952"/>
           </w:tcPr>
           <w:p>
             <w:pPr>
@@ -12183,7 +12183,7 @@
         </w:tc>
         <w:tc>
           <w:tcPr>
-            <w:tcW w:type="dxa" w:w="5817"/>
+            <w:tcW w:type="dxa" w:w="5340"/>
             <w:noWrap/>
           </w:tcPr>
           <w:p>
@@ -12213,7 +12213,7 @@
       <w:tr>
         <w:tc>
           <w:tcPr>
-            <w:tcW w:type="dxa" w:w="476"/>
+            <w:tcW w:type="dxa" w:w="952"/>
           </w:tcPr>
           <w:p>
             <w:pPr>
@@ -12229,7 +12229,7 @@
         </w:tc>
         <w:tc>
           <w:tcPr>
-            <w:tcW w:type="dxa" w:w="5817"/>
+            <w:tcW w:type="dxa" w:w="5340"/>
             <w:noWrap/>
           </w:tcPr>
           <w:p>
@@ -12259,7 +12259,7 @@
       <w:tr>
         <w:tc>
           <w:tcPr>
-            <w:tcW w:type="dxa" w:w="476"/>
+            <w:tcW w:type="dxa" w:w="952"/>
           </w:tcPr>
           <w:p>
             <w:pPr>
@@ -12275,7 +12275,7 @@
         </w:tc>
         <w:tc>
           <w:tcPr>
-            <w:tcW w:type="dxa" w:w="5817"/>
+            <w:tcW w:type="dxa" w:w="5340"/>
             <w:noWrap/>
           </w:tcPr>
           <w:p>
@@ -12305,7 +12305,7 @@
       <w:tr>
         <w:tc>
           <w:tcPr>
-            <w:tcW w:type="dxa" w:w="476"/>
+            <w:tcW w:type="dxa" w:w="952"/>
           </w:tcPr>
           <w:p>
             <w:pPr>
@@ -12321,7 +12321,7 @@
         </w:tc>
         <w:tc>
           <w:tcPr>
-            <w:tcW w:type="dxa" w:w="5817"/>
+            <w:tcW w:type="dxa" w:w="5340"/>
             <w:noWrap/>
           </w:tcPr>
           <w:p>
@@ -12351,7 +12351,7 @@
       <w:tr>
         <w:tc>
           <w:tcPr>
-            <w:tcW w:type="dxa" w:w="476"/>
+            <w:tcW w:type="dxa" w:w="952"/>
           </w:tcPr>
           <w:p>
             <w:pPr>
@@ -12367,7 +12367,7 @@
         </w:tc>
         <w:tc>
           <w:tcPr>
-            <w:tcW w:type="dxa" w:w="5817"/>
+            <w:tcW w:type="dxa" w:w="5340"/>
             <w:noWrap/>
           </w:tcPr>
           <w:p>
@@ -12397,7 +12397,7 @@
       <w:tr>
         <w:tc>
           <w:tcPr>
-            <w:tcW w:type="dxa" w:w="476"/>
+            <w:tcW w:type="dxa" w:w="952"/>
           </w:tcPr>
           <w:p>
             <w:pPr>
@@ -12413,7 +12413,7 @@
         </w:tc>
         <w:tc>
           <w:tcPr>
-            <w:tcW w:type="dxa" w:w="5817"/>
+            <w:tcW w:type="dxa" w:w="5340"/>
             <w:noWrap/>
           </w:tcPr>
           <w:p>
@@ -12443,7 +12443,7 @@
       <w:tr>
         <w:tc>
           <w:tcPr>
-            <w:tcW w:type="dxa" w:w="476"/>
+            <w:tcW w:type="dxa" w:w="952"/>
           </w:tcPr>
           <w:p>
             <w:pPr>
@@ -12459,7 +12459,7 @@
         </w:tc>
         <w:tc>
           <w:tcPr>
-            <w:tcW w:type="dxa" w:w="5817"/>
+            <w:tcW w:type="dxa" w:w="5340"/>
             <w:noWrap/>
           </w:tcPr>
           <w:p>
@@ -12489,7 +12489,7 @@
       <w:tr>
         <w:tc>
           <w:tcPr>
-            <w:tcW w:type="dxa" w:w="476"/>
+            <w:tcW w:type="dxa" w:w="952"/>
           </w:tcPr>
           <w:p>
             <w:pPr>
@@ -12505,7 +12505,7 @@
         </w:tc>
         <w:tc>
           <w:tcPr>
-            <w:tcW w:type="dxa" w:w="5817"/>
+            <w:tcW w:type="dxa" w:w="5340"/>
             <w:noWrap/>
           </w:tcPr>
           <w:p>
@@ -12535,7 +12535,7 @@
       <w:tr>
         <w:tc>
           <w:tcPr>
-            <w:tcW w:type="dxa" w:w="476"/>
+            <w:tcW w:type="dxa" w:w="952"/>
           </w:tcPr>
           <w:p>
             <w:pPr>
@@ -12551,7 +12551,7 @@
         </w:tc>
         <w:tc>
           <w:tcPr>
-            <w:tcW w:type="dxa" w:w="5817"/>
+            <w:tcW w:type="dxa" w:w="5340"/>
             <w:noWrap/>
           </w:tcPr>
           <w:p>
@@ -12581,7 +12581,7 @@
       <w:tr>
         <w:tc>
           <w:tcPr>
-            <w:tcW w:type="dxa" w:w="476"/>
+            <w:tcW w:type="dxa" w:w="952"/>
           </w:tcPr>
           <w:p>
             <w:pPr>
@@ -12597,7 +12597,7 @@
         </w:tc>
         <w:tc>
           <w:tcPr>
-            <w:tcW w:type="dxa" w:w="5817"/>
+            <w:tcW w:type="dxa" w:w="5340"/>
             <w:noWrap/>
           </w:tcPr>
           <w:p>
@@ -12627,7 +12627,7 @@
       <w:tr>
         <w:tc>
           <w:tcPr>
-            <w:tcW w:type="dxa" w:w="476"/>
+            <w:tcW w:type="dxa" w:w="952"/>
           </w:tcPr>
           <w:p>
             <w:pPr>
@@ -12643,7 +12643,7 @@
         </w:tc>
         <w:tc>
           <w:tcPr>
-            <w:tcW w:type="dxa" w:w="5817"/>
+            <w:tcW w:type="dxa" w:w="5340"/>
             <w:noWrap/>
           </w:tcPr>
           <w:p>
@@ -12696,7 +12696,7 @@
       <w:tr>
         <w:tc>
           <w:tcPr>
-            <w:tcW w:type="dxa" w:w="476"/>
+            <w:tcW w:type="dxa" w:w="952"/>
           </w:tcPr>
           <w:p>
             <w:pPr>
@@ -12712,7 +12712,7 @@
         </w:tc>
         <w:tc>
           <w:tcPr>
-            <w:tcW w:type="dxa" w:w="5817"/>
+            <w:tcW w:type="dxa" w:w="5340"/>
             <w:noWrap/>
           </w:tcPr>
           <w:p>
@@ -12741,7 +12741,7 @@
       <w:tr>
         <w:tc>
           <w:tcPr>
-            <w:tcW w:type="dxa" w:w="476"/>
+            <w:tcW w:type="dxa" w:w="952"/>
           </w:tcPr>
           <w:p>
             <w:pPr>
@@ -12757,7 +12757,7 @@
         </w:tc>
         <w:tc>
           <w:tcPr>
-            <w:tcW w:type="dxa" w:w="5817"/>
+            <w:tcW w:type="dxa" w:w="5340"/>
             <w:noWrap/>
           </w:tcPr>
           <w:p>
@@ -12787,7 +12787,7 @@
       <w:tr>
         <w:tc>
           <w:tcPr>
-            <w:tcW w:type="dxa" w:w="476"/>
+            <w:tcW w:type="dxa" w:w="952"/>
           </w:tcPr>
           <w:p>
             <w:pPr>
@@ -12803,7 +12803,7 @@
         </w:tc>
         <w:tc>
           <w:tcPr>
-            <w:tcW w:type="dxa" w:w="5817"/>
+            <w:tcW w:type="dxa" w:w="5340"/>
             <w:noWrap/>
           </w:tcPr>
           <w:p>
@@ -12833,7 +12833,7 @@
       <w:tr>
         <w:tc>
           <w:tcPr>
-            <w:tcW w:type="dxa" w:w="476"/>
+            <w:tcW w:type="dxa" w:w="952"/>
           </w:tcPr>
           <w:p>
             <w:pPr>
@@ -12849,7 +12849,7 @@
         </w:tc>
         <w:tc>
           <w:tcPr>
-            <w:tcW w:type="dxa" w:w="5817"/>
+            <w:tcW w:type="dxa" w:w="5340"/>
             <w:noWrap/>
           </w:tcPr>
           <w:p>
@@ -12879,7 +12879,7 @@
       <w:tr>
         <w:tc>
           <w:tcPr>
-            <w:tcW w:type="dxa" w:w="476"/>
+            <w:tcW w:type="dxa" w:w="952"/>
           </w:tcPr>
           <w:p>
             <w:pPr>
@@ -12895,7 +12895,7 @@
         </w:tc>
         <w:tc>
           <w:tcPr>
-            <w:tcW w:type="dxa" w:w="5817"/>
+            <w:tcW w:type="dxa" w:w="5340"/>
             <w:noWrap/>
           </w:tcPr>
           <w:p>
@@ -12925,7 +12925,7 @@
       <w:tr>
         <w:tc>
           <w:tcPr>
-            <w:tcW w:type="dxa" w:w="476"/>
+            <w:tcW w:type="dxa" w:w="952"/>
           </w:tcPr>
           <w:p>
             <w:pPr>
@@ -12941,7 +12941,7 @@
         </w:tc>
         <w:tc>
           <w:tcPr>
-            <w:tcW w:type="dxa" w:w="5817"/>
+            <w:tcW w:type="dxa" w:w="5340"/>
             <w:noWrap/>
           </w:tcPr>
           <w:p>
@@ -12971,7 +12971,7 @@
       <w:tr>
         <w:tc>
           <w:tcPr>
-            <w:tcW w:type="dxa" w:w="476"/>
+            <w:tcW w:type="dxa" w:w="952"/>
           </w:tcPr>
           <w:p>
             <w:pPr>
@@ -12987,7 +12987,7 @@
         </w:tc>
         <w:tc>
           <w:tcPr>
-            <w:tcW w:type="dxa" w:w="5817"/>
+            <w:tcW w:type="dxa" w:w="5340"/>
             <w:noWrap/>
           </w:tcPr>
           <w:p>
@@ -13017,7 +13017,7 @@
       <w:tr>
         <w:tc>
           <w:tcPr>
-            <w:tcW w:type="dxa" w:w="476"/>
+            <w:tcW w:type="dxa" w:w="952"/>
           </w:tcPr>
           <w:p>
             <w:pPr>
@@ -13033,7 +13033,7 @@
         </w:tc>
         <w:tc>
           <w:tcPr>
-            <w:tcW w:type="dxa" w:w="5817"/>
+            <w:tcW w:type="dxa" w:w="5340"/>
             <w:noWrap/>
           </w:tcPr>
           <w:p>
@@ -13086,7 +13086,7 @@
       <w:tr>
         <w:tc>
           <w:tcPr>
-            <w:tcW w:type="dxa" w:w="476"/>
+            <w:tcW w:type="dxa" w:w="952"/>
           </w:tcPr>
           <w:p>
             <w:pPr>
@@ -13102,7 +13102,7 @@
         </w:tc>
         <w:tc>
           <w:tcPr>
-            <w:tcW w:type="dxa" w:w="5817"/>
+            <w:tcW w:type="dxa" w:w="5340"/>
             <w:noWrap/>
           </w:tcPr>
           <w:p>
@@ -13131,7 +13131,7 @@
       <w:tr>
         <w:tc>
           <w:tcPr>
-            <w:tcW w:type="dxa" w:w="476"/>
+            <w:tcW w:type="dxa" w:w="952"/>
           </w:tcPr>
           <w:p>
             <w:pPr>
@@ -13147,7 +13147,7 @@
         </w:tc>
         <w:tc>
           <w:tcPr>
-            <w:tcW w:type="dxa" w:w="5817"/>
+            <w:tcW w:type="dxa" w:w="5340"/>
             <w:noWrap/>
           </w:tcPr>
           <w:p>
@@ -13177,7 +13177,7 @@
       <w:tr>
         <w:tc>
           <w:tcPr>
-            <w:tcW w:type="dxa" w:w="476"/>
+            <w:tcW w:type="dxa" w:w="952"/>
           </w:tcPr>
           <w:p>
             <w:pPr>
@@ -13193,7 +13193,7 @@
         </w:tc>
         <w:tc>
           <w:tcPr>
-            <w:tcW w:type="dxa" w:w="5817"/>
+            <w:tcW w:type="dxa" w:w="5340"/>
             <w:noWrap/>
           </w:tcPr>
           <w:p>
@@ -13223,7 +13223,7 @@
       <w:tr>
         <w:tc>
           <w:tcPr>
-            <w:tcW w:type="dxa" w:w="476"/>
+            <w:tcW w:type="dxa" w:w="952"/>
           </w:tcPr>
           <w:p>
             <w:pPr>
@@ -13239,7 +13239,7 @@
         </w:tc>
         <w:tc>
           <w:tcPr>
-            <w:tcW w:type="dxa" w:w="5817"/>
+            <w:tcW w:type="dxa" w:w="5340"/>
             <w:noWrap/>
           </w:tcPr>
           <w:p>
@@ -13269,7 +13269,7 @@
       <w:tr>
         <w:tc>
           <w:tcPr>
-            <w:tcW w:type="dxa" w:w="476"/>
+            <w:tcW w:type="dxa" w:w="952"/>
           </w:tcPr>
           <w:p>
             <w:pPr>
@@ -13285,7 +13285,7 @@
         </w:tc>
         <w:tc>
           <w:tcPr>
-            <w:tcW w:type="dxa" w:w="5817"/>
+            <w:tcW w:type="dxa" w:w="5340"/>
             <w:noWrap/>
           </w:tcPr>
           <w:p>
@@ -13315,7 +13315,7 @@
       <w:tr>
         <w:tc>
           <w:tcPr>
-            <w:tcW w:type="dxa" w:w="476"/>
+            <w:tcW w:type="dxa" w:w="952"/>
           </w:tcPr>
           <w:p>
             <w:pPr>
@@ -13331,7 +13331,7 @@
         </w:tc>
         <w:tc>
           <w:tcPr>
-            <w:tcW w:type="dxa" w:w="5817"/>
+            <w:tcW w:type="dxa" w:w="5340"/>
             <w:noWrap/>
           </w:tcPr>
           <w:p>
@@ -13361,7 +13361,7 @@
       <w:tr>
         <w:tc>
           <w:tcPr>
-            <w:tcW w:type="dxa" w:w="476"/>
+            <w:tcW w:type="dxa" w:w="952"/>
           </w:tcPr>
           <w:p>
             <w:pPr>
@@ -13377,7 +13377,7 @@
         </w:tc>
         <w:tc>
           <w:tcPr>
-            <w:tcW w:type="dxa" w:w="5817"/>
+            <w:tcW w:type="dxa" w:w="5340"/>
             <w:noWrap/>
           </w:tcPr>
           <w:p>
@@ -13407,7 +13407,7 @@
       <w:tr>
         <w:tc>
           <w:tcPr>
-            <w:tcW w:type="dxa" w:w="476"/>
+            <w:tcW w:type="dxa" w:w="952"/>
           </w:tcPr>
           <w:p>
             <w:pPr>
@@ -13423,7 +13423,7 @@
         </w:tc>
         <w:tc>
           <w:tcPr>
-            <w:tcW w:type="dxa" w:w="5817"/>
+            <w:tcW w:type="dxa" w:w="5340"/>
             <w:noWrap/>
           </w:tcPr>
           <w:p>
@@ -13453,7 +13453,7 @@
       <w:tr>
         <w:tc>
           <w:tcPr>
-            <w:tcW w:type="dxa" w:w="476"/>
+            <w:tcW w:type="dxa" w:w="952"/>
           </w:tcPr>
           <w:p>
             <w:pPr>
@@ -13469,7 +13469,7 @@
         </w:tc>
         <w:tc>
           <w:tcPr>
-            <w:tcW w:type="dxa" w:w="5817"/>
+            <w:tcW w:type="dxa" w:w="5340"/>
             <w:noWrap/>
           </w:tcPr>
           <w:p>
@@ -13499,7 +13499,7 @@
       <w:tr>
         <w:tc>
           <w:tcPr>
-            <w:tcW w:type="dxa" w:w="476"/>
+            <w:tcW w:type="dxa" w:w="952"/>
           </w:tcPr>
           <w:p>
             <w:pPr>
@@ -13515,7 +13515,7 @@
         </w:tc>
         <w:tc>
           <w:tcPr>
-            <w:tcW w:type="dxa" w:w="5817"/>
+            <w:tcW w:type="dxa" w:w="5340"/>
             <w:noWrap/>
           </w:tcPr>
           <w:p>
@@ -13568,7 +13568,7 @@
       <w:tr>
         <w:tc>
           <w:tcPr>
-            <w:tcW w:type="dxa" w:w="476"/>
+            <w:tcW w:type="dxa" w:w="952"/>
           </w:tcPr>
           <w:p>
             <w:pPr>
@@ -13584,7 +13584,7 @@
         </w:tc>
         <w:tc>
           <w:tcPr>
-            <w:tcW w:type="dxa" w:w="5817"/>
+            <w:tcW w:type="dxa" w:w="5340"/>
             <w:noWrap/>
           </w:tcPr>
           <w:p>
@@ -13613,7 +13613,7 @@
       <w:tr>
         <w:tc>
           <w:tcPr>
-            <w:tcW w:type="dxa" w:w="476"/>
+            <w:tcW w:type="dxa" w:w="952"/>
           </w:tcPr>
           <w:p>
             <w:pPr>
@@ -13629,7 +13629,7 @@
         </w:tc>
         <w:tc>
           <w:tcPr>
-            <w:tcW w:type="dxa" w:w="5817"/>
+            <w:tcW w:type="dxa" w:w="5340"/>
             <w:noWrap/>
           </w:tcPr>
           <w:p>
@@ -13659,7 +13659,7 @@
       <w:tr>
         <w:tc>
           <w:tcPr>
-            <w:tcW w:type="dxa" w:w="476"/>
+            <w:tcW w:type="dxa" w:w="952"/>
           </w:tcPr>
           <w:p>
             <w:pPr>
@@ -13675,7 +13675,7 @@
         </w:tc>
         <w:tc>
           <w:tcPr>
-            <w:tcW w:type="dxa" w:w="5817"/>
+            <w:tcW w:type="dxa" w:w="5340"/>
             <w:noWrap/>
           </w:tcPr>
           <w:p>
@@ -13705,7 +13705,7 @@
       <w:tr>
         <w:tc>
           <w:tcPr>
-            <w:tcW w:type="dxa" w:w="476"/>
+            <w:tcW w:type="dxa" w:w="952"/>
           </w:tcPr>
           <w:p>
             <w:pPr>
@@ -13721,7 +13721,7 @@
         </w:tc>
         <w:tc>
           <w:tcPr>
-            <w:tcW w:type="dxa" w:w="5817"/>
+            <w:tcW w:type="dxa" w:w="5340"/>
             <w:noWrap/>
           </w:tcPr>
           <w:p>
@@ -13751,7 +13751,7 @@
       <w:tr>
         <w:tc>
           <w:tcPr>
-            <w:tcW w:type="dxa" w:w="476"/>
+            <w:tcW w:type="dxa" w:w="952"/>
           </w:tcPr>
           <w:p>
             <w:pPr>
@@ -13767,7 +13767,7 @@
         </w:tc>
         <w:tc>
           <w:tcPr>
-            <w:tcW w:type="dxa" w:w="5817"/>
+            <w:tcW w:type="dxa" w:w="5340"/>
             <w:noWrap/>
           </w:tcPr>
           <w:p>
@@ -13797,7 +13797,7 @@
       <w:tr>
         <w:tc>
           <w:tcPr>
-            <w:tcW w:type="dxa" w:w="476"/>
+            <w:tcW w:type="dxa" w:w="952"/>
           </w:tcPr>
           <w:p>
             <w:pPr>
@@ -13813,7 +13813,7 @@
         </w:tc>
         <w:tc>
           <w:tcPr>
-            <w:tcW w:type="dxa" w:w="5817"/>
+            <w:tcW w:type="dxa" w:w="5340"/>
             <w:noWrap/>
           </w:tcPr>
           <w:p>
@@ -13843,7 +13843,7 @@
       <w:tr>
         <w:tc>
           <w:tcPr>
-            <w:tcW w:type="dxa" w:w="476"/>
+            <w:tcW w:type="dxa" w:w="952"/>
           </w:tcPr>
           <w:p>
             <w:pPr>
@@ -13859,7 +13859,7 @@
         </w:tc>
         <w:tc>
           <w:tcPr>
-            <w:tcW w:type="dxa" w:w="5817"/>
+            <w:tcW w:type="dxa" w:w="5340"/>
             <w:noWrap/>
           </w:tcPr>
           <w:p>
@@ -13889,7 +13889,7 @@
       <w:tr>
         <w:tc>
           <w:tcPr>
-            <w:tcW w:type="dxa" w:w="476"/>
+            <w:tcW w:type="dxa" w:w="952"/>
           </w:tcPr>
           <w:p>
             <w:pPr>
@@ -13905,7 +13905,7 @@
         </w:tc>
         <w:tc>
           <w:tcPr>
-            <w:tcW w:type="dxa" w:w="5817"/>
+            <w:tcW w:type="dxa" w:w="5340"/>
             <w:noWrap/>
           </w:tcPr>
           <w:p>
@@ -13935,7 +13935,7 @@
       <w:tr>
         <w:tc>
           <w:tcPr>
-            <w:tcW w:type="dxa" w:w="476"/>
+            <w:tcW w:type="dxa" w:w="952"/>
           </w:tcPr>
           <w:p>
             <w:pPr>
@@ -13951,7 +13951,7 @@
         </w:tc>
         <w:tc>
           <w:tcPr>
-            <w:tcW w:type="dxa" w:w="5817"/>
+            <w:tcW w:type="dxa" w:w="5340"/>
             <w:noWrap/>
           </w:tcPr>
           <w:p>
@@ -13981,7 +13981,7 @@
       <w:tr>
         <w:tc>
           <w:tcPr>
-            <w:tcW w:type="dxa" w:w="476"/>
+            <w:tcW w:type="dxa" w:w="952"/>
           </w:tcPr>
           <w:p>
             <w:pPr>
@@ -13997,7 +13997,7 @@
         </w:tc>
         <w:tc>
           <w:tcPr>
-            <w:tcW w:type="dxa" w:w="5817"/>
+            <w:tcW w:type="dxa" w:w="5340"/>
             <w:noWrap/>
           </w:tcPr>
           <w:p>
@@ -14050,7 +14050,7 @@
       <w:tr>
         <w:tc>
           <w:tcPr>
-            <w:tcW w:type="dxa" w:w="476"/>
+            <w:tcW w:type="dxa" w:w="952"/>
           </w:tcPr>
           <w:p>
             <w:pPr>
@@ -14066,7 +14066,7 @@
         </w:tc>
         <w:tc>
           <w:tcPr>
-            <w:tcW w:type="dxa" w:w="5817"/>
+            <w:tcW w:type="dxa" w:w="5340"/>
             <w:noWrap/>
           </w:tcPr>
           <w:p>
@@ -14095,7 +14095,7 @@
       <w:tr>
         <w:tc>
           <w:tcPr>
-            <w:tcW w:type="dxa" w:w="476"/>
+            <w:tcW w:type="dxa" w:w="952"/>
           </w:tcPr>
           <w:p>
             <w:pPr>
@@ -14111,7 +14111,7 @@
         </w:tc>
         <w:tc>
           <w:tcPr>
-            <w:tcW w:type="dxa" w:w="5817"/>
+            <w:tcW w:type="dxa" w:w="5340"/>
             <w:noWrap/>
           </w:tcPr>
           <w:p>
@@ -14141,7 +14141,7 @@
       <w:tr>
         <w:tc>
           <w:tcPr>
-            <w:tcW w:type="dxa" w:w="476"/>
+            <w:tcW w:type="dxa" w:w="952"/>
           </w:tcPr>
           <w:p>
             <w:pPr>
@@ -14157,7 +14157,7 @@
         </w:tc>
         <w:tc>
           <w:tcPr>
-            <w:tcW w:type="dxa" w:w="5817"/>
+            <w:tcW w:type="dxa" w:w="5340"/>
             <w:noWrap/>
           </w:tcPr>
           <w:p>
@@ -14187,7 +14187,7 @@
       <w:tr>
         <w:tc>
           <w:tcPr>
-            <w:tcW w:type="dxa" w:w="476"/>
+            <w:tcW w:type="dxa" w:w="952"/>
           </w:tcPr>
           <w:p>
             <w:pPr>
@@ -14203,7 +14203,7 @@
         </w:tc>
         <w:tc>
           <w:tcPr>
-            <w:tcW w:type="dxa" w:w="5817"/>
+            <w:tcW w:type="dxa" w:w="5340"/>
             <w:noWrap/>
           </w:tcPr>
           <w:p>
@@ -14233,7 +14233,7 @@
       <w:tr>
         <w:tc>
           <w:tcPr>
-            <w:tcW w:type="dxa" w:w="476"/>
+            <w:tcW w:type="dxa" w:w="952"/>
           </w:tcPr>
           <w:p>
             <w:pPr>
@@ -14249,7 +14249,7 @@
         </w:tc>
         <w:tc>
           <w:tcPr>
-            <w:tcW w:type="dxa" w:w="5817"/>
+            <w:tcW w:type="dxa" w:w="5340"/>
             <w:noWrap/>
           </w:tcPr>
           <w:p>
@@ -14279,7 +14279,7 @@
       <w:tr>
         <w:tc>
           <w:tcPr>
-            <w:tcW w:type="dxa" w:w="476"/>
+            <w:tcW w:type="dxa" w:w="952"/>
           </w:tcPr>
           <w:p>
             <w:pPr>
@@ -14295,7 +14295,7 @@
         </w:tc>
         <w:tc>
           <w:tcPr>
-            <w:tcW w:type="dxa" w:w="5817"/>
+            <w:tcW w:type="dxa" w:w="5340"/>
             <w:noWrap/>
           </w:tcPr>
           <w:p>
@@ -14325,7 +14325,7 @@
       <w:tr>
         <w:tc>
           <w:tcPr>
-            <w:tcW w:type="dxa" w:w="476"/>
+            <w:tcW w:type="dxa" w:w="952"/>
           </w:tcPr>
           <w:p>
             <w:pPr>
@@ -14341,7 +14341,7 @@
         </w:tc>
         <w:tc>
           <w:tcPr>
-            <w:tcW w:type="dxa" w:w="5817"/>
+            <w:tcW w:type="dxa" w:w="5340"/>
             <w:noWrap/>
           </w:tcPr>
           <w:p>
